--- a/FisicaEx03/Relatorio_Final.docx
+++ b/FisicaEx03/Relatorio_Final.docx
@@ -4,25 +4,30 @@
   <w:body>
     <w:p>
       <w:pPr>
-        <w:spacing w:before="700"/>
-        <w:jc w:val="center"/>
-      </w:pPr>
-      <w:r>
+        <w:pStyle w:val="Ttulodotrabalho"/>
+      </w:pPr>
+      <w:r>
+        <w:rPr>
+          <w:b w:val="0"/>
+        </w:rPr>
         <w:t>UNIVERSIDADE FEDERAL DE UBERLÂNDIA</w:t>
       </w:r>
     </w:p>
     <w:p>
       <w:pPr>
-        <w:jc w:val="center"/>
-      </w:pPr>
-      <w:r>
+        <w:pStyle w:val="Ttulodotrabalho"/>
+      </w:pPr>
+      <w:r>
+        <w:rPr>
+          <w:b w:val="0"/>
+        </w:rPr>
         <w:t>INSTITUTO DE FÍSICA</w:t>
       </w:r>
     </w:p>
     <w:p>
       <w:pPr>
-        <w:spacing w:before="1100"/>
-        <w:jc w:val="center"/>
+        <w:pStyle w:val="Autor"/>
+        <w:spacing w:before="700"/>
       </w:pPr>
       <w:r>
         <w:t>Heitor Yochida de Ávila</w:t>
@@ -38,137 +43,168 @@
     </w:p>
     <w:p>
       <w:pPr>
-        <w:spacing w:before="1400"/>
-        <w:jc w:val="center"/>
-      </w:pPr>
-      <w:r>
-        <w:rPr>
-          <w:b/>
-        </w:rPr>
+        <w:pStyle w:val="Ttulodotrabalho"/>
+        <w:spacing w:before="1040"/>
+      </w:pPr>
+      <w:r>
         <w:t>RELATÓRIO DE FÍSICA GERAL EXPERIMENTAL I</w:t>
       </w:r>
     </w:p>
     <w:p>
       <w:pPr>
-        <w:jc w:val="center"/>
+        <w:pStyle w:val="Subttulodotrabalho"/>
+      </w:pPr>
+      <w:r>
+        <w:t>Movimento uniformemente variável</w:t>
+      </w:r>
+      <w:r>
+        <w:br/>
+        <w:t>Queda livre</w:t>
+      </w:r>
+    </w:p>
+    <w:p>
+      <w:pPr>
+        <w:pStyle w:val="CidadeAno"/>
+        <w:spacing w:before="6900"/>
+      </w:pPr>
+      <w:r>
+        <w:t>Uberlândia</w:t>
+      </w:r>
+      <w:r>
+        <w:br/>
+        <w:t>2026</w:t>
+      </w:r>
+    </w:p>
+    <w:p>
+      <w:r>
+        <w:br w:type="page"/>
+      </w:r>
+    </w:p>
+    <w:p>
+      <w:pPr>
+        <w:pStyle w:val="Ttulodotrabalho"/>
+        <w:spacing w:before="1160"/>
+      </w:pPr>
+      <w:r>
+        <w:lastRenderedPageBreak/>
+        <w:t>RELATÓRIO DE FÍSICA GERAL EXPERIMENTAL I</w:t>
+      </w:r>
+    </w:p>
+    <w:p>
+      <w:pPr>
+        <w:pStyle w:val="Subttulodotrabalho"/>
+      </w:pPr>
+      <w:r>
+        <w:t>Movimento uniformemente variável</w:t>
+      </w:r>
+      <w:r>
+        <w:br/>
+        <w:t>Queda livre</w:t>
+      </w:r>
+    </w:p>
+    <w:p>
+      <w:pPr>
+        <w:spacing w:before="2520" w:after="140" w:line="240" w:lineRule="auto"/>
+        <w:ind w:left="4592" w:firstLine="0"/>
+        <w:jc w:val="left"/>
       </w:pPr>
       <w:r>
         <w:rPr>
-          <w:b/>
+          <w:rFonts w:ascii="Arial" w:hAnsi="Arial"/>
         </w:rPr>
-        <w:t>Movimento uniformemente variável</w:t>
-      </w:r>
+        <w:t>Relatório apresentado à disciplina Física Geral Experimental I, do Instituto de Física da Universidade Federal de Uberlândia.</w:t>
+      </w:r>
+    </w:p>
+    <w:p>
+      <w:pPr>
+        <w:spacing w:after="140" w:line="240" w:lineRule="auto"/>
+        <w:ind w:left="4592" w:firstLine="0"/>
+        <w:jc w:val="left"/>
+      </w:pPr>
       <w:r>
         <w:rPr>
-          <w:b/>
+          <w:rFonts w:ascii="Arial" w:hAnsi="Arial"/>
+        </w:rPr>
+        <w:t>Cursos: Engenharia Eletrônica e de Telecomunicações / Engenharia de Controle e Automação</w:t>
+      </w:r>
+    </w:p>
+    <w:p>
+      <w:pPr>
+        <w:spacing w:after="140" w:line="240" w:lineRule="auto"/>
+        <w:ind w:left="4592" w:firstLine="0"/>
+        <w:jc w:val="left"/>
+      </w:pPr>
+      <w:r>
+        <w:rPr>
+          <w:rFonts w:ascii="Arial" w:hAnsi="Arial"/>
+        </w:rPr>
+        <w:t>Turma: LabFis1_Eng_2026-2</w:t>
+      </w:r>
+    </w:p>
+    <w:p>
+      <w:pPr>
+        <w:spacing w:after="140" w:line="240" w:lineRule="auto"/>
+        <w:ind w:left="4592" w:firstLine="0"/>
+        <w:jc w:val="left"/>
+      </w:pPr>
+      <w:r>
+        <w:rPr>
+          <w:rFonts w:ascii="Arial" w:hAnsi="Arial"/>
+        </w:rPr>
+        <w:t>Matrículas:</w:t>
+      </w:r>
+      <w:r>
+        <w:rPr>
+          <w:rFonts w:ascii="Arial" w:hAnsi="Arial"/>
         </w:rPr>
         <w:br/>
-        <w:t>Queda livre</w:t>
+        <w:t>12612ETE002</w:t>
+      </w:r>
+      <w:r>
+        <w:rPr>
+          <w:rFonts w:ascii="Arial" w:hAnsi="Arial"/>
+        </w:rPr>
+        <w:br/>
+        <w:t>12621ETE001</w:t>
+      </w:r>
+      <w:r>
+        <w:rPr>
+          <w:rFonts w:ascii="Arial" w:hAnsi="Arial"/>
+        </w:rPr>
+        <w:br/>
+        <w:t>12621EAU003</w:t>
       </w:r>
     </w:p>
     <w:p>
       <w:pPr>
-        <w:spacing w:before="4900"/>
-        <w:jc w:val="center"/>
-      </w:pPr>
-      <w:r>
-        <w:t>Uberlândia</w:t>
-      </w:r>
-      <w:r>
-        <w:br/>
-        <w:t>2026</w:t>
+        <w:spacing w:after="140" w:line="240" w:lineRule="auto"/>
+        <w:ind w:left="4592" w:firstLine="0"/>
+        <w:jc w:val="left"/>
+      </w:pPr>
+      <w:r>
+        <w:rPr>
+          <w:rFonts w:ascii="Arial" w:hAnsi="Arial"/>
+        </w:rPr>
+        <w:t>Docente: Lucas Soares Sousa</w:t>
       </w:r>
     </w:p>
     <w:p>
-      <w:r>
-        <w:br w:type="page"/>
+      <w:pPr>
+        <w:spacing w:after="140" w:line="240" w:lineRule="auto"/>
+        <w:ind w:left="4592" w:firstLine="0"/>
+        <w:jc w:val="left"/>
+      </w:pPr>
+      <w:r>
+        <w:rPr>
+          <w:rFonts w:ascii="Arial" w:hAnsi="Arial"/>
+        </w:rPr>
+        <w:t>Data de realização: 6 de outubro de 2026</w:t>
       </w:r>
     </w:p>
     <w:p>
       <w:pPr>
-        <w:spacing w:before="900"/>
-        <w:jc w:val="center"/>
-      </w:pPr>
-      <w:r>
-        <w:lastRenderedPageBreak/>
-        <w:t>Heitor Yochida de Ávila</w:t>
-      </w:r>
-      <w:r>
-        <w:br/>
-        <w:t>Sofia Skolimoski</w:t>
-      </w:r>
-      <w:r>
-        <w:br/>
-        <w:t>Tiago de Almeida Raile</w:t>
-      </w:r>
-    </w:p>
-    <w:p>
-      <w:pPr>
-        <w:spacing w:before="1900"/>
-        <w:jc w:val="center"/>
-      </w:pPr>
-      <w:r>
-        <w:rPr>
-          <w:b/>
-        </w:rPr>
-        <w:t>RELATÓRIO DE FÍSICA GERAL EXPERIMENTAL I</w:t>
-      </w:r>
-    </w:p>
-    <w:p>
-      <w:pPr>
-        <w:jc w:val="center"/>
-      </w:pPr>
-      <w:r>
-        <w:rPr>
-          <w:b/>
-        </w:rPr>
-        <w:t>Movimento uniformemente variável</w:t>
-      </w:r>
-      <w:r>
-        <w:rPr>
-          <w:b/>
-        </w:rPr>
-        <w:br/>
-        <w:t>Queda livre</w:t>
-      </w:r>
-    </w:p>
-    <w:p>
-      <w:pPr>
-        <w:spacing w:before="1600"/>
-      </w:pPr>
-      <w:r>
-        <w:t>Relatório apresentado à disciplina Física Geral Experimental I, do Instituto de Física da Universidade Federal de Uberlândia.</w:t>
-      </w:r>
-    </w:p>
-    <w:p>
-      <w:r>
-        <w:t>Cursos: Engenharia Eletrônica e de Telecomunicações / Engenharia de Controle e Automação</w:t>
-      </w:r>
-    </w:p>
-    <w:p>
-      <w:r>
-        <w:t>Turma: LabFis1_Eng_2026-2</w:t>
-      </w:r>
-    </w:p>
-    <w:p>
-      <w:r>
-        <w:t>Matrículas: 12612ETE002; 12621ETE001; 12621EAU003</w:t>
-      </w:r>
-    </w:p>
-    <w:p>
-      <w:r>
-        <w:t>Docente: Lucas Soares Sousa</w:t>
-      </w:r>
-    </w:p>
-    <w:p>
-      <w:r>
-        <w:t>Data de realização: 6 de outubro de 2026</w:t>
-      </w:r>
-    </w:p>
-    <w:p>
-      <w:pPr>
-        <w:spacing w:before="1900"/>
-        <w:jc w:val="center"/>
+        <w:pStyle w:val="CidadeAno"/>
+        <w:spacing w:before="4100"/>
       </w:pPr>
       <w:r>
         <w:t>Uberlândia</w:t>
@@ -232,13 +268,21 @@
         <w:tabs>
           <w:tab w:val="right" w:leader="dot" w:pos="8504"/>
         </w:tabs>
-      </w:pPr>
-      <w:r>
+        <w:spacing w:line="240" w:lineRule="auto"/>
+        <w:ind w:firstLine="0"/>
+      </w:pPr>
+      <w:r>
+        <w:rPr>
+          <w:sz w:val="20"/>
+        </w:rPr>
         <w:t>Figura 1 – Altura em função do tempo médio</w:t>
       </w:r>
       <w:r>
+        <w:rPr>
+          <w:sz w:val="20"/>
+        </w:rPr>
         <w:tab/>
-        <w:t>10</w:t>
+        <w:t>9</w:t>
       </w:r>
     </w:p>
     <w:p>
@@ -246,13 +290,21 @@
         <w:tabs>
           <w:tab w:val="right" w:leader="dot" w:pos="8504"/>
         </w:tabs>
-      </w:pPr>
-      <w:r>
+        <w:spacing w:line="240" w:lineRule="auto"/>
+        <w:ind w:firstLine="0"/>
+      </w:pPr>
+      <w:r>
+        <w:rPr>
+          <w:sz w:val="20"/>
+        </w:rPr>
         <w:t>Figura 2 – Linearização logarítmica e reta ajustada</w:t>
       </w:r>
       <w:r>
+        <w:rPr>
+          <w:sz w:val="20"/>
+        </w:rPr>
         <w:tab/>
-        <w:t>11</w:t>
+        <w:t>10</w:t>
       </w:r>
     </w:p>
     <w:p>
@@ -260,13 +312,21 @@
         <w:tabs>
           <w:tab w:val="right" w:leader="dot" w:pos="8504"/>
         </w:tabs>
-      </w:pPr>
-      <w:r>
+        <w:spacing w:line="240" w:lineRule="auto"/>
+        <w:ind w:firstLine="0"/>
+      </w:pPr>
+      <w:r>
+        <w:rPr>
+          <w:sz w:val="20"/>
+        </w:rPr>
         <w:t>Figura 3 – Lei de potência na escala original</w:t>
       </w:r>
       <w:r>
+        <w:rPr>
+          <w:sz w:val="20"/>
+        </w:rPr>
         <w:tab/>
-        <w:t>12</w:t>
+        <w:t>11</w:t>
       </w:r>
     </w:p>
     <w:p>
@@ -274,13 +334,21 @@
         <w:tabs>
           <w:tab w:val="right" w:leader="dot" w:pos="8504"/>
         </w:tabs>
-      </w:pPr>
-      <w:r>
+        <w:spacing w:line="240" w:lineRule="auto"/>
+        <w:ind w:firstLine="0"/>
+      </w:pPr>
+      <w:r>
+        <w:rPr>
+          <w:sz w:val="20"/>
+        </w:rPr>
         <w:t>Figura 4 – Altura em função do tempo ao quadrado</w:t>
       </w:r>
       <w:r>
+        <w:rPr>
+          <w:sz w:val="20"/>
+        </w:rPr>
         <w:tab/>
-        <w:t>13</w:t>
+        <w:t>12</w:t>
       </w:r>
     </w:p>
     <w:p>
@@ -288,13 +356,21 @@
         <w:tabs>
           <w:tab w:val="right" w:leader="dot" w:pos="8504"/>
         </w:tabs>
-      </w:pPr>
-      <w:r>
+        <w:spacing w:line="240" w:lineRule="auto"/>
+        <w:ind w:firstLine="0"/>
+      </w:pPr>
+      <w:r>
+        <w:rPr>
+          <w:sz w:val="20"/>
+        </w:rPr>
         <w:t>Figura 5 – Tempo ao quadrado em função da altura</w:t>
       </w:r>
       <w:r>
+        <w:rPr>
+          <w:sz w:val="20"/>
+        </w:rPr>
         <w:tab/>
-        <w:t>14</w:t>
+        <w:t>13</w:t>
       </w:r>
     </w:p>
     <w:p>
@@ -311,13 +387,21 @@
         <w:tabs>
           <w:tab w:val="right" w:leader="dot" w:pos="8504"/>
         </w:tabs>
-      </w:pPr>
-      <w:r>
+        <w:spacing w:line="240" w:lineRule="auto"/>
+        <w:ind w:firstLine="0"/>
+      </w:pPr>
+      <w:r>
+        <w:rPr>
+          <w:sz w:val="20"/>
+        </w:rPr>
         <w:t>Tabela 1 – Medidas originais de altura e tempo</w:t>
       </w:r>
       <w:r>
+        <w:rPr>
+          <w:sz w:val="20"/>
+        </w:rPr>
         <w:tab/>
-        <w:t>8</w:t>
+        <w:t>7</w:t>
       </w:r>
     </w:p>
     <w:p>
@@ -325,13 +409,21 @@
         <w:tabs>
           <w:tab w:val="right" w:leader="dot" w:pos="8504"/>
         </w:tabs>
-      </w:pPr>
-      <w:r>
+        <w:spacing w:line="240" w:lineRule="auto"/>
+        <w:ind w:firstLine="0"/>
+      </w:pPr>
+      <w:r>
+        <w:rPr>
+          <w:sz w:val="20"/>
+        </w:rPr>
         <w:t>Tabela 2 – Tempos médios e incertezas</w:t>
       </w:r>
       <w:r>
+        <w:rPr>
+          <w:sz w:val="20"/>
+        </w:rPr>
         <w:tab/>
-        <w:t>9</w:t>
+        <w:t>8</w:t>
       </w:r>
     </w:p>
     <w:p>
@@ -339,11 +431,19 @@
         <w:tabs>
           <w:tab w:val="right" w:leader="dot" w:pos="8504"/>
         </w:tabs>
-      </w:pPr>
-      <w:r>
+        <w:spacing w:line="240" w:lineRule="auto"/>
+        <w:ind w:firstLine="0"/>
+      </w:pPr>
+      <w:r>
+        <w:rPr>
+          <w:sz w:val="20"/>
+        </w:rPr>
         <w:t>Tabela 3 – Variáveis logarítmicas</w:t>
       </w:r>
       <w:r>
+        <w:rPr>
+          <w:sz w:val="20"/>
+        </w:rPr>
         <w:tab/>
         <w:t>10</w:t>
       </w:r>
@@ -353,11 +453,19 @@
         <w:tabs>
           <w:tab w:val="right" w:leader="dot" w:pos="8504"/>
         </w:tabs>
-      </w:pPr>
-      <w:r>
+        <w:spacing w:line="240" w:lineRule="auto"/>
+        <w:ind w:firstLine="0"/>
+      </w:pPr>
+      <w:r>
+        <w:rPr>
+          <w:sz w:val="20"/>
+        </w:rPr>
         <w:t>Tabela 4 – Tempo ao quadrado e incerteza</w:t>
       </w:r>
       <w:r>
+        <w:rPr>
+          <w:sz w:val="20"/>
+        </w:rPr>
         <w:tab/>
         <w:t>12</w:t>
       </w:r>
@@ -367,13 +475,21 @@
         <w:tabs>
           <w:tab w:val="right" w:leader="dot" w:pos="8504"/>
         </w:tabs>
-      </w:pPr>
-      <w:r>
+        <w:spacing w:line="240" w:lineRule="auto"/>
+        <w:ind w:firstLine="0"/>
+      </w:pPr>
+      <w:r>
+        <w:rPr>
+          <w:sz w:val="20"/>
+        </w:rPr>
         <w:t>Tabela 5 – Parâmetros dos ajustes</w:t>
       </w:r>
       <w:r>
+        <w:rPr>
+          <w:sz w:val="20"/>
+        </w:rPr>
         <w:tab/>
-        <w:t>14</w:t>
+        <w:t>13</w:t>
       </w:r>
     </w:p>
     <w:p>
@@ -396,13 +512,23 @@
         <w:tabs>
           <w:tab w:val="right" w:leader="dot" w:pos="8504"/>
         </w:tabs>
-      </w:pPr>
-      <w:r>
+        <w:spacing w:line="240" w:lineRule="auto"/>
+        <w:ind w:firstLine="0"/>
+      </w:pPr>
+      <w:r>
+        <w:rPr>
+          <w:b/>
+          <w:sz w:val="20"/>
+        </w:rPr>
         <w:t>1 INTRODUÇÃO</w:t>
       </w:r>
       <w:r>
+        <w:rPr>
+          <w:b/>
+          <w:sz w:val="20"/>
+        </w:rPr>
         <w:tab/>
-        <w:t>6</w:t>
+        <w:t>5</w:t>
       </w:r>
     </w:p>
     <w:p>
@@ -410,13 +536,23 @@
         <w:tabs>
           <w:tab w:val="right" w:leader="dot" w:pos="8504"/>
         </w:tabs>
-      </w:pPr>
-      <w:r>
+        <w:spacing w:line="240" w:lineRule="auto"/>
+        <w:ind w:firstLine="0"/>
+      </w:pPr>
+      <w:r>
+        <w:rPr>
+          <w:b/>
+          <w:sz w:val="20"/>
+        </w:rPr>
         <w:t>2 FUNDAMENTAÇÃO TEÓRICA</w:t>
       </w:r>
       <w:r>
+        <w:rPr>
+          <w:b/>
+          <w:sz w:val="20"/>
+        </w:rPr>
         <w:tab/>
-        <w:t>7</w:t>
+        <w:t>6</w:t>
       </w:r>
     </w:p>
     <w:p>
@@ -424,13 +560,21 @@
         <w:tabs>
           <w:tab w:val="right" w:leader="dot" w:pos="8504"/>
         </w:tabs>
-      </w:pPr>
-      <w:r>
+        <w:spacing w:line="240" w:lineRule="auto"/>
+        <w:ind w:firstLine="0"/>
+      </w:pPr>
+      <w:r>
+        <w:rPr>
+          <w:sz w:val="20"/>
+        </w:rPr>
         <w:t>2.1 Tratamento dos tempos</w:t>
       </w:r>
       <w:r>
+        <w:rPr>
+          <w:sz w:val="20"/>
+        </w:rPr>
         <w:tab/>
-        <w:t>7</w:t>
+        <w:t>6</w:t>
       </w:r>
     </w:p>
     <w:p>
@@ -438,13 +582,21 @@
         <w:tabs>
           <w:tab w:val="right" w:leader="dot" w:pos="8504"/>
         </w:tabs>
-      </w:pPr>
-      <w:r>
+        <w:spacing w:line="240" w:lineRule="auto"/>
+        <w:ind w:firstLine="0"/>
+      </w:pPr>
+      <w:r>
+        <w:rPr>
+          <w:sz w:val="20"/>
+        </w:rPr>
         <w:t>2.2 Lei de potência e linearização</w:t>
       </w:r>
       <w:r>
+        <w:rPr>
+          <w:sz w:val="20"/>
+        </w:rPr>
         <w:tab/>
-        <w:t>7</w:t>
+        <w:t>6</w:t>
       </w:r>
     </w:p>
     <w:p>
@@ -452,13 +604,21 @@
         <w:tabs>
           <w:tab w:val="right" w:leader="dot" w:pos="8504"/>
         </w:tabs>
-      </w:pPr>
-      <w:r>
+        <w:spacing w:line="240" w:lineRule="auto"/>
+        <w:ind w:firstLine="0"/>
+      </w:pPr>
+      <w:r>
+        <w:rPr>
+          <w:sz w:val="20"/>
+        </w:rPr>
         <w:t>2.3 Ajustes ponderados e aceleração</w:t>
       </w:r>
       <w:r>
+        <w:rPr>
+          <w:sz w:val="20"/>
+        </w:rPr>
         <w:tab/>
-        <w:t>7</w:t>
+        <w:t>6</w:t>
       </w:r>
     </w:p>
     <w:p>
@@ -466,13 +626,23 @@
         <w:tabs>
           <w:tab w:val="right" w:leader="dot" w:pos="8504"/>
         </w:tabs>
-      </w:pPr>
-      <w:r>
+        <w:spacing w:line="240" w:lineRule="auto"/>
+        <w:ind w:firstLine="0"/>
+      </w:pPr>
+      <w:r>
+        <w:rPr>
+          <w:b/>
+          <w:sz w:val="20"/>
+        </w:rPr>
         <w:t>3 METODOLOGIA</w:t>
       </w:r>
       <w:r>
+        <w:rPr>
+          <w:b/>
+          <w:sz w:val="20"/>
+        </w:rPr>
         <w:tab/>
-        <w:t>8</w:t>
+        <w:t>7</w:t>
       </w:r>
     </w:p>
     <w:p>
@@ -480,13 +650,23 @@
         <w:tabs>
           <w:tab w:val="right" w:leader="dot" w:pos="8504"/>
         </w:tabs>
-      </w:pPr>
-      <w:r>
+        <w:spacing w:line="240" w:lineRule="auto"/>
+        <w:ind w:firstLine="0"/>
+      </w:pPr>
+      <w:r>
+        <w:rPr>
+          <w:b/>
+          <w:sz w:val="20"/>
+        </w:rPr>
         <w:t>4 RESULTADOS E DISCUSSÃO</w:t>
       </w:r>
       <w:r>
+        <w:rPr>
+          <w:b/>
+          <w:sz w:val="20"/>
+        </w:rPr>
         <w:tab/>
-        <w:t>9</w:t>
+        <w:t>8</w:t>
       </w:r>
     </w:p>
     <w:p>
@@ -494,13 +674,21 @@
         <w:tabs>
           <w:tab w:val="right" w:leader="dot" w:pos="8504"/>
         </w:tabs>
-      </w:pPr>
-      <w:r>
+        <w:spacing w:line="240" w:lineRule="auto"/>
+        <w:ind w:firstLine="0"/>
+      </w:pPr>
+      <w:r>
+        <w:rPr>
+          <w:sz w:val="20"/>
+        </w:rPr>
         <w:t>4.1 Medidas e incertezas</w:t>
       </w:r>
       <w:r>
+        <w:rPr>
+          <w:sz w:val="20"/>
+        </w:rPr>
         <w:tab/>
-        <w:t>9</w:t>
+        <w:t>8</w:t>
       </w:r>
     </w:p>
     <w:p>
@@ -508,11 +696,19 @@
         <w:tabs>
           <w:tab w:val="right" w:leader="dot" w:pos="8504"/>
         </w:tabs>
-      </w:pPr>
-      <w:r>
+        <w:spacing w:line="240" w:lineRule="auto"/>
+        <w:ind w:firstLine="0"/>
+      </w:pPr>
+      <w:r>
+        <w:rPr>
+          <w:sz w:val="20"/>
+        </w:rPr>
         <w:t>4.2 Lei de potência</w:t>
       </w:r>
       <w:r>
+        <w:rPr>
+          <w:sz w:val="20"/>
+        </w:rPr>
         <w:tab/>
         <w:t>10</w:t>
       </w:r>
@@ -522,11 +718,19 @@
         <w:tabs>
           <w:tab w:val="right" w:leader="dot" w:pos="8504"/>
         </w:tabs>
-      </w:pPr>
-      <w:r>
+        <w:spacing w:line="240" w:lineRule="auto"/>
+        <w:ind w:firstLine="0"/>
+      </w:pPr>
+      <w:r>
+        <w:rPr>
+          <w:sz w:val="20"/>
+        </w:rPr>
         <w:t>4.3 Dependência quadrática do tempo</w:t>
       </w:r>
       <w:r>
+        <w:rPr>
+          <w:sz w:val="20"/>
+        </w:rPr>
         <w:tab/>
         <w:t>12</w:t>
       </w:r>
@@ -536,11 +740,19 @@
         <w:tabs>
           <w:tab w:val="right" w:leader="dot" w:pos="8504"/>
         </w:tabs>
-      </w:pPr>
-      <w:r>
+        <w:spacing w:line="240" w:lineRule="auto"/>
+        <w:ind w:firstLine="0"/>
+      </w:pPr>
+      <w:r>
+        <w:rPr>
+          <w:sz w:val="20"/>
+        </w:rPr>
         <w:t>4.4 Interpretação dos resíduos</w:t>
       </w:r>
       <w:r>
+        <w:rPr>
+          <w:sz w:val="20"/>
+        </w:rPr>
         <w:tab/>
         <w:t>14</w:t>
       </w:r>
@@ -550,13 +762,23 @@
         <w:tabs>
           <w:tab w:val="right" w:leader="dot" w:pos="8504"/>
         </w:tabs>
-      </w:pPr>
-      <w:r>
+        <w:spacing w:line="240" w:lineRule="auto"/>
+        <w:ind w:firstLine="0"/>
+      </w:pPr>
+      <w:r>
+        <w:rPr>
+          <w:b/>
+          <w:sz w:val="20"/>
+        </w:rPr>
         <w:t>5 CONCLUSÃO</w:t>
       </w:r>
       <w:r>
+        <w:rPr>
+          <w:b/>
+          <w:sz w:val="20"/>
+        </w:rPr>
         <w:tab/>
-        <w:t>16</w:t>
+        <w:t>15</w:t>
       </w:r>
     </w:p>
     <w:p>
@@ -564,19 +786,39 @@
         <w:tabs>
           <w:tab w:val="right" w:leader="dot" w:pos="8504"/>
         </w:tabs>
-      </w:pPr>
-      <w:r>
+        <w:spacing w:line="240" w:lineRule="auto"/>
+        <w:ind w:firstLine="0"/>
+      </w:pPr>
+      <w:r>
+        <w:rPr>
+          <w:b/>
+          <w:sz w:val="20"/>
+        </w:rPr>
         <w:t>REFERÊNCIAS</w:t>
       </w:r>
       <w:r>
+        <w:rPr>
+          <w:b/>
+          <w:sz w:val="20"/>
+        </w:rPr>
         <w:tab/>
-        <w:t>17</w:t>
+        <w:t>16</w:t>
       </w:r>
     </w:p>
     <w:p>
-      <w:r>
-        <w:br w:type="page"/>
-      </w:r>
+      <w:pPr>
+        <w:sectPr>
+          <w:headerReference w:type="default" r:id="rId8"/>
+          <w:footerReference w:type="default" r:id="rId9"/>
+          <w:headerReference w:type="first" r:id="rId10"/>
+          <w:footerReference w:type="first" r:id="rId11"/>
+          <w:pgSz w:w="11906" w:h="16838"/>
+          <w:pgMar w:top="1701" w:right="1134" w:bottom="1134" w:left="1701" w:header="709" w:footer="709" w:gutter="0"/>
+          <w:cols w:space="708"/>
+          <w:titlePg/>
+          <w:docGrid w:linePitch="360"/>
+        </w:sectPr>
+      </w:pPr>
     </w:p>
     <w:p>
       <w:pPr>
@@ -627,28 +869,70 @@
     <w:p>
       <w:pPr>
         <w:keepLines/>
+        <w:tabs>
+          <w:tab w:val="right" w:pos="8504"/>
+        </w:tabs>
         <w:jc w:val="center"/>
       </w:pPr>
       <w:r>
-        <w:t>t̄ᵢ = (tᵢ₁ + tᵢ₂ + tᵢ₃)/3                                      (1)</w:t>
+        <w:rPr>
+          <w:rFonts w:ascii="Cambria Math" w:hAnsi="Cambria Math"/>
+          <w:sz w:val="22"/>
+        </w:rPr>
+        <w:t>t̄ᵢ = (tᵢ₁ + tᵢ₂ + tᵢ₃)/3</w:t>
+      </w:r>
+      <w:r>
+        <w:rPr>
+          <w:sz w:val="20"/>
+        </w:rPr>
+        <w:tab/>
+        <w:t>(1)</w:t>
       </w:r>
     </w:p>
     <w:p>
       <w:pPr>
         <w:keepLines/>
+        <w:tabs>
+          <w:tab w:val="right" w:pos="8504"/>
+        </w:tabs>
         <w:jc w:val="center"/>
       </w:pPr>
       <w:r>
-        <w:t>sᵢ = √[Σⱼ(tᵢⱼ − t̄ᵢ)²/(3 − 1)]                                      (2)</w:t>
+        <w:rPr>
+          <w:rFonts w:ascii="Cambria Math" w:hAnsi="Cambria Math"/>
+          <w:sz w:val="22"/>
+        </w:rPr>
+        <w:t>sᵢ = √[Σⱼ(tᵢⱼ − t̄ᵢ)²/(3 − 1)]</w:t>
+      </w:r>
+      <w:r>
+        <w:rPr>
+          <w:sz w:val="20"/>
+        </w:rPr>
+        <w:tab/>
+        <w:t>(2)</w:t>
       </w:r>
     </w:p>
     <w:p>
       <w:pPr>
         <w:keepLines/>
+        <w:tabs>
+          <w:tab w:val="right" w:pos="8504"/>
+        </w:tabs>
         <w:jc w:val="center"/>
       </w:pPr>
       <w:r>
-        <w:t>u(t̄ᵢ) = √[(sᵢ/√3)² + (0,0001 s)²]                                      (3)</w:t>
+        <w:rPr>
+          <w:rFonts w:ascii="Cambria Math" w:hAnsi="Cambria Math"/>
+          <w:sz w:val="22"/>
+        </w:rPr>
+        <w:t>u(t̄ᵢ) = √[(sᵢ/√3)² + (0,0001 s)²]</w:t>
+      </w:r>
+      <w:r>
+        <w:rPr>
+          <w:sz w:val="20"/>
+        </w:rPr>
+        <w:tab/>
+        <w:t>(3)</w:t>
       </w:r>
     </w:p>
     <w:p>
@@ -667,19 +951,47 @@
     <w:p>
       <w:pPr>
         <w:keepLines/>
+        <w:tabs>
+          <w:tab w:val="right" w:pos="8504"/>
+        </w:tabs>
         <w:jc w:val="center"/>
       </w:pPr>
       <w:r>
-        <w:t>X = ln(d/1 m);  Y = ln(t̄/1 s);  Y = aX + b                                      (4)</w:t>
+        <w:rPr>
+          <w:rFonts w:ascii="Cambria Math" w:hAnsi="Cambria Math"/>
+          <w:sz w:val="22"/>
+        </w:rPr>
+        <w:t>X = ln(d/1 m);  Y = ln(t̄/1 s);  Y = aX + b</w:t>
+      </w:r>
+      <w:r>
+        <w:rPr>
+          <w:sz w:val="20"/>
+        </w:rPr>
+        <w:tab/>
+        <w:t>(4)</w:t>
       </w:r>
     </w:p>
     <w:p>
       <w:pPr>
         <w:keepLines/>
+        <w:tabs>
+          <w:tab w:val="right" w:pos="8504"/>
+        </w:tabs>
         <w:jc w:val="center"/>
       </w:pPr>
       <w:r>
-        <w:t>u(Y) = u(t̄)/t̄;  w = 1/u(Y)²                                      (5)</w:t>
+        <w:rPr>
+          <w:rFonts w:ascii="Cambria Math" w:hAnsi="Cambria Math"/>
+          <w:sz w:val="22"/>
+        </w:rPr>
+        <w:t>u(Y) = u(t̄)/t̄;  w = 1/u(Y)²</w:t>
+      </w:r>
+      <w:r>
+        <w:rPr>
+          <w:sz w:val="20"/>
+        </w:rPr>
+        <w:tab/>
+        <w:t>(5)</w:t>
       </w:r>
     </w:p>
     <w:p>
@@ -703,10 +1015,24 @@
     <w:p>
       <w:pPr>
         <w:keepLines/>
+        <w:tabs>
+          <w:tab w:val="right" w:pos="8504"/>
+        </w:tabs>
         <w:jc w:val="center"/>
       </w:pPr>
       <w:r>
-        <w:t>Q = t̄²;  u(Q) = 2t̄u(t̄);  Q = a₀d;  g = 2/a₀                                      (6)</w:t>
+        <w:rPr>
+          <w:rFonts w:ascii="Cambria Math" w:hAnsi="Cambria Math"/>
+          <w:sz w:val="22"/>
+        </w:rPr>
+        <w:t>Q = t̄²;  u(Q) = 2t̄u(t̄);  Q = a₀d;  g = 2/a₀</w:t>
+      </w:r>
+      <w:r>
+        <w:rPr>
+          <w:sz w:val="20"/>
+        </w:rPr>
+        <w:tab/>
+        <w:t>(6)</w:t>
       </w:r>
     </w:p>
     <w:p>
@@ -736,15 +1062,18 @@
     <w:p>
       <w:pPr>
         <w:keepNext/>
-        <w:spacing w:before="160" w:after="80"/>
-      </w:pPr>
-      <w:r>
+        <w:spacing w:before="160" w:after="80" w:line="240" w:lineRule="auto"/>
+        <w:ind w:firstLine="0"/>
+      </w:pPr>
+      <w:r>
+        <w:rPr>
+          <w:sz w:val="20"/>
+        </w:rPr>
         <w:t>Tabela 1 – Medidas originais de altura e tempo</w:t>
       </w:r>
     </w:p>
     <w:tbl>
       <w:tblPr>
-        <w:tblStyle w:val="TableGrid"/>
         <w:tblW w:w="0" w:type="auto"/>
         <w:jc w:val="center"/>
         <w:tblLayout w:type="fixed"/>
@@ -766,6 +1095,12 @@
         <w:tc>
           <w:tcPr>
             <w:tcW w:w="1020" w:type="dxa"/>
+            <w:tcBorders>
+              <w:top w:val="single" w:sz="5" w:space="0" w:color="auto"/>
+              <w:left w:val="nil"/>
+              <w:bottom w:val="single" w:sz="5" w:space="0" w:color="auto"/>
+              <w:right w:val="nil"/>
+            </w:tcBorders>
           </w:tcPr>
           <w:p>
             <w:pPr>
@@ -784,6 +1119,12 @@
         <w:tc>
           <w:tcPr>
             <w:tcW w:w="1417" w:type="dxa"/>
+            <w:tcBorders>
+              <w:top w:val="single" w:sz="5" w:space="0" w:color="auto"/>
+              <w:left w:val="nil"/>
+              <w:bottom w:val="single" w:sz="5" w:space="0" w:color="auto"/>
+              <w:right w:val="nil"/>
+            </w:tcBorders>
           </w:tcPr>
           <w:p>
             <w:pPr>
@@ -802,6 +1143,12 @@
         <w:tc>
           <w:tcPr>
             <w:tcW w:w="1814" w:type="dxa"/>
+            <w:tcBorders>
+              <w:top w:val="single" w:sz="5" w:space="0" w:color="auto"/>
+              <w:left w:val="nil"/>
+              <w:bottom w:val="single" w:sz="5" w:space="0" w:color="auto"/>
+              <w:right w:val="nil"/>
+            </w:tcBorders>
           </w:tcPr>
           <w:p>
             <w:pPr>
@@ -820,6 +1167,12 @@
         <w:tc>
           <w:tcPr>
             <w:tcW w:w="1814" w:type="dxa"/>
+            <w:tcBorders>
+              <w:top w:val="single" w:sz="5" w:space="0" w:color="auto"/>
+              <w:left w:val="nil"/>
+              <w:bottom w:val="single" w:sz="5" w:space="0" w:color="auto"/>
+              <w:right w:val="nil"/>
+            </w:tcBorders>
           </w:tcPr>
           <w:p>
             <w:pPr>
@@ -838,6 +1191,12 @@
         <w:tc>
           <w:tcPr>
             <w:tcW w:w="1814" w:type="dxa"/>
+            <w:tcBorders>
+              <w:top w:val="single" w:sz="5" w:space="0" w:color="auto"/>
+              <w:left w:val="nil"/>
+              <w:bottom w:val="single" w:sz="5" w:space="0" w:color="auto"/>
+              <w:right w:val="nil"/>
+            </w:tcBorders>
           </w:tcPr>
           <w:p>
             <w:pPr>
@@ -862,11 +1221,17 @@
         <w:tc>
           <w:tcPr>
             <w:tcW w:w="1020" w:type="dxa"/>
-            <w:vAlign w:val="center"/>
-          </w:tcPr>
-          <w:p>
-            <w:pPr>
-              <w:spacing w:after="0" w:line="240" w:lineRule="auto"/>
+            <w:tcBorders>
+              <w:top w:val="nil"/>
+              <w:left w:val="nil"/>
+              <w:bottom w:val="nil"/>
+              <w:right w:val="nil"/>
+            </w:tcBorders>
+            <w:vAlign w:val="center"/>
+          </w:tcPr>
+          <w:p>
+            <w:pPr>
+              <w:spacing w:line="240" w:lineRule="auto"/>
               <w:ind w:firstLine="0"/>
               <w:jc w:val="center"/>
             </w:pPr>
@@ -881,11 +1246,17 @@
         <w:tc>
           <w:tcPr>
             <w:tcW w:w="1417" w:type="dxa"/>
-            <w:vAlign w:val="center"/>
-          </w:tcPr>
-          <w:p>
-            <w:pPr>
-              <w:spacing w:after="0" w:line="240" w:lineRule="auto"/>
+            <w:tcBorders>
+              <w:top w:val="nil"/>
+              <w:left w:val="nil"/>
+              <w:bottom w:val="nil"/>
+              <w:right w:val="nil"/>
+            </w:tcBorders>
+            <w:vAlign w:val="center"/>
+          </w:tcPr>
+          <w:p>
+            <w:pPr>
+              <w:spacing w:line="240" w:lineRule="auto"/>
               <w:ind w:firstLine="0"/>
               <w:jc w:val="center"/>
             </w:pPr>
@@ -900,11 +1271,17 @@
         <w:tc>
           <w:tcPr>
             <w:tcW w:w="1814" w:type="dxa"/>
-            <w:vAlign w:val="center"/>
-          </w:tcPr>
-          <w:p>
-            <w:pPr>
-              <w:spacing w:after="0" w:line="240" w:lineRule="auto"/>
+            <w:tcBorders>
+              <w:top w:val="nil"/>
+              <w:left w:val="nil"/>
+              <w:bottom w:val="nil"/>
+              <w:right w:val="nil"/>
+            </w:tcBorders>
+            <w:vAlign w:val="center"/>
+          </w:tcPr>
+          <w:p>
+            <w:pPr>
+              <w:spacing w:line="240" w:lineRule="auto"/>
               <w:ind w:firstLine="0"/>
               <w:jc w:val="center"/>
             </w:pPr>
@@ -919,11 +1296,17 @@
         <w:tc>
           <w:tcPr>
             <w:tcW w:w="1814" w:type="dxa"/>
-            <w:vAlign w:val="center"/>
-          </w:tcPr>
-          <w:p>
-            <w:pPr>
-              <w:spacing w:after="0" w:line="240" w:lineRule="auto"/>
+            <w:tcBorders>
+              <w:top w:val="nil"/>
+              <w:left w:val="nil"/>
+              <w:bottom w:val="nil"/>
+              <w:right w:val="nil"/>
+            </w:tcBorders>
+            <w:vAlign w:val="center"/>
+          </w:tcPr>
+          <w:p>
+            <w:pPr>
+              <w:spacing w:line="240" w:lineRule="auto"/>
               <w:ind w:firstLine="0"/>
               <w:jc w:val="center"/>
             </w:pPr>
@@ -938,11 +1321,17 @@
         <w:tc>
           <w:tcPr>
             <w:tcW w:w="1814" w:type="dxa"/>
-            <w:vAlign w:val="center"/>
-          </w:tcPr>
-          <w:p>
-            <w:pPr>
-              <w:spacing w:after="0" w:line="240" w:lineRule="auto"/>
+            <w:tcBorders>
+              <w:top w:val="nil"/>
+              <w:left w:val="nil"/>
+              <w:bottom w:val="nil"/>
+              <w:right w:val="nil"/>
+            </w:tcBorders>
+            <w:vAlign w:val="center"/>
+          </w:tcPr>
+          <w:p>
+            <w:pPr>
+              <w:spacing w:line="240" w:lineRule="auto"/>
               <w:ind w:firstLine="0"/>
               <w:jc w:val="center"/>
             </w:pPr>
@@ -963,11 +1352,17 @@
         <w:tc>
           <w:tcPr>
             <w:tcW w:w="1020" w:type="dxa"/>
-            <w:vAlign w:val="center"/>
-          </w:tcPr>
-          <w:p>
-            <w:pPr>
-              <w:spacing w:after="0" w:line="240" w:lineRule="auto"/>
+            <w:tcBorders>
+              <w:top w:val="nil"/>
+              <w:left w:val="nil"/>
+              <w:bottom w:val="nil"/>
+              <w:right w:val="nil"/>
+            </w:tcBorders>
+            <w:vAlign w:val="center"/>
+          </w:tcPr>
+          <w:p>
+            <w:pPr>
+              <w:spacing w:line="240" w:lineRule="auto"/>
               <w:ind w:firstLine="0"/>
               <w:jc w:val="center"/>
             </w:pPr>
@@ -982,11 +1377,17 @@
         <w:tc>
           <w:tcPr>
             <w:tcW w:w="1417" w:type="dxa"/>
-            <w:vAlign w:val="center"/>
-          </w:tcPr>
-          <w:p>
-            <w:pPr>
-              <w:spacing w:after="0" w:line="240" w:lineRule="auto"/>
+            <w:tcBorders>
+              <w:top w:val="nil"/>
+              <w:left w:val="nil"/>
+              <w:bottom w:val="nil"/>
+              <w:right w:val="nil"/>
+            </w:tcBorders>
+            <w:vAlign w:val="center"/>
+          </w:tcPr>
+          <w:p>
+            <w:pPr>
+              <w:spacing w:line="240" w:lineRule="auto"/>
               <w:ind w:firstLine="0"/>
               <w:jc w:val="center"/>
             </w:pPr>
@@ -1001,11 +1402,17 @@
         <w:tc>
           <w:tcPr>
             <w:tcW w:w="1814" w:type="dxa"/>
-            <w:vAlign w:val="center"/>
-          </w:tcPr>
-          <w:p>
-            <w:pPr>
-              <w:spacing w:after="0" w:line="240" w:lineRule="auto"/>
+            <w:tcBorders>
+              <w:top w:val="nil"/>
+              <w:left w:val="nil"/>
+              <w:bottom w:val="nil"/>
+              <w:right w:val="nil"/>
+            </w:tcBorders>
+            <w:vAlign w:val="center"/>
+          </w:tcPr>
+          <w:p>
+            <w:pPr>
+              <w:spacing w:line="240" w:lineRule="auto"/>
               <w:ind w:firstLine="0"/>
               <w:jc w:val="center"/>
             </w:pPr>
@@ -1020,11 +1427,17 @@
         <w:tc>
           <w:tcPr>
             <w:tcW w:w="1814" w:type="dxa"/>
-            <w:vAlign w:val="center"/>
-          </w:tcPr>
-          <w:p>
-            <w:pPr>
-              <w:spacing w:after="0" w:line="240" w:lineRule="auto"/>
+            <w:tcBorders>
+              <w:top w:val="nil"/>
+              <w:left w:val="nil"/>
+              <w:bottom w:val="nil"/>
+              <w:right w:val="nil"/>
+            </w:tcBorders>
+            <w:vAlign w:val="center"/>
+          </w:tcPr>
+          <w:p>
+            <w:pPr>
+              <w:spacing w:line="240" w:lineRule="auto"/>
               <w:ind w:firstLine="0"/>
               <w:jc w:val="center"/>
             </w:pPr>
@@ -1039,11 +1452,17 @@
         <w:tc>
           <w:tcPr>
             <w:tcW w:w="1814" w:type="dxa"/>
-            <w:vAlign w:val="center"/>
-          </w:tcPr>
-          <w:p>
-            <w:pPr>
-              <w:spacing w:after="0" w:line="240" w:lineRule="auto"/>
+            <w:tcBorders>
+              <w:top w:val="nil"/>
+              <w:left w:val="nil"/>
+              <w:bottom w:val="nil"/>
+              <w:right w:val="nil"/>
+            </w:tcBorders>
+            <w:vAlign w:val="center"/>
+          </w:tcPr>
+          <w:p>
+            <w:pPr>
+              <w:spacing w:line="240" w:lineRule="auto"/>
               <w:ind w:firstLine="0"/>
               <w:jc w:val="center"/>
             </w:pPr>
@@ -1064,11 +1483,17 @@
         <w:tc>
           <w:tcPr>
             <w:tcW w:w="1020" w:type="dxa"/>
-            <w:vAlign w:val="center"/>
-          </w:tcPr>
-          <w:p>
-            <w:pPr>
-              <w:spacing w:after="0" w:line="240" w:lineRule="auto"/>
+            <w:tcBorders>
+              <w:top w:val="nil"/>
+              <w:left w:val="nil"/>
+              <w:bottom w:val="nil"/>
+              <w:right w:val="nil"/>
+            </w:tcBorders>
+            <w:vAlign w:val="center"/>
+          </w:tcPr>
+          <w:p>
+            <w:pPr>
+              <w:spacing w:line="240" w:lineRule="auto"/>
               <w:ind w:firstLine="0"/>
               <w:jc w:val="center"/>
             </w:pPr>
@@ -1083,11 +1508,17 @@
         <w:tc>
           <w:tcPr>
             <w:tcW w:w="1417" w:type="dxa"/>
-            <w:vAlign w:val="center"/>
-          </w:tcPr>
-          <w:p>
-            <w:pPr>
-              <w:spacing w:after="0" w:line="240" w:lineRule="auto"/>
+            <w:tcBorders>
+              <w:top w:val="nil"/>
+              <w:left w:val="nil"/>
+              <w:bottom w:val="nil"/>
+              <w:right w:val="nil"/>
+            </w:tcBorders>
+            <w:vAlign w:val="center"/>
+          </w:tcPr>
+          <w:p>
+            <w:pPr>
+              <w:spacing w:line="240" w:lineRule="auto"/>
               <w:ind w:firstLine="0"/>
               <w:jc w:val="center"/>
             </w:pPr>
@@ -1102,11 +1533,17 @@
         <w:tc>
           <w:tcPr>
             <w:tcW w:w="1814" w:type="dxa"/>
-            <w:vAlign w:val="center"/>
-          </w:tcPr>
-          <w:p>
-            <w:pPr>
-              <w:spacing w:after="0" w:line="240" w:lineRule="auto"/>
+            <w:tcBorders>
+              <w:top w:val="nil"/>
+              <w:left w:val="nil"/>
+              <w:bottom w:val="nil"/>
+              <w:right w:val="nil"/>
+            </w:tcBorders>
+            <w:vAlign w:val="center"/>
+          </w:tcPr>
+          <w:p>
+            <w:pPr>
+              <w:spacing w:line="240" w:lineRule="auto"/>
               <w:ind w:firstLine="0"/>
               <w:jc w:val="center"/>
             </w:pPr>
@@ -1121,11 +1558,17 @@
         <w:tc>
           <w:tcPr>
             <w:tcW w:w="1814" w:type="dxa"/>
-            <w:vAlign w:val="center"/>
-          </w:tcPr>
-          <w:p>
-            <w:pPr>
-              <w:spacing w:after="0" w:line="240" w:lineRule="auto"/>
+            <w:tcBorders>
+              <w:top w:val="nil"/>
+              <w:left w:val="nil"/>
+              <w:bottom w:val="nil"/>
+              <w:right w:val="nil"/>
+            </w:tcBorders>
+            <w:vAlign w:val="center"/>
+          </w:tcPr>
+          <w:p>
+            <w:pPr>
+              <w:spacing w:line="240" w:lineRule="auto"/>
               <w:ind w:firstLine="0"/>
               <w:jc w:val="center"/>
             </w:pPr>
@@ -1140,11 +1583,17 @@
         <w:tc>
           <w:tcPr>
             <w:tcW w:w="1814" w:type="dxa"/>
-            <w:vAlign w:val="center"/>
-          </w:tcPr>
-          <w:p>
-            <w:pPr>
-              <w:spacing w:after="0" w:line="240" w:lineRule="auto"/>
+            <w:tcBorders>
+              <w:top w:val="nil"/>
+              <w:left w:val="nil"/>
+              <w:bottom w:val="nil"/>
+              <w:right w:val="nil"/>
+            </w:tcBorders>
+            <w:vAlign w:val="center"/>
+          </w:tcPr>
+          <w:p>
+            <w:pPr>
+              <w:spacing w:line="240" w:lineRule="auto"/>
               <w:ind w:firstLine="0"/>
               <w:jc w:val="center"/>
             </w:pPr>
@@ -1165,11 +1614,17 @@
         <w:tc>
           <w:tcPr>
             <w:tcW w:w="1020" w:type="dxa"/>
-            <w:vAlign w:val="center"/>
-          </w:tcPr>
-          <w:p>
-            <w:pPr>
-              <w:spacing w:after="0" w:line="240" w:lineRule="auto"/>
+            <w:tcBorders>
+              <w:top w:val="nil"/>
+              <w:left w:val="nil"/>
+              <w:bottom w:val="nil"/>
+              <w:right w:val="nil"/>
+            </w:tcBorders>
+            <w:vAlign w:val="center"/>
+          </w:tcPr>
+          <w:p>
+            <w:pPr>
+              <w:spacing w:line="240" w:lineRule="auto"/>
               <w:ind w:firstLine="0"/>
               <w:jc w:val="center"/>
             </w:pPr>
@@ -1184,11 +1639,17 @@
         <w:tc>
           <w:tcPr>
             <w:tcW w:w="1417" w:type="dxa"/>
-            <w:vAlign w:val="center"/>
-          </w:tcPr>
-          <w:p>
-            <w:pPr>
-              <w:spacing w:after="0" w:line="240" w:lineRule="auto"/>
+            <w:tcBorders>
+              <w:top w:val="nil"/>
+              <w:left w:val="nil"/>
+              <w:bottom w:val="nil"/>
+              <w:right w:val="nil"/>
+            </w:tcBorders>
+            <w:vAlign w:val="center"/>
+          </w:tcPr>
+          <w:p>
+            <w:pPr>
+              <w:spacing w:line="240" w:lineRule="auto"/>
               <w:ind w:firstLine="0"/>
               <w:jc w:val="center"/>
             </w:pPr>
@@ -1203,11 +1664,17 @@
         <w:tc>
           <w:tcPr>
             <w:tcW w:w="1814" w:type="dxa"/>
-            <w:vAlign w:val="center"/>
-          </w:tcPr>
-          <w:p>
-            <w:pPr>
-              <w:spacing w:after="0" w:line="240" w:lineRule="auto"/>
+            <w:tcBorders>
+              <w:top w:val="nil"/>
+              <w:left w:val="nil"/>
+              <w:bottom w:val="nil"/>
+              <w:right w:val="nil"/>
+            </w:tcBorders>
+            <w:vAlign w:val="center"/>
+          </w:tcPr>
+          <w:p>
+            <w:pPr>
+              <w:spacing w:line="240" w:lineRule="auto"/>
               <w:ind w:firstLine="0"/>
               <w:jc w:val="center"/>
             </w:pPr>
@@ -1222,11 +1689,17 @@
         <w:tc>
           <w:tcPr>
             <w:tcW w:w="1814" w:type="dxa"/>
-            <w:vAlign w:val="center"/>
-          </w:tcPr>
-          <w:p>
-            <w:pPr>
-              <w:spacing w:after="0" w:line="240" w:lineRule="auto"/>
+            <w:tcBorders>
+              <w:top w:val="nil"/>
+              <w:left w:val="nil"/>
+              <w:bottom w:val="nil"/>
+              <w:right w:val="nil"/>
+            </w:tcBorders>
+            <w:vAlign w:val="center"/>
+          </w:tcPr>
+          <w:p>
+            <w:pPr>
+              <w:spacing w:line="240" w:lineRule="auto"/>
               <w:ind w:firstLine="0"/>
               <w:jc w:val="center"/>
             </w:pPr>
@@ -1241,11 +1714,17 @@
         <w:tc>
           <w:tcPr>
             <w:tcW w:w="1814" w:type="dxa"/>
-            <w:vAlign w:val="center"/>
-          </w:tcPr>
-          <w:p>
-            <w:pPr>
-              <w:spacing w:after="0" w:line="240" w:lineRule="auto"/>
+            <w:tcBorders>
+              <w:top w:val="nil"/>
+              <w:left w:val="nil"/>
+              <w:bottom w:val="nil"/>
+              <w:right w:val="nil"/>
+            </w:tcBorders>
+            <w:vAlign w:val="center"/>
+          </w:tcPr>
+          <w:p>
+            <w:pPr>
+              <w:spacing w:line="240" w:lineRule="auto"/>
               <w:ind w:firstLine="0"/>
               <w:jc w:val="center"/>
             </w:pPr>
@@ -1266,11 +1745,17 @@
         <w:tc>
           <w:tcPr>
             <w:tcW w:w="1020" w:type="dxa"/>
-            <w:vAlign w:val="center"/>
-          </w:tcPr>
-          <w:p>
-            <w:pPr>
-              <w:spacing w:after="0" w:line="240" w:lineRule="auto"/>
+            <w:tcBorders>
+              <w:top w:val="nil"/>
+              <w:left w:val="nil"/>
+              <w:bottom w:val="nil"/>
+              <w:right w:val="nil"/>
+            </w:tcBorders>
+            <w:vAlign w:val="center"/>
+          </w:tcPr>
+          <w:p>
+            <w:pPr>
+              <w:spacing w:line="240" w:lineRule="auto"/>
               <w:ind w:firstLine="0"/>
               <w:jc w:val="center"/>
             </w:pPr>
@@ -1285,11 +1770,17 @@
         <w:tc>
           <w:tcPr>
             <w:tcW w:w="1417" w:type="dxa"/>
-            <w:vAlign w:val="center"/>
-          </w:tcPr>
-          <w:p>
-            <w:pPr>
-              <w:spacing w:after="0" w:line="240" w:lineRule="auto"/>
+            <w:tcBorders>
+              <w:top w:val="nil"/>
+              <w:left w:val="nil"/>
+              <w:bottom w:val="nil"/>
+              <w:right w:val="nil"/>
+            </w:tcBorders>
+            <w:vAlign w:val="center"/>
+          </w:tcPr>
+          <w:p>
+            <w:pPr>
+              <w:spacing w:line="240" w:lineRule="auto"/>
               <w:ind w:firstLine="0"/>
               <w:jc w:val="center"/>
             </w:pPr>
@@ -1304,11 +1795,17 @@
         <w:tc>
           <w:tcPr>
             <w:tcW w:w="1814" w:type="dxa"/>
-            <w:vAlign w:val="center"/>
-          </w:tcPr>
-          <w:p>
-            <w:pPr>
-              <w:spacing w:after="0" w:line="240" w:lineRule="auto"/>
+            <w:tcBorders>
+              <w:top w:val="nil"/>
+              <w:left w:val="nil"/>
+              <w:bottom w:val="nil"/>
+              <w:right w:val="nil"/>
+            </w:tcBorders>
+            <w:vAlign w:val="center"/>
+          </w:tcPr>
+          <w:p>
+            <w:pPr>
+              <w:spacing w:line="240" w:lineRule="auto"/>
               <w:ind w:firstLine="0"/>
               <w:jc w:val="center"/>
             </w:pPr>
@@ -1323,11 +1820,17 @@
         <w:tc>
           <w:tcPr>
             <w:tcW w:w="1814" w:type="dxa"/>
-            <w:vAlign w:val="center"/>
-          </w:tcPr>
-          <w:p>
-            <w:pPr>
-              <w:spacing w:after="0" w:line="240" w:lineRule="auto"/>
+            <w:tcBorders>
+              <w:top w:val="nil"/>
+              <w:left w:val="nil"/>
+              <w:bottom w:val="nil"/>
+              <w:right w:val="nil"/>
+            </w:tcBorders>
+            <w:vAlign w:val="center"/>
+          </w:tcPr>
+          <w:p>
+            <w:pPr>
+              <w:spacing w:line="240" w:lineRule="auto"/>
               <w:ind w:firstLine="0"/>
               <w:jc w:val="center"/>
             </w:pPr>
@@ -1342,11 +1845,17 @@
         <w:tc>
           <w:tcPr>
             <w:tcW w:w="1814" w:type="dxa"/>
-            <w:vAlign w:val="center"/>
-          </w:tcPr>
-          <w:p>
-            <w:pPr>
-              <w:spacing w:after="0" w:line="240" w:lineRule="auto"/>
+            <w:tcBorders>
+              <w:top w:val="nil"/>
+              <w:left w:val="nil"/>
+              <w:bottom w:val="nil"/>
+              <w:right w:val="nil"/>
+            </w:tcBorders>
+            <w:vAlign w:val="center"/>
+          </w:tcPr>
+          <w:p>
+            <w:pPr>
+              <w:spacing w:line="240" w:lineRule="auto"/>
               <w:ind w:firstLine="0"/>
               <w:jc w:val="center"/>
             </w:pPr>
@@ -1367,11 +1876,17 @@
         <w:tc>
           <w:tcPr>
             <w:tcW w:w="1020" w:type="dxa"/>
-            <w:vAlign w:val="center"/>
-          </w:tcPr>
-          <w:p>
-            <w:pPr>
-              <w:spacing w:after="0" w:line="240" w:lineRule="auto"/>
+            <w:tcBorders>
+              <w:top w:val="nil"/>
+              <w:left w:val="nil"/>
+              <w:bottom w:val="nil"/>
+              <w:right w:val="nil"/>
+            </w:tcBorders>
+            <w:vAlign w:val="center"/>
+          </w:tcPr>
+          <w:p>
+            <w:pPr>
+              <w:spacing w:line="240" w:lineRule="auto"/>
               <w:ind w:firstLine="0"/>
               <w:jc w:val="center"/>
             </w:pPr>
@@ -1386,11 +1901,17 @@
         <w:tc>
           <w:tcPr>
             <w:tcW w:w="1417" w:type="dxa"/>
-            <w:vAlign w:val="center"/>
-          </w:tcPr>
-          <w:p>
-            <w:pPr>
-              <w:spacing w:after="0" w:line="240" w:lineRule="auto"/>
+            <w:tcBorders>
+              <w:top w:val="nil"/>
+              <w:left w:val="nil"/>
+              <w:bottom w:val="nil"/>
+              <w:right w:val="nil"/>
+            </w:tcBorders>
+            <w:vAlign w:val="center"/>
+          </w:tcPr>
+          <w:p>
+            <w:pPr>
+              <w:spacing w:line="240" w:lineRule="auto"/>
               <w:ind w:firstLine="0"/>
               <w:jc w:val="center"/>
             </w:pPr>
@@ -1405,11 +1926,17 @@
         <w:tc>
           <w:tcPr>
             <w:tcW w:w="1814" w:type="dxa"/>
-            <w:vAlign w:val="center"/>
-          </w:tcPr>
-          <w:p>
-            <w:pPr>
-              <w:spacing w:after="0" w:line="240" w:lineRule="auto"/>
+            <w:tcBorders>
+              <w:top w:val="nil"/>
+              <w:left w:val="nil"/>
+              <w:bottom w:val="nil"/>
+              <w:right w:val="nil"/>
+            </w:tcBorders>
+            <w:vAlign w:val="center"/>
+          </w:tcPr>
+          <w:p>
+            <w:pPr>
+              <w:spacing w:line="240" w:lineRule="auto"/>
               <w:ind w:firstLine="0"/>
               <w:jc w:val="center"/>
             </w:pPr>
@@ -1424,11 +1951,17 @@
         <w:tc>
           <w:tcPr>
             <w:tcW w:w="1814" w:type="dxa"/>
-            <w:vAlign w:val="center"/>
-          </w:tcPr>
-          <w:p>
-            <w:pPr>
-              <w:spacing w:after="0" w:line="240" w:lineRule="auto"/>
+            <w:tcBorders>
+              <w:top w:val="nil"/>
+              <w:left w:val="nil"/>
+              <w:bottom w:val="nil"/>
+              <w:right w:val="nil"/>
+            </w:tcBorders>
+            <w:vAlign w:val="center"/>
+          </w:tcPr>
+          <w:p>
+            <w:pPr>
+              <w:spacing w:line="240" w:lineRule="auto"/>
               <w:ind w:firstLine="0"/>
               <w:jc w:val="center"/>
             </w:pPr>
@@ -1443,11 +1976,17 @@
         <w:tc>
           <w:tcPr>
             <w:tcW w:w="1814" w:type="dxa"/>
-            <w:vAlign w:val="center"/>
-          </w:tcPr>
-          <w:p>
-            <w:pPr>
-              <w:spacing w:after="0" w:line="240" w:lineRule="auto"/>
+            <w:tcBorders>
+              <w:top w:val="nil"/>
+              <w:left w:val="nil"/>
+              <w:bottom w:val="nil"/>
+              <w:right w:val="nil"/>
+            </w:tcBorders>
+            <w:vAlign w:val="center"/>
+          </w:tcPr>
+          <w:p>
+            <w:pPr>
+              <w:spacing w:line="240" w:lineRule="auto"/>
               <w:ind w:firstLine="0"/>
               <w:jc w:val="center"/>
             </w:pPr>
@@ -1468,11 +2007,17 @@
         <w:tc>
           <w:tcPr>
             <w:tcW w:w="1020" w:type="dxa"/>
-            <w:vAlign w:val="center"/>
-          </w:tcPr>
-          <w:p>
-            <w:pPr>
-              <w:spacing w:after="0" w:line="240" w:lineRule="auto"/>
+            <w:tcBorders>
+              <w:top w:val="nil"/>
+              <w:left w:val="nil"/>
+              <w:bottom w:val="nil"/>
+              <w:right w:val="nil"/>
+            </w:tcBorders>
+            <w:vAlign w:val="center"/>
+          </w:tcPr>
+          <w:p>
+            <w:pPr>
+              <w:spacing w:line="240" w:lineRule="auto"/>
               <w:ind w:firstLine="0"/>
               <w:jc w:val="center"/>
             </w:pPr>
@@ -1487,11 +2032,17 @@
         <w:tc>
           <w:tcPr>
             <w:tcW w:w="1417" w:type="dxa"/>
-            <w:vAlign w:val="center"/>
-          </w:tcPr>
-          <w:p>
-            <w:pPr>
-              <w:spacing w:after="0" w:line="240" w:lineRule="auto"/>
+            <w:tcBorders>
+              <w:top w:val="nil"/>
+              <w:left w:val="nil"/>
+              <w:bottom w:val="nil"/>
+              <w:right w:val="nil"/>
+            </w:tcBorders>
+            <w:vAlign w:val="center"/>
+          </w:tcPr>
+          <w:p>
+            <w:pPr>
+              <w:spacing w:line="240" w:lineRule="auto"/>
               <w:ind w:firstLine="0"/>
               <w:jc w:val="center"/>
             </w:pPr>
@@ -1506,11 +2057,17 @@
         <w:tc>
           <w:tcPr>
             <w:tcW w:w="1814" w:type="dxa"/>
-            <w:vAlign w:val="center"/>
-          </w:tcPr>
-          <w:p>
-            <w:pPr>
-              <w:spacing w:after="0" w:line="240" w:lineRule="auto"/>
+            <w:tcBorders>
+              <w:top w:val="nil"/>
+              <w:left w:val="nil"/>
+              <w:bottom w:val="nil"/>
+              <w:right w:val="nil"/>
+            </w:tcBorders>
+            <w:vAlign w:val="center"/>
+          </w:tcPr>
+          <w:p>
+            <w:pPr>
+              <w:spacing w:line="240" w:lineRule="auto"/>
               <w:ind w:firstLine="0"/>
               <w:jc w:val="center"/>
             </w:pPr>
@@ -1525,11 +2082,17 @@
         <w:tc>
           <w:tcPr>
             <w:tcW w:w="1814" w:type="dxa"/>
-            <w:vAlign w:val="center"/>
-          </w:tcPr>
-          <w:p>
-            <w:pPr>
-              <w:spacing w:after="0" w:line="240" w:lineRule="auto"/>
+            <w:tcBorders>
+              <w:top w:val="nil"/>
+              <w:left w:val="nil"/>
+              <w:bottom w:val="nil"/>
+              <w:right w:val="nil"/>
+            </w:tcBorders>
+            <w:vAlign w:val="center"/>
+          </w:tcPr>
+          <w:p>
+            <w:pPr>
+              <w:spacing w:line="240" w:lineRule="auto"/>
               <w:ind w:firstLine="0"/>
               <w:jc w:val="center"/>
             </w:pPr>
@@ -1544,11 +2107,17 @@
         <w:tc>
           <w:tcPr>
             <w:tcW w:w="1814" w:type="dxa"/>
-            <w:vAlign w:val="center"/>
-          </w:tcPr>
-          <w:p>
-            <w:pPr>
-              <w:spacing w:after="0" w:line="240" w:lineRule="auto"/>
+            <w:tcBorders>
+              <w:top w:val="nil"/>
+              <w:left w:val="nil"/>
+              <w:bottom w:val="nil"/>
+              <w:right w:val="nil"/>
+            </w:tcBorders>
+            <w:vAlign w:val="center"/>
+          </w:tcPr>
+          <w:p>
+            <w:pPr>
+              <w:spacing w:line="240" w:lineRule="auto"/>
               <w:ind w:firstLine="0"/>
               <w:jc w:val="center"/>
             </w:pPr>
@@ -1569,11 +2138,17 @@
         <w:tc>
           <w:tcPr>
             <w:tcW w:w="1020" w:type="dxa"/>
-            <w:vAlign w:val="center"/>
-          </w:tcPr>
-          <w:p>
-            <w:pPr>
-              <w:spacing w:after="0" w:line="240" w:lineRule="auto"/>
+            <w:tcBorders>
+              <w:top w:val="nil"/>
+              <w:left w:val="nil"/>
+              <w:bottom w:val="nil"/>
+              <w:right w:val="nil"/>
+            </w:tcBorders>
+            <w:vAlign w:val="center"/>
+          </w:tcPr>
+          <w:p>
+            <w:pPr>
+              <w:spacing w:line="240" w:lineRule="auto"/>
               <w:ind w:firstLine="0"/>
               <w:jc w:val="center"/>
             </w:pPr>
@@ -1588,11 +2163,17 @@
         <w:tc>
           <w:tcPr>
             <w:tcW w:w="1417" w:type="dxa"/>
-            <w:vAlign w:val="center"/>
-          </w:tcPr>
-          <w:p>
-            <w:pPr>
-              <w:spacing w:after="0" w:line="240" w:lineRule="auto"/>
+            <w:tcBorders>
+              <w:top w:val="nil"/>
+              <w:left w:val="nil"/>
+              <w:bottom w:val="nil"/>
+              <w:right w:val="nil"/>
+            </w:tcBorders>
+            <w:vAlign w:val="center"/>
+          </w:tcPr>
+          <w:p>
+            <w:pPr>
+              <w:spacing w:line="240" w:lineRule="auto"/>
               <w:ind w:firstLine="0"/>
               <w:jc w:val="center"/>
             </w:pPr>
@@ -1607,11 +2188,17 @@
         <w:tc>
           <w:tcPr>
             <w:tcW w:w="1814" w:type="dxa"/>
-            <w:vAlign w:val="center"/>
-          </w:tcPr>
-          <w:p>
-            <w:pPr>
-              <w:spacing w:after="0" w:line="240" w:lineRule="auto"/>
+            <w:tcBorders>
+              <w:top w:val="nil"/>
+              <w:left w:val="nil"/>
+              <w:bottom w:val="nil"/>
+              <w:right w:val="nil"/>
+            </w:tcBorders>
+            <w:vAlign w:val="center"/>
+          </w:tcPr>
+          <w:p>
+            <w:pPr>
+              <w:spacing w:line="240" w:lineRule="auto"/>
               <w:ind w:firstLine="0"/>
               <w:jc w:val="center"/>
             </w:pPr>
@@ -1626,11 +2213,17 @@
         <w:tc>
           <w:tcPr>
             <w:tcW w:w="1814" w:type="dxa"/>
-            <w:vAlign w:val="center"/>
-          </w:tcPr>
-          <w:p>
-            <w:pPr>
-              <w:spacing w:after="0" w:line="240" w:lineRule="auto"/>
+            <w:tcBorders>
+              <w:top w:val="nil"/>
+              <w:left w:val="nil"/>
+              <w:bottom w:val="nil"/>
+              <w:right w:val="nil"/>
+            </w:tcBorders>
+            <w:vAlign w:val="center"/>
+          </w:tcPr>
+          <w:p>
+            <w:pPr>
+              <w:spacing w:line="240" w:lineRule="auto"/>
               <w:ind w:firstLine="0"/>
               <w:jc w:val="center"/>
             </w:pPr>
@@ -1645,11 +2238,17 @@
         <w:tc>
           <w:tcPr>
             <w:tcW w:w="1814" w:type="dxa"/>
-            <w:vAlign w:val="center"/>
-          </w:tcPr>
-          <w:p>
-            <w:pPr>
-              <w:spacing w:after="0" w:line="240" w:lineRule="auto"/>
+            <w:tcBorders>
+              <w:top w:val="nil"/>
+              <w:left w:val="nil"/>
+              <w:bottom w:val="nil"/>
+              <w:right w:val="nil"/>
+            </w:tcBorders>
+            <w:vAlign w:val="center"/>
+          </w:tcPr>
+          <w:p>
+            <w:pPr>
+              <w:spacing w:line="240" w:lineRule="auto"/>
               <w:ind w:firstLine="0"/>
               <w:jc w:val="center"/>
             </w:pPr>
@@ -1670,11 +2269,17 @@
         <w:tc>
           <w:tcPr>
             <w:tcW w:w="1020" w:type="dxa"/>
-            <w:vAlign w:val="center"/>
-          </w:tcPr>
-          <w:p>
-            <w:pPr>
-              <w:spacing w:after="0" w:line="240" w:lineRule="auto"/>
+            <w:tcBorders>
+              <w:top w:val="nil"/>
+              <w:left w:val="nil"/>
+              <w:bottom w:val="nil"/>
+              <w:right w:val="nil"/>
+            </w:tcBorders>
+            <w:vAlign w:val="center"/>
+          </w:tcPr>
+          <w:p>
+            <w:pPr>
+              <w:spacing w:line="240" w:lineRule="auto"/>
               <w:ind w:firstLine="0"/>
               <w:jc w:val="center"/>
             </w:pPr>
@@ -1689,11 +2294,17 @@
         <w:tc>
           <w:tcPr>
             <w:tcW w:w="1417" w:type="dxa"/>
-            <w:vAlign w:val="center"/>
-          </w:tcPr>
-          <w:p>
-            <w:pPr>
-              <w:spacing w:after="0" w:line="240" w:lineRule="auto"/>
+            <w:tcBorders>
+              <w:top w:val="nil"/>
+              <w:left w:val="nil"/>
+              <w:bottom w:val="nil"/>
+              <w:right w:val="nil"/>
+            </w:tcBorders>
+            <w:vAlign w:val="center"/>
+          </w:tcPr>
+          <w:p>
+            <w:pPr>
+              <w:spacing w:line="240" w:lineRule="auto"/>
               <w:ind w:firstLine="0"/>
               <w:jc w:val="center"/>
             </w:pPr>
@@ -1708,11 +2319,17 @@
         <w:tc>
           <w:tcPr>
             <w:tcW w:w="1814" w:type="dxa"/>
-            <w:vAlign w:val="center"/>
-          </w:tcPr>
-          <w:p>
-            <w:pPr>
-              <w:spacing w:after="0" w:line="240" w:lineRule="auto"/>
+            <w:tcBorders>
+              <w:top w:val="nil"/>
+              <w:left w:val="nil"/>
+              <w:bottom w:val="nil"/>
+              <w:right w:val="nil"/>
+            </w:tcBorders>
+            <w:vAlign w:val="center"/>
+          </w:tcPr>
+          <w:p>
+            <w:pPr>
+              <w:spacing w:line="240" w:lineRule="auto"/>
               <w:ind w:firstLine="0"/>
               <w:jc w:val="center"/>
             </w:pPr>
@@ -1727,11 +2344,17 @@
         <w:tc>
           <w:tcPr>
             <w:tcW w:w="1814" w:type="dxa"/>
-            <w:vAlign w:val="center"/>
-          </w:tcPr>
-          <w:p>
-            <w:pPr>
-              <w:spacing w:after="0" w:line="240" w:lineRule="auto"/>
+            <w:tcBorders>
+              <w:top w:val="nil"/>
+              <w:left w:val="nil"/>
+              <w:bottom w:val="nil"/>
+              <w:right w:val="nil"/>
+            </w:tcBorders>
+            <w:vAlign w:val="center"/>
+          </w:tcPr>
+          <w:p>
+            <w:pPr>
+              <w:spacing w:line="240" w:lineRule="auto"/>
               <w:ind w:firstLine="0"/>
               <w:jc w:val="center"/>
             </w:pPr>
@@ -1746,11 +2369,17 @@
         <w:tc>
           <w:tcPr>
             <w:tcW w:w="1814" w:type="dxa"/>
-            <w:vAlign w:val="center"/>
-          </w:tcPr>
-          <w:p>
-            <w:pPr>
-              <w:spacing w:after="0" w:line="240" w:lineRule="auto"/>
+            <w:tcBorders>
+              <w:top w:val="nil"/>
+              <w:left w:val="nil"/>
+              <w:bottom w:val="nil"/>
+              <w:right w:val="nil"/>
+            </w:tcBorders>
+            <w:vAlign w:val="center"/>
+          </w:tcPr>
+          <w:p>
+            <w:pPr>
+              <w:spacing w:line="240" w:lineRule="auto"/>
               <w:ind w:firstLine="0"/>
               <w:jc w:val="center"/>
             </w:pPr>
@@ -1771,11 +2400,17 @@
         <w:tc>
           <w:tcPr>
             <w:tcW w:w="1020" w:type="dxa"/>
-            <w:vAlign w:val="center"/>
-          </w:tcPr>
-          <w:p>
-            <w:pPr>
-              <w:spacing w:after="0" w:line="240" w:lineRule="auto"/>
+            <w:tcBorders>
+              <w:top w:val="nil"/>
+              <w:left w:val="nil"/>
+              <w:bottom w:val="nil"/>
+              <w:right w:val="nil"/>
+            </w:tcBorders>
+            <w:vAlign w:val="center"/>
+          </w:tcPr>
+          <w:p>
+            <w:pPr>
+              <w:spacing w:line="240" w:lineRule="auto"/>
               <w:ind w:firstLine="0"/>
               <w:jc w:val="center"/>
             </w:pPr>
@@ -1790,11 +2425,17 @@
         <w:tc>
           <w:tcPr>
             <w:tcW w:w="1417" w:type="dxa"/>
-            <w:vAlign w:val="center"/>
-          </w:tcPr>
-          <w:p>
-            <w:pPr>
-              <w:spacing w:after="0" w:line="240" w:lineRule="auto"/>
+            <w:tcBorders>
+              <w:top w:val="nil"/>
+              <w:left w:val="nil"/>
+              <w:bottom w:val="nil"/>
+              <w:right w:val="nil"/>
+            </w:tcBorders>
+            <w:vAlign w:val="center"/>
+          </w:tcPr>
+          <w:p>
+            <w:pPr>
+              <w:spacing w:line="240" w:lineRule="auto"/>
               <w:ind w:firstLine="0"/>
               <w:jc w:val="center"/>
             </w:pPr>
@@ -1809,11 +2450,17 @@
         <w:tc>
           <w:tcPr>
             <w:tcW w:w="1814" w:type="dxa"/>
-            <w:vAlign w:val="center"/>
-          </w:tcPr>
-          <w:p>
-            <w:pPr>
-              <w:spacing w:after="0" w:line="240" w:lineRule="auto"/>
+            <w:tcBorders>
+              <w:top w:val="nil"/>
+              <w:left w:val="nil"/>
+              <w:bottom w:val="nil"/>
+              <w:right w:val="nil"/>
+            </w:tcBorders>
+            <w:vAlign w:val="center"/>
+          </w:tcPr>
+          <w:p>
+            <w:pPr>
+              <w:spacing w:line="240" w:lineRule="auto"/>
               <w:ind w:firstLine="0"/>
               <w:jc w:val="center"/>
             </w:pPr>
@@ -1828,11 +2475,17 @@
         <w:tc>
           <w:tcPr>
             <w:tcW w:w="1814" w:type="dxa"/>
-            <w:vAlign w:val="center"/>
-          </w:tcPr>
-          <w:p>
-            <w:pPr>
-              <w:spacing w:after="0" w:line="240" w:lineRule="auto"/>
+            <w:tcBorders>
+              <w:top w:val="nil"/>
+              <w:left w:val="nil"/>
+              <w:bottom w:val="nil"/>
+              <w:right w:val="nil"/>
+            </w:tcBorders>
+            <w:vAlign w:val="center"/>
+          </w:tcPr>
+          <w:p>
+            <w:pPr>
+              <w:spacing w:line="240" w:lineRule="auto"/>
               <w:ind w:firstLine="0"/>
               <w:jc w:val="center"/>
             </w:pPr>
@@ -1847,11 +2500,17 @@
         <w:tc>
           <w:tcPr>
             <w:tcW w:w="1814" w:type="dxa"/>
-            <w:vAlign w:val="center"/>
-          </w:tcPr>
-          <w:p>
-            <w:pPr>
-              <w:spacing w:after="0" w:line="240" w:lineRule="auto"/>
+            <w:tcBorders>
+              <w:top w:val="nil"/>
+              <w:left w:val="nil"/>
+              <w:bottom w:val="nil"/>
+              <w:right w:val="nil"/>
+            </w:tcBorders>
+            <w:vAlign w:val="center"/>
+          </w:tcPr>
+          <w:p>
+            <w:pPr>
+              <w:spacing w:line="240" w:lineRule="auto"/>
               <w:ind w:firstLine="0"/>
               <w:jc w:val="center"/>
             </w:pPr>
@@ -1872,11 +2531,17 @@
         <w:tc>
           <w:tcPr>
             <w:tcW w:w="1020" w:type="dxa"/>
-            <w:vAlign w:val="center"/>
-          </w:tcPr>
-          <w:p>
-            <w:pPr>
-              <w:spacing w:after="0" w:line="240" w:lineRule="auto"/>
+            <w:tcBorders>
+              <w:top w:val="nil"/>
+              <w:left w:val="nil"/>
+              <w:bottom w:val="nil"/>
+              <w:right w:val="nil"/>
+            </w:tcBorders>
+            <w:vAlign w:val="center"/>
+          </w:tcPr>
+          <w:p>
+            <w:pPr>
+              <w:spacing w:line="240" w:lineRule="auto"/>
               <w:ind w:firstLine="0"/>
               <w:jc w:val="center"/>
             </w:pPr>
@@ -1891,11 +2556,17 @@
         <w:tc>
           <w:tcPr>
             <w:tcW w:w="1417" w:type="dxa"/>
-            <w:vAlign w:val="center"/>
-          </w:tcPr>
-          <w:p>
-            <w:pPr>
-              <w:spacing w:after="0" w:line="240" w:lineRule="auto"/>
+            <w:tcBorders>
+              <w:top w:val="nil"/>
+              <w:left w:val="nil"/>
+              <w:bottom w:val="nil"/>
+              <w:right w:val="nil"/>
+            </w:tcBorders>
+            <w:vAlign w:val="center"/>
+          </w:tcPr>
+          <w:p>
+            <w:pPr>
+              <w:spacing w:line="240" w:lineRule="auto"/>
               <w:ind w:firstLine="0"/>
               <w:jc w:val="center"/>
             </w:pPr>
@@ -1910,11 +2581,17 @@
         <w:tc>
           <w:tcPr>
             <w:tcW w:w="1814" w:type="dxa"/>
-            <w:vAlign w:val="center"/>
-          </w:tcPr>
-          <w:p>
-            <w:pPr>
-              <w:spacing w:after="0" w:line="240" w:lineRule="auto"/>
+            <w:tcBorders>
+              <w:top w:val="nil"/>
+              <w:left w:val="nil"/>
+              <w:bottom w:val="nil"/>
+              <w:right w:val="nil"/>
+            </w:tcBorders>
+            <w:vAlign w:val="center"/>
+          </w:tcPr>
+          <w:p>
+            <w:pPr>
+              <w:spacing w:line="240" w:lineRule="auto"/>
               <w:ind w:firstLine="0"/>
               <w:jc w:val="center"/>
             </w:pPr>
@@ -1929,11 +2606,17 @@
         <w:tc>
           <w:tcPr>
             <w:tcW w:w="1814" w:type="dxa"/>
-            <w:vAlign w:val="center"/>
-          </w:tcPr>
-          <w:p>
-            <w:pPr>
-              <w:spacing w:after="0" w:line="240" w:lineRule="auto"/>
+            <w:tcBorders>
+              <w:top w:val="nil"/>
+              <w:left w:val="nil"/>
+              <w:bottom w:val="nil"/>
+              <w:right w:val="nil"/>
+            </w:tcBorders>
+            <w:vAlign w:val="center"/>
+          </w:tcPr>
+          <w:p>
+            <w:pPr>
+              <w:spacing w:line="240" w:lineRule="auto"/>
               <w:ind w:firstLine="0"/>
               <w:jc w:val="center"/>
             </w:pPr>
@@ -1948,11 +2631,17 @@
         <w:tc>
           <w:tcPr>
             <w:tcW w:w="1814" w:type="dxa"/>
-            <w:vAlign w:val="center"/>
-          </w:tcPr>
-          <w:p>
-            <w:pPr>
-              <w:spacing w:after="0" w:line="240" w:lineRule="auto"/>
+            <w:tcBorders>
+              <w:top w:val="nil"/>
+              <w:left w:val="nil"/>
+              <w:bottom w:val="nil"/>
+              <w:right w:val="nil"/>
+            </w:tcBorders>
+            <w:vAlign w:val="center"/>
+          </w:tcPr>
+          <w:p>
+            <w:pPr>
+              <w:spacing w:line="240" w:lineRule="auto"/>
               <w:ind w:firstLine="0"/>
               <w:jc w:val="center"/>
             </w:pPr>
@@ -1973,11 +2662,17 @@
         <w:tc>
           <w:tcPr>
             <w:tcW w:w="1020" w:type="dxa"/>
-            <w:vAlign w:val="center"/>
-          </w:tcPr>
-          <w:p>
-            <w:pPr>
-              <w:spacing w:after="0" w:line="240" w:lineRule="auto"/>
+            <w:tcBorders>
+              <w:top w:val="nil"/>
+              <w:left w:val="nil"/>
+              <w:bottom w:val="nil"/>
+              <w:right w:val="nil"/>
+            </w:tcBorders>
+            <w:vAlign w:val="center"/>
+          </w:tcPr>
+          <w:p>
+            <w:pPr>
+              <w:spacing w:line="240" w:lineRule="auto"/>
               <w:ind w:firstLine="0"/>
               <w:jc w:val="center"/>
             </w:pPr>
@@ -1992,11 +2687,17 @@
         <w:tc>
           <w:tcPr>
             <w:tcW w:w="1417" w:type="dxa"/>
-            <w:vAlign w:val="center"/>
-          </w:tcPr>
-          <w:p>
-            <w:pPr>
-              <w:spacing w:after="0" w:line="240" w:lineRule="auto"/>
+            <w:tcBorders>
+              <w:top w:val="nil"/>
+              <w:left w:val="nil"/>
+              <w:bottom w:val="nil"/>
+              <w:right w:val="nil"/>
+            </w:tcBorders>
+            <w:vAlign w:val="center"/>
+          </w:tcPr>
+          <w:p>
+            <w:pPr>
+              <w:spacing w:line="240" w:lineRule="auto"/>
               <w:ind w:firstLine="0"/>
               <w:jc w:val="center"/>
             </w:pPr>
@@ -2011,11 +2712,17 @@
         <w:tc>
           <w:tcPr>
             <w:tcW w:w="1814" w:type="dxa"/>
-            <w:vAlign w:val="center"/>
-          </w:tcPr>
-          <w:p>
-            <w:pPr>
-              <w:spacing w:after="0" w:line="240" w:lineRule="auto"/>
+            <w:tcBorders>
+              <w:top w:val="nil"/>
+              <w:left w:val="nil"/>
+              <w:bottom w:val="nil"/>
+              <w:right w:val="nil"/>
+            </w:tcBorders>
+            <w:vAlign w:val="center"/>
+          </w:tcPr>
+          <w:p>
+            <w:pPr>
+              <w:spacing w:line="240" w:lineRule="auto"/>
               <w:ind w:firstLine="0"/>
               <w:jc w:val="center"/>
             </w:pPr>
@@ -2030,11 +2737,17 @@
         <w:tc>
           <w:tcPr>
             <w:tcW w:w="1814" w:type="dxa"/>
-            <w:vAlign w:val="center"/>
-          </w:tcPr>
-          <w:p>
-            <w:pPr>
-              <w:spacing w:after="0" w:line="240" w:lineRule="auto"/>
+            <w:tcBorders>
+              <w:top w:val="nil"/>
+              <w:left w:val="nil"/>
+              <w:bottom w:val="nil"/>
+              <w:right w:val="nil"/>
+            </w:tcBorders>
+            <w:vAlign w:val="center"/>
+          </w:tcPr>
+          <w:p>
+            <w:pPr>
+              <w:spacing w:line="240" w:lineRule="auto"/>
               <w:ind w:firstLine="0"/>
               <w:jc w:val="center"/>
             </w:pPr>
@@ -2049,11 +2762,17 @@
         <w:tc>
           <w:tcPr>
             <w:tcW w:w="1814" w:type="dxa"/>
-            <w:vAlign w:val="center"/>
-          </w:tcPr>
-          <w:p>
-            <w:pPr>
-              <w:spacing w:after="0" w:line="240" w:lineRule="auto"/>
+            <w:tcBorders>
+              <w:top w:val="nil"/>
+              <w:left w:val="nil"/>
+              <w:bottom w:val="nil"/>
+              <w:right w:val="nil"/>
+            </w:tcBorders>
+            <w:vAlign w:val="center"/>
+          </w:tcPr>
+          <w:p>
+            <w:pPr>
+              <w:spacing w:line="240" w:lineRule="auto"/>
               <w:ind w:firstLine="0"/>
               <w:jc w:val="center"/>
             </w:pPr>
@@ -2074,11 +2793,17 @@
         <w:tc>
           <w:tcPr>
             <w:tcW w:w="1020" w:type="dxa"/>
-            <w:vAlign w:val="center"/>
-          </w:tcPr>
-          <w:p>
-            <w:pPr>
-              <w:spacing w:after="0" w:line="240" w:lineRule="auto"/>
+            <w:tcBorders>
+              <w:top w:val="nil"/>
+              <w:left w:val="nil"/>
+              <w:bottom w:val="nil"/>
+              <w:right w:val="nil"/>
+            </w:tcBorders>
+            <w:vAlign w:val="center"/>
+          </w:tcPr>
+          <w:p>
+            <w:pPr>
+              <w:spacing w:line="240" w:lineRule="auto"/>
               <w:ind w:firstLine="0"/>
               <w:jc w:val="center"/>
             </w:pPr>
@@ -2093,11 +2818,17 @@
         <w:tc>
           <w:tcPr>
             <w:tcW w:w="1417" w:type="dxa"/>
-            <w:vAlign w:val="center"/>
-          </w:tcPr>
-          <w:p>
-            <w:pPr>
-              <w:spacing w:after="0" w:line="240" w:lineRule="auto"/>
+            <w:tcBorders>
+              <w:top w:val="nil"/>
+              <w:left w:val="nil"/>
+              <w:bottom w:val="nil"/>
+              <w:right w:val="nil"/>
+            </w:tcBorders>
+            <w:vAlign w:val="center"/>
+          </w:tcPr>
+          <w:p>
+            <w:pPr>
+              <w:spacing w:line="240" w:lineRule="auto"/>
               <w:ind w:firstLine="0"/>
               <w:jc w:val="center"/>
             </w:pPr>
@@ -2112,11 +2843,17 @@
         <w:tc>
           <w:tcPr>
             <w:tcW w:w="1814" w:type="dxa"/>
-            <w:vAlign w:val="center"/>
-          </w:tcPr>
-          <w:p>
-            <w:pPr>
-              <w:spacing w:after="0" w:line="240" w:lineRule="auto"/>
+            <w:tcBorders>
+              <w:top w:val="nil"/>
+              <w:left w:val="nil"/>
+              <w:bottom w:val="nil"/>
+              <w:right w:val="nil"/>
+            </w:tcBorders>
+            <w:vAlign w:val="center"/>
+          </w:tcPr>
+          <w:p>
+            <w:pPr>
+              <w:spacing w:line="240" w:lineRule="auto"/>
               <w:ind w:firstLine="0"/>
               <w:jc w:val="center"/>
             </w:pPr>
@@ -2131,11 +2868,17 @@
         <w:tc>
           <w:tcPr>
             <w:tcW w:w="1814" w:type="dxa"/>
-            <w:vAlign w:val="center"/>
-          </w:tcPr>
-          <w:p>
-            <w:pPr>
-              <w:spacing w:after="0" w:line="240" w:lineRule="auto"/>
+            <w:tcBorders>
+              <w:top w:val="nil"/>
+              <w:left w:val="nil"/>
+              <w:bottom w:val="nil"/>
+              <w:right w:val="nil"/>
+            </w:tcBorders>
+            <w:vAlign w:val="center"/>
+          </w:tcPr>
+          <w:p>
+            <w:pPr>
+              <w:spacing w:line="240" w:lineRule="auto"/>
               <w:ind w:firstLine="0"/>
               <w:jc w:val="center"/>
             </w:pPr>
@@ -2150,11 +2893,17 @@
         <w:tc>
           <w:tcPr>
             <w:tcW w:w="1814" w:type="dxa"/>
-            <w:vAlign w:val="center"/>
-          </w:tcPr>
-          <w:p>
-            <w:pPr>
-              <w:spacing w:after="0" w:line="240" w:lineRule="auto"/>
+            <w:tcBorders>
+              <w:top w:val="nil"/>
+              <w:left w:val="nil"/>
+              <w:bottom w:val="nil"/>
+              <w:right w:val="nil"/>
+            </w:tcBorders>
+            <w:vAlign w:val="center"/>
+          </w:tcPr>
+          <w:p>
+            <w:pPr>
+              <w:spacing w:line="240" w:lineRule="auto"/>
               <w:ind w:firstLine="0"/>
               <w:jc w:val="center"/>
             </w:pPr>
@@ -2175,11 +2924,17 @@
         <w:tc>
           <w:tcPr>
             <w:tcW w:w="1020" w:type="dxa"/>
-            <w:vAlign w:val="center"/>
-          </w:tcPr>
-          <w:p>
-            <w:pPr>
-              <w:spacing w:after="0" w:line="240" w:lineRule="auto"/>
+            <w:tcBorders>
+              <w:top w:val="nil"/>
+              <w:left w:val="nil"/>
+              <w:bottom w:val="nil"/>
+              <w:right w:val="nil"/>
+            </w:tcBorders>
+            <w:vAlign w:val="center"/>
+          </w:tcPr>
+          <w:p>
+            <w:pPr>
+              <w:spacing w:line="240" w:lineRule="auto"/>
               <w:ind w:firstLine="0"/>
               <w:jc w:val="center"/>
             </w:pPr>
@@ -2194,11 +2949,17 @@
         <w:tc>
           <w:tcPr>
             <w:tcW w:w="1417" w:type="dxa"/>
-            <w:vAlign w:val="center"/>
-          </w:tcPr>
-          <w:p>
-            <w:pPr>
-              <w:spacing w:after="0" w:line="240" w:lineRule="auto"/>
+            <w:tcBorders>
+              <w:top w:val="nil"/>
+              <w:left w:val="nil"/>
+              <w:bottom w:val="nil"/>
+              <w:right w:val="nil"/>
+            </w:tcBorders>
+            <w:vAlign w:val="center"/>
+          </w:tcPr>
+          <w:p>
+            <w:pPr>
+              <w:spacing w:line="240" w:lineRule="auto"/>
               <w:ind w:firstLine="0"/>
               <w:jc w:val="center"/>
             </w:pPr>
@@ -2213,11 +2974,17 @@
         <w:tc>
           <w:tcPr>
             <w:tcW w:w="1814" w:type="dxa"/>
-            <w:vAlign w:val="center"/>
-          </w:tcPr>
-          <w:p>
-            <w:pPr>
-              <w:spacing w:after="0" w:line="240" w:lineRule="auto"/>
+            <w:tcBorders>
+              <w:top w:val="nil"/>
+              <w:left w:val="nil"/>
+              <w:bottom w:val="nil"/>
+              <w:right w:val="nil"/>
+            </w:tcBorders>
+            <w:vAlign w:val="center"/>
+          </w:tcPr>
+          <w:p>
+            <w:pPr>
+              <w:spacing w:line="240" w:lineRule="auto"/>
               <w:ind w:firstLine="0"/>
               <w:jc w:val="center"/>
             </w:pPr>
@@ -2232,11 +2999,17 @@
         <w:tc>
           <w:tcPr>
             <w:tcW w:w="1814" w:type="dxa"/>
-            <w:vAlign w:val="center"/>
-          </w:tcPr>
-          <w:p>
-            <w:pPr>
-              <w:spacing w:after="0" w:line="240" w:lineRule="auto"/>
+            <w:tcBorders>
+              <w:top w:val="nil"/>
+              <w:left w:val="nil"/>
+              <w:bottom w:val="nil"/>
+              <w:right w:val="nil"/>
+            </w:tcBorders>
+            <w:vAlign w:val="center"/>
+          </w:tcPr>
+          <w:p>
+            <w:pPr>
+              <w:spacing w:line="240" w:lineRule="auto"/>
               <w:ind w:firstLine="0"/>
               <w:jc w:val="center"/>
             </w:pPr>
@@ -2251,11 +3024,17 @@
         <w:tc>
           <w:tcPr>
             <w:tcW w:w="1814" w:type="dxa"/>
-            <w:vAlign w:val="center"/>
-          </w:tcPr>
-          <w:p>
-            <w:pPr>
-              <w:spacing w:after="0" w:line="240" w:lineRule="auto"/>
+            <w:tcBorders>
+              <w:top w:val="nil"/>
+              <w:left w:val="nil"/>
+              <w:bottom w:val="nil"/>
+              <w:right w:val="nil"/>
+            </w:tcBorders>
+            <w:vAlign w:val="center"/>
+          </w:tcPr>
+          <w:p>
+            <w:pPr>
+              <w:spacing w:line="240" w:lineRule="auto"/>
               <w:ind w:firstLine="0"/>
               <w:jc w:val="center"/>
             </w:pPr>
@@ -2276,11 +3055,17 @@
         <w:tc>
           <w:tcPr>
             <w:tcW w:w="1020" w:type="dxa"/>
-            <w:vAlign w:val="center"/>
-          </w:tcPr>
-          <w:p>
-            <w:pPr>
-              <w:spacing w:after="0" w:line="240" w:lineRule="auto"/>
+            <w:tcBorders>
+              <w:top w:val="nil"/>
+              <w:left w:val="nil"/>
+              <w:bottom w:val="nil"/>
+              <w:right w:val="nil"/>
+            </w:tcBorders>
+            <w:vAlign w:val="center"/>
+          </w:tcPr>
+          <w:p>
+            <w:pPr>
+              <w:spacing w:line="240" w:lineRule="auto"/>
               <w:ind w:firstLine="0"/>
               <w:jc w:val="center"/>
             </w:pPr>
@@ -2295,11 +3080,17 @@
         <w:tc>
           <w:tcPr>
             <w:tcW w:w="1417" w:type="dxa"/>
-            <w:vAlign w:val="center"/>
-          </w:tcPr>
-          <w:p>
-            <w:pPr>
-              <w:spacing w:after="0" w:line="240" w:lineRule="auto"/>
+            <w:tcBorders>
+              <w:top w:val="nil"/>
+              <w:left w:val="nil"/>
+              <w:bottom w:val="nil"/>
+              <w:right w:val="nil"/>
+            </w:tcBorders>
+            <w:vAlign w:val="center"/>
+          </w:tcPr>
+          <w:p>
+            <w:pPr>
+              <w:spacing w:line="240" w:lineRule="auto"/>
               <w:ind w:firstLine="0"/>
               <w:jc w:val="center"/>
             </w:pPr>
@@ -2314,11 +3105,17 @@
         <w:tc>
           <w:tcPr>
             <w:tcW w:w="1814" w:type="dxa"/>
-            <w:vAlign w:val="center"/>
-          </w:tcPr>
-          <w:p>
-            <w:pPr>
-              <w:spacing w:after="0" w:line="240" w:lineRule="auto"/>
+            <w:tcBorders>
+              <w:top w:val="nil"/>
+              <w:left w:val="nil"/>
+              <w:bottom w:val="nil"/>
+              <w:right w:val="nil"/>
+            </w:tcBorders>
+            <w:vAlign w:val="center"/>
+          </w:tcPr>
+          <w:p>
+            <w:pPr>
+              <w:spacing w:line="240" w:lineRule="auto"/>
               <w:ind w:firstLine="0"/>
               <w:jc w:val="center"/>
             </w:pPr>
@@ -2333,11 +3130,17 @@
         <w:tc>
           <w:tcPr>
             <w:tcW w:w="1814" w:type="dxa"/>
-            <w:vAlign w:val="center"/>
-          </w:tcPr>
-          <w:p>
-            <w:pPr>
-              <w:spacing w:after="0" w:line="240" w:lineRule="auto"/>
+            <w:tcBorders>
+              <w:top w:val="nil"/>
+              <w:left w:val="nil"/>
+              <w:bottom w:val="nil"/>
+              <w:right w:val="nil"/>
+            </w:tcBorders>
+            <w:vAlign w:val="center"/>
+          </w:tcPr>
+          <w:p>
+            <w:pPr>
+              <w:spacing w:line="240" w:lineRule="auto"/>
               <w:ind w:firstLine="0"/>
               <w:jc w:val="center"/>
             </w:pPr>
@@ -2352,11 +3155,17 @@
         <w:tc>
           <w:tcPr>
             <w:tcW w:w="1814" w:type="dxa"/>
-            <w:vAlign w:val="center"/>
-          </w:tcPr>
-          <w:p>
-            <w:pPr>
-              <w:spacing w:after="0" w:line="240" w:lineRule="auto"/>
+            <w:tcBorders>
+              <w:top w:val="nil"/>
+              <w:left w:val="nil"/>
+              <w:bottom w:val="nil"/>
+              <w:right w:val="nil"/>
+            </w:tcBorders>
+            <w:vAlign w:val="center"/>
+          </w:tcPr>
+          <w:p>
+            <w:pPr>
+              <w:spacing w:line="240" w:lineRule="auto"/>
               <w:ind w:firstLine="0"/>
               <w:jc w:val="center"/>
             </w:pPr>
@@ -2377,11 +3186,17 @@
         <w:tc>
           <w:tcPr>
             <w:tcW w:w="1020" w:type="dxa"/>
-            <w:vAlign w:val="center"/>
-          </w:tcPr>
-          <w:p>
-            <w:pPr>
-              <w:spacing w:after="0" w:line="240" w:lineRule="auto"/>
+            <w:tcBorders>
+              <w:top w:val="nil"/>
+              <w:left w:val="nil"/>
+              <w:bottom w:val="nil"/>
+              <w:right w:val="nil"/>
+            </w:tcBorders>
+            <w:vAlign w:val="center"/>
+          </w:tcPr>
+          <w:p>
+            <w:pPr>
+              <w:spacing w:line="240" w:lineRule="auto"/>
               <w:ind w:firstLine="0"/>
               <w:jc w:val="center"/>
             </w:pPr>
@@ -2396,11 +3211,17 @@
         <w:tc>
           <w:tcPr>
             <w:tcW w:w="1417" w:type="dxa"/>
-            <w:vAlign w:val="center"/>
-          </w:tcPr>
-          <w:p>
-            <w:pPr>
-              <w:spacing w:after="0" w:line="240" w:lineRule="auto"/>
+            <w:tcBorders>
+              <w:top w:val="nil"/>
+              <w:left w:val="nil"/>
+              <w:bottom w:val="nil"/>
+              <w:right w:val="nil"/>
+            </w:tcBorders>
+            <w:vAlign w:val="center"/>
+          </w:tcPr>
+          <w:p>
+            <w:pPr>
+              <w:spacing w:line="240" w:lineRule="auto"/>
               <w:ind w:firstLine="0"/>
               <w:jc w:val="center"/>
             </w:pPr>
@@ -2415,11 +3236,17 @@
         <w:tc>
           <w:tcPr>
             <w:tcW w:w="1814" w:type="dxa"/>
-            <w:vAlign w:val="center"/>
-          </w:tcPr>
-          <w:p>
-            <w:pPr>
-              <w:spacing w:after="0" w:line="240" w:lineRule="auto"/>
+            <w:tcBorders>
+              <w:top w:val="nil"/>
+              <w:left w:val="nil"/>
+              <w:bottom w:val="nil"/>
+              <w:right w:val="nil"/>
+            </w:tcBorders>
+            <w:vAlign w:val="center"/>
+          </w:tcPr>
+          <w:p>
+            <w:pPr>
+              <w:spacing w:line="240" w:lineRule="auto"/>
               <w:ind w:firstLine="0"/>
               <w:jc w:val="center"/>
             </w:pPr>
@@ -2434,11 +3261,17 @@
         <w:tc>
           <w:tcPr>
             <w:tcW w:w="1814" w:type="dxa"/>
-            <w:vAlign w:val="center"/>
-          </w:tcPr>
-          <w:p>
-            <w:pPr>
-              <w:spacing w:after="0" w:line="240" w:lineRule="auto"/>
+            <w:tcBorders>
+              <w:top w:val="nil"/>
+              <w:left w:val="nil"/>
+              <w:bottom w:val="nil"/>
+              <w:right w:val="nil"/>
+            </w:tcBorders>
+            <w:vAlign w:val="center"/>
+          </w:tcPr>
+          <w:p>
+            <w:pPr>
+              <w:spacing w:line="240" w:lineRule="auto"/>
               <w:ind w:firstLine="0"/>
               <w:jc w:val="center"/>
             </w:pPr>
@@ -2453,11 +3286,17 @@
         <w:tc>
           <w:tcPr>
             <w:tcW w:w="1814" w:type="dxa"/>
-            <w:vAlign w:val="center"/>
-          </w:tcPr>
-          <w:p>
-            <w:pPr>
-              <w:spacing w:after="0" w:line="240" w:lineRule="auto"/>
+            <w:tcBorders>
+              <w:top w:val="nil"/>
+              <w:left w:val="nil"/>
+              <w:bottom w:val="nil"/>
+              <w:right w:val="nil"/>
+            </w:tcBorders>
+            <w:vAlign w:val="center"/>
+          </w:tcPr>
+          <w:p>
+            <w:pPr>
+              <w:spacing w:line="240" w:lineRule="auto"/>
               <w:ind w:firstLine="0"/>
               <w:jc w:val="center"/>
             </w:pPr>
@@ -2478,11 +3317,17 @@
         <w:tc>
           <w:tcPr>
             <w:tcW w:w="1020" w:type="dxa"/>
-            <w:vAlign w:val="center"/>
-          </w:tcPr>
-          <w:p>
-            <w:pPr>
-              <w:spacing w:after="0" w:line="240" w:lineRule="auto"/>
+            <w:tcBorders>
+              <w:top w:val="nil"/>
+              <w:left w:val="nil"/>
+              <w:bottom w:val="single" w:sz="5" w:space="0" w:color="auto"/>
+              <w:right w:val="nil"/>
+            </w:tcBorders>
+            <w:vAlign w:val="center"/>
+          </w:tcPr>
+          <w:p>
+            <w:pPr>
+              <w:spacing w:line="240" w:lineRule="auto"/>
               <w:ind w:firstLine="0"/>
               <w:jc w:val="center"/>
             </w:pPr>
@@ -2497,11 +3342,17 @@
         <w:tc>
           <w:tcPr>
             <w:tcW w:w="1417" w:type="dxa"/>
-            <w:vAlign w:val="center"/>
-          </w:tcPr>
-          <w:p>
-            <w:pPr>
-              <w:spacing w:after="0" w:line="240" w:lineRule="auto"/>
+            <w:tcBorders>
+              <w:top w:val="nil"/>
+              <w:left w:val="nil"/>
+              <w:bottom w:val="single" w:sz="5" w:space="0" w:color="auto"/>
+              <w:right w:val="nil"/>
+            </w:tcBorders>
+            <w:vAlign w:val="center"/>
+          </w:tcPr>
+          <w:p>
+            <w:pPr>
+              <w:spacing w:line="240" w:lineRule="auto"/>
               <w:ind w:firstLine="0"/>
               <w:jc w:val="center"/>
             </w:pPr>
@@ -2516,11 +3367,17 @@
         <w:tc>
           <w:tcPr>
             <w:tcW w:w="1814" w:type="dxa"/>
-            <w:vAlign w:val="center"/>
-          </w:tcPr>
-          <w:p>
-            <w:pPr>
-              <w:spacing w:after="0" w:line="240" w:lineRule="auto"/>
+            <w:tcBorders>
+              <w:top w:val="nil"/>
+              <w:left w:val="nil"/>
+              <w:bottom w:val="single" w:sz="5" w:space="0" w:color="auto"/>
+              <w:right w:val="nil"/>
+            </w:tcBorders>
+            <w:vAlign w:val="center"/>
+          </w:tcPr>
+          <w:p>
+            <w:pPr>
+              <w:spacing w:line="240" w:lineRule="auto"/>
               <w:ind w:firstLine="0"/>
               <w:jc w:val="center"/>
             </w:pPr>
@@ -2535,11 +3392,17 @@
         <w:tc>
           <w:tcPr>
             <w:tcW w:w="1814" w:type="dxa"/>
-            <w:vAlign w:val="center"/>
-          </w:tcPr>
-          <w:p>
-            <w:pPr>
-              <w:spacing w:after="0" w:line="240" w:lineRule="auto"/>
+            <w:tcBorders>
+              <w:top w:val="nil"/>
+              <w:left w:val="nil"/>
+              <w:bottom w:val="single" w:sz="5" w:space="0" w:color="auto"/>
+              <w:right w:val="nil"/>
+            </w:tcBorders>
+            <w:vAlign w:val="center"/>
+          </w:tcPr>
+          <w:p>
+            <w:pPr>
+              <w:spacing w:line="240" w:lineRule="auto"/>
               <w:ind w:firstLine="0"/>
               <w:jc w:val="center"/>
             </w:pPr>
@@ -2554,11 +3417,17 @@
         <w:tc>
           <w:tcPr>
             <w:tcW w:w="1814" w:type="dxa"/>
-            <w:vAlign w:val="center"/>
-          </w:tcPr>
-          <w:p>
-            <w:pPr>
-              <w:spacing w:after="0" w:line="240" w:lineRule="auto"/>
+            <w:tcBorders>
+              <w:top w:val="nil"/>
+              <w:left w:val="nil"/>
+              <w:bottom w:val="single" w:sz="5" w:space="0" w:color="auto"/>
+              <w:right w:val="nil"/>
+            </w:tcBorders>
+            <w:vAlign w:val="center"/>
+          </w:tcPr>
+          <w:p>
+            <w:pPr>
+              <w:spacing w:line="240" w:lineRule="auto"/>
               <w:ind w:firstLine="0"/>
               <w:jc w:val="center"/>
             </w:pPr>
@@ -2574,54 +3443,58 @@
     </w:tbl>
     <w:p>
       <w:pPr>
-        <w:spacing w:after="180"/>
+        <w:spacing w:after="120" w:line="240" w:lineRule="auto"/>
+        <w:ind w:firstLine="0"/>
+      </w:pPr>
+      <w:r>
+        <w:rPr>
+          <w:sz w:val="18"/>
+        </w:rPr>
+        <w:t>Fonte: registro de medidas EX03, planilha conferida pelo grupo e fotografias de 6 out. 2026.</w:t>
+      </w:r>
+    </w:p>
+    <w:p>
+      <w:r>
+        <w:t>A altura foi tratada sem incerteza considerada, conforme orientação do grupo; isso não significa precisão física infinita. Para o tempo, empregou-se 0,0001 s de contribuição instrumental. As 51 leituras foram mantidas. As médias, incertezas e variáveis transformadas foram calculadas com precisão completa. Os gráficos foram produzidos pela ferramenta de criação de gráficos do projeto, com os dados e coeficientes desta análise.</w:t>
+      </w:r>
+    </w:p>
+    <w:p>
+      <w:pPr>
+        <w:pStyle w:val="Heading1"/>
+      </w:pPr>
+      <w:r>
+        <w:lastRenderedPageBreak/>
+        <w:t>4 RESULTADOS E DISCUSSÃO</w:t>
+      </w:r>
+    </w:p>
+    <w:p>
+      <w:pPr>
+        <w:pStyle w:val="Heading2"/>
+      </w:pPr>
+      <w:r>
+        <w:t>4.1 Medidas e incertezas</w:t>
+      </w:r>
+    </w:p>
+    <w:p>
+      <w:r>
+        <w:t>A Tabela 2 apresenta o resultado estatístico das três repetições em cada altura. A incerteza instrumental entra uma vez no tempo médio; ela não é novamente dividida por √3. Como exemplo, para 10 cm, t̄ = (0,1580 + 0,1572 + 0,1580)/3 = 0,1577333 s, s = 0,0004619 s e u(t̄) = √[(0,0004619/√3)² + (0,0001)²] s = 0,0002848 s. O resultado arredondado é (0,1577 ± 0,0003) s.</w:t>
+      </w:r>
+    </w:p>
+    <w:p>
+      <w:pPr>
+        <w:keepNext/>
+        <w:spacing w:before="160" w:after="80" w:line="240" w:lineRule="auto"/>
+        <w:ind w:firstLine="0"/>
       </w:pPr>
       <w:r>
         <w:rPr>
           <w:sz w:val="20"/>
         </w:rPr>
-        <w:t>Fonte: registro de medidas EX03, planilha conferida pelo grupo e fotografias de 6 out. 2026.</w:t>
-      </w:r>
-    </w:p>
-    <w:p>
-      <w:r>
-        <w:t>A altura foi tratada sem incerteza considerada, conforme orientação do grupo; isso não significa precisão física infinita. Para o tempo, empregou-se 0,0001 s de contribuição instrumental. As 51 leituras foram mantidas. As médias, incertezas e variáveis transformadas foram calculadas com precisão completa. Os gráficos foram produzidos pela ferramenta de criação de gráficos do projeto, com os dados e coeficientes desta análise.</w:t>
-      </w:r>
-    </w:p>
-    <w:p>
-      <w:pPr>
-        <w:pStyle w:val="Heading1"/>
-      </w:pPr>
-      <w:r>
-        <w:lastRenderedPageBreak/>
-        <w:t>4 RESULTADOS E DISCUSSÃO</w:t>
-      </w:r>
-    </w:p>
-    <w:p>
-      <w:pPr>
-        <w:pStyle w:val="Heading2"/>
-      </w:pPr>
-      <w:r>
-        <w:t>4.1 Medidas e incertezas</w:t>
-      </w:r>
-    </w:p>
-    <w:p>
-      <w:r>
-        <w:t>A Tabela 2 apresenta o resultado estatístico das três repetições em cada altura. A incerteza instrumental entra uma vez no tempo médio; ela não é novamente dividida por √3. Como exemplo, para 10 cm, t̄ = (0,1580 + 0,1572 + 0,1580)/3 = 0,1577333 s, s = 0,0004619 s e u(t̄) = √[(0,0004619/√3)² + (0,0001)²] s = 0,0002848 s. O resultado arredondado é (0,1577 ± 0,0003) s.</w:t>
-      </w:r>
-    </w:p>
-    <w:p>
-      <w:pPr>
-        <w:keepNext/>
-        <w:spacing w:before="160" w:after="80"/>
-      </w:pPr>
-      <w:r>
         <w:t>Tabela 2 – Tempos médios e incertezas</w:t>
       </w:r>
     </w:p>
     <w:tbl>
       <w:tblPr>
-        <w:tblStyle w:val="TableGrid"/>
         <w:tblW w:w="0" w:type="auto"/>
         <w:jc w:val="center"/>
         <w:tblLayout w:type="fixed"/>
@@ -2642,6 +3515,12 @@
         <w:tc>
           <w:tcPr>
             <w:tcW w:w="1417" w:type="dxa"/>
+            <w:tcBorders>
+              <w:top w:val="single" w:sz="5" w:space="0" w:color="auto"/>
+              <w:left w:val="nil"/>
+              <w:bottom w:val="single" w:sz="5" w:space="0" w:color="auto"/>
+              <w:right w:val="nil"/>
+            </w:tcBorders>
           </w:tcPr>
           <w:p>
             <w:pPr>
@@ -2660,6 +3539,12 @@
         <w:tc>
           <w:tcPr>
             <w:tcW w:w="2154" w:type="dxa"/>
+            <w:tcBorders>
+              <w:top w:val="single" w:sz="5" w:space="0" w:color="auto"/>
+              <w:left w:val="nil"/>
+              <w:bottom w:val="single" w:sz="5" w:space="0" w:color="auto"/>
+              <w:right w:val="nil"/>
+            </w:tcBorders>
           </w:tcPr>
           <w:p>
             <w:pPr>
@@ -2678,6 +3563,12 @@
         <w:tc>
           <w:tcPr>
             <w:tcW w:w="2154" w:type="dxa"/>
+            <w:tcBorders>
+              <w:top w:val="single" w:sz="5" w:space="0" w:color="auto"/>
+              <w:left w:val="nil"/>
+              <w:bottom w:val="single" w:sz="5" w:space="0" w:color="auto"/>
+              <w:right w:val="nil"/>
+            </w:tcBorders>
           </w:tcPr>
           <w:p>
             <w:pPr>
@@ -2696,6 +3587,12 @@
         <w:tc>
           <w:tcPr>
             <w:tcW w:w="2154" w:type="dxa"/>
+            <w:tcBorders>
+              <w:top w:val="single" w:sz="5" w:space="0" w:color="auto"/>
+              <w:left w:val="nil"/>
+              <w:bottom w:val="single" w:sz="5" w:space="0" w:color="auto"/>
+              <w:right w:val="nil"/>
+            </w:tcBorders>
           </w:tcPr>
           <w:p>
             <w:pPr>
@@ -2720,11 +3617,17 @@
         <w:tc>
           <w:tcPr>
             <w:tcW w:w="1417" w:type="dxa"/>
-            <w:vAlign w:val="center"/>
-          </w:tcPr>
-          <w:p>
-            <w:pPr>
-              <w:spacing w:after="0" w:line="240" w:lineRule="auto"/>
+            <w:tcBorders>
+              <w:top w:val="nil"/>
+              <w:left w:val="nil"/>
+              <w:bottom w:val="nil"/>
+              <w:right w:val="nil"/>
+            </w:tcBorders>
+            <w:vAlign w:val="center"/>
+          </w:tcPr>
+          <w:p>
+            <w:pPr>
+              <w:spacing w:line="240" w:lineRule="auto"/>
               <w:ind w:firstLine="0"/>
               <w:jc w:val="center"/>
             </w:pPr>
@@ -2739,11 +3642,17 @@
         <w:tc>
           <w:tcPr>
             <w:tcW w:w="2154" w:type="dxa"/>
-            <w:vAlign w:val="center"/>
-          </w:tcPr>
-          <w:p>
-            <w:pPr>
-              <w:spacing w:after="0" w:line="240" w:lineRule="auto"/>
+            <w:tcBorders>
+              <w:top w:val="nil"/>
+              <w:left w:val="nil"/>
+              <w:bottom w:val="nil"/>
+              <w:right w:val="nil"/>
+            </w:tcBorders>
+            <w:vAlign w:val="center"/>
+          </w:tcPr>
+          <w:p>
+            <w:pPr>
+              <w:spacing w:line="240" w:lineRule="auto"/>
               <w:ind w:firstLine="0"/>
               <w:jc w:val="center"/>
             </w:pPr>
@@ -2758,11 +3667,17 @@
         <w:tc>
           <w:tcPr>
             <w:tcW w:w="2154" w:type="dxa"/>
-            <w:vAlign w:val="center"/>
-          </w:tcPr>
-          <w:p>
-            <w:pPr>
-              <w:spacing w:after="0" w:line="240" w:lineRule="auto"/>
+            <w:tcBorders>
+              <w:top w:val="nil"/>
+              <w:left w:val="nil"/>
+              <w:bottom w:val="nil"/>
+              <w:right w:val="nil"/>
+            </w:tcBorders>
+            <w:vAlign w:val="center"/>
+          </w:tcPr>
+          <w:p>
+            <w:pPr>
+              <w:spacing w:line="240" w:lineRule="auto"/>
               <w:ind w:firstLine="0"/>
               <w:jc w:val="center"/>
             </w:pPr>
@@ -2777,11 +3692,17 @@
         <w:tc>
           <w:tcPr>
             <w:tcW w:w="2154" w:type="dxa"/>
-            <w:vAlign w:val="center"/>
-          </w:tcPr>
-          <w:p>
-            <w:pPr>
-              <w:spacing w:after="0" w:line="240" w:lineRule="auto"/>
+            <w:tcBorders>
+              <w:top w:val="nil"/>
+              <w:left w:val="nil"/>
+              <w:bottom w:val="nil"/>
+              <w:right w:val="nil"/>
+            </w:tcBorders>
+            <w:vAlign w:val="center"/>
+          </w:tcPr>
+          <w:p>
+            <w:pPr>
+              <w:spacing w:line="240" w:lineRule="auto"/>
               <w:ind w:firstLine="0"/>
               <w:jc w:val="center"/>
             </w:pPr>
@@ -2802,11 +3723,17 @@
         <w:tc>
           <w:tcPr>
             <w:tcW w:w="1417" w:type="dxa"/>
-            <w:vAlign w:val="center"/>
-          </w:tcPr>
-          <w:p>
-            <w:pPr>
-              <w:spacing w:after="0" w:line="240" w:lineRule="auto"/>
+            <w:tcBorders>
+              <w:top w:val="nil"/>
+              <w:left w:val="nil"/>
+              <w:bottom w:val="nil"/>
+              <w:right w:val="nil"/>
+            </w:tcBorders>
+            <w:vAlign w:val="center"/>
+          </w:tcPr>
+          <w:p>
+            <w:pPr>
+              <w:spacing w:line="240" w:lineRule="auto"/>
               <w:ind w:firstLine="0"/>
               <w:jc w:val="center"/>
             </w:pPr>
@@ -2821,11 +3748,17 @@
         <w:tc>
           <w:tcPr>
             <w:tcW w:w="2154" w:type="dxa"/>
-            <w:vAlign w:val="center"/>
-          </w:tcPr>
-          <w:p>
-            <w:pPr>
-              <w:spacing w:after="0" w:line="240" w:lineRule="auto"/>
+            <w:tcBorders>
+              <w:top w:val="nil"/>
+              <w:left w:val="nil"/>
+              <w:bottom w:val="nil"/>
+              <w:right w:val="nil"/>
+            </w:tcBorders>
+            <w:vAlign w:val="center"/>
+          </w:tcPr>
+          <w:p>
+            <w:pPr>
+              <w:spacing w:line="240" w:lineRule="auto"/>
               <w:ind w:firstLine="0"/>
               <w:jc w:val="center"/>
             </w:pPr>
@@ -2840,11 +3773,17 @@
         <w:tc>
           <w:tcPr>
             <w:tcW w:w="2154" w:type="dxa"/>
-            <w:vAlign w:val="center"/>
-          </w:tcPr>
-          <w:p>
-            <w:pPr>
-              <w:spacing w:after="0" w:line="240" w:lineRule="auto"/>
+            <w:tcBorders>
+              <w:top w:val="nil"/>
+              <w:left w:val="nil"/>
+              <w:bottom w:val="nil"/>
+              <w:right w:val="nil"/>
+            </w:tcBorders>
+            <w:vAlign w:val="center"/>
+          </w:tcPr>
+          <w:p>
+            <w:pPr>
+              <w:spacing w:line="240" w:lineRule="auto"/>
               <w:ind w:firstLine="0"/>
               <w:jc w:val="center"/>
             </w:pPr>
@@ -2859,11 +3798,17 @@
         <w:tc>
           <w:tcPr>
             <w:tcW w:w="2154" w:type="dxa"/>
-            <w:vAlign w:val="center"/>
-          </w:tcPr>
-          <w:p>
-            <w:pPr>
-              <w:spacing w:after="0" w:line="240" w:lineRule="auto"/>
+            <w:tcBorders>
+              <w:top w:val="nil"/>
+              <w:left w:val="nil"/>
+              <w:bottom w:val="nil"/>
+              <w:right w:val="nil"/>
+            </w:tcBorders>
+            <w:vAlign w:val="center"/>
+          </w:tcPr>
+          <w:p>
+            <w:pPr>
+              <w:spacing w:line="240" w:lineRule="auto"/>
               <w:ind w:firstLine="0"/>
               <w:jc w:val="center"/>
             </w:pPr>
@@ -2884,11 +3829,17 @@
         <w:tc>
           <w:tcPr>
             <w:tcW w:w="1417" w:type="dxa"/>
-            <w:vAlign w:val="center"/>
-          </w:tcPr>
-          <w:p>
-            <w:pPr>
-              <w:spacing w:after="0" w:line="240" w:lineRule="auto"/>
+            <w:tcBorders>
+              <w:top w:val="nil"/>
+              <w:left w:val="nil"/>
+              <w:bottom w:val="nil"/>
+              <w:right w:val="nil"/>
+            </w:tcBorders>
+            <w:vAlign w:val="center"/>
+          </w:tcPr>
+          <w:p>
+            <w:pPr>
+              <w:spacing w:line="240" w:lineRule="auto"/>
               <w:ind w:firstLine="0"/>
               <w:jc w:val="center"/>
             </w:pPr>
@@ -2903,11 +3854,17 @@
         <w:tc>
           <w:tcPr>
             <w:tcW w:w="2154" w:type="dxa"/>
-            <w:vAlign w:val="center"/>
-          </w:tcPr>
-          <w:p>
-            <w:pPr>
-              <w:spacing w:after="0" w:line="240" w:lineRule="auto"/>
+            <w:tcBorders>
+              <w:top w:val="nil"/>
+              <w:left w:val="nil"/>
+              <w:bottom w:val="nil"/>
+              <w:right w:val="nil"/>
+            </w:tcBorders>
+            <w:vAlign w:val="center"/>
+          </w:tcPr>
+          <w:p>
+            <w:pPr>
+              <w:spacing w:line="240" w:lineRule="auto"/>
               <w:ind w:firstLine="0"/>
               <w:jc w:val="center"/>
             </w:pPr>
@@ -2922,11 +3879,17 @@
         <w:tc>
           <w:tcPr>
             <w:tcW w:w="2154" w:type="dxa"/>
-            <w:vAlign w:val="center"/>
-          </w:tcPr>
-          <w:p>
-            <w:pPr>
-              <w:spacing w:after="0" w:line="240" w:lineRule="auto"/>
+            <w:tcBorders>
+              <w:top w:val="nil"/>
+              <w:left w:val="nil"/>
+              <w:bottom w:val="nil"/>
+              <w:right w:val="nil"/>
+            </w:tcBorders>
+            <w:vAlign w:val="center"/>
+          </w:tcPr>
+          <w:p>
+            <w:pPr>
+              <w:spacing w:line="240" w:lineRule="auto"/>
               <w:ind w:firstLine="0"/>
               <w:jc w:val="center"/>
             </w:pPr>
@@ -2941,11 +3904,17 @@
         <w:tc>
           <w:tcPr>
             <w:tcW w:w="2154" w:type="dxa"/>
-            <w:vAlign w:val="center"/>
-          </w:tcPr>
-          <w:p>
-            <w:pPr>
-              <w:spacing w:after="0" w:line="240" w:lineRule="auto"/>
+            <w:tcBorders>
+              <w:top w:val="nil"/>
+              <w:left w:val="nil"/>
+              <w:bottom w:val="nil"/>
+              <w:right w:val="nil"/>
+            </w:tcBorders>
+            <w:vAlign w:val="center"/>
+          </w:tcPr>
+          <w:p>
+            <w:pPr>
+              <w:spacing w:line="240" w:lineRule="auto"/>
               <w:ind w:firstLine="0"/>
               <w:jc w:val="center"/>
             </w:pPr>
@@ -2966,11 +3935,17 @@
         <w:tc>
           <w:tcPr>
             <w:tcW w:w="1417" w:type="dxa"/>
-            <w:vAlign w:val="center"/>
-          </w:tcPr>
-          <w:p>
-            <w:pPr>
-              <w:spacing w:after="0" w:line="240" w:lineRule="auto"/>
+            <w:tcBorders>
+              <w:top w:val="nil"/>
+              <w:left w:val="nil"/>
+              <w:bottom w:val="nil"/>
+              <w:right w:val="nil"/>
+            </w:tcBorders>
+            <w:vAlign w:val="center"/>
+          </w:tcPr>
+          <w:p>
+            <w:pPr>
+              <w:spacing w:line="240" w:lineRule="auto"/>
               <w:ind w:firstLine="0"/>
               <w:jc w:val="center"/>
             </w:pPr>
@@ -2985,11 +3960,17 @@
         <w:tc>
           <w:tcPr>
             <w:tcW w:w="2154" w:type="dxa"/>
-            <w:vAlign w:val="center"/>
-          </w:tcPr>
-          <w:p>
-            <w:pPr>
-              <w:spacing w:after="0" w:line="240" w:lineRule="auto"/>
+            <w:tcBorders>
+              <w:top w:val="nil"/>
+              <w:left w:val="nil"/>
+              <w:bottom w:val="nil"/>
+              <w:right w:val="nil"/>
+            </w:tcBorders>
+            <w:vAlign w:val="center"/>
+          </w:tcPr>
+          <w:p>
+            <w:pPr>
+              <w:spacing w:line="240" w:lineRule="auto"/>
               <w:ind w:firstLine="0"/>
               <w:jc w:val="center"/>
             </w:pPr>
@@ -3004,11 +3985,17 @@
         <w:tc>
           <w:tcPr>
             <w:tcW w:w="2154" w:type="dxa"/>
-            <w:vAlign w:val="center"/>
-          </w:tcPr>
-          <w:p>
-            <w:pPr>
-              <w:spacing w:after="0" w:line="240" w:lineRule="auto"/>
+            <w:tcBorders>
+              <w:top w:val="nil"/>
+              <w:left w:val="nil"/>
+              <w:bottom w:val="nil"/>
+              <w:right w:val="nil"/>
+            </w:tcBorders>
+            <w:vAlign w:val="center"/>
+          </w:tcPr>
+          <w:p>
+            <w:pPr>
+              <w:spacing w:line="240" w:lineRule="auto"/>
               <w:ind w:firstLine="0"/>
               <w:jc w:val="center"/>
             </w:pPr>
@@ -3023,11 +4010,17 @@
         <w:tc>
           <w:tcPr>
             <w:tcW w:w="2154" w:type="dxa"/>
-            <w:vAlign w:val="center"/>
-          </w:tcPr>
-          <w:p>
-            <w:pPr>
-              <w:spacing w:after="0" w:line="240" w:lineRule="auto"/>
+            <w:tcBorders>
+              <w:top w:val="nil"/>
+              <w:left w:val="nil"/>
+              <w:bottom w:val="nil"/>
+              <w:right w:val="nil"/>
+            </w:tcBorders>
+            <w:vAlign w:val="center"/>
+          </w:tcPr>
+          <w:p>
+            <w:pPr>
+              <w:spacing w:line="240" w:lineRule="auto"/>
               <w:ind w:firstLine="0"/>
               <w:jc w:val="center"/>
             </w:pPr>
@@ -3048,11 +4041,17 @@
         <w:tc>
           <w:tcPr>
             <w:tcW w:w="1417" w:type="dxa"/>
-            <w:vAlign w:val="center"/>
-          </w:tcPr>
-          <w:p>
-            <w:pPr>
-              <w:spacing w:after="0" w:line="240" w:lineRule="auto"/>
+            <w:tcBorders>
+              <w:top w:val="nil"/>
+              <w:left w:val="nil"/>
+              <w:bottom w:val="nil"/>
+              <w:right w:val="nil"/>
+            </w:tcBorders>
+            <w:vAlign w:val="center"/>
+          </w:tcPr>
+          <w:p>
+            <w:pPr>
+              <w:spacing w:line="240" w:lineRule="auto"/>
               <w:ind w:firstLine="0"/>
               <w:jc w:val="center"/>
             </w:pPr>
@@ -3067,11 +4066,17 @@
         <w:tc>
           <w:tcPr>
             <w:tcW w:w="2154" w:type="dxa"/>
-            <w:vAlign w:val="center"/>
-          </w:tcPr>
-          <w:p>
-            <w:pPr>
-              <w:spacing w:after="0" w:line="240" w:lineRule="auto"/>
+            <w:tcBorders>
+              <w:top w:val="nil"/>
+              <w:left w:val="nil"/>
+              <w:bottom w:val="nil"/>
+              <w:right w:val="nil"/>
+            </w:tcBorders>
+            <w:vAlign w:val="center"/>
+          </w:tcPr>
+          <w:p>
+            <w:pPr>
+              <w:spacing w:line="240" w:lineRule="auto"/>
               <w:ind w:firstLine="0"/>
               <w:jc w:val="center"/>
             </w:pPr>
@@ -3086,11 +4091,17 @@
         <w:tc>
           <w:tcPr>
             <w:tcW w:w="2154" w:type="dxa"/>
-            <w:vAlign w:val="center"/>
-          </w:tcPr>
-          <w:p>
-            <w:pPr>
-              <w:spacing w:after="0" w:line="240" w:lineRule="auto"/>
+            <w:tcBorders>
+              <w:top w:val="nil"/>
+              <w:left w:val="nil"/>
+              <w:bottom w:val="nil"/>
+              <w:right w:val="nil"/>
+            </w:tcBorders>
+            <w:vAlign w:val="center"/>
+          </w:tcPr>
+          <w:p>
+            <w:pPr>
+              <w:spacing w:line="240" w:lineRule="auto"/>
               <w:ind w:firstLine="0"/>
               <w:jc w:val="center"/>
             </w:pPr>
@@ -3105,11 +4116,17 @@
         <w:tc>
           <w:tcPr>
             <w:tcW w:w="2154" w:type="dxa"/>
-            <w:vAlign w:val="center"/>
-          </w:tcPr>
-          <w:p>
-            <w:pPr>
-              <w:spacing w:after="0" w:line="240" w:lineRule="auto"/>
+            <w:tcBorders>
+              <w:top w:val="nil"/>
+              <w:left w:val="nil"/>
+              <w:bottom w:val="nil"/>
+              <w:right w:val="nil"/>
+            </w:tcBorders>
+            <w:vAlign w:val="center"/>
+          </w:tcPr>
+          <w:p>
+            <w:pPr>
+              <w:spacing w:line="240" w:lineRule="auto"/>
               <w:ind w:firstLine="0"/>
               <w:jc w:val="center"/>
             </w:pPr>
@@ -3130,11 +4147,17 @@
         <w:tc>
           <w:tcPr>
             <w:tcW w:w="1417" w:type="dxa"/>
-            <w:vAlign w:val="center"/>
-          </w:tcPr>
-          <w:p>
-            <w:pPr>
-              <w:spacing w:after="0" w:line="240" w:lineRule="auto"/>
+            <w:tcBorders>
+              <w:top w:val="nil"/>
+              <w:left w:val="nil"/>
+              <w:bottom w:val="nil"/>
+              <w:right w:val="nil"/>
+            </w:tcBorders>
+            <w:vAlign w:val="center"/>
+          </w:tcPr>
+          <w:p>
+            <w:pPr>
+              <w:spacing w:line="240" w:lineRule="auto"/>
               <w:ind w:firstLine="0"/>
               <w:jc w:val="center"/>
             </w:pPr>
@@ -3149,11 +4172,17 @@
         <w:tc>
           <w:tcPr>
             <w:tcW w:w="2154" w:type="dxa"/>
-            <w:vAlign w:val="center"/>
-          </w:tcPr>
-          <w:p>
-            <w:pPr>
-              <w:spacing w:after="0" w:line="240" w:lineRule="auto"/>
+            <w:tcBorders>
+              <w:top w:val="nil"/>
+              <w:left w:val="nil"/>
+              <w:bottom w:val="nil"/>
+              <w:right w:val="nil"/>
+            </w:tcBorders>
+            <w:vAlign w:val="center"/>
+          </w:tcPr>
+          <w:p>
+            <w:pPr>
+              <w:spacing w:line="240" w:lineRule="auto"/>
               <w:ind w:firstLine="0"/>
               <w:jc w:val="center"/>
             </w:pPr>
@@ -3168,11 +4197,17 @@
         <w:tc>
           <w:tcPr>
             <w:tcW w:w="2154" w:type="dxa"/>
-            <w:vAlign w:val="center"/>
-          </w:tcPr>
-          <w:p>
-            <w:pPr>
-              <w:spacing w:after="0" w:line="240" w:lineRule="auto"/>
+            <w:tcBorders>
+              <w:top w:val="nil"/>
+              <w:left w:val="nil"/>
+              <w:bottom w:val="nil"/>
+              <w:right w:val="nil"/>
+            </w:tcBorders>
+            <w:vAlign w:val="center"/>
+          </w:tcPr>
+          <w:p>
+            <w:pPr>
+              <w:spacing w:line="240" w:lineRule="auto"/>
               <w:ind w:firstLine="0"/>
               <w:jc w:val="center"/>
             </w:pPr>
@@ -3187,11 +4222,17 @@
         <w:tc>
           <w:tcPr>
             <w:tcW w:w="2154" w:type="dxa"/>
-            <w:vAlign w:val="center"/>
-          </w:tcPr>
-          <w:p>
-            <w:pPr>
-              <w:spacing w:after="0" w:line="240" w:lineRule="auto"/>
+            <w:tcBorders>
+              <w:top w:val="nil"/>
+              <w:left w:val="nil"/>
+              <w:bottom w:val="nil"/>
+              <w:right w:val="nil"/>
+            </w:tcBorders>
+            <w:vAlign w:val="center"/>
+          </w:tcPr>
+          <w:p>
+            <w:pPr>
+              <w:spacing w:line="240" w:lineRule="auto"/>
               <w:ind w:firstLine="0"/>
               <w:jc w:val="center"/>
             </w:pPr>
@@ -3212,11 +4253,17 @@
         <w:tc>
           <w:tcPr>
             <w:tcW w:w="1417" w:type="dxa"/>
-            <w:vAlign w:val="center"/>
-          </w:tcPr>
-          <w:p>
-            <w:pPr>
-              <w:spacing w:after="0" w:line="240" w:lineRule="auto"/>
+            <w:tcBorders>
+              <w:top w:val="nil"/>
+              <w:left w:val="nil"/>
+              <w:bottom w:val="nil"/>
+              <w:right w:val="nil"/>
+            </w:tcBorders>
+            <w:vAlign w:val="center"/>
+          </w:tcPr>
+          <w:p>
+            <w:pPr>
+              <w:spacing w:line="240" w:lineRule="auto"/>
               <w:ind w:firstLine="0"/>
               <w:jc w:val="center"/>
             </w:pPr>
@@ -3231,11 +4278,17 @@
         <w:tc>
           <w:tcPr>
             <w:tcW w:w="2154" w:type="dxa"/>
-            <w:vAlign w:val="center"/>
-          </w:tcPr>
-          <w:p>
-            <w:pPr>
-              <w:spacing w:after="0" w:line="240" w:lineRule="auto"/>
+            <w:tcBorders>
+              <w:top w:val="nil"/>
+              <w:left w:val="nil"/>
+              <w:bottom w:val="nil"/>
+              <w:right w:val="nil"/>
+            </w:tcBorders>
+            <w:vAlign w:val="center"/>
+          </w:tcPr>
+          <w:p>
+            <w:pPr>
+              <w:spacing w:line="240" w:lineRule="auto"/>
               <w:ind w:firstLine="0"/>
               <w:jc w:val="center"/>
             </w:pPr>
@@ -3250,11 +4303,17 @@
         <w:tc>
           <w:tcPr>
             <w:tcW w:w="2154" w:type="dxa"/>
-            <w:vAlign w:val="center"/>
-          </w:tcPr>
-          <w:p>
-            <w:pPr>
-              <w:spacing w:after="0" w:line="240" w:lineRule="auto"/>
+            <w:tcBorders>
+              <w:top w:val="nil"/>
+              <w:left w:val="nil"/>
+              <w:bottom w:val="nil"/>
+              <w:right w:val="nil"/>
+            </w:tcBorders>
+            <w:vAlign w:val="center"/>
+          </w:tcPr>
+          <w:p>
+            <w:pPr>
+              <w:spacing w:line="240" w:lineRule="auto"/>
               <w:ind w:firstLine="0"/>
               <w:jc w:val="center"/>
             </w:pPr>
@@ -3269,11 +4328,17 @@
         <w:tc>
           <w:tcPr>
             <w:tcW w:w="2154" w:type="dxa"/>
-            <w:vAlign w:val="center"/>
-          </w:tcPr>
-          <w:p>
-            <w:pPr>
-              <w:spacing w:after="0" w:line="240" w:lineRule="auto"/>
+            <w:tcBorders>
+              <w:top w:val="nil"/>
+              <w:left w:val="nil"/>
+              <w:bottom w:val="nil"/>
+              <w:right w:val="nil"/>
+            </w:tcBorders>
+            <w:vAlign w:val="center"/>
+          </w:tcPr>
+          <w:p>
+            <w:pPr>
+              <w:spacing w:line="240" w:lineRule="auto"/>
               <w:ind w:firstLine="0"/>
               <w:jc w:val="center"/>
             </w:pPr>
@@ -3294,11 +4359,17 @@
         <w:tc>
           <w:tcPr>
             <w:tcW w:w="1417" w:type="dxa"/>
-            <w:vAlign w:val="center"/>
-          </w:tcPr>
-          <w:p>
-            <w:pPr>
-              <w:spacing w:after="0" w:line="240" w:lineRule="auto"/>
+            <w:tcBorders>
+              <w:top w:val="nil"/>
+              <w:left w:val="nil"/>
+              <w:bottom w:val="nil"/>
+              <w:right w:val="nil"/>
+            </w:tcBorders>
+            <w:vAlign w:val="center"/>
+          </w:tcPr>
+          <w:p>
+            <w:pPr>
+              <w:spacing w:line="240" w:lineRule="auto"/>
               <w:ind w:firstLine="0"/>
               <w:jc w:val="center"/>
             </w:pPr>
@@ -3313,11 +4384,17 @@
         <w:tc>
           <w:tcPr>
             <w:tcW w:w="2154" w:type="dxa"/>
-            <w:vAlign w:val="center"/>
-          </w:tcPr>
-          <w:p>
-            <w:pPr>
-              <w:spacing w:after="0" w:line="240" w:lineRule="auto"/>
+            <w:tcBorders>
+              <w:top w:val="nil"/>
+              <w:left w:val="nil"/>
+              <w:bottom w:val="nil"/>
+              <w:right w:val="nil"/>
+            </w:tcBorders>
+            <w:vAlign w:val="center"/>
+          </w:tcPr>
+          <w:p>
+            <w:pPr>
+              <w:spacing w:line="240" w:lineRule="auto"/>
               <w:ind w:firstLine="0"/>
               <w:jc w:val="center"/>
             </w:pPr>
@@ -3332,11 +4409,17 @@
         <w:tc>
           <w:tcPr>
             <w:tcW w:w="2154" w:type="dxa"/>
-            <w:vAlign w:val="center"/>
-          </w:tcPr>
-          <w:p>
-            <w:pPr>
-              <w:spacing w:after="0" w:line="240" w:lineRule="auto"/>
+            <w:tcBorders>
+              <w:top w:val="nil"/>
+              <w:left w:val="nil"/>
+              <w:bottom w:val="nil"/>
+              <w:right w:val="nil"/>
+            </w:tcBorders>
+            <w:vAlign w:val="center"/>
+          </w:tcPr>
+          <w:p>
+            <w:pPr>
+              <w:spacing w:line="240" w:lineRule="auto"/>
               <w:ind w:firstLine="0"/>
               <w:jc w:val="center"/>
             </w:pPr>
@@ -3351,11 +4434,17 @@
         <w:tc>
           <w:tcPr>
             <w:tcW w:w="2154" w:type="dxa"/>
-            <w:vAlign w:val="center"/>
-          </w:tcPr>
-          <w:p>
-            <w:pPr>
-              <w:spacing w:after="0" w:line="240" w:lineRule="auto"/>
+            <w:tcBorders>
+              <w:top w:val="nil"/>
+              <w:left w:val="nil"/>
+              <w:bottom w:val="nil"/>
+              <w:right w:val="nil"/>
+            </w:tcBorders>
+            <w:vAlign w:val="center"/>
+          </w:tcPr>
+          <w:p>
+            <w:pPr>
+              <w:spacing w:line="240" w:lineRule="auto"/>
               <w:ind w:firstLine="0"/>
               <w:jc w:val="center"/>
             </w:pPr>
@@ -3376,11 +4465,17 @@
         <w:tc>
           <w:tcPr>
             <w:tcW w:w="1417" w:type="dxa"/>
-            <w:vAlign w:val="center"/>
-          </w:tcPr>
-          <w:p>
-            <w:pPr>
-              <w:spacing w:after="0" w:line="240" w:lineRule="auto"/>
+            <w:tcBorders>
+              <w:top w:val="nil"/>
+              <w:left w:val="nil"/>
+              <w:bottom w:val="nil"/>
+              <w:right w:val="nil"/>
+            </w:tcBorders>
+            <w:vAlign w:val="center"/>
+          </w:tcPr>
+          <w:p>
+            <w:pPr>
+              <w:spacing w:line="240" w:lineRule="auto"/>
               <w:ind w:firstLine="0"/>
               <w:jc w:val="center"/>
             </w:pPr>
@@ -3395,11 +4490,17 @@
         <w:tc>
           <w:tcPr>
             <w:tcW w:w="2154" w:type="dxa"/>
-            <w:vAlign w:val="center"/>
-          </w:tcPr>
-          <w:p>
-            <w:pPr>
-              <w:spacing w:after="0" w:line="240" w:lineRule="auto"/>
+            <w:tcBorders>
+              <w:top w:val="nil"/>
+              <w:left w:val="nil"/>
+              <w:bottom w:val="nil"/>
+              <w:right w:val="nil"/>
+            </w:tcBorders>
+            <w:vAlign w:val="center"/>
+          </w:tcPr>
+          <w:p>
+            <w:pPr>
+              <w:spacing w:line="240" w:lineRule="auto"/>
               <w:ind w:firstLine="0"/>
               <w:jc w:val="center"/>
             </w:pPr>
@@ -3414,11 +4515,17 @@
         <w:tc>
           <w:tcPr>
             <w:tcW w:w="2154" w:type="dxa"/>
-            <w:vAlign w:val="center"/>
-          </w:tcPr>
-          <w:p>
-            <w:pPr>
-              <w:spacing w:after="0" w:line="240" w:lineRule="auto"/>
+            <w:tcBorders>
+              <w:top w:val="nil"/>
+              <w:left w:val="nil"/>
+              <w:bottom w:val="nil"/>
+              <w:right w:val="nil"/>
+            </w:tcBorders>
+            <w:vAlign w:val="center"/>
+          </w:tcPr>
+          <w:p>
+            <w:pPr>
+              <w:spacing w:line="240" w:lineRule="auto"/>
               <w:ind w:firstLine="0"/>
               <w:jc w:val="center"/>
             </w:pPr>
@@ -3433,11 +4540,17 @@
         <w:tc>
           <w:tcPr>
             <w:tcW w:w="2154" w:type="dxa"/>
-            <w:vAlign w:val="center"/>
-          </w:tcPr>
-          <w:p>
-            <w:pPr>
-              <w:spacing w:after="0" w:line="240" w:lineRule="auto"/>
+            <w:tcBorders>
+              <w:top w:val="nil"/>
+              <w:left w:val="nil"/>
+              <w:bottom w:val="nil"/>
+              <w:right w:val="nil"/>
+            </w:tcBorders>
+            <w:vAlign w:val="center"/>
+          </w:tcPr>
+          <w:p>
+            <w:pPr>
+              <w:spacing w:line="240" w:lineRule="auto"/>
               <w:ind w:firstLine="0"/>
               <w:jc w:val="center"/>
             </w:pPr>
@@ -3458,11 +4571,17 @@
         <w:tc>
           <w:tcPr>
             <w:tcW w:w="1417" w:type="dxa"/>
-            <w:vAlign w:val="center"/>
-          </w:tcPr>
-          <w:p>
-            <w:pPr>
-              <w:spacing w:after="0" w:line="240" w:lineRule="auto"/>
+            <w:tcBorders>
+              <w:top w:val="nil"/>
+              <w:left w:val="nil"/>
+              <w:bottom w:val="nil"/>
+              <w:right w:val="nil"/>
+            </w:tcBorders>
+            <w:vAlign w:val="center"/>
+          </w:tcPr>
+          <w:p>
+            <w:pPr>
+              <w:spacing w:line="240" w:lineRule="auto"/>
               <w:ind w:firstLine="0"/>
               <w:jc w:val="center"/>
             </w:pPr>
@@ -3477,11 +4596,17 @@
         <w:tc>
           <w:tcPr>
             <w:tcW w:w="2154" w:type="dxa"/>
-            <w:vAlign w:val="center"/>
-          </w:tcPr>
-          <w:p>
-            <w:pPr>
-              <w:spacing w:after="0" w:line="240" w:lineRule="auto"/>
+            <w:tcBorders>
+              <w:top w:val="nil"/>
+              <w:left w:val="nil"/>
+              <w:bottom w:val="nil"/>
+              <w:right w:val="nil"/>
+            </w:tcBorders>
+            <w:vAlign w:val="center"/>
+          </w:tcPr>
+          <w:p>
+            <w:pPr>
+              <w:spacing w:line="240" w:lineRule="auto"/>
               <w:ind w:firstLine="0"/>
               <w:jc w:val="center"/>
             </w:pPr>
@@ -3496,11 +4621,17 @@
         <w:tc>
           <w:tcPr>
             <w:tcW w:w="2154" w:type="dxa"/>
-            <w:vAlign w:val="center"/>
-          </w:tcPr>
-          <w:p>
-            <w:pPr>
-              <w:spacing w:after="0" w:line="240" w:lineRule="auto"/>
+            <w:tcBorders>
+              <w:top w:val="nil"/>
+              <w:left w:val="nil"/>
+              <w:bottom w:val="nil"/>
+              <w:right w:val="nil"/>
+            </w:tcBorders>
+            <w:vAlign w:val="center"/>
+          </w:tcPr>
+          <w:p>
+            <w:pPr>
+              <w:spacing w:line="240" w:lineRule="auto"/>
               <w:ind w:firstLine="0"/>
               <w:jc w:val="center"/>
             </w:pPr>
@@ -3515,11 +4646,17 @@
         <w:tc>
           <w:tcPr>
             <w:tcW w:w="2154" w:type="dxa"/>
-            <w:vAlign w:val="center"/>
-          </w:tcPr>
-          <w:p>
-            <w:pPr>
-              <w:spacing w:after="0" w:line="240" w:lineRule="auto"/>
+            <w:tcBorders>
+              <w:top w:val="nil"/>
+              <w:left w:val="nil"/>
+              <w:bottom w:val="nil"/>
+              <w:right w:val="nil"/>
+            </w:tcBorders>
+            <w:vAlign w:val="center"/>
+          </w:tcPr>
+          <w:p>
+            <w:pPr>
+              <w:spacing w:line="240" w:lineRule="auto"/>
               <w:ind w:firstLine="0"/>
               <w:jc w:val="center"/>
             </w:pPr>
@@ -3540,11 +4677,17 @@
         <w:tc>
           <w:tcPr>
             <w:tcW w:w="1417" w:type="dxa"/>
-            <w:vAlign w:val="center"/>
-          </w:tcPr>
-          <w:p>
-            <w:pPr>
-              <w:spacing w:after="0" w:line="240" w:lineRule="auto"/>
+            <w:tcBorders>
+              <w:top w:val="nil"/>
+              <w:left w:val="nil"/>
+              <w:bottom w:val="nil"/>
+              <w:right w:val="nil"/>
+            </w:tcBorders>
+            <w:vAlign w:val="center"/>
+          </w:tcPr>
+          <w:p>
+            <w:pPr>
+              <w:spacing w:line="240" w:lineRule="auto"/>
               <w:ind w:firstLine="0"/>
               <w:jc w:val="center"/>
             </w:pPr>
@@ -3559,11 +4702,17 @@
         <w:tc>
           <w:tcPr>
             <w:tcW w:w="2154" w:type="dxa"/>
-            <w:vAlign w:val="center"/>
-          </w:tcPr>
-          <w:p>
-            <w:pPr>
-              <w:spacing w:after="0" w:line="240" w:lineRule="auto"/>
+            <w:tcBorders>
+              <w:top w:val="nil"/>
+              <w:left w:val="nil"/>
+              <w:bottom w:val="nil"/>
+              <w:right w:val="nil"/>
+            </w:tcBorders>
+            <w:vAlign w:val="center"/>
+          </w:tcPr>
+          <w:p>
+            <w:pPr>
+              <w:spacing w:line="240" w:lineRule="auto"/>
               <w:ind w:firstLine="0"/>
               <w:jc w:val="center"/>
             </w:pPr>
@@ -3578,11 +4727,17 @@
         <w:tc>
           <w:tcPr>
             <w:tcW w:w="2154" w:type="dxa"/>
-            <w:vAlign w:val="center"/>
-          </w:tcPr>
-          <w:p>
-            <w:pPr>
-              <w:spacing w:after="0" w:line="240" w:lineRule="auto"/>
+            <w:tcBorders>
+              <w:top w:val="nil"/>
+              <w:left w:val="nil"/>
+              <w:bottom w:val="nil"/>
+              <w:right w:val="nil"/>
+            </w:tcBorders>
+            <w:vAlign w:val="center"/>
+          </w:tcPr>
+          <w:p>
+            <w:pPr>
+              <w:spacing w:line="240" w:lineRule="auto"/>
               <w:ind w:firstLine="0"/>
               <w:jc w:val="center"/>
             </w:pPr>
@@ -3597,11 +4752,17 @@
         <w:tc>
           <w:tcPr>
             <w:tcW w:w="2154" w:type="dxa"/>
-            <w:vAlign w:val="center"/>
-          </w:tcPr>
-          <w:p>
-            <w:pPr>
-              <w:spacing w:after="0" w:line="240" w:lineRule="auto"/>
+            <w:tcBorders>
+              <w:top w:val="nil"/>
+              <w:left w:val="nil"/>
+              <w:bottom w:val="nil"/>
+              <w:right w:val="nil"/>
+            </w:tcBorders>
+            <w:vAlign w:val="center"/>
+          </w:tcPr>
+          <w:p>
+            <w:pPr>
+              <w:spacing w:line="240" w:lineRule="auto"/>
               <w:ind w:firstLine="0"/>
               <w:jc w:val="center"/>
             </w:pPr>
@@ -3622,11 +4783,17 @@
         <w:tc>
           <w:tcPr>
             <w:tcW w:w="1417" w:type="dxa"/>
-            <w:vAlign w:val="center"/>
-          </w:tcPr>
-          <w:p>
-            <w:pPr>
-              <w:spacing w:after="0" w:line="240" w:lineRule="auto"/>
+            <w:tcBorders>
+              <w:top w:val="nil"/>
+              <w:left w:val="nil"/>
+              <w:bottom w:val="nil"/>
+              <w:right w:val="nil"/>
+            </w:tcBorders>
+            <w:vAlign w:val="center"/>
+          </w:tcPr>
+          <w:p>
+            <w:pPr>
+              <w:spacing w:line="240" w:lineRule="auto"/>
               <w:ind w:firstLine="0"/>
               <w:jc w:val="center"/>
             </w:pPr>
@@ -3641,11 +4808,17 @@
         <w:tc>
           <w:tcPr>
             <w:tcW w:w="2154" w:type="dxa"/>
-            <w:vAlign w:val="center"/>
-          </w:tcPr>
-          <w:p>
-            <w:pPr>
-              <w:spacing w:after="0" w:line="240" w:lineRule="auto"/>
+            <w:tcBorders>
+              <w:top w:val="nil"/>
+              <w:left w:val="nil"/>
+              <w:bottom w:val="nil"/>
+              <w:right w:val="nil"/>
+            </w:tcBorders>
+            <w:vAlign w:val="center"/>
+          </w:tcPr>
+          <w:p>
+            <w:pPr>
+              <w:spacing w:line="240" w:lineRule="auto"/>
               <w:ind w:firstLine="0"/>
               <w:jc w:val="center"/>
             </w:pPr>
@@ -3660,11 +4833,17 @@
         <w:tc>
           <w:tcPr>
             <w:tcW w:w="2154" w:type="dxa"/>
-            <w:vAlign w:val="center"/>
-          </w:tcPr>
-          <w:p>
-            <w:pPr>
-              <w:spacing w:after="0" w:line="240" w:lineRule="auto"/>
+            <w:tcBorders>
+              <w:top w:val="nil"/>
+              <w:left w:val="nil"/>
+              <w:bottom w:val="nil"/>
+              <w:right w:val="nil"/>
+            </w:tcBorders>
+            <w:vAlign w:val="center"/>
+          </w:tcPr>
+          <w:p>
+            <w:pPr>
+              <w:spacing w:line="240" w:lineRule="auto"/>
               <w:ind w:firstLine="0"/>
               <w:jc w:val="center"/>
             </w:pPr>
@@ -3679,11 +4858,17 @@
         <w:tc>
           <w:tcPr>
             <w:tcW w:w="2154" w:type="dxa"/>
-            <w:vAlign w:val="center"/>
-          </w:tcPr>
-          <w:p>
-            <w:pPr>
-              <w:spacing w:after="0" w:line="240" w:lineRule="auto"/>
+            <w:tcBorders>
+              <w:top w:val="nil"/>
+              <w:left w:val="nil"/>
+              <w:bottom w:val="nil"/>
+              <w:right w:val="nil"/>
+            </w:tcBorders>
+            <w:vAlign w:val="center"/>
+          </w:tcPr>
+          <w:p>
+            <w:pPr>
+              <w:spacing w:line="240" w:lineRule="auto"/>
               <w:ind w:firstLine="0"/>
               <w:jc w:val="center"/>
             </w:pPr>
@@ -3704,11 +4889,17 @@
         <w:tc>
           <w:tcPr>
             <w:tcW w:w="1417" w:type="dxa"/>
-            <w:vAlign w:val="center"/>
-          </w:tcPr>
-          <w:p>
-            <w:pPr>
-              <w:spacing w:after="0" w:line="240" w:lineRule="auto"/>
+            <w:tcBorders>
+              <w:top w:val="nil"/>
+              <w:left w:val="nil"/>
+              <w:bottom w:val="nil"/>
+              <w:right w:val="nil"/>
+            </w:tcBorders>
+            <w:vAlign w:val="center"/>
+          </w:tcPr>
+          <w:p>
+            <w:pPr>
+              <w:spacing w:line="240" w:lineRule="auto"/>
               <w:ind w:firstLine="0"/>
               <w:jc w:val="center"/>
             </w:pPr>
@@ -3723,11 +4914,17 @@
         <w:tc>
           <w:tcPr>
             <w:tcW w:w="2154" w:type="dxa"/>
-            <w:vAlign w:val="center"/>
-          </w:tcPr>
-          <w:p>
-            <w:pPr>
-              <w:spacing w:after="0" w:line="240" w:lineRule="auto"/>
+            <w:tcBorders>
+              <w:top w:val="nil"/>
+              <w:left w:val="nil"/>
+              <w:bottom w:val="nil"/>
+              <w:right w:val="nil"/>
+            </w:tcBorders>
+            <w:vAlign w:val="center"/>
+          </w:tcPr>
+          <w:p>
+            <w:pPr>
+              <w:spacing w:line="240" w:lineRule="auto"/>
               <w:ind w:firstLine="0"/>
               <w:jc w:val="center"/>
             </w:pPr>
@@ -3742,11 +4939,17 @@
         <w:tc>
           <w:tcPr>
             <w:tcW w:w="2154" w:type="dxa"/>
-            <w:vAlign w:val="center"/>
-          </w:tcPr>
-          <w:p>
-            <w:pPr>
-              <w:spacing w:after="0" w:line="240" w:lineRule="auto"/>
+            <w:tcBorders>
+              <w:top w:val="nil"/>
+              <w:left w:val="nil"/>
+              <w:bottom w:val="nil"/>
+              <w:right w:val="nil"/>
+            </w:tcBorders>
+            <w:vAlign w:val="center"/>
+          </w:tcPr>
+          <w:p>
+            <w:pPr>
+              <w:spacing w:line="240" w:lineRule="auto"/>
               <w:ind w:firstLine="0"/>
               <w:jc w:val="center"/>
             </w:pPr>
@@ -3761,11 +4964,17 @@
         <w:tc>
           <w:tcPr>
             <w:tcW w:w="2154" w:type="dxa"/>
-            <w:vAlign w:val="center"/>
-          </w:tcPr>
-          <w:p>
-            <w:pPr>
-              <w:spacing w:after="0" w:line="240" w:lineRule="auto"/>
+            <w:tcBorders>
+              <w:top w:val="nil"/>
+              <w:left w:val="nil"/>
+              <w:bottom w:val="nil"/>
+              <w:right w:val="nil"/>
+            </w:tcBorders>
+            <w:vAlign w:val="center"/>
+          </w:tcPr>
+          <w:p>
+            <w:pPr>
+              <w:spacing w:line="240" w:lineRule="auto"/>
               <w:ind w:firstLine="0"/>
               <w:jc w:val="center"/>
             </w:pPr>
@@ -3786,11 +4995,17 @@
         <w:tc>
           <w:tcPr>
             <w:tcW w:w="1417" w:type="dxa"/>
-            <w:vAlign w:val="center"/>
-          </w:tcPr>
-          <w:p>
-            <w:pPr>
-              <w:spacing w:after="0" w:line="240" w:lineRule="auto"/>
+            <w:tcBorders>
+              <w:top w:val="nil"/>
+              <w:left w:val="nil"/>
+              <w:bottom w:val="nil"/>
+              <w:right w:val="nil"/>
+            </w:tcBorders>
+            <w:vAlign w:val="center"/>
+          </w:tcPr>
+          <w:p>
+            <w:pPr>
+              <w:spacing w:line="240" w:lineRule="auto"/>
               <w:ind w:firstLine="0"/>
               <w:jc w:val="center"/>
             </w:pPr>
@@ -3805,11 +5020,17 @@
         <w:tc>
           <w:tcPr>
             <w:tcW w:w="2154" w:type="dxa"/>
-            <w:vAlign w:val="center"/>
-          </w:tcPr>
-          <w:p>
-            <w:pPr>
-              <w:spacing w:after="0" w:line="240" w:lineRule="auto"/>
+            <w:tcBorders>
+              <w:top w:val="nil"/>
+              <w:left w:val="nil"/>
+              <w:bottom w:val="nil"/>
+              <w:right w:val="nil"/>
+            </w:tcBorders>
+            <w:vAlign w:val="center"/>
+          </w:tcPr>
+          <w:p>
+            <w:pPr>
+              <w:spacing w:line="240" w:lineRule="auto"/>
               <w:ind w:firstLine="0"/>
               <w:jc w:val="center"/>
             </w:pPr>
@@ -3824,11 +5045,17 @@
         <w:tc>
           <w:tcPr>
             <w:tcW w:w="2154" w:type="dxa"/>
-            <w:vAlign w:val="center"/>
-          </w:tcPr>
-          <w:p>
-            <w:pPr>
-              <w:spacing w:after="0" w:line="240" w:lineRule="auto"/>
+            <w:tcBorders>
+              <w:top w:val="nil"/>
+              <w:left w:val="nil"/>
+              <w:bottom w:val="nil"/>
+              <w:right w:val="nil"/>
+            </w:tcBorders>
+            <w:vAlign w:val="center"/>
+          </w:tcPr>
+          <w:p>
+            <w:pPr>
+              <w:spacing w:line="240" w:lineRule="auto"/>
               <w:ind w:firstLine="0"/>
               <w:jc w:val="center"/>
             </w:pPr>
@@ -3843,11 +5070,17 @@
         <w:tc>
           <w:tcPr>
             <w:tcW w:w="2154" w:type="dxa"/>
-            <w:vAlign w:val="center"/>
-          </w:tcPr>
-          <w:p>
-            <w:pPr>
-              <w:spacing w:after="0" w:line="240" w:lineRule="auto"/>
+            <w:tcBorders>
+              <w:top w:val="nil"/>
+              <w:left w:val="nil"/>
+              <w:bottom w:val="nil"/>
+              <w:right w:val="nil"/>
+            </w:tcBorders>
+            <w:vAlign w:val="center"/>
+          </w:tcPr>
+          <w:p>
+            <w:pPr>
+              <w:spacing w:line="240" w:lineRule="auto"/>
               <w:ind w:firstLine="0"/>
               <w:jc w:val="center"/>
             </w:pPr>
@@ -3868,11 +5101,17 @@
         <w:tc>
           <w:tcPr>
             <w:tcW w:w="1417" w:type="dxa"/>
-            <w:vAlign w:val="center"/>
-          </w:tcPr>
-          <w:p>
-            <w:pPr>
-              <w:spacing w:after="0" w:line="240" w:lineRule="auto"/>
+            <w:tcBorders>
+              <w:top w:val="nil"/>
+              <w:left w:val="nil"/>
+              <w:bottom w:val="nil"/>
+              <w:right w:val="nil"/>
+            </w:tcBorders>
+            <w:vAlign w:val="center"/>
+          </w:tcPr>
+          <w:p>
+            <w:pPr>
+              <w:spacing w:line="240" w:lineRule="auto"/>
               <w:ind w:firstLine="0"/>
               <w:jc w:val="center"/>
             </w:pPr>
@@ -3887,11 +5126,17 @@
         <w:tc>
           <w:tcPr>
             <w:tcW w:w="2154" w:type="dxa"/>
-            <w:vAlign w:val="center"/>
-          </w:tcPr>
-          <w:p>
-            <w:pPr>
-              <w:spacing w:after="0" w:line="240" w:lineRule="auto"/>
+            <w:tcBorders>
+              <w:top w:val="nil"/>
+              <w:left w:val="nil"/>
+              <w:bottom w:val="nil"/>
+              <w:right w:val="nil"/>
+            </w:tcBorders>
+            <w:vAlign w:val="center"/>
+          </w:tcPr>
+          <w:p>
+            <w:pPr>
+              <w:spacing w:line="240" w:lineRule="auto"/>
               <w:ind w:firstLine="0"/>
               <w:jc w:val="center"/>
             </w:pPr>
@@ -3906,11 +5151,17 @@
         <w:tc>
           <w:tcPr>
             <w:tcW w:w="2154" w:type="dxa"/>
-            <w:vAlign w:val="center"/>
-          </w:tcPr>
-          <w:p>
-            <w:pPr>
-              <w:spacing w:after="0" w:line="240" w:lineRule="auto"/>
+            <w:tcBorders>
+              <w:top w:val="nil"/>
+              <w:left w:val="nil"/>
+              <w:bottom w:val="nil"/>
+              <w:right w:val="nil"/>
+            </w:tcBorders>
+            <w:vAlign w:val="center"/>
+          </w:tcPr>
+          <w:p>
+            <w:pPr>
+              <w:spacing w:line="240" w:lineRule="auto"/>
               <w:ind w:firstLine="0"/>
               <w:jc w:val="center"/>
             </w:pPr>
@@ -3925,11 +5176,17 @@
         <w:tc>
           <w:tcPr>
             <w:tcW w:w="2154" w:type="dxa"/>
-            <w:vAlign w:val="center"/>
-          </w:tcPr>
-          <w:p>
-            <w:pPr>
-              <w:spacing w:after="0" w:line="240" w:lineRule="auto"/>
+            <w:tcBorders>
+              <w:top w:val="nil"/>
+              <w:left w:val="nil"/>
+              <w:bottom w:val="nil"/>
+              <w:right w:val="nil"/>
+            </w:tcBorders>
+            <w:vAlign w:val="center"/>
+          </w:tcPr>
+          <w:p>
+            <w:pPr>
+              <w:spacing w:line="240" w:lineRule="auto"/>
               <w:ind w:firstLine="0"/>
               <w:jc w:val="center"/>
             </w:pPr>
@@ -3950,11 +5207,17 @@
         <w:tc>
           <w:tcPr>
             <w:tcW w:w="1417" w:type="dxa"/>
-            <w:vAlign w:val="center"/>
-          </w:tcPr>
-          <w:p>
-            <w:pPr>
-              <w:spacing w:after="0" w:line="240" w:lineRule="auto"/>
+            <w:tcBorders>
+              <w:top w:val="nil"/>
+              <w:left w:val="nil"/>
+              <w:bottom w:val="nil"/>
+              <w:right w:val="nil"/>
+            </w:tcBorders>
+            <w:vAlign w:val="center"/>
+          </w:tcPr>
+          <w:p>
+            <w:pPr>
+              <w:spacing w:line="240" w:lineRule="auto"/>
               <w:ind w:firstLine="0"/>
               <w:jc w:val="center"/>
             </w:pPr>
@@ -3969,11 +5232,17 @@
         <w:tc>
           <w:tcPr>
             <w:tcW w:w="2154" w:type="dxa"/>
-            <w:vAlign w:val="center"/>
-          </w:tcPr>
-          <w:p>
-            <w:pPr>
-              <w:spacing w:after="0" w:line="240" w:lineRule="auto"/>
+            <w:tcBorders>
+              <w:top w:val="nil"/>
+              <w:left w:val="nil"/>
+              <w:bottom w:val="nil"/>
+              <w:right w:val="nil"/>
+            </w:tcBorders>
+            <w:vAlign w:val="center"/>
+          </w:tcPr>
+          <w:p>
+            <w:pPr>
+              <w:spacing w:line="240" w:lineRule="auto"/>
               <w:ind w:firstLine="0"/>
               <w:jc w:val="center"/>
             </w:pPr>
@@ -3988,11 +5257,17 @@
         <w:tc>
           <w:tcPr>
             <w:tcW w:w="2154" w:type="dxa"/>
-            <w:vAlign w:val="center"/>
-          </w:tcPr>
-          <w:p>
-            <w:pPr>
-              <w:spacing w:after="0" w:line="240" w:lineRule="auto"/>
+            <w:tcBorders>
+              <w:top w:val="nil"/>
+              <w:left w:val="nil"/>
+              <w:bottom w:val="nil"/>
+              <w:right w:val="nil"/>
+            </w:tcBorders>
+            <w:vAlign w:val="center"/>
+          </w:tcPr>
+          <w:p>
+            <w:pPr>
+              <w:spacing w:line="240" w:lineRule="auto"/>
               <w:ind w:firstLine="0"/>
               <w:jc w:val="center"/>
             </w:pPr>
@@ -4007,11 +5282,17 @@
         <w:tc>
           <w:tcPr>
             <w:tcW w:w="2154" w:type="dxa"/>
-            <w:vAlign w:val="center"/>
-          </w:tcPr>
-          <w:p>
-            <w:pPr>
-              <w:spacing w:after="0" w:line="240" w:lineRule="auto"/>
+            <w:tcBorders>
+              <w:top w:val="nil"/>
+              <w:left w:val="nil"/>
+              <w:bottom w:val="nil"/>
+              <w:right w:val="nil"/>
+            </w:tcBorders>
+            <w:vAlign w:val="center"/>
+          </w:tcPr>
+          <w:p>
+            <w:pPr>
+              <w:spacing w:line="240" w:lineRule="auto"/>
               <w:ind w:firstLine="0"/>
               <w:jc w:val="center"/>
             </w:pPr>
@@ -4032,11 +5313,17 @@
         <w:tc>
           <w:tcPr>
             <w:tcW w:w="1417" w:type="dxa"/>
-            <w:vAlign w:val="center"/>
-          </w:tcPr>
-          <w:p>
-            <w:pPr>
-              <w:spacing w:after="0" w:line="240" w:lineRule="auto"/>
+            <w:tcBorders>
+              <w:top w:val="nil"/>
+              <w:left w:val="nil"/>
+              <w:bottom w:val="single" w:sz="5" w:space="0" w:color="auto"/>
+              <w:right w:val="nil"/>
+            </w:tcBorders>
+            <w:vAlign w:val="center"/>
+          </w:tcPr>
+          <w:p>
+            <w:pPr>
+              <w:spacing w:line="240" w:lineRule="auto"/>
               <w:ind w:firstLine="0"/>
               <w:jc w:val="center"/>
             </w:pPr>
@@ -4051,11 +5338,17 @@
         <w:tc>
           <w:tcPr>
             <w:tcW w:w="2154" w:type="dxa"/>
-            <w:vAlign w:val="center"/>
-          </w:tcPr>
-          <w:p>
-            <w:pPr>
-              <w:spacing w:after="0" w:line="240" w:lineRule="auto"/>
+            <w:tcBorders>
+              <w:top w:val="nil"/>
+              <w:left w:val="nil"/>
+              <w:bottom w:val="single" w:sz="5" w:space="0" w:color="auto"/>
+              <w:right w:val="nil"/>
+            </w:tcBorders>
+            <w:vAlign w:val="center"/>
+          </w:tcPr>
+          <w:p>
+            <w:pPr>
+              <w:spacing w:line="240" w:lineRule="auto"/>
               <w:ind w:firstLine="0"/>
               <w:jc w:val="center"/>
             </w:pPr>
@@ -4070,11 +5363,17 @@
         <w:tc>
           <w:tcPr>
             <w:tcW w:w="2154" w:type="dxa"/>
-            <w:vAlign w:val="center"/>
-          </w:tcPr>
-          <w:p>
-            <w:pPr>
-              <w:spacing w:after="0" w:line="240" w:lineRule="auto"/>
+            <w:tcBorders>
+              <w:top w:val="nil"/>
+              <w:left w:val="nil"/>
+              <w:bottom w:val="single" w:sz="5" w:space="0" w:color="auto"/>
+              <w:right w:val="nil"/>
+            </w:tcBorders>
+            <w:vAlign w:val="center"/>
+          </w:tcPr>
+          <w:p>
+            <w:pPr>
+              <w:spacing w:line="240" w:lineRule="auto"/>
               <w:ind w:firstLine="0"/>
               <w:jc w:val="center"/>
             </w:pPr>
@@ -4089,11 +5388,17 @@
         <w:tc>
           <w:tcPr>
             <w:tcW w:w="2154" w:type="dxa"/>
-            <w:vAlign w:val="center"/>
-          </w:tcPr>
-          <w:p>
-            <w:pPr>
-              <w:spacing w:after="0" w:line="240" w:lineRule="auto"/>
+            <w:tcBorders>
+              <w:top w:val="nil"/>
+              <w:left w:val="nil"/>
+              <w:bottom w:val="single" w:sz="5" w:space="0" w:color="auto"/>
+              <w:right w:val="nil"/>
+            </w:tcBorders>
+            <w:vAlign w:val="center"/>
+          </w:tcPr>
+          <w:p>
+            <w:pPr>
+              <w:spacing w:line="240" w:lineRule="auto"/>
               <w:ind w:firstLine="0"/>
               <w:jc w:val="center"/>
             </w:pPr>
@@ -4109,21 +5414,31 @@
     </w:tbl>
     <w:p>
       <w:pPr>
-        <w:spacing w:after="180"/>
+        <w:spacing w:after="120" w:line="240" w:lineRule="auto"/>
+        <w:ind w:firstLine="0"/>
+      </w:pPr>
+      <w:r>
+        <w:rPr>
+          <w:sz w:val="18"/>
+        </w:rPr>
+        <w:t>Fonte: elaboração a partir da Tabela 1. Casas adicionais apenas para acompanhar os cálculos.</w:t>
+      </w:r>
+    </w:p>
+    <w:p>
+      <w:r>
+        <w:br w:type="page"/>
+      </w:r>
+    </w:p>
+    <w:p>
+      <w:pPr>
+        <w:keepNext/>
+        <w:spacing w:before="160" w:after="80" w:line="240" w:lineRule="auto"/>
+        <w:ind w:firstLine="0"/>
       </w:pPr>
       <w:r>
         <w:rPr>
           <w:sz w:val="20"/>
         </w:rPr>
-        <w:t>Fonte: elaboração a partir da Tabela 1. Casas adicionais apenas para acompanhar os cálculos.</w:t>
-      </w:r>
-    </w:p>
-    <w:p>
-      <w:pPr>
-        <w:keepNext/>
-        <w:spacing w:before="160" w:after="80"/>
-      </w:pPr>
-      <w:r>
         <w:lastRenderedPageBreak/>
         <w:t>Figura 1 – Altura em função do tempo médio</w:t>
       </w:r>
@@ -4137,8 +5452,8 @@
           <w:noProof/>
         </w:rPr>
         <w:drawing>
-          <wp:inline distT="0" distB="0" distL="0" distR="0" wp14:anchorId="359E3D41" wp14:editId="12A0BE5B">
-            <wp:extent cx="5544000" cy="3696000"/>
+          <wp:inline distT="0" distB="0" distL="0" distR="0" wp14:anchorId="2C99424C" wp14:editId="0E911E93">
+            <wp:extent cx="4860000" cy="3240000"/>
             <wp:effectExtent l="0" t="0" r="0" b="0"/>
             <wp:docPr id="1" name="Picture 1"/>
             <wp:cNvGraphicFramePr>
@@ -4152,7 +5467,7 @@
                     <pic:cNvPicPr/>
                   </pic:nvPicPr>
                   <pic:blipFill>
-                    <a:blip r:embed="rId8"/>
+                    <a:blip r:embed="rId12"/>
                     <a:stretch>
                       <a:fillRect/>
                     </a:stretch>
@@ -4160,7 +5475,7 @@
                   <pic:spPr>
                     <a:xfrm>
                       <a:off x="0" y="0"/>
-                      <a:ext cx="5544000" cy="3696000"/>
+                      <a:ext cx="4860000" cy="3240000"/>
                     </a:xfrm>
                     <a:prstGeom prst="rect">
                       <a:avLst/>
@@ -4175,45 +5490,55 @@
     </w:p>
     <w:p>
       <w:pPr>
-        <w:spacing w:after="180"/>
+        <w:spacing w:after="120" w:line="240" w:lineRule="auto"/>
+        <w:ind w:firstLine="0"/>
+      </w:pPr>
+      <w:r>
+        <w:rPr>
+          <w:sz w:val="18"/>
+        </w:rPr>
+        <w:t>Fonte: elaboração própria com a ferramenta de criação de gráficos (2026); 17 pontos experimentais.</w:t>
+      </w:r>
+    </w:p>
+    <w:p>
+      <w:r>
+        <w:t>A Figura 1 mostra o crescimento da altura percorrida com o tempo médio. A curvatura é compatível qualitativamente com uma dependência superior à linear. As barras de tempo são pequenas na escala da figura, mas seus valores constam da Tabela 2.</w:t>
+      </w:r>
+    </w:p>
+    <w:p>
+      <w:r>
+        <w:br w:type="page"/>
+      </w:r>
+    </w:p>
+    <w:p>
+      <w:pPr>
+        <w:pStyle w:val="Heading2"/>
+      </w:pPr>
+      <w:r>
+        <w:lastRenderedPageBreak/>
+        <w:t>4.2 Lei de potência</w:t>
+      </w:r>
+    </w:p>
+    <w:p>
+      <w:r>
+        <w:t>A Tabela 3 reúne as variáveis adimensionais do ajuste inverso. Para 10 cm, X = ln(0,10) = −2,3025851, Y = ln(0,1577333) = −1,8468494 e u(Y) = 0,0018056.</w:t>
+      </w:r>
+    </w:p>
+    <w:p>
+      <w:pPr>
+        <w:keepNext/>
+        <w:spacing w:before="160" w:after="80" w:line="240" w:lineRule="auto"/>
+        <w:ind w:firstLine="0"/>
       </w:pPr>
       <w:r>
         <w:rPr>
           <w:sz w:val="20"/>
         </w:rPr>
-        <w:t>Fonte: elaboração própria com a ferramenta de criação de gráficos (2026); 17 pontos experimentais.</w:t>
-      </w:r>
-    </w:p>
-    <w:p>
-      <w:r>
-        <w:t>A Figura 1 mostra o crescimento da altura percorrida com o tempo médio. A curvatura é compatível qualitativamente com uma dependência superior à linear. As barras de tempo são pequenas na escala da figura, mas seus valores constam da Tabela 2.</w:t>
-      </w:r>
-    </w:p>
-    <w:p>
-      <w:pPr>
-        <w:pStyle w:val="Heading2"/>
-      </w:pPr>
-      <w:r>
-        <w:t>4.2 Lei de potência</w:t>
-      </w:r>
-    </w:p>
-    <w:p>
-      <w:r>
-        <w:t>A Tabela 3 reúne as variáveis adimensionais do ajuste inverso. Para 10 cm, X = ln(0,10) = −2,3025851, Y = ln(0,1577333) = −1,8468494 e u(Y) = 0,0018056.</w:t>
-      </w:r>
-    </w:p>
-    <w:p>
-      <w:pPr>
-        <w:keepNext/>
-        <w:spacing w:before="160" w:after="80"/>
-      </w:pPr>
-      <w:r>
         <w:t>Tabela 3 – Variáveis logarítmicas e incerteza propagada</w:t>
       </w:r>
     </w:p>
     <w:tbl>
       <w:tblPr>
-        <w:tblStyle w:val="TableGrid"/>
         <w:tblW w:w="0" w:type="auto"/>
         <w:jc w:val="center"/>
         <w:tblLayout w:type="fixed"/>
@@ -4234,6 +5559,12 @@
         <w:tc>
           <w:tcPr>
             <w:tcW w:w="1531" w:type="dxa"/>
+            <w:tcBorders>
+              <w:top w:val="single" w:sz="5" w:space="0" w:color="auto"/>
+              <w:left w:val="nil"/>
+              <w:bottom w:val="single" w:sz="5" w:space="0" w:color="auto"/>
+              <w:right w:val="nil"/>
+            </w:tcBorders>
           </w:tcPr>
           <w:p>
             <w:pPr>
@@ -4252,6 +5583,12 @@
         <w:tc>
           <w:tcPr>
             <w:tcW w:w="2268" w:type="dxa"/>
+            <w:tcBorders>
+              <w:top w:val="single" w:sz="5" w:space="0" w:color="auto"/>
+              <w:left w:val="nil"/>
+              <w:bottom w:val="single" w:sz="5" w:space="0" w:color="auto"/>
+              <w:right w:val="nil"/>
+            </w:tcBorders>
           </w:tcPr>
           <w:p>
             <w:pPr>
@@ -4270,6 +5607,12 @@
         <w:tc>
           <w:tcPr>
             <w:tcW w:w="2268" w:type="dxa"/>
+            <w:tcBorders>
+              <w:top w:val="single" w:sz="5" w:space="0" w:color="auto"/>
+              <w:left w:val="nil"/>
+              <w:bottom w:val="single" w:sz="5" w:space="0" w:color="auto"/>
+              <w:right w:val="nil"/>
+            </w:tcBorders>
           </w:tcPr>
           <w:p>
             <w:pPr>
@@ -4288,6 +5631,12 @@
         <w:tc>
           <w:tcPr>
             <w:tcW w:w="1814" w:type="dxa"/>
+            <w:tcBorders>
+              <w:top w:val="single" w:sz="5" w:space="0" w:color="auto"/>
+              <w:left w:val="nil"/>
+              <w:bottom w:val="single" w:sz="5" w:space="0" w:color="auto"/>
+              <w:right w:val="nil"/>
+            </w:tcBorders>
           </w:tcPr>
           <w:p>
             <w:pPr>
@@ -4312,11 +5661,17 @@
         <w:tc>
           <w:tcPr>
             <w:tcW w:w="1531" w:type="dxa"/>
-            <w:vAlign w:val="center"/>
-          </w:tcPr>
-          <w:p>
-            <w:pPr>
-              <w:spacing w:after="0" w:line="240" w:lineRule="auto"/>
+            <w:tcBorders>
+              <w:top w:val="nil"/>
+              <w:left w:val="nil"/>
+              <w:bottom w:val="nil"/>
+              <w:right w:val="nil"/>
+            </w:tcBorders>
+            <w:vAlign w:val="center"/>
+          </w:tcPr>
+          <w:p>
+            <w:pPr>
+              <w:spacing w:line="240" w:lineRule="auto"/>
               <w:ind w:firstLine="0"/>
               <w:jc w:val="center"/>
             </w:pPr>
@@ -4331,11 +5686,17 @@
         <w:tc>
           <w:tcPr>
             <w:tcW w:w="2268" w:type="dxa"/>
-            <w:vAlign w:val="center"/>
-          </w:tcPr>
-          <w:p>
-            <w:pPr>
-              <w:spacing w:after="0" w:line="240" w:lineRule="auto"/>
+            <w:tcBorders>
+              <w:top w:val="nil"/>
+              <w:left w:val="nil"/>
+              <w:bottom w:val="nil"/>
+              <w:right w:val="nil"/>
+            </w:tcBorders>
+            <w:vAlign w:val="center"/>
+          </w:tcPr>
+          <w:p>
+            <w:pPr>
+              <w:spacing w:line="240" w:lineRule="auto"/>
               <w:ind w:firstLine="0"/>
               <w:jc w:val="center"/>
             </w:pPr>
@@ -4350,11 +5711,17 @@
         <w:tc>
           <w:tcPr>
             <w:tcW w:w="2268" w:type="dxa"/>
-            <w:vAlign w:val="center"/>
-          </w:tcPr>
-          <w:p>
-            <w:pPr>
-              <w:spacing w:after="0" w:line="240" w:lineRule="auto"/>
+            <w:tcBorders>
+              <w:top w:val="nil"/>
+              <w:left w:val="nil"/>
+              <w:bottom w:val="nil"/>
+              <w:right w:val="nil"/>
+            </w:tcBorders>
+            <w:vAlign w:val="center"/>
+          </w:tcPr>
+          <w:p>
+            <w:pPr>
+              <w:spacing w:line="240" w:lineRule="auto"/>
               <w:ind w:firstLine="0"/>
               <w:jc w:val="center"/>
             </w:pPr>
@@ -4369,11 +5736,17 @@
         <w:tc>
           <w:tcPr>
             <w:tcW w:w="1814" w:type="dxa"/>
-            <w:vAlign w:val="center"/>
-          </w:tcPr>
-          <w:p>
-            <w:pPr>
-              <w:spacing w:after="0" w:line="240" w:lineRule="auto"/>
+            <w:tcBorders>
+              <w:top w:val="nil"/>
+              <w:left w:val="nil"/>
+              <w:bottom w:val="nil"/>
+              <w:right w:val="nil"/>
+            </w:tcBorders>
+            <w:vAlign w:val="center"/>
+          </w:tcPr>
+          <w:p>
+            <w:pPr>
+              <w:spacing w:line="240" w:lineRule="auto"/>
               <w:ind w:firstLine="0"/>
               <w:jc w:val="center"/>
             </w:pPr>
@@ -4394,11 +5767,17 @@
         <w:tc>
           <w:tcPr>
             <w:tcW w:w="1531" w:type="dxa"/>
-            <w:vAlign w:val="center"/>
-          </w:tcPr>
-          <w:p>
-            <w:pPr>
-              <w:spacing w:after="0" w:line="240" w:lineRule="auto"/>
+            <w:tcBorders>
+              <w:top w:val="nil"/>
+              <w:left w:val="nil"/>
+              <w:bottom w:val="nil"/>
+              <w:right w:val="nil"/>
+            </w:tcBorders>
+            <w:vAlign w:val="center"/>
+          </w:tcPr>
+          <w:p>
+            <w:pPr>
+              <w:spacing w:line="240" w:lineRule="auto"/>
               <w:ind w:firstLine="0"/>
               <w:jc w:val="center"/>
             </w:pPr>
@@ -4413,11 +5792,17 @@
         <w:tc>
           <w:tcPr>
             <w:tcW w:w="2268" w:type="dxa"/>
-            <w:vAlign w:val="center"/>
-          </w:tcPr>
-          <w:p>
-            <w:pPr>
-              <w:spacing w:after="0" w:line="240" w:lineRule="auto"/>
+            <w:tcBorders>
+              <w:top w:val="nil"/>
+              <w:left w:val="nil"/>
+              <w:bottom w:val="nil"/>
+              <w:right w:val="nil"/>
+            </w:tcBorders>
+            <w:vAlign w:val="center"/>
+          </w:tcPr>
+          <w:p>
+            <w:pPr>
+              <w:spacing w:line="240" w:lineRule="auto"/>
               <w:ind w:firstLine="0"/>
               <w:jc w:val="center"/>
             </w:pPr>
@@ -4432,11 +5817,17 @@
         <w:tc>
           <w:tcPr>
             <w:tcW w:w="2268" w:type="dxa"/>
-            <w:vAlign w:val="center"/>
-          </w:tcPr>
-          <w:p>
-            <w:pPr>
-              <w:spacing w:after="0" w:line="240" w:lineRule="auto"/>
+            <w:tcBorders>
+              <w:top w:val="nil"/>
+              <w:left w:val="nil"/>
+              <w:bottom w:val="nil"/>
+              <w:right w:val="nil"/>
+            </w:tcBorders>
+            <w:vAlign w:val="center"/>
+          </w:tcPr>
+          <w:p>
+            <w:pPr>
+              <w:spacing w:line="240" w:lineRule="auto"/>
               <w:ind w:firstLine="0"/>
               <w:jc w:val="center"/>
             </w:pPr>
@@ -4451,11 +5842,17 @@
         <w:tc>
           <w:tcPr>
             <w:tcW w:w="1814" w:type="dxa"/>
-            <w:vAlign w:val="center"/>
-          </w:tcPr>
-          <w:p>
-            <w:pPr>
-              <w:spacing w:after="0" w:line="240" w:lineRule="auto"/>
+            <w:tcBorders>
+              <w:top w:val="nil"/>
+              <w:left w:val="nil"/>
+              <w:bottom w:val="nil"/>
+              <w:right w:val="nil"/>
+            </w:tcBorders>
+            <w:vAlign w:val="center"/>
+          </w:tcPr>
+          <w:p>
+            <w:pPr>
+              <w:spacing w:line="240" w:lineRule="auto"/>
               <w:ind w:firstLine="0"/>
               <w:jc w:val="center"/>
             </w:pPr>
@@ -4476,11 +5873,17 @@
         <w:tc>
           <w:tcPr>
             <w:tcW w:w="1531" w:type="dxa"/>
-            <w:vAlign w:val="center"/>
-          </w:tcPr>
-          <w:p>
-            <w:pPr>
-              <w:spacing w:after="0" w:line="240" w:lineRule="auto"/>
+            <w:tcBorders>
+              <w:top w:val="nil"/>
+              <w:left w:val="nil"/>
+              <w:bottom w:val="nil"/>
+              <w:right w:val="nil"/>
+            </w:tcBorders>
+            <w:vAlign w:val="center"/>
+          </w:tcPr>
+          <w:p>
+            <w:pPr>
+              <w:spacing w:line="240" w:lineRule="auto"/>
               <w:ind w:firstLine="0"/>
               <w:jc w:val="center"/>
             </w:pPr>
@@ -4495,11 +5898,17 @@
         <w:tc>
           <w:tcPr>
             <w:tcW w:w="2268" w:type="dxa"/>
-            <w:vAlign w:val="center"/>
-          </w:tcPr>
-          <w:p>
-            <w:pPr>
-              <w:spacing w:after="0" w:line="240" w:lineRule="auto"/>
+            <w:tcBorders>
+              <w:top w:val="nil"/>
+              <w:left w:val="nil"/>
+              <w:bottom w:val="nil"/>
+              <w:right w:val="nil"/>
+            </w:tcBorders>
+            <w:vAlign w:val="center"/>
+          </w:tcPr>
+          <w:p>
+            <w:pPr>
+              <w:spacing w:line="240" w:lineRule="auto"/>
               <w:ind w:firstLine="0"/>
               <w:jc w:val="center"/>
             </w:pPr>
@@ -4514,11 +5923,17 @@
         <w:tc>
           <w:tcPr>
             <w:tcW w:w="2268" w:type="dxa"/>
-            <w:vAlign w:val="center"/>
-          </w:tcPr>
-          <w:p>
-            <w:pPr>
-              <w:spacing w:after="0" w:line="240" w:lineRule="auto"/>
+            <w:tcBorders>
+              <w:top w:val="nil"/>
+              <w:left w:val="nil"/>
+              <w:bottom w:val="nil"/>
+              <w:right w:val="nil"/>
+            </w:tcBorders>
+            <w:vAlign w:val="center"/>
+          </w:tcPr>
+          <w:p>
+            <w:pPr>
+              <w:spacing w:line="240" w:lineRule="auto"/>
               <w:ind w:firstLine="0"/>
               <w:jc w:val="center"/>
             </w:pPr>
@@ -4533,11 +5948,17 @@
         <w:tc>
           <w:tcPr>
             <w:tcW w:w="1814" w:type="dxa"/>
-            <w:vAlign w:val="center"/>
-          </w:tcPr>
-          <w:p>
-            <w:pPr>
-              <w:spacing w:after="0" w:line="240" w:lineRule="auto"/>
+            <w:tcBorders>
+              <w:top w:val="nil"/>
+              <w:left w:val="nil"/>
+              <w:bottom w:val="nil"/>
+              <w:right w:val="nil"/>
+            </w:tcBorders>
+            <w:vAlign w:val="center"/>
+          </w:tcPr>
+          <w:p>
+            <w:pPr>
+              <w:spacing w:line="240" w:lineRule="auto"/>
               <w:ind w:firstLine="0"/>
               <w:jc w:val="center"/>
             </w:pPr>
@@ -4558,11 +5979,17 @@
         <w:tc>
           <w:tcPr>
             <w:tcW w:w="1531" w:type="dxa"/>
-            <w:vAlign w:val="center"/>
-          </w:tcPr>
-          <w:p>
-            <w:pPr>
-              <w:spacing w:after="0" w:line="240" w:lineRule="auto"/>
+            <w:tcBorders>
+              <w:top w:val="nil"/>
+              <w:left w:val="nil"/>
+              <w:bottom w:val="nil"/>
+              <w:right w:val="nil"/>
+            </w:tcBorders>
+            <w:vAlign w:val="center"/>
+          </w:tcPr>
+          <w:p>
+            <w:pPr>
+              <w:spacing w:line="240" w:lineRule="auto"/>
               <w:ind w:firstLine="0"/>
               <w:jc w:val="center"/>
             </w:pPr>
@@ -4577,11 +6004,17 @@
         <w:tc>
           <w:tcPr>
             <w:tcW w:w="2268" w:type="dxa"/>
-            <w:vAlign w:val="center"/>
-          </w:tcPr>
-          <w:p>
-            <w:pPr>
-              <w:spacing w:after="0" w:line="240" w:lineRule="auto"/>
+            <w:tcBorders>
+              <w:top w:val="nil"/>
+              <w:left w:val="nil"/>
+              <w:bottom w:val="nil"/>
+              <w:right w:val="nil"/>
+            </w:tcBorders>
+            <w:vAlign w:val="center"/>
+          </w:tcPr>
+          <w:p>
+            <w:pPr>
+              <w:spacing w:line="240" w:lineRule="auto"/>
               <w:ind w:firstLine="0"/>
               <w:jc w:val="center"/>
             </w:pPr>
@@ -4596,11 +6029,17 @@
         <w:tc>
           <w:tcPr>
             <w:tcW w:w="2268" w:type="dxa"/>
-            <w:vAlign w:val="center"/>
-          </w:tcPr>
-          <w:p>
-            <w:pPr>
-              <w:spacing w:after="0" w:line="240" w:lineRule="auto"/>
+            <w:tcBorders>
+              <w:top w:val="nil"/>
+              <w:left w:val="nil"/>
+              <w:bottom w:val="nil"/>
+              <w:right w:val="nil"/>
+            </w:tcBorders>
+            <w:vAlign w:val="center"/>
+          </w:tcPr>
+          <w:p>
+            <w:pPr>
+              <w:spacing w:line="240" w:lineRule="auto"/>
               <w:ind w:firstLine="0"/>
               <w:jc w:val="center"/>
             </w:pPr>
@@ -4615,11 +6054,17 @@
         <w:tc>
           <w:tcPr>
             <w:tcW w:w="1814" w:type="dxa"/>
-            <w:vAlign w:val="center"/>
-          </w:tcPr>
-          <w:p>
-            <w:pPr>
-              <w:spacing w:after="0" w:line="240" w:lineRule="auto"/>
+            <w:tcBorders>
+              <w:top w:val="nil"/>
+              <w:left w:val="nil"/>
+              <w:bottom w:val="nil"/>
+              <w:right w:val="nil"/>
+            </w:tcBorders>
+            <w:vAlign w:val="center"/>
+          </w:tcPr>
+          <w:p>
+            <w:pPr>
+              <w:spacing w:line="240" w:lineRule="auto"/>
               <w:ind w:firstLine="0"/>
               <w:jc w:val="center"/>
             </w:pPr>
@@ -4640,11 +6085,17 @@
         <w:tc>
           <w:tcPr>
             <w:tcW w:w="1531" w:type="dxa"/>
-            <w:vAlign w:val="center"/>
-          </w:tcPr>
-          <w:p>
-            <w:pPr>
-              <w:spacing w:after="0" w:line="240" w:lineRule="auto"/>
+            <w:tcBorders>
+              <w:top w:val="nil"/>
+              <w:left w:val="nil"/>
+              <w:bottom w:val="nil"/>
+              <w:right w:val="nil"/>
+            </w:tcBorders>
+            <w:vAlign w:val="center"/>
+          </w:tcPr>
+          <w:p>
+            <w:pPr>
+              <w:spacing w:line="240" w:lineRule="auto"/>
               <w:ind w:firstLine="0"/>
               <w:jc w:val="center"/>
             </w:pPr>
@@ -4659,11 +6110,17 @@
         <w:tc>
           <w:tcPr>
             <w:tcW w:w="2268" w:type="dxa"/>
-            <w:vAlign w:val="center"/>
-          </w:tcPr>
-          <w:p>
-            <w:pPr>
-              <w:spacing w:after="0" w:line="240" w:lineRule="auto"/>
+            <w:tcBorders>
+              <w:top w:val="nil"/>
+              <w:left w:val="nil"/>
+              <w:bottom w:val="nil"/>
+              <w:right w:val="nil"/>
+            </w:tcBorders>
+            <w:vAlign w:val="center"/>
+          </w:tcPr>
+          <w:p>
+            <w:pPr>
+              <w:spacing w:line="240" w:lineRule="auto"/>
               <w:ind w:firstLine="0"/>
               <w:jc w:val="center"/>
             </w:pPr>
@@ -4678,11 +6135,17 @@
         <w:tc>
           <w:tcPr>
             <w:tcW w:w="2268" w:type="dxa"/>
-            <w:vAlign w:val="center"/>
-          </w:tcPr>
-          <w:p>
-            <w:pPr>
-              <w:spacing w:after="0" w:line="240" w:lineRule="auto"/>
+            <w:tcBorders>
+              <w:top w:val="nil"/>
+              <w:left w:val="nil"/>
+              <w:bottom w:val="nil"/>
+              <w:right w:val="nil"/>
+            </w:tcBorders>
+            <w:vAlign w:val="center"/>
+          </w:tcPr>
+          <w:p>
+            <w:pPr>
+              <w:spacing w:line="240" w:lineRule="auto"/>
               <w:ind w:firstLine="0"/>
               <w:jc w:val="center"/>
             </w:pPr>
@@ -4697,11 +6160,17 @@
         <w:tc>
           <w:tcPr>
             <w:tcW w:w="1814" w:type="dxa"/>
-            <w:vAlign w:val="center"/>
-          </w:tcPr>
-          <w:p>
-            <w:pPr>
-              <w:spacing w:after="0" w:line="240" w:lineRule="auto"/>
+            <w:tcBorders>
+              <w:top w:val="nil"/>
+              <w:left w:val="nil"/>
+              <w:bottom w:val="nil"/>
+              <w:right w:val="nil"/>
+            </w:tcBorders>
+            <w:vAlign w:val="center"/>
+          </w:tcPr>
+          <w:p>
+            <w:pPr>
+              <w:spacing w:line="240" w:lineRule="auto"/>
               <w:ind w:firstLine="0"/>
               <w:jc w:val="center"/>
             </w:pPr>
@@ -4722,11 +6191,17 @@
         <w:tc>
           <w:tcPr>
             <w:tcW w:w="1531" w:type="dxa"/>
-            <w:vAlign w:val="center"/>
-          </w:tcPr>
-          <w:p>
-            <w:pPr>
-              <w:spacing w:after="0" w:line="240" w:lineRule="auto"/>
+            <w:tcBorders>
+              <w:top w:val="nil"/>
+              <w:left w:val="nil"/>
+              <w:bottom w:val="nil"/>
+              <w:right w:val="nil"/>
+            </w:tcBorders>
+            <w:vAlign w:val="center"/>
+          </w:tcPr>
+          <w:p>
+            <w:pPr>
+              <w:spacing w:line="240" w:lineRule="auto"/>
               <w:ind w:firstLine="0"/>
               <w:jc w:val="center"/>
             </w:pPr>
@@ -4741,11 +6216,17 @@
         <w:tc>
           <w:tcPr>
             <w:tcW w:w="2268" w:type="dxa"/>
-            <w:vAlign w:val="center"/>
-          </w:tcPr>
-          <w:p>
-            <w:pPr>
-              <w:spacing w:after="0" w:line="240" w:lineRule="auto"/>
+            <w:tcBorders>
+              <w:top w:val="nil"/>
+              <w:left w:val="nil"/>
+              <w:bottom w:val="nil"/>
+              <w:right w:val="nil"/>
+            </w:tcBorders>
+            <w:vAlign w:val="center"/>
+          </w:tcPr>
+          <w:p>
+            <w:pPr>
+              <w:spacing w:line="240" w:lineRule="auto"/>
               <w:ind w:firstLine="0"/>
               <w:jc w:val="center"/>
             </w:pPr>
@@ -4760,11 +6241,17 @@
         <w:tc>
           <w:tcPr>
             <w:tcW w:w="2268" w:type="dxa"/>
-            <w:vAlign w:val="center"/>
-          </w:tcPr>
-          <w:p>
-            <w:pPr>
-              <w:spacing w:after="0" w:line="240" w:lineRule="auto"/>
+            <w:tcBorders>
+              <w:top w:val="nil"/>
+              <w:left w:val="nil"/>
+              <w:bottom w:val="nil"/>
+              <w:right w:val="nil"/>
+            </w:tcBorders>
+            <w:vAlign w:val="center"/>
+          </w:tcPr>
+          <w:p>
+            <w:pPr>
+              <w:spacing w:line="240" w:lineRule="auto"/>
               <w:ind w:firstLine="0"/>
               <w:jc w:val="center"/>
             </w:pPr>
@@ -4779,11 +6266,17 @@
         <w:tc>
           <w:tcPr>
             <w:tcW w:w="1814" w:type="dxa"/>
-            <w:vAlign w:val="center"/>
-          </w:tcPr>
-          <w:p>
-            <w:pPr>
-              <w:spacing w:after="0" w:line="240" w:lineRule="auto"/>
+            <w:tcBorders>
+              <w:top w:val="nil"/>
+              <w:left w:val="nil"/>
+              <w:bottom w:val="nil"/>
+              <w:right w:val="nil"/>
+            </w:tcBorders>
+            <w:vAlign w:val="center"/>
+          </w:tcPr>
+          <w:p>
+            <w:pPr>
+              <w:spacing w:line="240" w:lineRule="auto"/>
               <w:ind w:firstLine="0"/>
               <w:jc w:val="center"/>
             </w:pPr>
@@ -4804,11 +6297,17 @@
         <w:tc>
           <w:tcPr>
             <w:tcW w:w="1531" w:type="dxa"/>
-            <w:vAlign w:val="center"/>
-          </w:tcPr>
-          <w:p>
-            <w:pPr>
-              <w:spacing w:after="0" w:line="240" w:lineRule="auto"/>
+            <w:tcBorders>
+              <w:top w:val="nil"/>
+              <w:left w:val="nil"/>
+              <w:bottom w:val="nil"/>
+              <w:right w:val="nil"/>
+            </w:tcBorders>
+            <w:vAlign w:val="center"/>
+          </w:tcPr>
+          <w:p>
+            <w:pPr>
+              <w:spacing w:line="240" w:lineRule="auto"/>
               <w:ind w:firstLine="0"/>
               <w:jc w:val="center"/>
             </w:pPr>
@@ -4823,11 +6322,17 @@
         <w:tc>
           <w:tcPr>
             <w:tcW w:w="2268" w:type="dxa"/>
-            <w:vAlign w:val="center"/>
-          </w:tcPr>
-          <w:p>
-            <w:pPr>
-              <w:spacing w:after="0" w:line="240" w:lineRule="auto"/>
+            <w:tcBorders>
+              <w:top w:val="nil"/>
+              <w:left w:val="nil"/>
+              <w:bottom w:val="nil"/>
+              <w:right w:val="nil"/>
+            </w:tcBorders>
+            <w:vAlign w:val="center"/>
+          </w:tcPr>
+          <w:p>
+            <w:pPr>
+              <w:spacing w:line="240" w:lineRule="auto"/>
               <w:ind w:firstLine="0"/>
               <w:jc w:val="center"/>
             </w:pPr>
@@ -4842,11 +6347,17 @@
         <w:tc>
           <w:tcPr>
             <w:tcW w:w="2268" w:type="dxa"/>
-            <w:vAlign w:val="center"/>
-          </w:tcPr>
-          <w:p>
-            <w:pPr>
-              <w:spacing w:after="0" w:line="240" w:lineRule="auto"/>
+            <w:tcBorders>
+              <w:top w:val="nil"/>
+              <w:left w:val="nil"/>
+              <w:bottom w:val="nil"/>
+              <w:right w:val="nil"/>
+            </w:tcBorders>
+            <w:vAlign w:val="center"/>
+          </w:tcPr>
+          <w:p>
+            <w:pPr>
+              <w:spacing w:line="240" w:lineRule="auto"/>
               <w:ind w:firstLine="0"/>
               <w:jc w:val="center"/>
             </w:pPr>
@@ -4861,11 +6372,17 @@
         <w:tc>
           <w:tcPr>
             <w:tcW w:w="1814" w:type="dxa"/>
-            <w:vAlign w:val="center"/>
-          </w:tcPr>
-          <w:p>
-            <w:pPr>
-              <w:spacing w:after="0" w:line="240" w:lineRule="auto"/>
+            <w:tcBorders>
+              <w:top w:val="nil"/>
+              <w:left w:val="nil"/>
+              <w:bottom w:val="nil"/>
+              <w:right w:val="nil"/>
+            </w:tcBorders>
+            <w:vAlign w:val="center"/>
+          </w:tcPr>
+          <w:p>
+            <w:pPr>
+              <w:spacing w:line="240" w:lineRule="auto"/>
               <w:ind w:firstLine="0"/>
               <w:jc w:val="center"/>
             </w:pPr>
@@ -4886,11 +6403,17 @@
         <w:tc>
           <w:tcPr>
             <w:tcW w:w="1531" w:type="dxa"/>
-            <w:vAlign w:val="center"/>
-          </w:tcPr>
-          <w:p>
-            <w:pPr>
-              <w:spacing w:after="0" w:line="240" w:lineRule="auto"/>
+            <w:tcBorders>
+              <w:top w:val="nil"/>
+              <w:left w:val="nil"/>
+              <w:bottom w:val="nil"/>
+              <w:right w:val="nil"/>
+            </w:tcBorders>
+            <w:vAlign w:val="center"/>
+          </w:tcPr>
+          <w:p>
+            <w:pPr>
+              <w:spacing w:line="240" w:lineRule="auto"/>
               <w:ind w:firstLine="0"/>
               <w:jc w:val="center"/>
             </w:pPr>
@@ -4905,11 +6428,17 @@
         <w:tc>
           <w:tcPr>
             <w:tcW w:w="2268" w:type="dxa"/>
-            <w:vAlign w:val="center"/>
-          </w:tcPr>
-          <w:p>
-            <w:pPr>
-              <w:spacing w:after="0" w:line="240" w:lineRule="auto"/>
+            <w:tcBorders>
+              <w:top w:val="nil"/>
+              <w:left w:val="nil"/>
+              <w:bottom w:val="nil"/>
+              <w:right w:val="nil"/>
+            </w:tcBorders>
+            <w:vAlign w:val="center"/>
+          </w:tcPr>
+          <w:p>
+            <w:pPr>
+              <w:spacing w:line="240" w:lineRule="auto"/>
               <w:ind w:firstLine="0"/>
               <w:jc w:val="center"/>
             </w:pPr>
@@ -4924,11 +6453,17 @@
         <w:tc>
           <w:tcPr>
             <w:tcW w:w="2268" w:type="dxa"/>
-            <w:vAlign w:val="center"/>
-          </w:tcPr>
-          <w:p>
-            <w:pPr>
-              <w:spacing w:after="0" w:line="240" w:lineRule="auto"/>
+            <w:tcBorders>
+              <w:top w:val="nil"/>
+              <w:left w:val="nil"/>
+              <w:bottom w:val="nil"/>
+              <w:right w:val="nil"/>
+            </w:tcBorders>
+            <w:vAlign w:val="center"/>
+          </w:tcPr>
+          <w:p>
+            <w:pPr>
+              <w:spacing w:line="240" w:lineRule="auto"/>
               <w:ind w:firstLine="0"/>
               <w:jc w:val="center"/>
             </w:pPr>
@@ -4943,11 +6478,17 @@
         <w:tc>
           <w:tcPr>
             <w:tcW w:w="1814" w:type="dxa"/>
-            <w:vAlign w:val="center"/>
-          </w:tcPr>
-          <w:p>
-            <w:pPr>
-              <w:spacing w:after="0" w:line="240" w:lineRule="auto"/>
+            <w:tcBorders>
+              <w:top w:val="nil"/>
+              <w:left w:val="nil"/>
+              <w:bottom w:val="nil"/>
+              <w:right w:val="nil"/>
+            </w:tcBorders>
+            <w:vAlign w:val="center"/>
+          </w:tcPr>
+          <w:p>
+            <w:pPr>
+              <w:spacing w:line="240" w:lineRule="auto"/>
               <w:ind w:firstLine="0"/>
               <w:jc w:val="center"/>
             </w:pPr>
@@ -4968,11 +6509,17 @@
         <w:tc>
           <w:tcPr>
             <w:tcW w:w="1531" w:type="dxa"/>
-            <w:vAlign w:val="center"/>
-          </w:tcPr>
-          <w:p>
-            <w:pPr>
-              <w:spacing w:after="0" w:line="240" w:lineRule="auto"/>
+            <w:tcBorders>
+              <w:top w:val="nil"/>
+              <w:left w:val="nil"/>
+              <w:bottom w:val="nil"/>
+              <w:right w:val="nil"/>
+            </w:tcBorders>
+            <w:vAlign w:val="center"/>
+          </w:tcPr>
+          <w:p>
+            <w:pPr>
+              <w:spacing w:line="240" w:lineRule="auto"/>
               <w:ind w:firstLine="0"/>
               <w:jc w:val="center"/>
             </w:pPr>
@@ -4987,11 +6534,17 @@
         <w:tc>
           <w:tcPr>
             <w:tcW w:w="2268" w:type="dxa"/>
-            <w:vAlign w:val="center"/>
-          </w:tcPr>
-          <w:p>
-            <w:pPr>
-              <w:spacing w:after="0" w:line="240" w:lineRule="auto"/>
+            <w:tcBorders>
+              <w:top w:val="nil"/>
+              <w:left w:val="nil"/>
+              <w:bottom w:val="nil"/>
+              <w:right w:val="nil"/>
+            </w:tcBorders>
+            <w:vAlign w:val="center"/>
+          </w:tcPr>
+          <w:p>
+            <w:pPr>
+              <w:spacing w:line="240" w:lineRule="auto"/>
               <w:ind w:firstLine="0"/>
               <w:jc w:val="center"/>
             </w:pPr>
@@ -5006,11 +6559,17 @@
         <w:tc>
           <w:tcPr>
             <w:tcW w:w="2268" w:type="dxa"/>
-            <w:vAlign w:val="center"/>
-          </w:tcPr>
-          <w:p>
-            <w:pPr>
-              <w:spacing w:after="0" w:line="240" w:lineRule="auto"/>
+            <w:tcBorders>
+              <w:top w:val="nil"/>
+              <w:left w:val="nil"/>
+              <w:bottom w:val="nil"/>
+              <w:right w:val="nil"/>
+            </w:tcBorders>
+            <w:vAlign w:val="center"/>
+          </w:tcPr>
+          <w:p>
+            <w:pPr>
+              <w:spacing w:line="240" w:lineRule="auto"/>
               <w:ind w:firstLine="0"/>
               <w:jc w:val="center"/>
             </w:pPr>
@@ -5025,11 +6584,17 @@
         <w:tc>
           <w:tcPr>
             <w:tcW w:w="1814" w:type="dxa"/>
-            <w:vAlign w:val="center"/>
-          </w:tcPr>
-          <w:p>
-            <w:pPr>
-              <w:spacing w:after="0" w:line="240" w:lineRule="auto"/>
+            <w:tcBorders>
+              <w:top w:val="nil"/>
+              <w:left w:val="nil"/>
+              <w:bottom w:val="nil"/>
+              <w:right w:val="nil"/>
+            </w:tcBorders>
+            <w:vAlign w:val="center"/>
+          </w:tcPr>
+          <w:p>
+            <w:pPr>
+              <w:spacing w:line="240" w:lineRule="auto"/>
               <w:ind w:firstLine="0"/>
               <w:jc w:val="center"/>
             </w:pPr>
@@ -5050,11 +6615,17 @@
         <w:tc>
           <w:tcPr>
             <w:tcW w:w="1531" w:type="dxa"/>
-            <w:vAlign w:val="center"/>
-          </w:tcPr>
-          <w:p>
-            <w:pPr>
-              <w:spacing w:after="0" w:line="240" w:lineRule="auto"/>
+            <w:tcBorders>
+              <w:top w:val="nil"/>
+              <w:left w:val="nil"/>
+              <w:bottom w:val="nil"/>
+              <w:right w:val="nil"/>
+            </w:tcBorders>
+            <w:vAlign w:val="center"/>
+          </w:tcPr>
+          <w:p>
+            <w:pPr>
+              <w:spacing w:line="240" w:lineRule="auto"/>
               <w:ind w:firstLine="0"/>
               <w:jc w:val="center"/>
             </w:pPr>
@@ -5069,11 +6640,17 @@
         <w:tc>
           <w:tcPr>
             <w:tcW w:w="2268" w:type="dxa"/>
-            <w:vAlign w:val="center"/>
-          </w:tcPr>
-          <w:p>
-            <w:pPr>
-              <w:spacing w:after="0" w:line="240" w:lineRule="auto"/>
+            <w:tcBorders>
+              <w:top w:val="nil"/>
+              <w:left w:val="nil"/>
+              <w:bottom w:val="nil"/>
+              <w:right w:val="nil"/>
+            </w:tcBorders>
+            <w:vAlign w:val="center"/>
+          </w:tcPr>
+          <w:p>
+            <w:pPr>
+              <w:spacing w:line="240" w:lineRule="auto"/>
               <w:ind w:firstLine="0"/>
               <w:jc w:val="center"/>
             </w:pPr>
@@ -5088,11 +6665,17 @@
         <w:tc>
           <w:tcPr>
             <w:tcW w:w="2268" w:type="dxa"/>
-            <w:vAlign w:val="center"/>
-          </w:tcPr>
-          <w:p>
-            <w:pPr>
-              <w:spacing w:after="0" w:line="240" w:lineRule="auto"/>
+            <w:tcBorders>
+              <w:top w:val="nil"/>
+              <w:left w:val="nil"/>
+              <w:bottom w:val="nil"/>
+              <w:right w:val="nil"/>
+            </w:tcBorders>
+            <w:vAlign w:val="center"/>
+          </w:tcPr>
+          <w:p>
+            <w:pPr>
+              <w:spacing w:line="240" w:lineRule="auto"/>
               <w:ind w:firstLine="0"/>
               <w:jc w:val="center"/>
             </w:pPr>
@@ -5107,11 +6690,17 @@
         <w:tc>
           <w:tcPr>
             <w:tcW w:w="1814" w:type="dxa"/>
-            <w:vAlign w:val="center"/>
-          </w:tcPr>
-          <w:p>
-            <w:pPr>
-              <w:spacing w:after="0" w:line="240" w:lineRule="auto"/>
+            <w:tcBorders>
+              <w:top w:val="nil"/>
+              <w:left w:val="nil"/>
+              <w:bottom w:val="nil"/>
+              <w:right w:val="nil"/>
+            </w:tcBorders>
+            <w:vAlign w:val="center"/>
+          </w:tcPr>
+          <w:p>
+            <w:pPr>
+              <w:spacing w:line="240" w:lineRule="auto"/>
               <w:ind w:firstLine="0"/>
               <w:jc w:val="center"/>
             </w:pPr>
@@ -5132,11 +6721,17 @@
         <w:tc>
           <w:tcPr>
             <w:tcW w:w="1531" w:type="dxa"/>
-            <w:vAlign w:val="center"/>
-          </w:tcPr>
-          <w:p>
-            <w:pPr>
-              <w:spacing w:after="0" w:line="240" w:lineRule="auto"/>
+            <w:tcBorders>
+              <w:top w:val="nil"/>
+              <w:left w:val="nil"/>
+              <w:bottom w:val="nil"/>
+              <w:right w:val="nil"/>
+            </w:tcBorders>
+            <w:vAlign w:val="center"/>
+          </w:tcPr>
+          <w:p>
+            <w:pPr>
+              <w:spacing w:line="240" w:lineRule="auto"/>
               <w:ind w:firstLine="0"/>
               <w:jc w:val="center"/>
             </w:pPr>
@@ -5151,11 +6746,17 @@
         <w:tc>
           <w:tcPr>
             <w:tcW w:w="2268" w:type="dxa"/>
-            <w:vAlign w:val="center"/>
-          </w:tcPr>
-          <w:p>
-            <w:pPr>
-              <w:spacing w:after="0" w:line="240" w:lineRule="auto"/>
+            <w:tcBorders>
+              <w:top w:val="nil"/>
+              <w:left w:val="nil"/>
+              <w:bottom w:val="nil"/>
+              <w:right w:val="nil"/>
+            </w:tcBorders>
+            <w:vAlign w:val="center"/>
+          </w:tcPr>
+          <w:p>
+            <w:pPr>
+              <w:spacing w:line="240" w:lineRule="auto"/>
               <w:ind w:firstLine="0"/>
               <w:jc w:val="center"/>
             </w:pPr>
@@ -5170,11 +6771,17 @@
         <w:tc>
           <w:tcPr>
             <w:tcW w:w="2268" w:type="dxa"/>
-            <w:vAlign w:val="center"/>
-          </w:tcPr>
-          <w:p>
-            <w:pPr>
-              <w:spacing w:after="0" w:line="240" w:lineRule="auto"/>
+            <w:tcBorders>
+              <w:top w:val="nil"/>
+              <w:left w:val="nil"/>
+              <w:bottom w:val="nil"/>
+              <w:right w:val="nil"/>
+            </w:tcBorders>
+            <w:vAlign w:val="center"/>
+          </w:tcPr>
+          <w:p>
+            <w:pPr>
+              <w:spacing w:line="240" w:lineRule="auto"/>
               <w:ind w:firstLine="0"/>
               <w:jc w:val="center"/>
             </w:pPr>
@@ -5189,11 +6796,17 @@
         <w:tc>
           <w:tcPr>
             <w:tcW w:w="1814" w:type="dxa"/>
-            <w:vAlign w:val="center"/>
-          </w:tcPr>
-          <w:p>
-            <w:pPr>
-              <w:spacing w:after="0" w:line="240" w:lineRule="auto"/>
+            <w:tcBorders>
+              <w:top w:val="nil"/>
+              <w:left w:val="nil"/>
+              <w:bottom w:val="nil"/>
+              <w:right w:val="nil"/>
+            </w:tcBorders>
+            <w:vAlign w:val="center"/>
+          </w:tcPr>
+          <w:p>
+            <w:pPr>
+              <w:spacing w:line="240" w:lineRule="auto"/>
               <w:ind w:firstLine="0"/>
               <w:jc w:val="center"/>
             </w:pPr>
@@ -5214,11 +6827,17 @@
         <w:tc>
           <w:tcPr>
             <w:tcW w:w="1531" w:type="dxa"/>
-            <w:vAlign w:val="center"/>
-          </w:tcPr>
-          <w:p>
-            <w:pPr>
-              <w:spacing w:after="0" w:line="240" w:lineRule="auto"/>
+            <w:tcBorders>
+              <w:top w:val="nil"/>
+              <w:left w:val="nil"/>
+              <w:bottom w:val="nil"/>
+              <w:right w:val="nil"/>
+            </w:tcBorders>
+            <w:vAlign w:val="center"/>
+          </w:tcPr>
+          <w:p>
+            <w:pPr>
+              <w:spacing w:line="240" w:lineRule="auto"/>
               <w:ind w:firstLine="0"/>
               <w:jc w:val="center"/>
             </w:pPr>
@@ -5233,11 +6852,17 @@
         <w:tc>
           <w:tcPr>
             <w:tcW w:w="2268" w:type="dxa"/>
-            <w:vAlign w:val="center"/>
-          </w:tcPr>
-          <w:p>
-            <w:pPr>
-              <w:spacing w:after="0" w:line="240" w:lineRule="auto"/>
+            <w:tcBorders>
+              <w:top w:val="nil"/>
+              <w:left w:val="nil"/>
+              <w:bottom w:val="nil"/>
+              <w:right w:val="nil"/>
+            </w:tcBorders>
+            <w:vAlign w:val="center"/>
+          </w:tcPr>
+          <w:p>
+            <w:pPr>
+              <w:spacing w:line="240" w:lineRule="auto"/>
               <w:ind w:firstLine="0"/>
               <w:jc w:val="center"/>
             </w:pPr>
@@ -5252,11 +6877,17 @@
         <w:tc>
           <w:tcPr>
             <w:tcW w:w="2268" w:type="dxa"/>
-            <w:vAlign w:val="center"/>
-          </w:tcPr>
-          <w:p>
-            <w:pPr>
-              <w:spacing w:after="0" w:line="240" w:lineRule="auto"/>
+            <w:tcBorders>
+              <w:top w:val="nil"/>
+              <w:left w:val="nil"/>
+              <w:bottom w:val="nil"/>
+              <w:right w:val="nil"/>
+            </w:tcBorders>
+            <w:vAlign w:val="center"/>
+          </w:tcPr>
+          <w:p>
+            <w:pPr>
+              <w:spacing w:line="240" w:lineRule="auto"/>
               <w:ind w:firstLine="0"/>
               <w:jc w:val="center"/>
             </w:pPr>
@@ -5271,11 +6902,17 @@
         <w:tc>
           <w:tcPr>
             <w:tcW w:w="1814" w:type="dxa"/>
-            <w:vAlign w:val="center"/>
-          </w:tcPr>
-          <w:p>
-            <w:pPr>
-              <w:spacing w:after="0" w:line="240" w:lineRule="auto"/>
+            <w:tcBorders>
+              <w:top w:val="nil"/>
+              <w:left w:val="nil"/>
+              <w:bottom w:val="nil"/>
+              <w:right w:val="nil"/>
+            </w:tcBorders>
+            <w:vAlign w:val="center"/>
+          </w:tcPr>
+          <w:p>
+            <w:pPr>
+              <w:spacing w:line="240" w:lineRule="auto"/>
               <w:ind w:firstLine="0"/>
               <w:jc w:val="center"/>
             </w:pPr>
@@ -5296,19 +6933,24 @@
         <w:tc>
           <w:tcPr>
             <w:tcW w:w="1531" w:type="dxa"/>
-            <w:vAlign w:val="center"/>
-          </w:tcPr>
-          <w:p>
-            <w:pPr>
-              <w:spacing w:after="0" w:line="240" w:lineRule="auto"/>
-              <w:ind w:firstLine="0"/>
-              <w:jc w:val="center"/>
-            </w:pPr>
-            <w:r>
-              <w:rPr>
-                <w:sz w:val="18"/>
-              </w:rPr>
-              <w:lastRenderedPageBreak/>
+            <w:tcBorders>
+              <w:top w:val="nil"/>
+              <w:left w:val="nil"/>
+              <w:bottom w:val="nil"/>
+              <w:right w:val="nil"/>
+            </w:tcBorders>
+            <w:vAlign w:val="center"/>
+          </w:tcPr>
+          <w:p>
+            <w:pPr>
+              <w:spacing w:line="240" w:lineRule="auto"/>
+              <w:ind w:firstLine="0"/>
+              <w:jc w:val="center"/>
+            </w:pPr>
+            <w:r>
+              <w:rPr>
+                <w:sz w:val="18"/>
+              </w:rPr>
               <w:t>70</w:t>
             </w:r>
           </w:p>
@@ -5316,11 +6958,17 @@
         <w:tc>
           <w:tcPr>
             <w:tcW w:w="2268" w:type="dxa"/>
-            <w:vAlign w:val="center"/>
-          </w:tcPr>
-          <w:p>
-            <w:pPr>
-              <w:spacing w:after="0" w:line="240" w:lineRule="auto"/>
+            <w:tcBorders>
+              <w:top w:val="nil"/>
+              <w:left w:val="nil"/>
+              <w:bottom w:val="nil"/>
+              <w:right w:val="nil"/>
+            </w:tcBorders>
+            <w:vAlign w:val="center"/>
+          </w:tcPr>
+          <w:p>
+            <w:pPr>
+              <w:spacing w:line="240" w:lineRule="auto"/>
               <w:ind w:firstLine="0"/>
               <w:jc w:val="center"/>
             </w:pPr>
@@ -5335,11 +6983,17 @@
         <w:tc>
           <w:tcPr>
             <w:tcW w:w="2268" w:type="dxa"/>
-            <w:vAlign w:val="center"/>
-          </w:tcPr>
-          <w:p>
-            <w:pPr>
-              <w:spacing w:after="0" w:line="240" w:lineRule="auto"/>
+            <w:tcBorders>
+              <w:top w:val="nil"/>
+              <w:left w:val="nil"/>
+              <w:bottom w:val="nil"/>
+              <w:right w:val="nil"/>
+            </w:tcBorders>
+            <w:vAlign w:val="center"/>
+          </w:tcPr>
+          <w:p>
+            <w:pPr>
+              <w:spacing w:line="240" w:lineRule="auto"/>
               <w:ind w:firstLine="0"/>
               <w:jc w:val="center"/>
             </w:pPr>
@@ -5354,11 +7008,17 @@
         <w:tc>
           <w:tcPr>
             <w:tcW w:w="1814" w:type="dxa"/>
-            <w:vAlign w:val="center"/>
-          </w:tcPr>
-          <w:p>
-            <w:pPr>
-              <w:spacing w:after="0" w:line="240" w:lineRule="auto"/>
+            <w:tcBorders>
+              <w:top w:val="nil"/>
+              <w:left w:val="nil"/>
+              <w:bottom w:val="nil"/>
+              <w:right w:val="nil"/>
+            </w:tcBorders>
+            <w:vAlign w:val="center"/>
+          </w:tcPr>
+          <w:p>
+            <w:pPr>
+              <w:spacing w:line="240" w:lineRule="auto"/>
               <w:ind w:firstLine="0"/>
               <w:jc w:val="center"/>
             </w:pPr>
@@ -5379,11 +7039,17 @@
         <w:tc>
           <w:tcPr>
             <w:tcW w:w="1531" w:type="dxa"/>
-            <w:vAlign w:val="center"/>
-          </w:tcPr>
-          <w:p>
-            <w:pPr>
-              <w:spacing w:after="0" w:line="240" w:lineRule="auto"/>
+            <w:tcBorders>
+              <w:top w:val="nil"/>
+              <w:left w:val="nil"/>
+              <w:bottom w:val="nil"/>
+              <w:right w:val="nil"/>
+            </w:tcBorders>
+            <w:vAlign w:val="center"/>
+          </w:tcPr>
+          <w:p>
+            <w:pPr>
+              <w:spacing w:line="240" w:lineRule="auto"/>
               <w:ind w:firstLine="0"/>
               <w:jc w:val="center"/>
             </w:pPr>
@@ -5398,11 +7064,17 @@
         <w:tc>
           <w:tcPr>
             <w:tcW w:w="2268" w:type="dxa"/>
-            <w:vAlign w:val="center"/>
-          </w:tcPr>
-          <w:p>
-            <w:pPr>
-              <w:spacing w:after="0" w:line="240" w:lineRule="auto"/>
+            <w:tcBorders>
+              <w:top w:val="nil"/>
+              <w:left w:val="nil"/>
+              <w:bottom w:val="nil"/>
+              <w:right w:val="nil"/>
+            </w:tcBorders>
+            <w:vAlign w:val="center"/>
+          </w:tcPr>
+          <w:p>
+            <w:pPr>
+              <w:spacing w:line="240" w:lineRule="auto"/>
               <w:ind w:firstLine="0"/>
               <w:jc w:val="center"/>
             </w:pPr>
@@ -5417,11 +7089,17 @@
         <w:tc>
           <w:tcPr>
             <w:tcW w:w="2268" w:type="dxa"/>
-            <w:vAlign w:val="center"/>
-          </w:tcPr>
-          <w:p>
-            <w:pPr>
-              <w:spacing w:after="0" w:line="240" w:lineRule="auto"/>
+            <w:tcBorders>
+              <w:top w:val="nil"/>
+              <w:left w:val="nil"/>
+              <w:bottom w:val="nil"/>
+              <w:right w:val="nil"/>
+            </w:tcBorders>
+            <w:vAlign w:val="center"/>
+          </w:tcPr>
+          <w:p>
+            <w:pPr>
+              <w:spacing w:line="240" w:lineRule="auto"/>
               <w:ind w:firstLine="0"/>
               <w:jc w:val="center"/>
             </w:pPr>
@@ -5436,11 +7114,17 @@
         <w:tc>
           <w:tcPr>
             <w:tcW w:w="1814" w:type="dxa"/>
-            <w:vAlign w:val="center"/>
-          </w:tcPr>
-          <w:p>
-            <w:pPr>
-              <w:spacing w:after="0" w:line="240" w:lineRule="auto"/>
+            <w:tcBorders>
+              <w:top w:val="nil"/>
+              <w:left w:val="nil"/>
+              <w:bottom w:val="nil"/>
+              <w:right w:val="nil"/>
+            </w:tcBorders>
+            <w:vAlign w:val="center"/>
+          </w:tcPr>
+          <w:p>
+            <w:pPr>
+              <w:spacing w:line="240" w:lineRule="auto"/>
               <w:ind w:firstLine="0"/>
               <w:jc w:val="center"/>
             </w:pPr>
@@ -5461,11 +7145,17 @@
         <w:tc>
           <w:tcPr>
             <w:tcW w:w="1531" w:type="dxa"/>
-            <w:vAlign w:val="center"/>
-          </w:tcPr>
-          <w:p>
-            <w:pPr>
-              <w:spacing w:after="0" w:line="240" w:lineRule="auto"/>
+            <w:tcBorders>
+              <w:top w:val="nil"/>
+              <w:left w:val="nil"/>
+              <w:bottom w:val="nil"/>
+              <w:right w:val="nil"/>
+            </w:tcBorders>
+            <w:vAlign w:val="center"/>
+          </w:tcPr>
+          <w:p>
+            <w:pPr>
+              <w:spacing w:line="240" w:lineRule="auto"/>
               <w:ind w:firstLine="0"/>
               <w:jc w:val="center"/>
             </w:pPr>
@@ -5480,11 +7170,17 @@
         <w:tc>
           <w:tcPr>
             <w:tcW w:w="2268" w:type="dxa"/>
-            <w:vAlign w:val="center"/>
-          </w:tcPr>
-          <w:p>
-            <w:pPr>
-              <w:spacing w:after="0" w:line="240" w:lineRule="auto"/>
+            <w:tcBorders>
+              <w:top w:val="nil"/>
+              <w:left w:val="nil"/>
+              <w:bottom w:val="nil"/>
+              <w:right w:val="nil"/>
+            </w:tcBorders>
+            <w:vAlign w:val="center"/>
+          </w:tcPr>
+          <w:p>
+            <w:pPr>
+              <w:spacing w:line="240" w:lineRule="auto"/>
               <w:ind w:firstLine="0"/>
               <w:jc w:val="center"/>
             </w:pPr>
@@ -5499,11 +7195,17 @@
         <w:tc>
           <w:tcPr>
             <w:tcW w:w="2268" w:type="dxa"/>
-            <w:vAlign w:val="center"/>
-          </w:tcPr>
-          <w:p>
-            <w:pPr>
-              <w:spacing w:after="0" w:line="240" w:lineRule="auto"/>
+            <w:tcBorders>
+              <w:top w:val="nil"/>
+              <w:left w:val="nil"/>
+              <w:bottom w:val="nil"/>
+              <w:right w:val="nil"/>
+            </w:tcBorders>
+            <w:vAlign w:val="center"/>
+          </w:tcPr>
+          <w:p>
+            <w:pPr>
+              <w:spacing w:line="240" w:lineRule="auto"/>
               <w:ind w:firstLine="0"/>
               <w:jc w:val="center"/>
             </w:pPr>
@@ -5518,11 +7220,17 @@
         <w:tc>
           <w:tcPr>
             <w:tcW w:w="1814" w:type="dxa"/>
-            <w:vAlign w:val="center"/>
-          </w:tcPr>
-          <w:p>
-            <w:pPr>
-              <w:spacing w:after="0" w:line="240" w:lineRule="auto"/>
+            <w:tcBorders>
+              <w:top w:val="nil"/>
+              <w:left w:val="nil"/>
+              <w:bottom w:val="nil"/>
+              <w:right w:val="nil"/>
+            </w:tcBorders>
+            <w:vAlign w:val="center"/>
+          </w:tcPr>
+          <w:p>
+            <w:pPr>
+              <w:spacing w:line="240" w:lineRule="auto"/>
               <w:ind w:firstLine="0"/>
               <w:jc w:val="center"/>
             </w:pPr>
@@ -5543,11 +7251,17 @@
         <w:tc>
           <w:tcPr>
             <w:tcW w:w="1531" w:type="dxa"/>
-            <w:vAlign w:val="center"/>
-          </w:tcPr>
-          <w:p>
-            <w:pPr>
-              <w:spacing w:after="0" w:line="240" w:lineRule="auto"/>
+            <w:tcBorders>
+              <w:top w:val="nil"/>
+              <w:left w:val="nil"/>
+              <w:bottom w:val="nil"/>
+              <w:right w:val="nil"/>
+            </w:tcBorders>
+            <w:vAlign w:val="center"/>
+          </w:tcPr>
+          <w:p>
+            <w:pPr>
+              <w:spacing w:line="240" w:lineRule="auto"/>
               <w:ind w:firstLine="0"/>
               <w:jc w:val="center"/>
             </w:pPr>
@@ -5562,11 +7276,17 @@
         <w:tc>
           <w:tcPr>
             <w:tcW w:w="2268" w:type="dxa"/>
-            <w:vAlign w:val="center"/>
-          </w:tcPr>
-          <w:p>
-            <w:pPr>
-              <w:spacing w:after="0" w:line="240" w:lineRule="auto"/>
+            <w:tcBorders>
+              <w:top w:val="nil"/>
+              <w:left w:val="nil"/>
+              <w:bottom w:val="nil"/>
+              <w:right w:val="nil"/>
+            </w:tcBorders>
+            <w:vAlign w:val="center"/>
+          </w:tcPr>
+          <w:p>
+            <w:pPr>
+              <w:spacing w:line="240" w:lineRule="auto"/>
               <w:ind w:firstLine="0"/>
               <w:jc w:val="center"/>
             </w:pPr>
@@ -5581,11 +7301,17 @@
         <w:tc>
           <w:tcPr>
             <w:tcW w:w="2268" w:type="dxa"/>
-            <w:vAlign w:val="center"/>
-          </w:tcPr>
-          <w:p>
-            <w:pPr>
-              <w:spacing w:after="0" w:line="240" w:lineRule="auto"/>
+            <w:tcBorders>
+              <w:top w:val="nil"/>
+              <w:left w:val="nil"/>
+              <w:bottom w:val="nil"/>
+              <w:right w:val="nil"/>
+            </w:tcBorders>
+            <w:vAlign w:val="center"/>
+          </w:tcPr>
+          <w:p>
+            <w:pPr>
+              <w:spacing w:line="240" w:lineRule="auto"/>
               <w:ind w:firstLine="0"/>
               <w:jc w:val="center"/>
             </w:pPr>
@@ -5600,11 +7326,17 @@
         <w:tc>
           <w:tcPr>
             <w:tcW w:w="1814" w:type="dxa"/>
-            <w:vAlign w:val="center"/>
-          </w:tcPr>
-          <w:p>
-            <w:pPr>
-              <w:spacing w:after="0" w:line="240" w:lineRule="auto"/>
+            <w:tcBorders>
+              <w:top w:val="nil"/>
+              <w:left w:val="nil"/>
+              <w:bottom w:val="nil"/>
+              <w:right w:val="nil"/>
+            </w:tcBorders>
+            <w:vAlign w:val="center"/>
+          </w:tcPr>
+          <w:p>
+            <w:pPr>
+              <w:spacing w:line="240" w:lineRule="auto"/>
               <w:ind w:firstLine="0"/>
               <w:jc w:val="center"/>
             </w:pPr>
@@ -5625,11 +7357,17 @@
         <w:tc>
           <w:tcPr>
             <w:tcW w:w="1531" w:type="dxa"/>
-            <w:vAlign w:val="center"/>
-          </w:tcPr>
-          <w:p>
-            <w:pPr>
-              <w:spacing w:after="0" w:line="240" w:lineRule="auto"/>
+            <w:tcBorders>
+              <w:top w:val="nil"/>
+              <w:left w:val="nil"/>
+              <w:bottom w:val="single" w:sz="5" w:space="0" w:color="auto"/>
+              <w:right w:val="nil"/>
+            </w:tcBorders>
+            <w:vAlign w:val="center"/>
+          </w:tcPr>
+          <w:p>
+            <w:pPr>
+              <w:spacing w:line="240" w:lineRule="auto"/>
               <w:ind w:firstLine="0"/>
               <w:jc w:val="center"/>
             </w:pPr>
@@ -5644,11 +7382,17 @@
         <w:tc>
           <w:tcPr>
             <w:tcW w:w="2268" w:type="dxa"/>
-            <w:vAlign w:val="center"/>
-          </w:tcPr>
-          <w:p>
-            <w:pPr>
-              <w:spacing w:after="0" w:line="240" w:lineRule="auto"/>
+            <w:tcBorders>
+              <w:top w:val="nil"/>
+              <w:left w:val="nil"/>
+              <w:bottom w:val="single" w:sz="5" w:space="0" w:color="auto"/>
+              <w:right w:val="nil"/>
+            </w:tcBorders>
+            <w:vAlign w:val="center"/>
+          </w:tcPr>
+          <w:p>
+            <w:pPr>
+              <w:spacing w:line="240" w:lineRule="auto"/>
               <w:ind w:firstLine="0"/>
               <w:jc w:val="center"/>
             </w:pPr>
@@ -5663,11 +7407,17 @@
         <w:tc>
           <w:tcPr>
             <w:tcW w:w="2268" w:type="dxa"/>
-            <w:vAlign w:val="center"/>
-          </w:tcPr>
-          <w:p>
-            <w:pPr>
-              <w:spacing w:after="0" w:line="240" w:lineRule="auto"/>
+            <w:tcBorders>
+              <w:top w:val="nil"/>
+              <w:left w:val="nil"/>
+              <w:bottom w:val="single" w:sz="5" w:space="0" w:color="auto"/>
+              <w:right w:val="nil"/>
+            </w:tcBorders>
+            <w:vAlign w:val="center"/>
+          </w:tcPr>
+          <w:p>
+            <w:pPr>
+              <w:spacing w:line="240" w:lineRule="auto"/>
               <w:ind w:firstLine="0"/>
               <w:jc w:val="center"/>
             </w:pPr>
@@ -5682,11 +7432,17 @@
         <w:tc>
           <w:tcPr>
             <w:tcW w:w="1814" w:type="dxa"/>
-            <w:vAlign w:val="center"/>
-          </w:tcPr>
-          <w:p>
-            <w:pPr>
-              <w:spacing w:after="0" w:line="240" w:lineRule="auto"/>
+            <w:tcBorders>
+              <w:top w:val="nil"/>
+              <w:left w:val="nil"/>
+              <w:bottom w:val="single" w:sz="5" w:space="0" w:color="auto"/>
+              <w:right w:val="nil"/>
+            </w:tcBorders>
+            <w:vAlign w:val="center"/>
+          </w:tcPr>
+          <w:p>
+            <w:pPr>
+              <w:spacing w:line="240" w:lineRule="auto"/>
               <w:ind w:firstLine="0"/>
               <w:jc w:val="center"/>
             </w:pPr>
@@ -5702,21 +7458,26 @@
     </w:tbl>
     <w:p>
       <w:pPr>
-        <w:spacing w:after="180"/>
+        <w:spacing w:after="120" w:line="240" w:lineRule="auto"/>
+        <w:ind w:firstLine="0"/>
+      </w:pPr>
+      <w:r>
+        <w:rPr>
+          <w:sz w:val="18"/>
+        </w:rPr>
+        <w:t>Fonte: elaboração a partir da Tabela 2, com precisão completa nas regressões.</w:t>
+      </w:r>
+    </w:p>
+    <w:p>
+      <w:pPr>
+        <w:keepNext/>
+        <w:spacing w:before="160" w:after="80" w:line="240" w:lineRule="auto"/>
+        <w:ind w:firstLine="0"/>
       </w:pPr>
       <w:r>
         <w:rPr>
           <w:sz w:val="20"/>
         </w:rPr>
-        <w:t>Fonte: elaboração a partir da Tabela 2, com precisão completa nas regressões.</w:t>
-      </w:r>
-    </w:p>
-    <w:p>
-      <w:pPr>
-        <w:keepNext/>
-        <w:spacing w:before="160" w:after="80"/>
-      </w:pPr>
-      <w:r>
         <w:t>Figura 2 – Linearização logarítmica e reta ajustada</w:t>
       </w:r>
     </w:p>
@@ -5729,8 +7490,8 @@
           <w:noProof/>
         </w:rPr>
         <w:drawing>
-          <wp:inline distT="0" distB="0" distL="0" distR="0" wp14:anchorId="3BB3776F" wp14:editId="6EF9B703">
-            <wp:extent cx="5544000" cy="3696000"/>
+          <wp:inline distT="0" distB="0" distL="0" distR="0" wp14:anchorId="704EB362" wp14:editId="1644A978">
+            <wp:extent cx="4860000" cy="3240000"/>
             <wp:effectExtent l="0" t="0" r="0" b="0"/>
             <wp:docPr id="2" name="Picture 2"/>
             <wp:cNvGraphicFramePr>
@@ -5744,7 +7505,7 @@
                     <pic:cNvPicPr/>
                   </pic:nvPicPr>
                   <pic:blipFill>
-                    <a:blip r:embed="rId9"/>
+                    <a:blip r:embed="rId13"/>
                     <a:stretch>
                       <a:fillRect/>
                     </a:stretch>
@@ -5752,7 +7513,7 @@
                   <pic:spPr>
                     <a:xfrm>
                       <a:off x="0" y="0"/>
-                      <a:ext cx="5544000" cy="3696000"/>
+                      <a:ext cx="4860000" cy="3240000"/>
                     </a:xfrm>
                     <a:prstGeom prst="rect">
                       <a:avLst/>
@@ -5767,26 +7528,31 @@
     </w:p>
     <w:p>
       <w:pPr>
-        <w:spacing w:after="180"/>
+        <w:spacing w:after="120" w:line="240" w:lineRule="auto"/>
+        <w:ind w:firstLine="0"/>
+      </w:pPr>
+      <w:r>
+        <w:rPr>
+          <w:sz w:val="18"/>
+        </w:rPr>
+        <w:t>Fonte: elaboração própria com a ferramenta de criação de gráficos (2026); pesos 1/u(Y)².</w:t>
+      </w:r>
+    </w:p>
+    <w:p>
+      <w:r>
+        <w:t>O ajuste livre fornece a = 0,4743309 e b = −0,7920544. A inversão da reta e a propagação com covariância fornecem n = 2,108 ± 0,002 e C = (5,31 ± 0,01) m. O qui-quadrado reduzido é 53,05, com 15 graus de liberdade. O expoente difere de 2 muito além da incerteza formal; não se interpreta 2C como uma aceleração constante.</w:t>
+      </w:r>
+    </w:p>
+    <w:p>
+      <w:pPr>
+        <w:keepNext/>
+        <w:spacing w:before="160" w:after="80" w:line="240" w:lineRule="auto"/>
+        <w:ind w:firstLine="0"/>
       </w:pPr>
       <w:r>
         <w:rPr>
           <w:sz w:val="20"/>
         </w:rPr>
-        <w:t>Fonte: elaboração própria com a ferramenta de criação de gráficos (2026); pesos 1/u(Y)².</w:t>
-      </w:r>
-    </w:p>
-    <w:p>
-      <w:r>
-        <w:t>O ajuste livre fornece a = 0,4743309 e b = −0,7920544. A inversão da reta e a propagação com covariância fornecem n = 2,108 ± 0,002 e C = (5,31 ± 0,01) m. O qui-quadrado reduzido é 53,05, com 15 graus de liberdade. O expoente difere de 2 muito além da incerteza formal; não se interpreta 2C como uma aceleração constante.</w:t>
-      </w:r>
-    </w:p>
-    <w:p>
-      <w:pPr>
-        <w:keepNext/>
-        <w:spacing w:before="160" w:after="80"/>
-      </w:pPr>
-      <w:r>
         <w:lastRenderedPageBreak/>
         <w:t>Figura 3 – Lei de potência na escala original</w:t>
       </w:r>
@@ -5800,8 +7566,8 @@
           <w:noProof/>
         </w:rPr>
         <w:drawing>
-          <wp:inline distT="0" distB="0" distL="0" distR="0" wp14:anchorId="7CEED82F" wp14:editId="71E88B11">
-            <wp:extent cx="5544000" cy="3696000"/>
+          <wp:inline distT="0" distB="0" distL="0" distR="0" wp14:anchorId="6326259A" wp14:editId="497D69F3">
+            <wp:extent cx="4860000" cy="3240000"/>
             <wp:effectExtent l="0" t="0" r="0" b="0"/>
             <wp:docPr id="3" name="Picture 3"/>
             <wp:cNvGraphicFramePr>
@@ -5815,7 +7581,7 @@
                     <pic:cNvPicPr/>
                   </pic:nvPicPr>
                   <pic:blipFill>
-                    <a:blip r:embed="rId10"/>
+                    <a:blip r:embed="rId14"/>
                     <a:stretch>
                       <a:fillRect/>
                     </a:stretch>
@@ -5823,7 +7589,7 @@
                   <pic:spPr>
                     <a:xfrm>
                       <a:off x="0" y="0"/>
-                      <a:ext cx="5544000" cy="3696000"/>
+                      <a:ext cx="4860000" cy="3240000"/>
                     </a:xfrm>
                     <a:prstGeom prst="rect">
                       <a:avLst/>
@@ -5838,45 +7604,55 @@
     </w:p>
     <w:p>
       <w:pPr>
-        <w:spacing w:after="180"/>
+        <w:spacing w:after="120" w:line="240" w:lineRule="auto"/>
+        <w:ind w:firstLine="0"/>
+      </w:pPr>
+      <w:r>
+        <w:rPr>
+          <w:sz w:val="18"/>
+        </w:rPr>
+        <w:t>Fonte: elaboração própria com a ferramenta de criação de gráficos (2026); curva reconstruída do ajuste logarítmico.</w:t>
+      </w:r>
+    </w:p>
+    <w:p>
+      <w:r>
+        <w:t>O parâmetro C representa a altura extrapolada para t = 1 s, fora do intervalo de tempos medido. A Figura 3 devolve a lei ajustada à escala original. A curva acompanha a tendência, mas a magnitude dos resíduos requer cautela com as incertezas dos parâmetros.</w:t>
+      </w:r>
+    </w:p>
+    <w:p>
+      <w:r>
+        <w:br w:type="page"/>
+      </w:r>
+    </w:p>
+    <w:p>
+      <w:pPr>
+        <w:pStyle w:val="Heading2"/>
+      </w:pPr>
+      <w:r>
+        <w:lastRenderedPageBreak/>
+        <w:t>4.3 Dependência quadrática do tempo</w:t>
+      </w:r>
+    </w:p>
+    <w:p>
+      <w:r>
+        <w:t>A Tabela 4 apresenta Q = t̄² e u(Q) = 2t̄u(t̄). Para 10 cm, Q = 0,0248798 s² e u(Q) = 0,0000898 s².</w:t>
+      </w:r>
+    </w:p>
+    <w:p>
+      <w:pPr>
+        <w:keepNext/>
+        <w:spacing w:before="160" w:after="80" w:line="240" w:lineRule="auto"/>
+        <w:ind w:firstLine="0"/>
       </w:pPr>
       <w:r>
         <w:rPr>
           <w:sz w:val="20"/>
         </w:rPr>
-        <w:t>Fonte: elaboração própria com a ferramenta de criação de gráficos (2026); curva reconstruída do ajuste logarítmico.</w:t>
-      </w:r>
-    </w:p>
-    <w:p>
-      <w:r>
-        <w:t>O parâmetro C representa a altura extrapolada para t = 1 s, fora do intervalo de tempos medido. A Figura 3 devolve a lei ajustada à escala original. A curva acompanha a tendência, mas a magnitude dos resíduos requer cautela com as incertezas dos parâmetros.</w:t>
-      </w:r>
-    </w:p>
-    <w:p>
-      <w:pPr>
-        <w:pStyle w:val="Heading2"/>
-      </w:pPr>
-      <w:r>
-        <w:t>4.3 Dependência quadrática do tempo</w:t>
-      </w:r>
-    </w:p>
-    <w:p>
-      <w:r>
-        <w:t>A Tabela 4 apresenta Q = t̄² e u(Q) = 2t̄u(t̄). Para 10 cm, Q = 0,0248798 s² e u(Q) = 0,0000898 s².</w:t>
-      </w:r>
-    </w:p>
-    <w:p>
-      <w:pPr>
-        <w:keepNext/>
-        <w:spacing w:before="160" w:after="80"/>
-      </w:pPr>
-      <w:r>
         <w:t>Tabela 4 – Tempo ao quadrado e incerteza propagada</w:t>
       </w:r>
     </w:p>
     <w:tbl>
       <w:tblPr>
-        <w:tblStyle w:val="TableGrid"/>
         <w:tblW w:w="0" w:type="auto"/>
         <w:jc w:val="center"/>
         <w:tblLayout w:type="fixed"/>
@@ -5896,6 +7672,12 @@
         <w:tc>
           <w:tcPr>
             <w:tcW w:w="1814" w:type="dxa"/>
+            <w:tcBorders>
+              <w:top w:val="single" w:sz="5" w:space="0" w:color="auto"/>
+              <w:left w:val="nil"/>
+              <w:bottom w:val="single" w:sz="5" w:space="0" w:color="auto"/>
+              <w:right w:val="nil"/>
+            </w:tcBorders>
           </w:tcPr>
           <w:p>
             <w:pPr>
@@ -5914,6 +7696,12 @@
         <w:tc>
           <w:tcPr>
             <w:tcW w:w="3005" w:type="dxa"/>
+            <w:tcBorders>
+              <w:top w:val="single" w:sz="5" w:space="0" w:color="auto"/>
+              <w:left w:val="nil"/>
+              <w:bottom w:val="single" w:sz="5" w:space="0" w:color="auto"/>
+              <w:right w:val="nil"/>
+            </w:tcBorders>
           </w:tcPr>
           <w:p>
             <w:pPr>
@@ -5932,6 +7720,12 @@
         <w:tc>
           <w:tcPr>
             <w:tcW w:w="3005" w:type="dxa"/>
+            <w:tcBorders>
+              <w:top w:val="single" w:sz="5" w:space="0" w:color="auto"/>
+              <w:left w:val="nil"/>
+              <w:bottom w:val="single" w:sz="5" w:space="0" w:color="auto"/>
+              <w:right w:val="nil"/>
+            </w:tcBorders>
           </w:tcPr>
           <w:p>
             <w:pPr>
@@ -5956,11 +7750,17 @@
         <w:tc>
           <w:tcPr>
             <w:tcW w:w="1814" w:type="dxa"/>
-            <w:vAlign w:val="center"/>
-          </w:tcPr>
-          <w:p>
-            <w:pPr>
-              <w:spacing w:after="0" w:line="240" w:lineRule="auto"/>
+            <w:tcBorders>
+              <w:top w:val="nil"/>
+              <w:left w:val="nil"/>
+              <w:bottom w:val="nil"/>
+              <w:right w:val="nil"/>
+            </w:tcBorders>
+            <w:vAlign w:val="center"/>
+          </w:tcPr>
+          <w:p>
+            <w:pPr>
+              <w:spacing w:line="240" w:lineRule="auto"/>
               <w:ind w:firstLine="0"/>
               <w:jc w:val="center"/>
             </w:pPr>
@@ -5975,11 +7775,17 @@
         <w:tc>
           <w:tcPr>
             <w:tcW w:w="3005" w:type="dxa"/>
-            <w:vAlign w:val="center"/>
-          </w:tcPr>
-          <w:p>
-            <w:pPr>
-              <w:spacing w:after="0" w:line="240" w:lineRule="auto"/>
+            <w:tcBorders>
+              <w:top w:val="nil"/>
+              <w:left w:val="nil"/>
+              <w:bottom w:val="nil"/>
+              <w:right w:val="nil"/>
+            </w:tcBorders>
+            <w:vAlign w:val="center"/>
+          </w:tcPr>
+          <w:p>
+            <w:pPr>
+              <w:spacing w:line="240" w:lineRule="auto"/>
               <w:ind w:firstLine="0"/>
               <w:jc w:val="center"/>
             </w:pPr>
@@ -5994,11 +7800,17 @@
         <w:tc>
           <w:tcPr>
             <w:tcW w:w="3005" w:type="dxa"/>
-            <w:vAlign w:val="center"/>
-          </w:tcPr>
-          <w:p>
-            <w:pPr>
-              <w:spacing w:after="0" w:line="240" w:lineRule="auto"/>
+            <w:tcBorders>
+              <w:top w:val="nil"/>
+              <w:left w:val="nil"/>
+              <w:bottom w:val="nil"/>
+              <w:right w:val="nil"/>
+            </w:tcBorders>
+            <w:vAlign w:val="center"/>
+          </w:tcPr>
+          <w:p>
+            <w:pPr>
+              <w:spacing w:line="240" w:lineRule="auto"/>
               <w:ind w:firstLine="0"/>
               <w:jc w:val="center"/>
             </w:pPr>
@@ -6019,11 +7831,17 @@
         <w:tc>
           <w:tcPr>
             <w:tcW w:w="1814" w:type="dxa"/>
-            <w:vAlign w:val="center"/>
-          </w:tcPr>
-          <w:p>
-            <w:pPr>
-              <w:spacing w:after="0" w:line="240" w:lineRule="auto"/>
+            <w:tcBorders>
+              <w:top w:val="nil"/>
+              <w:left w:val="nil"/>
+              <w:bottom w:val="nil"/>
+              <w:right w:val="nil"/>
+            </w:tcBorders>
+            <w:vAlign w:val="center"/>
+          </w:tcPr>
+          <w:p>
+            <w:pPr>
+              <w:spacing w:line="240" w:lineRule="auto"/>
               <w:ind w:firstLine="0"/>
               <w:jc w:val="center"/>
             </w:pPr>
@@ -6038,11 +7856,17 @@
         <w:tc>
           <w:tcPr>
             <w:tcW w:w="3005" w:type="dxa"/>
-            <w:vAlign w:val="center"/>
-          </w:tcPr>
-          <w:p>
-            <w:pPr>
-              <w:spacing w:after="0" w:line="240" w:lineRule="auto"/>
+            <w:tcBorders>
+              <w:top w:val="nil"/>
+              <w:left w:val="nil"/>
+              <w:bottom w:val="nil"/>
+              <w:right w:val="nil"/>
+            </w:tcBorders>
+            <w:vAlign w:val="center"/>
+          </w:tcPr>
+          <w:p>
+            <w:pPr>
+              <w:spacing w:line="240" w:lineRule="auto"/>
               <w:ind w:firstLine="0"/>
               <w:jc w:val="center"/>
             </w:pPr>
@@ -6057,11 +7881,17 @@
         <w:tc>
           <w:tcPr>
             <w:tcW w:w="3005" w:type="dxa"/>
-            <w:vAlign w:val="center"/>
-          </w:tcPr>
-          <w:p>
-            <w:pPr>
-              <w:spacing w:after="0" w:line="240" w:lineRule="auto"/>
+            <w:tcBorders>
+              <w:top w:val="nil"/>
+              <w:left w:val="nil"/>
+              <w:bottom w:val="nil"/>
+              <w:right w:val="nil"/>
+            </w:tcBorders>
+            <w:vAlign w:val="center"/>
+          </w:tcPr>
+          <w:p>
+            <w:pPr>
+              <w:spacing w:line="240" w:lineRule="auto"/>
               <w:ind w:firstLine="0"/>
               <w:jc w:val="center"/>
             </w:pPr>
@@ -6082,11 +7912,17 @@
         <w:tc>
           <w:tcPr>
             <w:tcW w:w="1814" w:type="dxa"/>
-            <w:vAlign w:val="center"/>
-          </w:tcPr>
-          <w:p>
-            <w:pPr>
-              <w:spacing w:after="0" w:line="240" w:lineRule="auto"/>
+            <w:tcBorders>
+              <w:top w:val="nil"/>
+              <w:left w:val="nil"/>
+              <w:bottom w:val="nil"/>
+              <w:right w:val="nil"/>
+            </w:tcBorders>
+            <w:vAlign w:val="center"/>
+          </w:tcPr>
+          <w:p>
+            <w:pPr>
+              <w:spacing w:line="240" w:lineRule="auto"/>
               <w:ind w:firstLine="0"/>
               <w:jc w:val="center"/>
             </w:pPr>
@@ -6101,11 +7937,17 @@
         <w:tc>
           <w:tcPr>
             <w:tcW w:w="3005" w:type="dxa"/>
-            <w:vAlign w:val="center"/>
-          </w:tcPr>
-          <w:p>
-            <w:pPr>
-              <w:spacing w:after="0" w:line="240" w:lineRule="auto"/>
+            <w:tcBorders>
+              <w:top w:val="nil"/>
+              <w:left w:val="nil"/>
+              <w:bottom w:val="nil"/>
+              <w:right w:val="nil"/>
+            </w:tcBorders>
+            <w:vAlign w:val="center"/>
+          </w:tcPr>
+          <w:p>
+            <w:pPr>
+              <w:spacing w:line="240" w:lineRule="auto"/>
               <w:ind w:firstLine="0"/>
               <w:jc w:val="center"/>
             </w:pPr>
@@ -6120,11 +7962,17 @@
         <w:tc>
           <w:tcPr>
             <w:tcW w:w="3005" w:type="dxa"/>
-            <w:vAlign w:val="center"/>
-          </w:tcPr>
-          <w:p>
-            <w:pPr>
-              <w:spacing w:after="0" w:line="240" w:lineRule="auto"/>
+            <w:tcBorders>
+              <w:top w:val="nil"/>
+              <w:left w:val="nil"/>
+              <w:bottom w:val="nil"/>
+              <w:right w:val="nil"/>
+            </w:tcBorders>
+            <w:vAlign w:val="center"/>
+          </w:tcPr>
+          <w:p>
+            <w:pPr>
+              <w:spacing w:line="240" w:lineRule="auto"/>
               <w:ind w:firstLine="0"/>
               <w:jc w:val="center"/>
             </w:pPr>
@@ -6145,11 +7993,17 @@
         <w:tc>
           <w:tcPr>
             <w:tcW w:w="1814" w:type="dxa"/>
-            <w:vAlign w:val="center"/>
-          </w:tcPr>
-          <w:p>
-            <w:pPr>
-              <w:spacing w:after="0" w:line="240" w:lineRule="auto"/>
+            <w:tcBorders>
+              <w:top w:val="nil"/>
+              <w:left w:val="nil"/>
+              <w:bottom w:val="nil"/>
+              <w:right w:val="nil"/>
+            </w:tcBorders>
+            <w:vAlign w:val="center"/>
+          </w:tcPr>
+          <w:p>
+            <w:pPr>
+              <w:spacing w:line="240" w:lineRule="auto"/>
               <w:ind w:firstLine="0"/>
               <w:jc w:val="center"/>
             </w:pPr>
@@ -6164,11 +8018,17 @@
         <w:tc>
           <w:tcPr>
             <w:tcW w:w="3005" w:type="dxa"/>
-            <w:vAlign w:val="center"/>
-          </w:tcPr>
-          <w:p>
-            <w:pPr>
-              <w:spacing w:after="0" w:line="240" w:lineRule="auto"/>
+            <w:tcBorders>
+              <w:top w:val="nil"/>
+              <w:left w:val="nil"/>
+              <w:bottom w:val="nil"/>
+              <w:right w:val="nil"/>
+            </w:tcBorders>
+            <w:vAlign w:val="center"/>
+          </w:tcPr>
+          <w:p>
+            <w:pPr>
+              <w:spacing w:line="240" w:lineRule="auto"/>
               <w:ind w:firstLine="0"/>
               <w:jc w:val="center"/>
             </w:pPr>
@@ -6183,11 +8043,17 @@
         <w:tc>
           <w:tcPr>
             <w:tcW w:w="3005" w:type="dxa"/>
-            <w:vAlign w:val="center"/>
-          </w:tcPr>
-          <w:p>
-            <w:pPr>
-              <w:spacing w:after="0" w:line="240" w:lineRule="auto"/>
+            <w:tcBorders>
+              <w:top w:val="nil"/>
+              <w:left w:val="nil"/>
+              <w:bottom w:val="nil"/>
+              <w:right w:val="nil"/>
+            </w:tcBorders>
+            <w:vAlign w:val="center"/>
+          </w:tcPr>
+          <w:p>
+            <w:pPr>
+              <w:spacing w:line="240" w:lineRule="auto"/>
               <w:ind w:firstLine="0"/>
               <w:jc w:val="center"/>
             </w:pPr>
@@ -6208,11 +8074,17 @@
         <w:tc>
           <w:tcPr>
             <w:tcW w:w="1814" w:type="dxa"/>
-            <w:vAlign w:val="center"/>
-          </w:tcPr>
-          <w:p>
-            <w:pPr>
-              <w:spacing w:after="0" w:line="240" w:lineRule="auto"/>
+            <w:tcBorders>
+              <w:top w:val="nil"/>
+              <w:left w:val="nil"/>
+              <w:bottom w:val="nil"/>
+              <w:right w:val="nil"/>
+            </w:tcBorders>
+            <w:vAlign w:val="center"/>
+          </w:tcPr>
+          <w:p>
+            <w:pPr>
+              <w:spacing w:line="240" w:lineRule="auto"/>
               <w:ind w:firstLine="0"/>
               <w:jc w:val="center"/>
             </w:pPr>
@@ -6227,11 +8099,17 @@
         <w:tc>
           <w:tcPr>
             <w:tcW w:w="3005" w:type="dxa"/>
-            <w:vAlign w:val="center"/>
-          </w:tcPr>
-          <w:p>
-            <w:pPr>
-              <w:spacing w:after="0" w:line="240" w:lineRule="auto"/>
+            <w:tcBorders>
+              <w:top w:val="nil"/>
+              <w:left w:val="nil"/>
+              <w:bottom w:val="nil"/>
+              <w:right w:val="nil"/>
+            </w:tcBorders>
+            <w:vAlign w:val="center"/>
+          </w:tcPr>
+          <w:p>
+            <w:pPr>
+              <w:spacing w:line="240" w:lineRule="auto"/>
               <w:ind w:firstLine="0"/>
               <w:jc w:val="center"/>
             </w:pPr>
@@ -6246,11 +8124,17 @@
         <w:tc>
           <w:tcPr>
             <w:tcW w:w="3005" w:type="dxa"/>
-            <w:vAlign w:val="center"/>
-          </w:tcPr>
-          <w:p>
-            <w:pPr>
-              <w:spacing w:after="0" w:line="240" w:lineRule="auto"/>
+            <w:tcBorders>
+              <w:top w:val="nil"/>
+              <w:left w:val="nil"/>
+              <w:bottom w:val="nil"/>
+              <w:right w:val="nil"/>
+            </w:tcBorders>
+            <w:vAlign w:val="center"/>
+          </w:tcPr>
+          <w:p>
+            <w:pPr>
+              <w:spacing w:line="240" w:lineRule="auto"/>
               <w:ind w:firstLine="0"/>
               <w:jc w:val="center"/>
             </w:pPr>
@@ -6271,11 +8155,17 @@
         <w:tc>
           <w:tcPr>
             <w:tcW w:w="1814" w:type="dxa"/>
-            <w:vAlign w:val="center"/>
-          </w:tcPr>
-          <w:p>
-            <w:pPr>
-              <w:spacing w:after="0" w:line="240" w:lineRule="auto"/>
+            <w:tcBorders>
+              <w:top w:val="nil"/>
+              <w:left w:val="nil"/>
+              <w:bottom w:val="nil"/>
+              <w:right w:val="nil"/>
+            </w:tcBorders>
+            <w:vAlign w:val="center"/>
+          </w:tcPr>
+          <w:p>
+            <w:pPr>
+              <w:spacing w:line="240" w:lineRule="auto"/>
               <w:ind w:firstLine="0"/>
               <w:jc w:val="center"/>
             </w:pPr>
@@ -6290,11 +8180,17 @@
         <w:tc>
           <w:tcPr>
             <w:tcW w:w="3005" w:type="dxa"/>
-            <w:vAlign w:val="center"/>
-          </w:tcPr>
-          <w:p>
-            <w:pPr>
-              <w:spacing w:after="0" w:line="240" w:lineRule="auto"/>
+            <w:tcBorders>
+              <w:top w:val="nil"/>
+              <w:left w:val="nil"/>
+              <w:bottom w:val="nil"/>
+              <w:right w:val="nil"/>
+            </w:tcBorders>
+            <w:vAlign w:val="center"/>
+          </w:tcPr>
+          <w:p>
+            <w:pPr>
+              <w:spacing w:line="240" w:lineRule="auto"/>
               <w:ind w:firstLine="0"/>
               <w:jc w:val="center"/>
             </w:pPr>
@@ -6309,11 +8205,17 @@
         <w:tc>
           <w:tcPr>
             <w:tcW w:w="3005" w:type="dxa"/>
-            <w:vAlign w:val="center"/>
-          </w:tcPr>
-          <w:p>
-            <w:pPr>
-              <w:spacing w:after="0" w:line="240" w:lineRule="auto"/>
+            <w:tcBorders>
+              <w:top w:val="nil"/>
+              <w:left w:val="nil"/>
+              <w:bottom w:val="nil"/>
+              <w:right w:val="nil"/>
+            </w:tcBorders>
+            <w:vAlign w:val="center"/>
+          </w:tcPr>
+          <w:p>
+            <w:pPr>
+              <w:spacing w:line="240" w:lineRule="auto"/>
               <w:ind w:firstLine="0"/>
               <w:jc w:val="center"/>
             </w:pPr>
@@ -6334,11 +8236,17 @@
         <w:tc>
           <w:tcPr>
             <w:tcW w:w="1814" w:type="dxa"/>
-            <w:vAlign w:val="center"/>
-          </w:tcPr>
-          <w:p>
-            <w:pPr>
-              <w:spacing w:after="0" w:line="240" w:lineRule="auto"/>
+            <w:tcBorders>
+              <w:top w:val="nil"/>
+              <w:left w:val="nil"/>
+              <w:bottom w:val="nil"/>
+              <w:right w:val="nil"/>
+            </w:tcBorders>
+            <w:vAlign w:val="center"/>
+          </w:tcPr>
+          <w:p>
+            <w:pPr>
+              <w:spacing w:line="240" w:lineRule="auto"/>
               <w:ind w:firstLine="0"/>
               <w:jc w:val="center"/>
             </w:pPr>
@@ -6353,11 +8261,17 @@
         <w:tc>
           <w:tcPr>
             <w:tcW w:w="3005" w:type="dxa"/>
-            <w:vAlign w:val="center"/>
-          </w:tcPr>
-          <w:p>
-            <w:pPr>
-              <w:spacing w:after="0" w:line="240" w:lineRule="auto"/>
+            <w:tcBorders>
+              <w:top w:val="nil"/>
+              <w:left w:val="nil"/>
+              <w:bottom w:val="nil"/>
+              <w:right w:val="nil"/>
+            </w:tcBorders>
+            <w:vAlign w:val="center"/>
+          </w:tcPr>
+          <w:p>
+            <w:pPr>
+              <w:spacing w:line="240" w:lineRule="auto"/>
               <w:ind w:firstLine="0"/>
               <w:jc w:val="center"/>
             </w:pPr>
@@ -6372,11 +8286,17 @@
         <w:tc>
           <w:tcPr>
             <w:tcW w:w="3005" w:type="dxa"/>
-            <w:vAlign w:val="center"/>
-          </w:tcPr>
-          <w:p>
-            <w:pPr>
-              <w:spacing w:after="0" w:line="240" w:lineRule="auto"/>
+            <w:tcBorders>
+              <w:top w:val="nil"/>
+              <w:left w:val="nil"/>
+              <w:bottom w:val="nil"/>
+              <w:right w:val="nil"/>
+            </w:tcBorders>
+            <w:vAlign w:val="center"/>
+          </w:tcPr>
+          <w:p>
+            <w:pPr>
+              <w:spacing w:line="240" w:lineRule="auto"/>
               <w:ind w:firstLine="0"/>
               <w:jc w:val="center"/>
             </w:pPr>
@@ -6397,11 +8317,17 @@
         <w:tc>
           <w:tcPr>
             <w:tcW w:w="1814" w:type="dxa"/>
-            <w:vAlign w:val="center"/>
-          </w:tcPr>
-          <w:p>
-            <w:pPr>
-              <w:spacing w:after="0" w:line="240" w:lineRule="auto"/>
+            <w:tcBorders>
+              <w:top w:val="nil"/>
+              <w:left w:val="nil"/>
+              <w:bottom w:val="nil"/>
+              <w:right w:val="nil"/>
+            </w:tcBorders>
+            <w:vAlign w:val="center"/>
+          </w:tcPr>
+          <w:p>
+            <w:pPr>
+              <w:spacing w:line="240" w:lineRule="auto"/>
               <w:ind w:firstLine="0"/>
               <w:jc w:val="center"/>
             </w:pPr>
@@ -6416,11 +8342,17 @@
         <w:tc>
           <w:tcPr>
             <w:tcW w:w="3005" w:type="dxa"/>
-            <w:vAlign w:val="center"/>
-          </w:tcPr>
-          <w:p>
-            <w:pPr>
-              <w:spacing w:after="0" w:line="240" w:lineRule="auto"/>
+            <w:tcBorders>
+              <w:top w:val="nil"/>
+              <w:left w:val="nil"/>
+              <w:bottom w:val="nil"/>
+              <w:right w:val="nil"/>
+            </w:tcBorders>
+            <w:vAlign w:val="center"/>
+          </w:tcPr>
+          <w:p>
+            <w:pPr>
+              <w:spacing w:line="240" w:lineRule="auto"/>
               <w:ind w:firstLine="0"/>
               <w:jc w:val="center"/>
             </w:pPr>
@@ -6435,11 +8367,17 @@
         <w:tc>
           <w:tcPr>
             <w:tcW w:w="3005" w:type="dxa"/>
-            <w:vAlign w:val="center"/>
-          </w:tcPr>
-          <w:p>
-            <w:pPr>
-              <w:spacing w:after="0" w:line="240" w:lineRule="auto"/>
+            <w:tcBorders>
+              <w:top w:val="nil"/>
+              <w:left w:val="nil"/>
+              <w:bottom w:val="nil"/>
+              <w:right w:val="nil"/>
+            </w:tcBorders>
+            <w:vAlign w:val="center"/>
+          </w:tcPr>
+          <w:p>
+            <w:pPr>
+              <w:spacing w:line="240" w:lineRule="auto"/>
               <w:ind w:firstLine="0"/>
               <w:jc w:val="center"/>
             </w:pPr>
@@ -6460,11 +8398,17 @@
         <w:tc>
           <w:tcPr>
             <w:tcW w:w="1814" w:type="dxa"/>
-            <w:vAlign w:val="center"/>
-          </w:tcPr>
-          <w:p>
-            <w:pPr>
-              <w:spacing w:after="0" w:line="240" w:lineRule="auto"/>
+            <w:tcBorders>
+              <w:top w:val="nil"/>
+              <w:left w:val="nil"/>
+              <w:bottom w:val="nil"/>
+              <w:right w:val="nil"/>
+            </w:tcBorders>
+            <w:vAlign w:val="center"/>
+          </w:tcPr>
+          <w:p>
+            <w:pPr>
+              <w:spacing w:line="240" w:lineRule="auto"/>
               <w:ind w:firstLine="0"/>
               <w:jc w:val="center"/>
             </w:pPr>
@@ -6479,11 +8423,17 @@
         <w:tc>
           <w:tcPr>
             <w:tcW w:w="3005" w:type="dxa"/>
-            <w:vAlign w:val="center"/>
-          </w:tcPr>
-          <w:p>
-            <w:pPr>
-              <w:spacing w:after="0" w:line="240" w:lineRule="auto"/>
+            <w:tcBorders>
+              <w:top w:val="nil"/>
+              <w:left w:val="nil"/>
+              <w:bottom w:val="nil"/>
+              <w:right w:val="nil"/>
+            </w:tcBorders>
+            <w:vAlign w:val="center"/>
+          </w:tcPr>
+          <w:p>
+            <w:pPr>
+              <w:spacing w:line="240" w:lineRule="auto"/>
               <w:ind w:firstLine="0"/>
               <w:jc w:val="center"/>
             </w:pPr>
@@ -6498,11 +8448,17 @@
         <w:tc>
           <w:tcPr>
             <w:tcW w:w="3005" w:type="dxa"/>
-            <w:vAlign w:val="center"/>
-          </w:tcPr>
-          <w:p>
-            <w:pPr>
-              <w:spacing w:after="0" w:line="240" w:lineRule="auto"/>
+            <w:tcBorders>
+              <w:top w:val="nil"/>
+              <w:left w:val="nil"/>
+              <w:bottom w:val="nil"/>
+              <w:right w:val="nil"/>
+            </w:tcBorders>
+            <w:vAlign w:val="center"/>
+          </w:tcPr>
+          <w:p>
+            <w:pPr>
+              <w:spacing w:line="240" w:lineRule="auto"/>
               <w:ind w:firstLine="0"/>
               <w:jc w:val="center"/>
             </w:pPr>
@@ -6523,11 +8479,17 @@
         <w:tc>
           <w:tcPr>
             <w:tcW w:w="1814" w:type="dxa"/>
-            <w:vAlign w:val="center"/>
-          </w:tcPr>
-          <w:p>
-            <w:pPr>
-              <w:spacing w:after="0" w:line="240" w:lineRule="auto"/>
+            <w:tcBorders>
+              <w:top w:val="nil"/>
+              <w:left w:val="nil"/>
+              <w:bottom w:val="nil"/>
+              <w:right w:val="nil"/>
+            </w:tcBorders>
+            <w:vAlign w:val="center"/>
+          </w:tcPr>
+          <w:p>
+            <w:pPr>
+              <w:spacing w:line="240" w:lineRule="auto"/>
               <w:ind w:firstLine="0"/>
               <w:jc w:val="center"/>
             </w:pPr>
@@ -6542,11 +8504,17 @@
         <w:tc>
           <w:tcPr>
             <w:tcW w:w="3005" w:type="dxa"/>
-            <w:vAlign w:val="center"/>
-          </w:tcPr>
-          <w:p>
-            <w:pPr>
-              <w:spacing w:after="0" w:line="240" w:lineRule="auto"/>
+            <w:tcBorders>
+              <w:top w:val="nil"/>
+              <w:left w:val="nil"/>
+              <w:bottom w:val="nil"/>
+              <w:right w:val="nil"/>
+            </w:tcBorders>
+            <w:vAlign w:val="center"/>
+          </w:tcPr>
+          <w:p>
+            <w:pPr>
+              <w:spacing w:line="240" w:lineRule="auto"/>
               <w:ind w:firstLine="0"/>
               <w:jc w:val="center"/>
             </w:pPr>
@@ -6561,11 +8529,17 @@
         <w:tc>
           <w:tcPr>
             <w:tcW w:w="3005" w:type="dxa"/>
-            <w:vAlign w:val="center"/>
-          </w:tcPr>
-          <w:p>
-            <w:pPr>
-              <w:spacing w:after="0" w:line="240" w:lineRule="auto"/>
+            <w:tcBorders>
+              <w:top w:val="nil"/>
+              <w:left w:val="nil"/>
+              <w:bottom w:val="nil"/>
+              <w:right w:val="nil"/>
+            </w:tcBorders>
+            <w:vAlign w:val="center"/>
+          </w:tcPr>
+          <w:p>
+            <w:pPr>
+              <w:spacing w:line="240" w:lineRule="auto"/>
               <w:ind w:firstLine="0"/>
               <w:jc w:val="center"/>
             </w:pPr>
@@ -6586,11 +8560,17 @@
         <w:tc>
           <w:tcPr>
             <w:tcW w:w="1814" w:type="dxa"/>
-            <w:vAlign w:val="center"/>
-          </w:tcPr>
-          <w:p>
-            <w:pPr>
-              <w:spacing w:after="0" w:line="240" w:lineRule="auto"/>
+            <w:tcBorders>
+              <w:top w:val="nil"/>
+              <w:left w:val="nil"/>
+              <w:bottom w:val="nil"/>
+              <w:right w:val="nil"/>
+            </w:tcBorders>
+            <w:vAlign w:val="center"/>
+          </w:tcPr>
+          <w:p>
+            <w:pPr>
+              <w:spacing w:line="240" w:lineRule="auto"/>
               <w:ind w:firstLine="0"/>
               <w:jc w:val="center"/>
             </w:pPr>
@@ -6605,11 +8585,17 @@
         <w:tc>
           <w:tcPr>
             <w:tcW w:w="3005" w:type="dxa"/>
-            <w:vAlign w:val="center"/>
-          </w:tcPr>
-          <w:p>
-            <w:pPr>
-              <w:spacing w:after="0" w:line="240" w:lineRule="auto"/>
+            <w:tcBorders>
+              <w:top w:val="nil"/>
+              <w:left w:val="nil"/>
+              <w:bottom w:val="nil"/>
+              <w:right w:val="nil"/>
+            </w:tcBorders>
+            <w:vAlign w:val="center"/>
+          </w:tcPr>
+          <w:p>
+            <w:pPr>
+              <w:spacing w:line="240" w:lineRule="auto"/>
               <w:ind w:firstLine="0"/>
               <w:jc w:val="center"/>
             </w:pPr>
@@ -6624,11 +8610,17 @@
         <w:tc>
           <w:tcPr>
             <w:tcW w:w="3005" w:type="dxa"/>
-            <w:vAlign w:val="center"/>
-          </w:tcPr>
-          <w:p>
-            <w:pPr>
-              <w:spacing w:after="0" w:line="240" w:lineRule="auto"/>
+            <w:tcBorders>
+              <w:top w:val="nil"/>
+              <w:left w:val="nil"/>
+              <w:bottom w:val="nil"/>
+              <w:right w:val="nil"/>
+            </w:tcBorders>
+            <w:vAlign w:val="center"/>
+          </w:tcPr>
+          <w:p>
+            <w:pPr>
+              <w:spacing w:line="240" w:lineRule="auto"/>
               <w:ind w:firstLine="0"/>
               <w:jc w:val="center"/>
             </w:pPr>
@@ -6649,19 +8641,24 @@
         <w:tc>
           <w:tcPr>
             <w:tcW w:w="1814" w:type="dxa"/>
-            <w:vAlign w:val="center"/>
-          </w:tcPr>
-          <w:p>
-            <w:pPr>
-              <w:spacing w:after="0" w:line="240" w:lineRule="auto"/>
-              <w:ind w:firstLine="0"/>
-              <w:jc w:val="center"/>
-            </w:pPr>
-            <w:r>
-              <w:rPr>
-                <w:sz w:val="18"/>
-              </w:rPr>
-              <w:lastRenderedPageBreak/>
+            <w:tcBorders>
+              <w:top w:val="nil"/>
+              <w:left w:val="nil"/>
+              <w:bottom w:val="nil"/>
+              <w:right w:val="nil"/>
+            </w:tcBorders>
+            <w:vAlign w:val="center"/>
+          </w:tcPr>
+          <w:p>
+            <w:pPr>
+              <w:spacing w:line="240" w:lineRule="auto"/>
+              <w:ind w:firstLine="0"/>
+              <w:jc w:val="center"/>
+            </w:pPr>
+            <w:r>
+              <w:rPr>
+                <w:sz w:val="18"/>
+              </w:rPr>
               <w:t>65</w:t>
             </w:r>
           </w:p>
@@ -6669,11 +8666,17 @@
         <w:tc>
           <w:tcPr>
             <w:tcW w:w="3005" w:type="dxa"/>
-            <w:vAlign w:val="center"/>
-          </w:tcPr>
-          <w:p>
-            <w:pPr>
-              <w:spacing w:after="0" w:line="240" w:lineRule="auto"/>
+            <w:tcBorders>
+              <w:top w:val="nil"/>
+              <w:left w:val="nil"/>
+              <w:bottom w:val="nil"/>
+              <w:right w:val="nil"/>
+            </w:tcBorders>
+            <w:vAlign w:val="center"/>
+          </w:tcPr>
+          <w:p>
+            <w:pPr>
+              <w:spacing w:line="240" w:lineRule="auto"/>
               <w:ind w:firstLine="0"/>
               <w:jc w:val="center"/>
             </w:pPr>
@@ -6688,11 +8691,17 @@
         <w:tc>
           <w:tcPr>
             <w:tcW w:w="3005" w:type="dxa"/>
-            <w:vAlign w:val="center"/>
-          </w:tcPr>
-          <w:p>
-            <w:pPr>
-              <w:spacing w:after="0" w:line="240" w:lineRule="auto"/>
+            <w:tcBorders>
+              <w:top w:val="nil"/>
+              <w:left w:val="nil"/>
+              <w:bottom w:val="nil"/>
+              <w:right w:val="nil"/>
+            </w:tcBorders>
+            <w:vAlign w:val="center"/>
+          </w:tcPr>
+          <w:p>
+            <w:pPr>
+              <w:spacing w:line="240" w:lineRule="auto"/>
               <w:ind w:firstLine="0"/>
               <w:jc w:val="center"/>
             </w:pPr>
@@ -6713,11 +8722,17 @@
         <w:tc>
           <w:tcPr>
             <w:tcW w:w="1814" w:type="dxa"/>
-            <w:vAlign w:val="center"/>
-          </w:tcPr>
-          <w:p>
-            <w:pPr>
-              <w:spacing w:after="0" w:line="240" w:lineRule="auto"/>
+            <w:tcBorders>
+              <w:top w:val="nil"/>
+              <w:left w:val="nil"/>
+              <w:bottom w:val="nil"/>
+              <w:right w:val="nil"/>
+            </w:tcBorders>
+            <w:vAlign w:val="center"/>
+          </w:tcPr>
+          <w:p>
+            <w:pPr>
+              <w:spacing w:line="240" w:lineRule="auto"/>
               <w:ind w:firstLine="0"/>
               <w:jc w:val="center"/>
             </w:pPr>
@@ -6732,11 +8747,17 @@
         <w:tc>
           <w:tcPr>
             <w:tcW w:w="3005" w:type="dxa"/>
-            <w:vAlign w:val="center"/>
-          </w:tcPr>
-          <w:p>
-            <w:pPr>
-              <w:spacing w:after="0" w:line="240" w:lineRule="auto"/>
+            <w:tcBorders>
+              <w:top w:val="nil"/>
+              <w:left w:val="nil"/>
+              <w:bottom w:val="nil"/>
+              <w:right w:val="nil"/>
+            </w:tcBorders>
+            <w:vAlign w:val="center"/>
+          </w:tcPr>
+          <w:p>
+            <w:pPr>
+              <w:spacing w:line="240" w:lineRule="auto"/>
               <w:ind w:firstLine="0"/>
               <w:jc w:val="center"/>
             </w:pPr>
@@ -6751,11 +8772,17 @@
         <w:tc>
           <w:tcPr>
             <w:tcW w:w="3005" w:type="dxa"/>
-            <w:vAlign w:val="center"/>
-          </w:tcPr>
-          <w:p>
-            <w:pPr>
-              <w:spacing w:after="0" w:line="240" w:lineRule="auto"/>
+            <w:tcBorders>
+              <w:top w:val="nil"/>
+              <w:left w:val="nil"/>
+              <w:bottom w:val="nil"/>
+              <w:right w:val="nil"/>
+            </w:tcBorders>
+            <w:vAlign w:val="center"/>
+          </w:tcPr>
+          <w:p>
+            <w:pPr>
+              <w:spacing w:line="240" w:lineRule="auto"/>
               <w:ind w:firstLine="0"/>
               <w:jc w:val="center"/>
             </w:pPr>
@@ -6776,11 +8803,17 @@
         <w:tc>
           <w:tcPr>
             <w:tcW w:w="1814" w:type="dxa"/>
-            <w:vAlign w:val="center"/>
-          </w:tcPr>
-          <w:p>
-            <w:pPr>
-              <w:spacing w:after="0" w:line="240" w:lineRule="auto"/>
+            <w:tcBorders>
+              <w:top w:val="nil"/>
+              <w:left w:val="nil"/>
+              <w:bottom w:val="nil"/>
+              <w:right w:val="nil"/>
+            </w:tcBorders>
+            <w:vAlign w:val="center"/>
+          </w:tcPr>
+          <w:p>
+            <w:pPr>
+              <w:spacing w:line="240" w:lineRule="auto"/>
               <w:ind w:firstLine="0"/>
               <w:jc w:val="center"/>
             </w:pPr>
@@ -6795,11 +8828,17 @@
         <w:tc>
           <w:tcPr>
             <w:tcW w:w="3005" w:type="dxa"/>
-            <w:vAlign w:val="center"/>
-          </w:tcPr>
-          <w:p>
-            <w:pPr>
-              <w:spacing w:after="0" w:line="240" w:lineRule="auto"/>
+            <w:tcBorders>
+              <w:top w:val="nil"/>
+              <w:left w:val="nil"/>
+              <w:bottom w:val="nil"/>
+              <w:right w:val="nil"/>
+            </w:tcBorders>
+            <w:vAlign w:val="center"/>
+          </w:tcPr>
+          <w:p>
+            <w:pPr>
+              <w:spacing w:line="240" w:lineRule="auto"/>
               <w:ind w:firstLine="0"/>
               <w:jc w:val="center"/>
             </w:pPr>
@@ -6814,11 +8853,17 @@
         <w:tc>
           <w:tcPr>
             <w:tcW w:w="3005" w:type="dxa"/>
-            <w:vAlign w:val="center"/>
-          </w:tcPr>
-          <w:p>
-            <w:pPr>
-              <w:spacing w:after="0" w:line="240" w:lineRule="auto"/>
+            <w:tcBorders>
+              <w:top w:val="nil"/>
+              <w:left w:val="nil"/>
+              <w:bottom w:val="nil"/>
+              <w:right w:val="nil"/>
+            </w:tcBorders>
+            <w:vAlign w:val="center"/>
+          </w:tcPr>
+          <w:p>
+            <w:pPr>
+              <w:spacing w:line="240" w:lineRule="auto"/>
               <w:ind w:firstLine="0"/>
               <w:jc w:val="center"/>
             </w:pPr>
@@ -6839,11 +8884,17 @@
         <w:tc>
           <w:tcPr>
             <w:tcW w:w="1814" w:type="dxa"/>
-            <w:vAlign w:val="center"/>
-          </w:tcPr>
-          <w:p>
-            <w:pPr>
-              <w:spacing w:after="0" w:line="240" w:lineRule="auto"/>
+            <w:tcBorders>
+              <w:top w:val="nil"/>
+              <w:left w:val="nil"/>
+              <w:bottom w:val="nil"/>
+              <w:right w:val="nil"/>
+            </w:tcBorders>
+            <w:vAlign w:val="center"/>
+          </w:tcPr>
+          <w:p>
+            <w:pPr>
+              <w:spacing w:line="240" w:lineRule="auto"/>
               <w:ind w:firstLine="0"/>
               <w:jc w:val="center"/>
             </w:pPr>
@@ -6858,11 +8909,17 @@
         <w:tc>
           <w:tcPr>
             <w:tcW w:w="3005" w:type="dxa"/>
-            <w:vAlign w:val="center"/>
-          </w:tcPr>
-          <w:p>
-            <w:pPr>
-              <w:spacing w:after="0" w:line="240" w:lineRule="auto"/>
+            <w:tcBorders>
+              <w:top w:val="nil"/>
+              <w:left w:val="nil"/>
+              <w:bottom w:val="nil"/>
+              <w:right w:val="nil"/>
+            </w:tcBorders>
+            <w:vAlign w:val="center"/>
+          </w:tcPr>
+          <w:p>
+            <w:pPr>
+              <w:spacing w:line="240" w:lineRule="auto"/>
               <w:ind w:firstLine="0"/>
               <w:jc w:val="center"/>
             </w:pPr>
@@ -6877,11 +8934,17 @@
         <w:tc>
           <w:tcPr>
             <w:tcW w:w="3005" w:type="dxa"/>
-            <w:vAlign w:val="center"/>
-          </w:tcPr>
-          <w:p>
-            <w:pPr>
-              <w:spacing w:after="0" w:line="240" w:lineRule="auto"/>
+            <w:tcBorders>
+              <w:top w:val="nil"/>
+              <w:left w:val="nil"/>
+              <w:bottom w:val="nil"/>
+              <w:right w:val="nil"/>
+            </w:tcBorders>
+            <w:vAlign w:val="center"/>
+          </w:tcPr>
+          <w:p>
+            <w:pPr>
+              <w:spacing w:line="240" w:lineRule="auto"/>
               <w:ind w:firstLine="0"/>
               <w:jc w:val="center"/>
             </w:pPr>
@@ -6902,11 +8965,17 @@
         <w:tc>
           <w:tcPr>
             <w:tcW w:w="1814" w:type="dxa"/>
-            <w:vAlign w:val="center"/>
-          </w:tcPr>
-          <w:p>
-            <w:pPr>
-              <w:spacing w:after="0" w:line="240" w:lineRule="auto"/>
+            <w:tcBorders>
+              <w:top w:val="nil"/>
+              <w:left w:val="nil"/>
+              <w:bottom w:val="nil"/>
+              <w:right w:val="nil"/>
+            </w:tcBorders>
+            <w:vAlign w:val="center"/>
+          </w:tcPr>
+          <w:p>
+            <w:pPr>
+              <w:spacing w:line="240" w:lineRule="auto"/>
               <w:ind w:firstLine="0"/>
               <w:jc w:val="center"/>
             </w:pPr>
@@ -6921,11 +8990,17 @@
         <w:tc>
           <w:tcPr>
             <w:tcW w:w="3005" w:type="dxa"/>
-            <w:vAlign w:val="center"/>
-          </w:tcPr>
-          <w:p>
-            <w:pPr>
-              <w:spacing w:after="0" w:line="240" w:lineRule="auto"/>
+            <w:tcBorders>
+              <w:top w:val="nil"/>
+              <w:left w:val="nil"/>
+              <w:bottom w:val="nil"/>
+              <w:right w:val="nil"/>
+            </w:tcBorders>
+            <w:vAlign w:val="center"/>
+          </w:tcPr>
+          <w:p>
+            <w:pPr>
+              <w:spacing w:line="240" w:lineRule="auto"/>
               <w:ind w:firstLine="0"/>
               <w:jc w:val="center"/>
             </w:pPr>
@@ -6940,11 +9015,17 @@
         <w:tc>
           <w:tcPr>
             <w:tcW w:w="3005" w:type="dxa"/>
-            <w:vAlign w:val="center"/>
-          </w:tcPr>
-          <w:p>
-            <w:pPr>
-              <w:spacing w:after="0" w:line="240" w:lineRule="auto"/>
+            <w:tcBorders>
+              <w:top w:val="nil"/>
+              <w:left w:val="nil"/>
+              <w:bottom w:val="nil"/>
+              <w:right w:val="nil"/>
+            </w:tcBorders>
+            <w:vAlign w:val="center"/>
+          </w:tcPr>
+          <w:p>
+            <w:pPr>
+              <w:spacing w:line="240" w:lineRule="auto"/>
               <w:ind w:firstLine="0"/>
               <w:jc w:val="center"/>
             </w:pPr>
@@ -6965,11 +9046,17 @@
         <w:tc>
           <w:tcPr>
             <w:tcW w:w="1814" w:type="dxa"/>
-            <w:vAlign w:val="center"/>
-          </w:tcPr>
-          <w:p>
-            <w:pPr>
-              <w:spacing w:after="0" w:line="240" w:lineRule="auto"/>
+            <w:tcBorders>
+              <w:top w:val="nil"/>
+              <w:left w:val="nil"/>
+              <w:bottom w:val="single" w:sz="5" w:space="0" w:color="auto"/>
+              <w:right w:val="nil"/>
+            </w:tcBorders>
+            <w:vAlign w:val="center"/>
+          </w:tcPr>
+          <w:p>
+            <w:pPr>
+              <w:spacing w:line="240" w:lineRule="auto"/>
               <w:ind w:firstLine="0"/>
               <w:jc w:val="center"/>
             </w:pPr>
@@ -6984,11 +9071,17 @@
         <w:tc>
           <w:tcPr>
             <w:tcW w:w="3005" w:type="dxa"/>
-            <w:vAlign w:val="center"/>
-          </w:tcPr>
-          <w:p>
-            <w:pPr>
-              <w:spacing w:after="0" w:line="240" w:lineRule="auto"/>
+            <w:tcBorders>
+              <w:top w:val="nil"/>
+              <w:left w:val="nil"/>
+              <w:bottom w:val="single" w:sz="5" w:space="0" w:color="auto"/>
+              <w:right w:val="nil"/>
+            </w:tcBorders>
+            <w:vAlign w:val="center"/>
+          </w:tcPr>
+          <w:p>
+            <w:pPr>
+              <w:spacing w:line="240" w:lineRule="auto"/>
               <w:ind w:firstLine="0"/>
               <w:jc w:val="center"/>
             </w:pPr>
@@ -7003,11 +9096,17 @@
         <w:tc>
           <w:tcPr>
             <w:tcW w:w="3005" w:type="dxa"/>
-            <w:vAlign w:val="center"/>
-          </w:tcPr>
-          <w:p>
-            <w:pPr>
-              <w:spacing w:after="0" w:line="240" w:lineRule="auto"/>
+            <w:tcBorders>
+              <w:top w:val="nil"/>
+              <w:left w:val="nil"/>
+              <w:bottom w:val="single" w:sz="5" w:space="0" w:color="auto"/>
+              <w:right w:val="nil"/>
+            </w:tcBorders>
+            <w:vAlign w:val="center"/>
+          </w:tcPr>
+          <w:p>
+            <w:pPr>
+              <w:spacing w:line="240" w:lineRule="auto"/>
               <w:ind w:firstLine="0"/>
               <w:jc w:val="center"/>
             </w:pPr>
@@ -7023,26 +9122,31 @@
     </w:tbl>
     <w:p>
       <w:pPr>
-        <w:spacing w:after="180"/>
+        <w:spacing w:after="120" w:line="240" w:lineRule="auto"/>
+        <w:ind w:firstLine="0"/>
+      </w:pPr>
+      <w:r>
+        <w:rPr>
+          <w:sz w:val="18"/>
+        </w:rPr>
+        <w:t>Fonte: elaboração a partir da Tabela 2, com precisão completa nos ajustes.</w:t>
+      </w:r>
+    </w:p>
+    <w:p>
+      <w:r>
+        <w:t>Fixando o expoente n = 2 no ajuste logarítmico, obtém-se g = (9,468 ± 0,003) m/s². O qui-quadrado reduzido é 347,18, com 16 graus de liberdade. No ajuste Q = a₀d pela origem, a₀ = 0,2110808 s²/m e g = (9,475 ± 0,003) m/s², com qui-quadrado reduzido 320,83.</w:t>
+      </w:r>
+    </w:p>
+    <w:p>
+      <w:pPr>
+        <w:keepNext/>
+        <w:spacing w:before="160" w:after="80" w:line="240" w:lineRule="auto"/>
+        <w:ind w:firstLine="0"/>
       </w:pPr>
       <w:r>
         <w:rPr>
           <w:sz w:val="20"/>
         </w:rPr>
-        <w:t>Fonte: elaboração a partir da Tabela 2, com precisão completa nos ajustes.</w:t>
-      </w:r>
-    </w:p>
-    <w:p>
-      <w:r>
-        <w:t>Fixando o expoente n = 2 no ajuste logarítmico, obtém-se g = (9,468 ± 0,003) m/s². O qui-quadrado reduzido é 347,18, com 16 graus de liberdade. No ajuste Q = a₀d pela origem, a₀ = 0,2110808 s²/m e g = (9,475 ± 0,003) m/s², com qui-quadrado reduzido 320,83.</w:t>
-      </w:r>
-    </w:p>
-    <w:p>
-      <w:pPr>
-        <w:keepNext/>
-        <w:spacing w:before="160" w:after="80"/>
-      </w:pPr>
-      <w:r>
         <w:t>Figura 4 – Altura em função do tempo ao quadrado</w:t>
       </w:r>
     </w:p>
@@ -7055,8 +9159,8 @@
           <w:noProof/>
         </w:rPr>
         <w:drawing>
-          <wp:inline distT="0" distB="0" distL="0" distR="0" wp14:anchorId="012BFF18" wp14:editId="0FE5EF33">
-            <wp:extent cx="5544000" cy="3696000"/>
+          <wp:inline distT="0" distB="0" distL="0" distR="0" wp14:anchorId="6B56636B" wp14:editId="6C30FF66">
+            <wp:extent cx="4860000" cy="3240000"/>
             <wp:effectExtent l="0" t="0" r="0" b="0"/>
             <wp:docPr id="4" name="Picture 4"/>
             <wp:cNvGraphicFramePr>
@@ -7070,7 +9174,7 @@
                     <pic:cNvPicPr/>
                   </pic:nvPicPr>
                   <pic:blipFill>
-                    <a:blip r:embed="rId11"/>
+                    <a:blip r:embed="rId15"/>
                     <a:stretch>
                       <a:fillRect/>
                     </a:stretch>
@@ -7078,7 +9182,7 @@
                   <pic:spPr>
                     <a:xfrm>
                       <a:off x="0" y="0"/>
-                      <a:ext cx="5544000" cy="3696000"/>
+                      <a:ext cx="4860000" cy="3240000"/>
                     </a:xfrm>
                     <a:prstGeom prst="rect">
                       <a:avLst/>
@@ -7093,27 +9197,32 @@
     </w:p>
     <w:p>
       <w:pPr>
-        <w:spacing w:after="180"/>
+        <w:spacing w:after="120" w:line="240" w:lineRule="auto"/>
+        <w:ind w:firstLine="0"/>
+      </w:pPr>
+      <w:r>
+        <w:rPr>
+          <w:sz w:val="18"/>
+        </w:rPr>
+        <w:t>Fonte: elaboração própria com a ferramenta de criação de gráficos (2026); orientação solicitada no roteiro.</w:t>
+      </w:r>
+    </w:p>
+    <w:p>
+      <w:r>
+        <w:lastRenderedPageBreak/>
+        <w:t>A Figura 4 apresenta d em função de t̄², conforme o roteiro. A inclinação correspondente à reta pela origem é A = 1/a₀ = 4,7375 m/s² e g = 2A. O valor da inclinação provém do ajuste ponderado de Q em função de d; a figura direta é uma representação dos mesmos pontos e parâmetros, sem uma segunda regressão independente.</w:t>
+      </w:r>
+    </w:p>
+    <w:p>
+      <w:pPr>
+        <w:keepNext/>
+        <w:spacing w:before="160" w:after="80" w:line="240" w:lineRule="auto"/>
+        <w:ind w:firstLine="0"/>
       </w:pPr>
       <w:r>
         <w:rPr>
           <w:sz w:val="20"/>
         </w:rPr>
-        <w:t>Fonte: elaboração própria com a ferramenta de criação de gráficos (2026); orientação solicitada no roteiro.</w:t>
-      </w:r>
-    </w:p>
-    <w:p>
-      <w:r>
-        <w:t>A Figura 4 apresenta d em função de t̄², conforme o roteiro. A inclinação correspondente à reta pela origem é A = 1/a₀ = 4,7375 m/s² e g = 2A. O valor da inclinação provém do ajuste ponderado de Q em função de d; a figura direta é uma representação dos mesmos pontos e parâmetros, sem uma segunda regressão independente.</w:t>
-      </w:r>
-    </w:p>
-    <w:p>
-      <w:pPr>
-        <w:keepNext/>
-        <w:spacing w:before="160" w:after="80"/>
-      </w:pPr>
-      <w:r>
-        <w:lastRenderedPageBreak/>
         <w:t>Figura 5 – Tempo ao quadrado em função da altura</w:t>
       </w:r>
     </w:p>
@@ -7126,8 +9235,8 @@
           <w:noProof/>
         </w:rPr>
         <w:drawing>
-          <wp:inline distT="0" distB="0" distL="0" distR="0" wp14:anchorId="031622D7" wp14:editId="034350A3">
-            <wp:extent cx="5544000" cy="3696000"/>
+          <wp:inline distT="0" distB="0" distL="0" distR="0" wp14:anchorId="2EC2CBE4" wp14:editId="0214A999">
+            <wp:extent cx="4860000" cy="3240000"/>
             <wp:effectExtent l="0" t="0" r="0" b="0"/>
             <wp:docPr id="5" name="Picture 5"/>
             <wp:cNvGraphicFramePr>
@@ -7141,7 +9250,7 @@
                     <pic:cNvPicPr/>
                   </pic:nvPicPr>
                   <pic:blipFill>
-                    <a:blip r:embed="rId12"/>
+                    <a:blip r:embed="rId16"/>
                     <a:stretch>
                       <a:fillRect/>
                     </a:stretch>
@@ -7149,7 +9258,7 @@
                   <pic:spPr>
                     <a:xfrm>
                       <a:off x="0" y="0"/>
-                      <a:ext cx="5544000" cy="3696000"/>
+                      <a:ext cx="4860000" cy="3240000"/>
                     </a:xfrm>
                     <a:prstGeom prst="rect">
                       <a:avLst/>
@@ -7164,32 +9273,36 @@
     </w:p>
     <w:p>
       <w:pPr>
-        <w:spacing w:after="180"/>
+        <w:spacing w:after="120" w:line="240" w:lineRule="auto"/>
+        <w:ind w:firstLine="0"/>
+      </w:pPr>
+      <w:r>
+        <w:rPr>
+          <w:sz w:val="18"/>
+        </w:rPr>
+        <w:t>Fonte: elaboração própria com a ferramenta de criação de gráficos (2026); orientação do ajuste ponderado.</w:t>
+      </w:r>
+    </w:p>
+    <w:p>
+      <w:r>
+        <w:t>Como diagnóstico, o modelo Q = ad + b com intercepto livre fornece a = 0,2024629 s²/m e b = (0,00448 ± 0,00006) s². Resulta g = (9,878 ± 0,007) m/s² e qui-quadrado reduzido 3,08, com 15 graus de liberdade. A Figura 5 mostra a orientação usada para ponderar pelas incertezas de Q.</w:t>
+      </w:r>
+    </w:p>
+    <w:p>
+      <w:pPr>
+        <w:keepNext/>
+        <w:spacing w:before="160" w:after="80" w:line="240" w:lineRule="auto"/>
+        <w:ind w:firstLine="0"/>
       </w:pPr>
       <w:r>
         <w:rPr>
           <w:sz w:val="20"/>
         </w:rPr>
-        <w:t>Fonte: elaboração própria com a ferramenta de criação de gráficos (2026); orientação do ajuste ponderado.</w:t>
-      </w:r>
-    </w:p>
-    <w:p>
-      <w:r>
-        <w:t>Como diagnóstico, o modelo Q = ad + b com intercepto livre fornece a = 0,2024629 s²/m e b = (0,00448 ± 0,00006) s². Resulta g = (9,878 ± 0,007) m/s² e qui-quadrado reduzido 3,08, com 15 graus de liberdade. A Figura 5 mostra a orientação usada para ponderar pelas incertezas de Q.</w:t>
-      </w:r>
-    </w:p>
-    <w:p>
-      <w:pPr>
-        <w:keepNext/>
-        <w:spacing w:before="160" w:after="80"/>
-      </w:pPr>
-      <w:r>
         <w:t>Tabela 5 – Parâmetros dos ajustes</w:t>
       </w:r>
     </w:p>
     <w:tbl>
       <w:tblPr>
-        <w:tblStyle w:val="TableGrid"/>
         <w:tblW w:w="0" w:type="auto"/>
         <w:jc w:val="center"/>
         <w:tblLayout w:type="fixed"/>
@@ -7209,6 +9322,12 @@
         <w:tc>
           <w:tcPr>
             <w:tcW w:w="2268" w:type="dxa"/>
+            <w:tcBorders>
+              <w:top w:val="single" w:sz="5" w:space="0" w:color="auto"/>
+              <w:left w:val="nil"/>
+              <w:bottom w:val="single" w:sz="5" w:space="0" w:color="auto"/>
+              <w:right w:val="nil"/>
+            </w:tcBorders>
           </w:tcPr>
           <w:p>
             <w:pPr>
@@ -7227,6 +9346,12 @@
         <w:tc>
           <w:tcPr>
             <w:tcW w:w="3969" w:type="dxa"/>
+            <w:tcBorders>
+              <w:top w:val="single" w:sz="5" w:space="0" w:color="auto"/>
+              <w:left w:val="nil"/>
+              <w:bottom w:val="single" w:sz="5" w:space="0" w:color="auto"/>
+              <w:right w:val="nil"/>
+            </w:tcBorders>
           </w:tcPr>
           <w:p>
             <w:pPr>
@@ -7245,6 +9370,12 @@
         <w:tc>
           <w:tcPr>
             <w:tcW w:w="1701" w:type="dxa"/>
+            <w:tcBorders>
+              <w:top w:val="single" w:sz="5" w:space="0" w:color="auto"/>
+              <w:left w:val="nil"/>
+              <w:bottom w:val="single" w:sz="5" w:space="0" w:color="auto"/>
+              <w:right w:val="nil"/>
+            </w:tcBorders>
           </w:tcPr>
           <w:p>
             <w:pPr>
@@ -7269,11 +9400,17 @@
         <w:tc>
           <w:tcPr>
             <w:tcW w:w="2268" w:type="dxa"/>
-            <w:vAlign w:val="center"/>
-          </w:tcPr>
-          <w:p>
-            <w:pPr>
-              <w:spacing w:after="0" w:line="240" w:lineRule="auto"/>
+            <w:tcBorders>
+              <w:top w:val="nil"/>
+              <w:left w:val="nil"/>
+              <w:bottom w:val="nil"/>
+              <w:right w:val="nil"/>
+            </w:tcBorders>
+            <w:vAlign w:val="center"/>
+          </w:tcPr>
+          <w:p>
+            <w:pPr>
+              <w:spacing w:line="240" w:lineRule="auto"/>
               <w:ind w:firstLine="0"/>
               <w:jc w:val="center"/>
             </w:pPr>
@@ -7288,11 +9425,17 @@
         <w:tc>
           <w:tcPr>
             <w:tcW w:w="3969" w:type="dxa"/>
-            <w:vAlign w:val="center"/>
-          </w:tcPr>
-          <w:p>
-            <w:pPr>
-              <w:spacing w:after="0" w:line="240" w:lineRule="auto"/>
+            <w:tcBorders>
+              <w:top w:val="nil"/>
+              <w:left w:val="nil"/>
+              <w:bottom w:val="nil"/>
+              <w:right w:val="nil"/>
+            </w:tcBorders>
+            <w:vAlign w:val="center"/>
+          </w:tcPr>
+          <w:p>
+            <w:pPr>
+              <w:spacing w:line="240" w:lineRule="auto"/>
               <w:ind w:firstLine="0"/>
               <w:jc w:val="center"/>
             </w:pPr>
@@ -7307,11 +9450,17 @@
         <w:tc>
           <w:tcPr>
             <w:tcW w:w="1701" w:type="dxa"/>
-            <w:vAlign w:val="center"/>
-          </w:tcPr>
-          <w:p>
-            <w:pPr>
-              <w:spacing w:after="0" w:line="240" w:lineRule="auto"/>
+            <w:tcBorders>
+              <w:top w:val="nil"/>
+              <w:left w:val="nil"/>
+              <w:bottom w:val="nil"/>
+              <w:right w:val="nil"/>
+            </w:tcBorders>
+            <w:vAlign w:val="center"/>
+          </w:tcPr>
+          <w:p>
+            <w:pPr>
+              <w:spacing w:line="240" w:lineRule="auto"/>
               <w:ind w:firstLine="0"/>
               <w:jc w:val="center"/>
             </w:pPr>
@@ -7332,11 +9481,17 @@
         <w:tc>
           <w:tcPr>
             <w:tcW w:w="2268" w:type="dxa"/>
-            <w:vAlign w:val="center"/>
-          </w:tcPr>
-          <w:p>
-            <w:pPr>
-              <w:spacing w:after="0" w:line="240" w:lineRule="auto"/>
+            <w:tcBorders>
+              <w:top w:val="nil"/>
+              <w:left w:val="nil"/>
+              <w:bottom w:val="nil"/>
+              <w:right w:val="nil"/>
+            </w:tcBorders>
+            <w:vAlign w:val="center"/>
+          </w:tcPr>
+          <w:p>
+            <w:pPr>
+              <w:spacing w:line="240" w:lineRule="auto"/>
               <w:ind w:firstLine="0"/>
               <w:jc w:val="center"/>
             </w:pPr>
@@ -7351,11 +9506,17 @@
         <w:tc>
           <w:tcPr>
             <w:tcW w:w="3969" w:type="dxa"/>
-            <w:vAlign w:val="center"/>
-          </w:tcPr>
-          <w:p>
-            <w:pPr>
-              <w:spacing w:after="0" w:line="240" w:lineRule="auto"/>
+            <w:tcBorders>
+              <w:top w:val="nil"/>
+              <w:left w:val="nil"/>
+              <w:bottom w:val="nil"/>
+              <w:right w:val="nil"/>
+            </w:tcBorders>
+            <w:vAlign w:val="center"/>
+          </w:tcPr>
+          <w:p>
+            <w:pPr>
+              <w:spacing w:line="240" w:lineRule="auto"/>
               <w:ind w:firstLine="0"/>
               <w:jc w:val="center"/>
             </w:pPr>
@@ -7370,11 +9531,17 @@
         <w:tc>
           <w:tcPr>
             <w:tcW w:w="1701" w:type="dxa"/>
-            <w:vAlign w:val="center"/>
-          </w:tcPr>
-          <w:p>
-            <w:pPr>
-              <w:spacing w:after="0" w:line="240" w:lineRule="auto"/>
+            <w:tcBorders>
+              <w:top w:val="nil"/>
+              <w:left w:val="nil"/>
+              <w:bottom w:val="nil"/>
+              <w:right w:val="nil"/>
+            </w:tcBorders>
+            <w:vAlign w:val="center"/>
+          </w:tcPr>
+          <w:p>
+            <w:pPr>
+              <w:spacing w:line="240" w:lineRule="auto"/>
               <w:ind w:firstLine="0"/>
               <w:jc w:val="center"/>
             </w:pPr>
@@ -7395,11 +9562,17 @@
         <w:tc>
           <w:tcPr>
             <w:tcW w:w="2268" w:type="dxa"/>
-            <w:vAlign w:val="center"/>
-          </w:tcPr>
-          <w:p>
-            <w:pPr>
-              <w:spacing w:after="0" w:line="240" w:lineRule="auto"/>
+            <w:tcBorders>
+              <w:top w:val="nil"/>
+              <w:left w:val="nil"/>
+              <w:bottom w:val="nil"/>
+              <w:right w:val="nil"/>
+            </w:tcBorders>
+            <w:vAlign w:val="center"/>
+          </w:tcPr>
+          <w:p>
+            <w:pPr>
+              <w:spacing w:line="240" w:lineRule="auto"/>
               <w:ind w:firstLine="0"/>
               <w:jc w:val="center"/>
             </w:pPr>
@@ -7414,11 +9587,17 @@
         <w:tc>
           <w:tcPr>
             <w:tcW w:w="3969" w:type="dxa"/>
-            <w:vAlign w:val="center"/>
-          </w:tcPr>
-          <w:p>
-            <w:pPr>
-              <w:spacing w:after="0" w:line="240" w:lineRule="auto"/>
+            <w:tcBorders>
+              <w:top w:val="nil"/>
+              <w:left w:val="nil"/>
+              <w:bottom w:val="nil"/>
+              <w:right w:val="nil"/>
+            </w:tcBorders>
+            <w:vAlign w:val="center"/>
+          </w:tcPr>
+          <w:p>
+            <w:pPr>
+              <w:spacing w:line="240" w:lineRule="auto"/>
               <w:ind w:firstLine="0"/>
               <w:jc w:val="center"/>
             </w:pPr>
@@ -7433,11 +9612,17 @@
         <w:tc>
           <w:tcPr>
             <w:tcW w:w="1701" w:type="dxa"/>
-            <w:vAlign w:val="center"/>
-          </w:tcPr>
-          <w:p>
-            <w:pPr>
-              <w:spacing w:after="0" w:line="240" w:lineRule="auto"/>
+            <w:tcBorders>
+              <w:top w:val="nil"/>
+              <w:left w:val="nil"/>
+              <w:bottom w:val="nil"/>
+              <w:right w:val="nil"/>
+            </w:tcBorders>
+            <w:vAlign w:val="center"/>
+          </w:tcPr>
+          <w:p>
+            <w:pPr>
+              <w:spacing w:line="240" w:lineRule="auto"/>
               <w:ind w:firstLine="0"/>
               <w:jc w:val="center"/>
             </w:pPr>
@@ -7458,11 +9643,17 @@
         <w:tc>
           <w:tcPr>
             <w:tcW w:w="2268" w:type="dxa"/>
-            <w:vAlign w:val="center"/>
-          </w:tcPr>
-          <w:p>
-            <w:pPr>
-              <w:spacing w:after="0" w:line="240" w:lineRule="auto"/>
+            <w:tcBorders>
+              <w:top w:val="nil"/>
+              <w:left w:val="nil"/>
+              <w:bottom w:val="single" w:sz="5" w:space="0" w:color="auto"/>
+              <w:right w:val="nil"/>
+            </w:tcBorders>
+            <w:vAlign w:val="center"/>
+          </w:tcPr>
+          <w:p>
+            <w:pPr>
+              <w:spacing w:line="240" w:lineRule="auto"/>
               <w:ind w:firstLine="0"/>
               <w:jc w:val="center"/>
             </w:pPr>
@@ -7477,11 +9668,17 @@
         <w:tc>
           <w:tcPr>
             <w:tcW w:w="3969" w:type="dxa"/>
-            <w:vAlign w:val="center"/>
-          </w:tcPr>
-          <w:p>
-            <w:pPr>
-              <w:spacing w:after="0" w:line="240" w:lineRule="auto"/>
+            <w:tcBorders>
+              <w:top w:val="nil"/>
+              <w:left w:val="nil"/>
+              <w:bottom w:val="single" w:sz="5" w:space="0" w:color="auto"/>
+              <w:right w:val="nil"/>
+            </w:tcBorders>
+            <w:vAlign w:val="center"/>
+          </w:tcPr>
+          <w:p>
+            <w:pPr>
+              <w:spacing w:line="240" w:lineRule="auto"/>
               <w:ind w:firstLine="0"/>
               <w:jc w:val="center"/>
             </w:pPr>
@@ -7496,11 +9693,17 @@
         <w:tc>
           <w:tcPr>
             <w:tcW w:w="1701" w:type="dxa"/>
-            <w:vAlign w:val="center"/>
-          </w:tcPr>
-          <w:p>
-            <w:pPr>
-              <w:spacing w:after="0" w:line="240" w:lineRule="auto"/>
+            <w:tcBorders>
+              <w:top w:val="nil"/>
+              <w:left w:val="nil"/>
+              <w:bottom w:val="single" w:sz="5" w:space="0" w:color="auto"/>
+              <w:right w:val="nil"/>
+            </w:tcBorders>
+            <w:vAlign w:val="center"/>
+          </w:tcPr>
+          <w:p>
+            <w:pPr>
+              <w:spacing w:line="240" w:lineRule="auto"/>
               <w:ind w:firstLine="0"/>
               <w:jc w:val="center"/>
             </w:pPr>
@@ -7516,40 +9719,46 @@
     </w:tbl>
     <w:p>
       <w:pPr>
-        <w:spacing w:after="180"/>
+        <w:spacing w:after="120" w:line="240" w:lineRule="auto"/>
+        <w:ind w:firstLine="0"/>
       </w:pPr>
       <w:r>
         <w:rPr>
-          <w:sz w:val="20"/>
+          <w:sz w:val="18"/>
         </w:rPr>
         <w:t>Fonte: regressões ponderadas dos 17 pontos; incertezas formais sem reescala.</w:t>
       </w:r>
     </w:p>
     <w:p>
-      <w:pPr>
-        <w:pStyle w:val="Heading2"/>
-      </w:pPr>
-      <w:r>
-        <w:t>4.4 Interpretação dos resíduos</w:t>
+      <w:r>
+        <w:br w:type="page"/>
       </w:r>
     </w:p>
     <w:p>
-      <w:r>
-        <w:t>Os dois modelos com n = 2 produzem valores numéricos próximos, mas derivam das mesmas medições e não constituem confirmações independentes. Os elevados qui-quadrados reduzidos mostram que os resíduos superam amplamente a escala de incerteza adotada. Assim, as incertezas pequenas de g refletem apenas a fórmula do ajuste sob as hipóteses usadas, sem demonstrar precisão física de milésimos de m/s².</w:t>
+      <w:pPr>
+        <w:pStyle w:val="Heading2"/>
+      </w:pPr>
+      <w:r>
+        <w:lastRenderedPageBreak/>
+        <w:t>4.4 Interpretação dos resíduos</w:t>
       </w:r>
     </w:p>
     <w:p>
       <w:r>
-        <w:lastRenderedPageBreak/>
-        <w:t>O intercepto livre reduz fortemente os resíduos. Ele pode parametrizar um deslocamento efetivo de referência ou outro desvio do modelo simples, mas as medições disponíveis não identificam sua causa. Não se alteraram as alturas nem se eliminaram pontos para forçar concordância. A altura sem incerteza considerada, possíveis atrasos do acionamento e diferenças na soltura são limitações que exigiriam dados adicionais para avaliação quantitativa.</w:t>
+        <w:t>Os dois modelos com n = 2 produzem valores numéricos próximos, mas derivam das mesmas medições e não constituem confirmações independentes. Os elevados qui-quadrados reduzidos mostram que os resíduos superam amplamente a escala de incerteza adotada. Assim, as incertezas pequenas de g refletem apenas a fórmula do ajuste sob as hipóteses usadas, sem demonstrar precisão física de milésimos de m/s².</w:t>
       </w:r>
     </w:p>
     <w:p>
       <w:r>
-        <w:t>A relação empírica com expoente livre descreve o intervalo observado, aproximadamente 0,158 a 0,433 s. Para n ≠ 2, a aceleração obtida pela segunda derivada da lei de potência depende do tempo. Por isso, essa relação não fornece um único valor de g sem a hipótese adicional n = 2. Os resultados do ajuste quadrático devem ser lidos como estimativas condicionais a essa hipótese.</w:t>
+        <w:t>O intercepto livre reduz fortemente os resíduos. Ele pode parametrizar um deslocamento efetivo de referência ou outro desvio do modelo simples, mas as medições disponíveis não identificam sua causa. Não se alteraram as alturas nem se eliminaram pontos para forçar concordância. A altura sem incerteza considerada, possíveis atrasos do acionamento e diferenças na soltura são limitações que exigiriam dados adicionais para avaliação quantitativa.</w:t>
       </w:r>
     </w:p>
     <w:p>
+      <w:r>
+        <w:t>A relação empírica com expoente livre descreve o intervalo observado, aproximadamente 0,158 a 0,433 s. Para n ≠ 2, a aceleração obtida pela segunda derivada da lei de potência depende do tempo. Por isso, essa relação não fornece um único valor de g sem a hipótese adicional n = 2. Os resultados do ajuste quadrático devem ser lidos como estimativas condicionais a essa hipótese.</w:t>
+      </w:r>
+    </w:p>
+    <w:p>
       <w:pPr>
         <w:pStyle w:val="Heading1"/>
       </w:pPr>
@@ -7608,14 +9817,12 @@
       </w:r>
     </w:p>
     <w:sectPr>
-      <w:headerReference w:type="default" r:id="rId13"/>
-      <w:footerReference w:type="default" r:id="rId14"/>
-      <w:headerReference w:type="first" r:id="rId15"/>
-      <w:footerReference w:type="first" r:id="rId16"/>
+      <w:headerReference w:type="default" r:id="rId17"/>
+      <w:footerReference w:type="default" r:id="rId18"/>
       <w:pgSz w:w="11906" w:h="16838"/>
-      <w:pgMar w:top="1701" w:right="1134" w:bottom="1134" w:left="1701" w:header="709" w:footer="709" w:gutter="0"/>
+      <w:pgMar w:top="1701" w:right="1134" w:bottom="1134" w:left="1701" w:header="680" w:footer="709" w:gutter="0"/>
+      <w:pgNumType w:start="5"/>
       <w:cols w:space="708"/>
-      <w:titlePg/>
       <w:docGrid w:linePitch="360"/>
     </w:sectPr>
   </w:body>
@@ -7646,31 +9853,22 @@
   <w:p>
     <w:pPr>
       <w:pStyle w:val="Footer"/>
-      <w:jc w:val="center"/>
     </w:pPr>
-    <w:r>
-      <w:fldChar w:fldCharType="begin"/>
-    </w:r>
-    <w:r>
-      <w:instrText xml:space="preserve"> PAGE </w:instrText>
-    </w:r>
-    <w:r>
-      <w:fldChar w:fldCharType="separate"/>
-    </w:r>
-    <w:r>
-      <w:rPr>
-        <w:noProof/>
-      </w:rPr>
-      <w:t>2</w:t>
-    </w:r>
-    <w:r>
-      <w:fldChar w:fldCharType="end"/>
-    </w:r>
   </w:p>
 </w:ftr>
 </file>
 
 <file path=word/footer2.xml><?xml version="1.0" encoding="utf-8"?>
+<w:ftr xmlns:wpc="http://schemas.microsoft.com/office/word/2010/wordprocessingCanvas" xmlns:cx="http://schemas.microsoft.com/office/drawing/2014/chartex" xmlns:cx1="http://schemas.microsoft.com/office/drawing/2015/9/8/chartex" xmlns:cx2="http://schemas.microsoft.com/office/drawing/2015/10/21/chartex" xmlns:cx3="http://schemas.microsoft.com/office/drawing/2016/5/9/chartex" xmlns:cx4="http://schemas.microsoft.com/office/drawing/2016/5/10/chartex" xmlns:cx5="http://schemas.microsoft.com/office/drawing/2016/5/11/chartex" xmlns:cx6="http://schemas.microsoft.com/office/drawing/2016/5/12/chartex" xmlns:cx7="http://schemas.microsoft.com/office/drawing/2016/5/13/chartex" xmlns:cx8="http://schemas.microsoft.com/office/drawing/2016/5/14/chartex" xmlns:mc="http://schemas.openxmlformats.org/markup-compatibility/2006" xmlns:aink="http://schemas.microsoft.com/office/drawing/2016/ink" xmlns:am3d="http://schemas.microsoft.com/office/drawing/2017/model3d" xmlns:o="urn:schemas-microsoft-com:office:office" xmlns:oel="http://schemas.microsoft.com/office/2019/extlst" xmlns:r="http://schemas.openxmlformats.org/officeDocument/2006/relationships" xmlns:m="http://schemas.openxmlformats.org/officeDocument/2006/math" xmlns:v="urn:schemas-microsoft-com:vml" xmlns:wp14="http://schemas.microsoft.com/office/word/2010/wordprocessingDrawing" xmlns:wp="http://schemas.openxmlformats.org/drawingml/2006/wordprocessingDrawing" xmlns:w10="urn:schemas-microsoft-com:office:word" xmlns:w="http://schemas.openxmlformats.org/wordprocessingml/2006/main" xmlns:w14="http://schemas.microsoft.com/office/word/2010/wordml" xmlns:w15="http://schemas.microsoft.com/office/word/2012/wordml" xmlns:w16cex="http://schemas.microsoft.com/office/word/2018/wordml/cex" xmlns:w16cid="http://schemas.microsoft.com/office/word/2016/wordml/cid" xmlns:w16="http://schemas.microsoft.com/office/word/2018/wordml" xmlns:w16du="http://schemas.microsoft.com/office/word/2023/wordml/word16du" xmlns:w16sdtdh="http://schemas.microsoft.com/office/word/2020/wordml/sdtdatahash" xmlns:w16sdtfl="http://schemas.microsoft.com/office/word/2024/wordml/sdtformatlock" xmlns:w16se="http://schemas.microsoft.com/office/word/2015/wordml/symex" xmlns:wpg="http://schemas.microsoft.com/office/word/2010/wordprocessingGroup" xmlns:wpi="http://schemas.microsoft.com/office/word/2010/wordprocessingInk" xmlns:wne="http://schemas.microsoft.com/office/word/2006/wordml" xmlns:wps="http://schemas.microsoft.com/office/word/2010/wordprocessingShape" mc:Ignorable="w14 w15 w16se w16cid w16 w16cex w16sdtdh w16sdtfl w16du wp14">
+  <w:p>
+    <w:pPr>
+      <w:pStyle w:val="Footer"/>
+    </w:pPr>
+  </w:p>
+</w:ftr>
+</file>
+
+<file path=word/footer3.xml><?xml version="1.0" encoding="utf-8"?>
 <w:ftr xmlns:wpc="http://schemas.microsoft.com/office/word/2010/wordprocessingCanvas" xmlns:cx="http://schemas.microsoft.com/office/drawing/2014/chartex" xmlns:cx1="http://schemas.microsoft.com/office/drawing/2015/9/8/chartex" xmlns:cx2="http://schemas.microsoft.com/office/drawing/2015/10/21/chartex" xmlns:cx3="http://schemas.microsoft.com/office/drawing/2016/5/9/chartex" xmlns:cx4="http://schemas.microsoft.com/office/drawing/2016/5/10/chartex" xmlns:cx5="http://schemas.microsoft.com/office/drawing/2016/5/11/chartex" xmlns:cx6="http://schemas.microsoft.com/office/drawing/2016/5/12/chartex" xmlns:cx7="http://schemas.microsoft.com/office/drawing/2016/5/13/chartex" xmlns:cx8="http://schemas.microsoft.com/office/drawing/2016/5/14/chartex" xmlns:mc="http://schemas.openxmlformats.org/markup-compatibility/2006" xmlns:aink="http://schemas.microsoft.com/office/drawing/2016/ink" xmlns:am3d="http://schemas.microsoft.com/office/drawing/2017/model3d" xmlns:o="urn:schemas-microsoft-com:office:office" xmlns:oel="http://schemas.microsoft.com/office/2019/extlst" xmlns:r="http://schemas.openxmlformats.org/officeDocument/2006/relationships" xmlns:m="http://schemas.openxmlformats.org/officeDocument/2006/math" xmlns:v="urn:schemas-microsoft-com:vml" xmlns:wp14="http://schemas.microsoft.com/office/word/2010/wordprocessingDrawing" xmlns:wp="http://schemas.openxmlformats.org/drawingml/2006/wordprocessingDrawing" xmlns:w10="urn:schemas-microsoft-com:office:word" xmlns:w="http://schemas.openxmlformats.org/wordprocessingml/2006/main" xmlns:w14="http://schemas.microsoft.com/office/word/2010/wordml" xmlns:w15="http://schemas.microsoft.com/office/word/2012/wordml" xmlns:w16cex="http://schemas.microsoft.com/office/word/2018/wordml/cex" xmlns:w16cid="http://schemas.microsoft.com/office/word/2016/wordml/cid" xmlns:w16="http://schemas.microsoft.com/office/word/2018/wordml" xmlns:w16du="http://schemas.microsoft.com/office/word/2023/wordml/word16du" xmlns:w16sdtdh="http://schemas.microsoft.com/office/word/2020/wordml/sdtdatahash" xmlns:w16sdtfl="http://schemas.microsoft.com/office/word/2024/wordml/sdtformatlock" xmlns:w16se="http://schemas.microsoft.com/office/word/2015/wordml/symex" xmlns:wpg="http://schemas.microsoft.com/office/word/2010/wordprocessingGroup" xmlns:wpi="http://schemas.microsoft.com/office/word/2010/wordprocessingInk" xmlns:wne="http://schemas.microsoft.com/office/word/2006/wordml" xmlns:wps="http://schemas.microsoft.com/office/word/2010/wordprocessingShape" mc:Ignorable="w14 w15 w16se w16cid w16 w16cex w16sdtdh w16sdtfl w16du wp14">
   <w:p>
     <w:pPr>
@@ -7718,6 +9916,53 @@
     <w:pPr>
       <w:pStyle w:val="Header"/>
     </w:pPr>
+  </w:p>
+</w:hdr>
+</file>
+
+<file path=word/header3.xml><?xml version="1.0" encoding="utf-8"?>
+<w:hdr xmlns:wpc="http://schemas.microsoft.com/office/word/2010/wordprocessingCanvas" xmlns:cx="http://schemas.microsoft.com/office/drawing/2014/chartex" xmlns:cx1="http://schemas.microsoft.com/office/drawing/2015/9/8/chartex" xmlns:cx2="http://schemas.microsoft.com/office/drawing/2015/10/21/chartex" xmlns:cx3="http://schemas.microsoft.com/office/drawing/2016/5/9/chartex" xmlns:cx4="http://schemas.microsoft.com/office/drawing/2016/5/10/chartex" xmlns:cx5="http://schemas.microsoft.com/office/drawing/2016/5/11/chartex" xmlns:cx6="http://schemas.microsoft.com/office/drawing/2016/5/12/chartex" xmlns:cx7="http://schemas.microsoft.com/office/drawing/2016/5/13/chartex" xmlns:cx8="http://schemas.microsoft.com/office/drawing/2016/5/14/chartex" xmlns:mc="http://schemas.openxmlformats.org/markup-compatibility/2006" xmlns:aink="http://schemas.microsoft.com/office/drawing/2016/ink" xmlns:am3d="http://schemas.microsoft.com/office/drawing/2017/model3d" xmlns:o="urn:schemas-microsoft-com:office:office" xmlns:oel="http://schemas.microsoft.com/office/2019/extlst" xmlns:r="http://schemas.openxmlformats.org/officeDocument/2006/relationships" xmlns:m="http://schemas.openxmlformats.org/officeDocument/2006/math" xmlns:v="urn:schemas-microsoft-com:vml" xmlns:wp14="http://schemas.microsoft.com/office/word/2010/wordprocessingDrawing" xmlns:wp="http://schemas.openxmlformats.org/drawingml/2006/wordprocessingDrawing" xmlns:w10="urn:schemas-microsoft-com:office:word" xmlns:w="http://schemas.openxmlformats.org/wordprocessingml/2006/main" xmlns:w14="http://schemas.microsoft.com/office/word/2010/wordml" xmlns:w15="http://schemas.microsoft.com/office/word/2012/wordml" xmlns:w16cex="http://schemas.microsoft.com/office/word/2018/wordml/cex" xmlns:w16cid="http://schemas.microsoft.com/office/word/2016/wordml/cid" xmlns:w16="http://schemas.microsoft.com/office/word/2018/wordml" xmlns:w16du="http://schemas.microsoft.com/office/word/2023/wordml/word16du" xmlns:w16sdtdh="http://schemas.microsoft.com/office/word/2020/wordml/sdtdatahash" xmlns:w16sdtfl="http://schemas.microsoft.com/office/word/2024/wordml/sdtformatlock" xmlns:w16se="http://schemas.microsoft.com/office/word/2015/wordml/symex" xmlns:wpg="http://schemas.microsoft.com/office/word/2010/wordprocessingGroup" xmlns:wpi="http://schemas.microsoft.com/office/word/2010/wordprocessingInk" xmlns:wne="http://schemas.microsoft.com/office/word/2006/wordml" xmlns:wps="http://schemas.microsoft.com/office/word/2010/wordprocessingShape" mc:Ignorable="w14 w15 w16se w16cid w16 w16cex w16sdtdh w16sdtfl w16du wp14">
+  <w:p>
+    <w:pPr>
+      <w:pStyle w:val="Header"/>
+      <w:jc w:val="right"/>
+    </w:pPr>
+    <w:r>
+      <w:rPr>
+        <w:rFonts w:ascii="Arial" w:hAnsi="Arial"/>
+        <w:sz w:val="20"/>
+      </w:rPr>
+      <w:fldChar w:fldCharType="begin"/>
+    </w:r>
+    <w:r>
+      <w:rPr>
+        <w:rFonts w:ascii="Arial" w:hAnsi="Arial"/>
+        <w:sz w:val="20"/>
+      </w:rPr>
+      <w:instrText xml:space="preserve"> PAGE </w:instrText>
+    </w:r>
+    <w:r>
+      <w:rPr>
+        <w:rFonts w:ascii="Arial" w:hAnsi="Arial"/>
+        <w:sz w:val="20"/>
+      </w:rPr>
+      <w:fldChar w:fldCharType="separate"/>
+    </w:r>
+    <w:r>
+      <w:rPr>
+        <w:rFonts w:ascii="Arial" w:hAnsi="Arial"/>
+        <w:noProof/>
+        <w:sz w:val="20"/>
+      </w:rPr>
+      <w:t>5</w:t>
+    </w:r>
+    <w:r>
+      <w:rPr>
+        <w:rFonts w:ascii="Arial" w:hAnsi="Arial"/>
+        <w:sz w:val="20"/>
+      </w:rPr>
+      <w:fldChar w:fldCharType="end"/>
+    </w:r>
   </w:p>
 </w:hdr>
 </file>
@@ -10676,7 +12921,7 @@
     <w:qFormat/>
     <w:rsid w:val="00082456"/>
     <w:pPr>
-      <w:spacing w:after="120" w:line="360" w:lineRule="auto"/>
+      <w:spacing w:line="360" w:lineRule="auto"/>
       <w:ind w:firstLine="709"/>
       <w:jc w:val="both"/>
     </w:pPr>

--- a/FisicaEx03/Relatorio_Final.docx
+++ b/FisicaEx03/Relatorio_Final.docx
@@ -26,19 +26,30 @@
     </w:p>
     <w:p>
       <w:pPr>
-        <w:pStyle w:val="Autor"/>
-        <w:spacing w:before="700"/>
-      </w:pPr>
-      <w:r>
+        <w:pStyle w:val="Ttulodotrabalho"/>
+        <w:spacing w:before="1040"/>
+        <w:rPr>
+          <w:rFonts w:ascii="Times New Roman" w:hAnsi="Times New Roman"/>
+          <w:b w:val="0"/>
+          <w:szCs w:val="28"/>
+        </w:rPr>
+      </w:pPr>
+      <w:r>
+        <w:rPr>
+          <w:rFonts w:ascii="Times New Roman" w:hAnsi="Times New Roman"/>
+          <w:b w:val="0"/>
+          <w:szCs w:val="28"/>
+        </w:rPr>
         <w:t>Heitor Yochida de Ávila</w:t>
       </w:r>
       <w:r>
+        <w:rPr>
+          <w:rFonts w:ascii="Times New Roman" w:hAnsi="Times New Roman"/>
+          <w:b w:val="0"/>
+          <w:szCs w:val="28"/>
+        </w:rPr>
         <w:br/>
-        <w:t>Sofia Skolimoski</w:t>
-      </w:r>
-      <w:r>
-        <w:br/>
-        <w:t>Tiago de Almeida Raile</w:t>
+        <w:t>Jonathan Alves de Freitas das Neves Souza</w:t>
       </w:r>
     </w:p>
     <w:p>
@@ -146,6 +157,9 @@
         <w:spacing w:after="140" w:line="240" w:lineRule="auto"/>
         <w:ind w:left="4592" w:firstLine="0"/>
         <w:jc w:val="left"/>
+        <w:rPr>
+          <w:rFonts w:ascii="Arial" w:hAnsi="Arial"/>
+        </w:rPr>
       </w:pPr>
       <w:r>
         <w:rPr>
@@ -165,14 +179,7 @@
           <w:rFonts w:ascii="Arial" w:hAnsi="Arial"/>
         </w:rPr>
         <w:br/>
-        <w:t>12621ETE001</w:t>
-      </w:r>
-      <w:r>
-        <w:rPr>
-          <w:rFonts w:ascii="Arial" w:hAnsi="Arial"/>
-        </w:rPr>
-        <w:br/>
-        <w:t>12621EAU003</w:t>
+        <w:t>12621ETE007</w:t>
       </w:r>
     </w:p>
     <w:p>
@@ -231,13 +238,7 @@
     </w:p>
     <w:p>
       <w:r>
-        <w:t xml:space="preserve">Investigou-se a queda livre por meio de 51 leituras de tempo em 17 alturas entre 10 e 90 cm. Para cada altura, calculou-se o tempo médio e sua incerteza, combinando o desvio padrão da média com a contribuição instrumental de 0,0001 s. A altura foi tratada sem incerteza considerada, conforme o registro do experimento. A relação entre as grandezas foi analisada por linearização logarítmica e por ajuste de t² em função da altura. O ajuste de potência com expoente livre forneceu n = 2,108 ± 0,002 e C = (5,31 ± </w:t>
-      </w:r>
-      <w:r>
-        <w:t>0,01) m para d = C(t/1 s)ⁿ. Ao impor n = 2, os ajustes logarítmico e de t² pela origem forneceram, respectivamente, g = (9,468 ± 0,003) m/s² e g = (9,475 ± 0,003) m/s². Os qui-quadrados reduzidos, superiores a 300 nesses modelos restritos, mostram que suas incertezas formais não expressam a dispersão total dos dados. Um ajuste adicional com intercepto livre reduziu o qui-quadrado reduzido para 3,08 e forneceu g = (9,878 ± 0,007) m/s², sem identificar a origem física do intercepto. Os resultados caracterizam</w:t>
-      </w:r>
-      <w:r>
-        <w:t xml:space="preserve"> as medidas obtidas e os limites das hipóteses empregadas.</w:t>
+        <w:t>Investigou-se a queda livre por meio de 51 leituras de tempo em 17 alturas entre 10 e 90 cm. Para cada altura, calculou-se o tempo médio e sua incerteza, combinando o desvio padrão da média com a contribuição instrumental de 0,0001 s. A altura foi tratada sem incerteza considerada, conforme o registro do experimento. A relação entre as grandezas foi analisada por linearização logarítmica e por ajuste de t² em função da altura. O ajuste de potência com expoente livre forneceu n = 2,108 ± 0,002 e C = (5,31 ± 0,01) m para d = C(t/1 s)ⁿ. Ao impor n = 2, os ajustes logarítmico e de t² pela origem forneceram, respectivamente, g = (9,468 ± 0,003) m/s² e g = (9,475 ± 0,003) m/s². Os qui-quadrados reduzidos, superiores a 300 nesses modelos restritos, mostram que suas incertezas formais não expressam a dispersão total dos dados. Um ajuste adicional com intercepto livre reduziu o qui-quadrado reduzido para 3,08 e forneceu g = (9,878 ± 0,007) m/s², sem identificar a origem física do intercepto. Os resultados caracterizam as medidas obtidas e os limites das hipóteses empregadas.</w:t>
       </w:r>
     </w:p>
     <w:p>
@@ -944,11 +945,6 @@
       </w:r>
     </w:p>
     <w:p>
-      <w:r>
-        <w:t>Escreve-se a hipótese empírica como d = C(t̄/1 s)ⁿ, com C em metros e n adimensional. A transformação logarítmica produziria ln(d/1 m) = ln(C/1 m) + n ln(t̄/1 s). Como só o tempo recebeu incerteza no tratamento, a regressão ponderada é orientada no sentido inverso, mantendo o tempo no eixo vertical:</w:t>
-      </w:r>
-    </w:p>
-    <w:p>
       <w:pPr>
         <w:keepLines/>
         <w:tabs>
@@ -957,15 +953,32 @@
         <w:jc w:val="center"/>
       </w:pPr>
       <w:r>
+        <w:t>Escreve-se a hipótese empírica como d = C(t̄/1 s)ⁿ, com C em metros e n adimensional. A transformação logarítmica produz ln(d/1 m) = ln(C/1 m) + n ln(t̄/1 s). No modelo ideal, n = 2, A = ln[g/(2 m/s²)] e g = (2 m/s²) exp(A), pela linearização direta. Como só o tempo recebeu incerteza no tratamento, a regressão ponderada é orientada no sentido inverso, mantendo o tempo no eixo vertical:</w:t>
+      </w:r>
+    </w:p>
+    <w:p>
+      <w:pPr>
+        <w:keepLines/>
+        <w:tabs>
+          <w:tab w:val="right" w:pos="8504"/>
+        </w:tabs>
+        <w:jc w:val="center"/>
+        <w:rPr>
+          <w:lang w:val="en-US"/>
+        </w:rPr>
+      </w:pPr>
+      <w:r>
         <w:rPr>
           <w:rFonts w:ascii="Cambria Math" w:hAnsi="Cambria Math"/>
           <w:sz w:val="22"/>
+          <w:lang w:val="en-US"/>
         </w:rPr>
         <w:t>X = ln(d/1 m);  Y = ln(t̄/1 s);  Y = aX + b</w:t>
       </w:r>
       <w:r>
         <w:rPr>
           <w:sz w:val="20"/>
+          <w:lang w:val="en-US"/>
         </w:rPr>
         <w:tab/>
         <w:t>(4)</w:t>
@@ -9813,7 +9826,16 @@
     </w:p>
     <w:p>
       <w:r>
-        <w:t>SOUSA, Lucas Soares. Aula 2 – Laboratório de Física 1. [S. l.: s. n.], [s. d.]. 19 slides. Material de aula sobre propagação de incertezas, linearização e regressão linear.</w:t>
+        <w:t xml:space="preserve">SOUSA, Lucas Soares. Aula 2 – Laboratório de Física 1. </w:t>
+      </w:r>
+      <w:r>
+        <w:rPr>
+          <w:lang w:val="en-US"/>
+        </w:rPr>
+        <w:t xml:space="preserve">[S. l.: s. n.], [s. d.]. 19 slides. </w:t>
+      </w:r>
+      <w:r>
+        <w:t>Material de aula sobre propagação de incertezas, linearização e regressão linear.</w:t>
       </w:r>
     </w:p>
     <w:sectPr>

--- a/FisicaEx03/Relatorio_Final.docx
+++ b/FisicaEx03/Relatorio_Final.docx
@@ -376,6 +376,72 @@
     </w:p>
     <w:p>
       <w:pPr>
+        <w:tabs>
+          <w:tab w:val="right" w:leader="dot" w:pos="8504"/>
+        </w:tabs>
+        <w:spacing w:line="240" w:lineRule="auto"/>
+        <w:ind w:firstLine="0"/>
+      </w:pPr>
+      <w:r>
+        <w:rPr>
+          <w:sz w:val="20"/>
+        </w:rPr>
+        <w:t>Figura 6 – Visão geral da montagem experimental</w:t>
+      </w:r>
+      <w:r>
+        <w:rPr>
+          <w:sz w:val="20"/>
+        </w:rPr>
+        <w:tab/>
+        <w:t>17</w:t>
+      </w:r>
+    </w:p>
+    <w:p>
+      <w:pPr>
+        <w:tabs>
+          <w:tab w:val="right" w:leader="dot" w:pos="8504"/>
+        </w:tabs>
+        <w:spacing w:line="240" w:lineRule="auto"/>
+        <w:ind w:firstLine="0"/>
+      </w:pPr>
+      <w:r>
+        <w:rPr>
+          <w:sz w:val="20"/>
+        </w:rPr>
+        <w:t>Figura 7 – Esfera, suporte e plataforma de parada</w:t>
+      </w:r>
+      <w:r>
+        <w:rPr>
+          <w:sz w:val="20"/>
+        </w:rPr>
+        <w:tab/>
+        <w:t>18</w:t>
+      </w:r>
+    </w:p>
+    <w:p>
+      <w:pPr>
+        <w:tabs>
+          <w:tab w:val="right" w:leader="dot" w:pos="8504"/>
+        </w:tabs>
+        <w:spacing w:line="240" w:lineRule="auto"/>
+        <w:ind w:firstLine="0"/>
+      </w:pPr>
+      <w:r>
+        <w:rPr>
+          <w:sz w:val="20"/>
+        </w:rPr>
+        <w:t>Figura 8 – Unidade de cronometragem</w:t>
+      </w:r>
+      <w:r>
+        <w:rPr>
+          <w:sz w:val="20"/>
+        </w:rPr>
+        <w:tab/>
+        <w:t>18</w:t>
+      </w:r>
+    </w:p>
+    <w:p>
+      <w:pPr>
         <w:pStyle w:val="Resumo"/>
         <w:spacing w:before="480" w:after="320"/>
       </w:pPr>
@@ -804,6 +870,30 @@
         </w:rPr>
         <w:tab/>
         <w:t>16</w:t>
+      </w:r>
+    </w:p>
+    <w:p>
+      <w:pPr>
+        <w:tabs>
+          <w:tab w:val="right" w:leader="dot" w:pos="8504"/>
+        </w:tabs>
+        <w:spacing w:line="240" w:lineRule="auto"/>
+        <w:ind w:firstLine="0"/>
+      </w:pPr>
+      <w:r>
+        <w:rPr>
+          <w:b/>
+          <w:sz w:val="20"/>
+        </w:rPr>
+        <w:t>APÊNDICE A – REGISTRO FOTOGRÁFICO DA MONTAGEM</w:t>
+      </w:r>
+      <w:r>
+        <w:rPr>
+          <w:b/>
+          <w:sz w:val="20"/>
+        </w:rPr>
+        <w:tab/>
+        <w:t>17</w:t>
       </w:r>
     </w:p>
     <w:p>
@@ -1064,7 +1154,7 @@
     </w:p>
     <w:p>
       <w:r>
-        <w:t>O roteiro do capítulo 12 descreve uma esfera metálica mantida por disparador eletromagnético, uma haste graduada, um cronômetro e uma plataforma de parada. A soltura inicia a contagem, encerrada no impacto. Esse é o arranjo prescrito pela apostila; o grupo forneceu as folhas de medições, sem fotografias da montagem, de modo que detalhes particulares do aparelho não são inferidos das imagens de anotações.</w:t>
+        <w:t>O roteiro do capítulo 12 descreve uma esfera metálica mantida por disparador eletromagnético, uma haste graduada, um cronômetro e uma plataforma de parada. A soltura inicia a contagem, encerrada no impacto. As fotografias fornecidas pelo grupo documentam a montagem utilizada e são apresentadas no Apêndice A. Elas mostram a haste, o suporte da esfera, a base e a unidade de cronometragem, sem permitir concluir ajustes ou calibração que não foram registrados.</w:t>
       </w:r>
     </w:p>
     <w:p>
@@ -9821,7 +9911,7 @@
     </w:p>
     <w:p>
       <w:r>
-        <w:t>REGISTRO de medidas do trabalho 03 de Física Geral Experimental I. Uberlândia, 6 out. 2026. Planilha medidas_fisicaEX03.xlsx e duas fotografias das anotações. Conferido pelo grupo em 9 out. 2026.</w:t>
+        <w:t>REGISTRO de medidas do trabalho 03 de Física Geral Experimental I. Uberlândia, 6 out. 2026. Planilha medidas_fisicaEX03.xlsx, duas fotografias das anotações e cinco fotografias da montagem. Medidas conferidas pelo grupo em 9 out. 2026; imagens da montagem fornecidas em 12 out. 2026.</w:t>
       </w:r>
     </w:p>
     <w:p>
@@ -9836,6 +9926,217 @@
       </w:r>
       <w:r>
         <w:t>Material de aula sobre propagação de incertezas, linearização e regressão linear.</w:t>
+      </w:r>
+    </w:p>
+    <w:p>
+      <w:pPr>
+        <w:pStyle w:val="Heading1"/>
+        <w:keepNext/>
+      </w:pPr>
+      <w:r>
+        <w:t>APÊNDICE A – REGISTRO FOTOGRÁFICO DA MONTAGEM</w:t>
+      </w:r>
+    </w:p>
+    <w:p>
+      <w:pPr>
+        <w:spacing w:after="160"/>
+      </w:pPr>
+      <w:r>
+        <w:t>As imagens fornecidas pelo grupo registram o arranjo observado. Foram selecionadas três vistas complementares: o conjunto completo, a região de queda da esfera e a unidade de cronometragem.</w:t>
+      </w:r>
+    </w:p>
+    <w:p>
+      <w:pPr>
+        <w:keepNext/>
+        <w:spacing w:before="120" w:after="100"/>
+      </w:pPr>
+      <w:r>
+        <w:rPr>
+          <w:sz w:val="20"/>
+        </w:rPr>
+        <w:t>Figura 6 – Visão geral da montagem experimental</w:t>
+      </w:r>
+    </w:p>
+    <w:p>
+      <w:pPr>
+        <w:spacing w:after="80"/>
+        <w:jc w:val="center"/>
+      </w:pPr>
+      <w:r>
+        <w:drawing>
+          <wp:inline xmlns:a="http://schemas.openxmlformats.org/drawingml/2006/main" xmlns:pic="http://schemas.openxmlformats.org/drawingml/2006/picture">
+            <wp:extent cx="3311999" cy="5887998"/>
+            <wp:docPr id="6" name="Picture 6"/>
+            <wp:cNvGraphicFramePr>
+              <a:graphicFrameLocks noChangeAspect="1"/>
+            </wp:cNvGraphicFramePr>
+            <a:graphic>
+              <a:graphicData uri="http://schemas.openxmlformats.org/drawingml/2006/picture">
+                <pic:pic>
+                  <pic:nvPicPr>
+                    <pic:cNvPr id="0" name="montagem_01.jpeg"/>
+                    <pic:cNvPicPr/>
+                  </pic:nvPicPr>
+                  <pic:blipFill>
+                    <a:blip r:embed="rId21"/>
+                    <a:stretch>
+                      <a:fillRect/>
+                    </a:stretch>
+                  </pic:blipFill>
+                  <pic:spPr>
+                    <a:xfrm>
+                      <a:off x="0" y="0"/>
+                      <a:ext cx="3311999" cy="5887998"/>
+                    </a:xfrm>
+                    <a:prstGeom prst="rect"/>
+                  </pic:spPr>
+                </pic:pic>
+              </a:graphicData>
+            </a:graphic>
+          </wp:inline>
+        </w:drawing>
+      </w:r>
+    </w:p>
+    <w:p>
+      <w:pPr>
+        <w:spacing w:after="60"/>
+      </w:pPr>
+      <w:r>
+        <w:rPr>
+          <w:sz w:val="18"/>
+        </w:rPr>
+        <w:t>Fonte: registro fotográfico fornecido pelo grupo.</w:t>
+      </w:r>
+    </w:p>
+    <w:p>
+      <w:r>
+        <w:br w:type="page"/>
+      </w:r>
+    </w:p>
+    <w:p>
+      <w:pPr>
+        <w:keepNext/>
+        <w:spacing w:before="120" w:after="100"/>
+      </w:pPr>
+      <w:r>
+        <w:rPr>
+          <w:sz w:val="20"/>
+        </w:rPr>
+        <w:t>Figura 7 – Esfera, suporte e plataforma de parada</w:t>
+      </w:r>
+    </w:p>
+    <w:p>
+      <w:pPr>
+        <w:spacing w:after="80"/>
+        <w:jc w:val="center"/>
+      </w:pPr>
+      <w:r>
+        <w:drawing>
+          <wp:inline xmlns:a="http://schemas.openxmlformats.org/drawingml/2006/main" xmlns:pic="http://schemas.openxmlformats.org/drawingml/2006/picture">
+            <wp:extent cx="2052000" cy="3648000"/>
+            <wp:docPr id="7" name="Picture 7"/>
+            <wp:cNvGraphicFramePr>
+              <a:graphicFrameLocks noChangeAspect="1"/>
+            </wp:cNvGraphicFramePr>
+            <a:graphic>
+              <a:graphicData uri="http://schemas.openxmlformats.org/drawingml/2006/picture">
+                <pic:pic>
+                  <pic:nvPicPr>
+                    <pic:cNvPr id="0" name="montagem_04.jpeg"/>
+                    <pic:cNvPicPr/>
+                  </pic:nvPicPr>
+                  <pic:blipFill>
+                    <a:blip r:embed="rId22"/>
+                    <a:stretch>
+                      <a:fillRect/>
+                    </a:stretch>
+                  </pic:blipFill>
+                  <pic:spPr>
+                    <a:xfrm>
+                      <a:off x="0" y="0"/>
+                      <a:ext cx="2052000" cy="3648000"/>
+                    </a:xfrm>
+                    <a:prstGeom prst="rect"/>
+                  </pic:spPr>
+                </pic:pic>
+              </a:graphicData>
+            </a:graphic>
+          </wp:inline>
+        </w:drawing>
+      </w:r>
+    </w:p>
+    <w:p>
+      <w:pPr>
+        <w:spacing w:after="60"/>
+      </w:pPr>
+      <w:r>
+        <w:rPr>
+          <w:sz w:val="18"/>
+        </w:rPr>
+        <w:t>Fonte: registro fotográfico fornecido pelo grupo.</w:t>
+      </w:r>
+    </w:p>
+    <w:p>
+      <w:pPr>
+        <w:keepNext/>
+        <w:spacing w:before="120" w:after="100"/>
+      </w:pPr>
+      <w:r>
+        <w:rPr>
+          <w:sz w:val="20"/>
+        </w:rPr>
+        <w:t>Figura 8 – Unidade de cronometragem</w:t>
+      </w:r>
+    </w:p>
+    <w:p>
+      <w:pPr>
+        <w:spacing w:after="80"/>
+        <w:jc w:val="center"/>
+      </w:pPr>
+      <w:r>
+        <w:drawing>
+          <wp:inline xmlns:a="http://schemas.openxmlformats.org/drawingml/2006/main" xmlns:pic="http://schemas.openxmlformats.org/drawingml/2006/picture">
+            <wp:extent cx="2052000" cy="3648000"/>
+            <wp:docPr id="8" name="Picture 8"/>
+            <wp:cNvGraphicFramePr>
+              <a:graphicFrameLocks noChangeAspect="1"/>
+            </wp:cNvGraphicFramePr>
+            <a:graphic>
+              <a:graphicData uri="http://schemas.openxmlformats.org/drawingml/2006/picture">
+                <pic:pic>
+                  <pic:nvPicPr>
+                    <pic:cNvPr id="0" name="montagem_02.jpeg"/>
+                    <pic:cNvPicPr/>
+                  </pic:nvPicPr>
+                  <pic:blipFill>
+                    <a:blip r:embed="rId23"/>
+                    <a:stretch>
+                      <a:fillRect/>
+                    </a:stretch>
+                  </pic:blipFill>
+                  <pic:spPr>
+                    <a:xfrm>
+                      <a:off x="0" y="0"/>
+                      <a:ext cx="2052000" cy="3648000"/>
+                    </a:xfrm>
+                    <a:prstGeom prst="rect"/>
+                  </pic:spPr>
+                </pic:pic>
+              </a:graphicData>
+            </a:graphic>
+          </wp:inline>
+        </w:drawing>
+      </w:r>
+    </w:p>
+    <w:p>
+      <w:pPr>
+        <w:spacing w:after="60"/>
+      </w:pPr>
+      <w:r>
+        <w:rPr>
+          <w:sz w:val="18"/>
+        </w:rPr>
+        <w:t>Fonte: registro fotográfico fornecido pelo grupo.</w:t>
       </w:r>
     </w:p>
     <w:sectPr>

--- a/FisicaEx03/Relatorio_Final.docx
+++ b/FisicaEx03/Relatorio_Final.docx
@@ -5,6 +5,7 @@
     <w:p>
       <w:pPr>
         <w:pStyle w:val="Ttulodotrabalho"/>
+        <w:ind w:firstLine="708"/>
       </w:pPr>
       <w:r>
         <w:rPr>
@@ -276,7 +277,29 @@
         <w:rPr>
           <w:sz w:val="20"/>
         </w:rPr>
-        <w:t>Figura 1 – Altura em função do tempo médio</w:t>
+        <w:t>Figura 1 – Visão geral da montagem experimental</w:t>
+      </w:r>
+      <w:r>
+        <w:rPr>
+          <w:sz w:val="20"/>
+        </w:rPr>
+        <w:tab/>
+        <w:t>8</w:t>
+      </w:r>
+    </w:p>
+    <w:p>
+      <w:pPr>
+        <w:tabs>
+          <w:tab w:val="right" w:leader="dot" w:pos="8504"/>
+        </w:tabs>
+        <w:spacing w:line="240" w:lineRule="auto"/>
+        <w:ind w:firstLine="0"/>
+      </w:pPr>
+      <w:r>
+        <w:rPr>
+          <w:sz w:val="20"/>
+        </w:rPr>
+        <w:t>Figura 2 – Esfera, suporte e plataforma de parada</w:t>
       </w:r>
       <w:r>
         <w:rPr>
@@ -298,7 +321,170 @@
         <w:rPr>
           <w:sz w:val="20"/>
         </w:rPr>
-        <w:t>Figura 2 – Linearização logarítmica e reta ajustada</w:t>
+        <w:t>Figura 3 – Unidade de cronometragem</w:t>
+      </w:r>
+      <w:r>
+        <w:rPr>
+          <w:sz w:val="20"/>
+        </w:rPr>
+        <w:tab/>
+        <w:t>9</w:t>
+      </w:r>
+    </w:p>
+    <w:p>
+      <w:pPr>
+        <w:tabs>
+          <w:tab w:val="right" w:leader="dot" w:pos="8504"/>
+        </w:tabs>
+        <w:spacing w:line="240" w:lineRule="auto"/>
+        <w:ind w:firstLine="0"/>
+      </w:pPr>
+      <w:r>
+        <w:rPr>
+          <w:sz w:val="20"/>
+        </w:rPr>
+        <w:t>Figura 4 – Altura em função do tempo médio</w:t>
+      </w:r>
+      <w:r>
+        <w:rPr>
+          <w:sz w:val="20"/>
+        </w:rPr>
+        <w:tab/>
+        <w:t>11</w:t>
+      </w:r>
+    </w:p>
+    <w:p>
+      <w:pPr>
+        <w:tabs>
+          <w:tab w:val="right" w:leader="dot" w:pos="8504"/>
+        </w:tabs>
+        <w:spacing w:line="240" w:lineRule="auto"/>
+        <w:ind w:firstLine="0"/>
+      </w:pPr>
+      <w:r>
+        <w:rPr>
+          <w:sz w:val="20"/>
+        </w:rPr>
+        <w:t>Figura 5 – Linearização logarítmica e reta ajustada</w:t>
+      </w:r>
+      <w:r>
+        <w:rPr>
+          <w:sz w:val="20"/>
+        </w:rPr>
+        <w:tab/>
+        <w:t>12</w:t>
+      </w:r>
+    </w:p>
+    <w:p>
+      <w:pPr>
+        <w:tabs>
+          <w:tab w:val="right" w:leader="dot" w:pos="8504"/>
+        </w:tabs>
+        <w:spacing w:line="240" w:lineRule="auto"/>
+        <w:ind w:firstLine="0"/>
+      </w:pPr>
+      <w:r>
+        <w:rPr>
+          <w:sz w:val="20"/>
+        </w:rPr>
+        <w:t>Figura 6 – Lei de potência na escala original</w:t>
+      </w:r>
+      <w:r>
+        <w:rPr>
+          <w:sz w:val="20"/>
+        </w:rPr>
+        <w:tab/>
+        <w:t>13</w:t>
+      </w:r>
+    </w:p>
+    <w:p>
+      <w:pPr>
+        <w:tabs>
+          <w:tab w:val="right" w:leader="dot" w:pos="8504"/>
+        </w:tabs>
+        <w:spacing w:line="240" w:lineRule="auto"/>
+        <w:ind w:firstLine="0"/>
+      </w:pPr>
+      <w:r>
+        <w:rPr>
+          <w:sz w:val="20"/>
+        </w:rPr>
+        <w:t>Figura 7 – Altura em função do tempo ao quadrado</w:t>
+      </w:r>
+      <w:r>
+        <w:rPr>
+          <w:sz w:val="20"/>
+        </w:rPr>
+        <w:tab/>
+        <w:t>14</w:t>
+      </w:r>
+    </w:p>
+    <w:p>
+      <w:pPr>
+        <w:tabs>
+          <w:tab w:val="right" w:leader="dot" w:pos="8504"/>
+        </w:tabs>
+        <w:spacing w:line="240" w:lineRule="auto"/>
+        <w:ind w:firstLine="0"/>
+      </w:pPr>
+      <w:r>
+        <w:rPr>
+          <w:sz w:val="20"/>
+        </w:rPr>
+        <w:t>Figura 8 – Tempo ao quadrado em função da altura</w:t>
+      </w:r>
+      <w:r>
+        <w:rPr>
+          <w:sz w:val="20"/>
+        </w:rPr>
+        <w:tab/>
+        <w:t>15</w:t>
+      </w:r>
+    </w:p>
+    <w:p>
+      <w:pPr>
+        <w:pStyle w:val="Resumo"/>
+        <w:spacing w:before="480" w:after="320"/>
+      </w:pPr>
+      <w:r>
+        <w:t>LISTA DE TABELAS</w:t>
+      </w:r>
+    </w:p>
+    <w:p>
+      <w:pPr>
+        <w:tabs>
+          <w:tab w:val="right" w:leader="dot" w:pos="8504"/>
+        </w:tabs>
+        <w:spacing w:line="240" w:lineRule="auto"/>
+        <w:ind w:firstLine="0"/>
+      </w:pPr>
+      <w:r>
+        <w:rPr>
+          <w:sz w:val="20"/>
+        </w:rPr>
+        <w:t>Tabela 1 – Medidas originais de altura e tempo</w:t>
+      </w:r>
+      <w:r>
+        <w:rPr>
+          <w:sz w:val="20"/>
+        </w:rPr>
+        <w:tab/>
+        <w:t>7</w:t>
+      </w:r>
+    </w:p>
+    <w:p>
+      <w:pPr>
+        <w:tabs>
+          <w:tab w:val="right" w:leader="dot" w:pos="8504"/>
+        </w:tabs>
+        <w:spacing w:line="240" w:lineRule="auto"/>
+        <w:ind w:firstLine="0"/>
+      </w:pPr>
+      <w:r>
+        <w:rPr>
+          <w:sz w:val="20"/>
+        </w:rPr>
+        <w:t>Tabela 2 – Tempos médios e incertezas</w:t>
       </w:r>
       <w:r>
         <w:rPr>
@@ -320,14 +506,14 @@
         <w:rPr>
           <w:sz w:val="20"/>
         </w:rPr>
-        <w:t>Figura 3 – Lei de potência na escala original</w:t>
+        <w:t>Tabela 3 – Variáveis logarítmicas</w:t>
       </w:r>
       <w:r>
         <w:rPr>
           <w:sz w:val="20"/>
         </w:rPr>
         <w:tab/>
-        <w:t>11</w:t>
+        <w:t>12</w:t>
       </w:r>
     </w:p>
     <w:p>
@@ -342,14 +528,14 @@
         <w:rPr>
           <w:sz w:val="20"/>
         </w:rPr>
-        <w:t>Figura 4 – Altura em função do tempo ao quadrado</w:t>
+        <w:t>Tabela 4 – Tempo ao quadrado e incerteza</w:t>
       </w:r>
       <w:r>
         <w:rPr>
           <w:sz w:val="20"/>
         </w:rPr>
         <w:tab/>
-        <w:t>12</w:t>
+        <w:t>14</w:t>
       </w:r>
     </w:p>
     <w:p>
@@ -364,199 +550,14 @@
         <w:rPr>
           <w:sz w:val="20"/>
         </w:rPr>
-        <w:t>Figura 5 – Tempo ao quadrado em função da altura</w:t>
+        <w:t>Tabela 5 – Parâmetros dos ajustes</w:t>
       </w:r>
       <w:r>
         <w:rPr>
           <w:sz w:val="20"/>
         </w:rPr>
         <w:tab/>
-        <w:t>13</w:t>
-      </w:r>
-    </w:p>
-    <w:p>
-      <w:pPr>
-        <w:tabs>
-          <w:tab w:val="right" w:leader="dot" w:pos="8504"/>
-        </w:tabs>
-        <w:spacing w:line="240" w:lineRule="auto"/>
-        <w:ind w:firstLine="0"/>
-      </w:pPr>
-      <w:r>
-        <w:rPr>
-          <w:sz w:val="20"/>
-        </w:rPr>
-        <w:t>Figura 6 – Visão geral da montagem experimental</w:t>
-      </w:r>
-      <w:r>
-        <w:rPr>
-          <w:sz w:val="20"/>
-        </w:rPr>
-        <w:tab/>
-        <w:t>17</w:t>
-      </w:r>
-    </w:p>
-    <w:p>
-      <w:pPr>
-        <w:tabs>
-          <w:tab w:val="right" w:leader="dot" w:pos="8504"/>
-        </w:tabs>
-        <w:spacing w:line="240" w:lineRule="auto"/>
-        <w:ind w:firstLine="0"/>
-      </w:pPr>
-      <w:r>
-        <w:rPr>
-          <w:sz w:val="20"/>
-        </w:rPr>
-        <w:t>Figura 7 – Esfera, suporte e plataforma de parada</w:t>
-      </w:r>
-      <w:r>
-        <w:rPr>
-          <w:sz w:val="20"/>
-        </w:rPr>
-        <w:tab/>
-        <w:t>18</w:t>
-      </w:r>
-    </w:p>
-    <w:p>
-      <w:pPr>
-        <w:tabs>
-          <w:tab w:val="right" w:leader="dot" w:pos="8504"/>
-        </w:tabs>
-        <w:spacing w:line="240" w:lineRule="auto"/>
-        <w:ind w:firstLine="0"/>
-      </w:pPr>
-      <w:r>
-        <w:rPr>
-          <w:sz w:val="20"/>
-        </w:rPr>
-        <w:t>Figura 8 – Unidade de cronometragem</w:t>
-      </w:r>
-      <w:r>
-        <w:rPr>
-          <w:sz w:val="20"/>
-        </w:rPr>
-        <w:tab/>
-        <w:t>18</w:t>
-      </w:r>
-    </w:p>
-    <w:p>
-      <w:pPr>
-        <w:pStyle w:val="Resumo"/>
-        <w:spacing w:before="480" w:after="320"/>
-      </w:pPr>
-      <w:r>
-        <w:t>LISTA DE TABELAS</w:t>
-      </w:r>
-    </w:p>
-    <w:p>
-      <w:pPr>
-        <w:tabs>
-          <w:tab w:val="right" w:leader="dot" w:pos="8504"/>
-        </w:tabs>
-        <w:spacing w:line="240" w:lineRule="auto"/>
-        <w:ind w:firstLine="0"/>
-      </w:pPr>
-      <w:r>
-        <w:rPr>
-          <w:sz w:val="20"/>
-        </w:rPr>
-        <w:t>Tabela 1 – Medidas originais de altura e tempo</w:t>
-      </w:r>
-      <w:r>
-        <w:rPr>
-          <w:sz w:val="20"/>
-        </w:rPr>
-        <w:tab/>
-        <w:t>7</w:t>
-      </w:r>
-    </w:p>
-    <w:p>
-      <w:pPr>
-        <w:tabs>
-          <w:tab w:val="right" w:leader="dot" w:pos="8504"/>
-        </w:tabs>
-        <w:spacing w:line="240" w:lineRule="auto"/>
-        <w:ind w:firstLine="0"/>
-      </w:pPr>
-      <w:r>
-        <w:rPr>
-          <w:sz w:val="20"/>
-        </w:rPr>
-        <w:t>Tabela 2 – Tempos médios e incertezas</w:t>
-      </w:r>
-      <w:r>
-        <w:rPr>
-          <w:sz w:val="20"/>
-        </w:rPr>
-        <w:tab/>
-        <w:t>8</w:t>
-      </w:r>
-    </w:p>
-    <w:p>
-      <w:pPr>
-        <w:tabs>
-          <w:tab w:val="right" w:leader="dot" w:pos="8504"/>
-        </w:tabs>
-        <w:spacing w:line="240" w:lineRule="auto"/>
-        <w:ind w:firstLine="0"/>
-      </w:pPr>
-      <w:r>
-        <w:rPr>
-          <w:sz w:val="20"/>
-        </w:rPr>
-        <w:t>Tabela 3 – Variáveis logarítmicas</w:t>
-      </w:r>
-      <w:r>
-        <w:rPr>
-          <w:sz w:val="20"/>
-        </w:rPr>
-        <w:tab/>
-        <w:t>10</w:t>
-      </w:r>
-    </w:p>
-    <w:p>
-      <w:pPr>
-        <w:tabs>
-          <w:tab w:val="right" w:leader="dot" w:pos="8504"/>
-        </w:tabs>
-        <w:spacing w:line="240" w:lineRule="auto"/>
-        <w:ind w:firstLine="0"/>
-      </w:pPr>
-      <w:r>
-        <w:rPr>
-          <w:sz w:val="20"/>
-        </w:rPr>
-        <w:t>Tabela 4 – Tempo ao quadrado e incerteza</w:t>
-      </w:r>
-      <w:r>
-        <w:rPr>
-          <w:sz w:val="20"/>
-        </w:rPr>
-        <w:tab/>
-        <w:t>12</w:t>
-      </w:r>
-    </w:p>
-    <w:p>
-      <w:pPr>
-        <w:tabs>
-          <w:tab w:val="right" w:leader="dot" w:pos="8504"/>
-        </w:tabs>
-        <w:spacing w:line="240" w:lineRule="auto"/>
-        <w:ind w:firstLine="0"/>
-      </w:pPr>
-      <w:r>
-        <w:rPr>
-          <w:sz w:val="20"/>
-        </w:rPr>
-        <w:t>Tabela 5 – Parâmetros dos ajustes</w:t>
-      </w:r>
-      <w:r>
-        <w:rPr>
-          <w:sz w:val="20"/>
-        </w:rPr>
-        <w:tab/>
-        <w:t>13</w:t>
+        <w:t>15</w:t>
       </w:r>
     </w:p>
     <w:p>
@@ -722,6 +723,28 @@
       </w:pPr>
       <w:r>
         <w:rPr>
+          <w:sz w:val="20"/>
+        </w:rPr>
+        <w:t>3.1 Registro fotográfico da montagem</w:t>
+      </w:r>
+      <w:r>
+        <w:rPr>
+          <w:sz w:val="20"/>
+        </w:rPr>
+        <w:tab/>
+        <w:t>8</w:t>
+      </w:r>
+    </w:p>
+    <w:p>
+      <w:pPr>
+        <w:tabs>
+          <w:tab w:val="right" w:leader="dot" w:pos="8504"/>
+        </w:tabs>
+        <w:spacing w:line="240" w:lineRule="auto"/>
+        <w:ind w:firstLine="0"/>
+      </w:pPr>
+      <w:r>
+        <w:rPr>
           <w:b/>
           <w:sz w:val="20"/>
         </w:rPr>
@@ -733,7 +756,7 @@
           <w:sz w:val="20"/>
         </w:rPr>
         <w:tab/>
-        <w:t>8</w:t>
+        <w:t>10</w:t>
       </w:r>
     </w:p>
     <w:p>
@@ -755,7 +778,7 @@
           <w:sz w:val="20"/>
         </w:rPr>
         <w:tab/>
-        <w:t>8</w:t>
+        <w:t>10</w:t>
       </w:r>
     </w:p>
     <w:p>
@@ -777,7 +800,7 @@
           <w:sz w:val="20"/>
         </w:rPr>
         <w:tab/>
-        <w:t>10</w:t>
+        <w:t>12</w:t>
       </w:r>
     </w:p>
     <w:p>
@@ -799,7 +822,7 @@
           <w:sz w:val="20"/>
         </w:rPr>
         <w:tab/>
-        <w:t>12</w:t>
+        <w:t>14</w:t>
       </w:r>
     </w:p>
     <w:p>
@@ -821,7 +844,7 @@
           <w:sz w:val="20"/>
         </w:rPr>
         <w:tab/>
-        <w:t>14</w:t>
+        <w:t>16</w:t>
       </w:r>
     </w:p>
     <w:p>
@@ -838,54 +861,6 @@
           <w:sz w:val="20"/>
         </w:rPr>
         <w:t>5 CONCLUSÃO</w:t>
-      </w:r>
-      <w:r>
-        <w:rPr>
-          <w:b/>
-          <w:sz w:val="20"/>
-        </w:rPr>
-        <w:tab/>
-        <w:t>15</w:t>
-      </w:r>
-    </w:p>
-    <w:p>
-      <w:pPr>
-        <w:tabs>
-          <w:tab w:val="right" w:leader="dot" w:pos="8504"/>
-        </w:tabs>
-        <w:spacing w:line="240" w:lineRule="auto"/>
-        <w:ind w:firstLine="0"/>
-      </w:pPr>
-      <w:r>
-        <w:rPr>
-          <w:b/>
-          <w:sz w:val="20"/>
-        </w:rPr>
-        <w:t>REFERÊNCIAS</w:t>
-      </w:r>
-      <w:r>
-        <w:rPr>
-          <w:b/>
-          <w:sz w:val="20"/>
-        </w:rPr>
-        <w:tab/>
-        <w:t>16</w:t>
-      </w:r>
-    </w:p>
-    <w:p>
-      <w:pPr>
-        <w:tabs>
-          <w:tab w:val="right" w:leader="dot" w:pos="8504"/>
-        </w:tabs>
-        <w:spacing w:line="240" w:lineRule="auto"/>
-        <w:ind w:firstLine="0"/>
-      </w:pPr>
-      <w:r>
-        <w:rPr>
-          <w:b/>
-          <w:sz w:val="20"/>
-        </w:rPr>
-        <w:t>APÊNDICE A – REGISTRO FOTOGRÁFICO DA MONTAGEM</w:t>
       </w:r>
       <w:r>
         <w:rPr>
@@ -894,6 +869,30 @@
         </w:rPr>
         <w:tab/>
         <w:t>17</w:t>
+      </w:r>
+    </w:p>
+    <w:p>
+      <w:pPr>
+        <w:tabs>
+          <w:tab w:val="right" w:leader="dot" w:pos="8504"/>
+        </w:tabs>
+        <w:spacing w:line="240" w:lineRule="auto"/>
+        <w:ind w:firstLine="0"/>
+      </w:pPr>
+      <w:r>
+        <w:rPr>
+          <w:b/>
+          <w:sz w:val="20"/>
+        </w:rPr>
+        <w:t>REFERÊNCIAS</w:t>
+      </w:r>
+      <w:r>
+        <w:rPr>
+          <w:b/>
+          <w:sz w:val="20"/>
+        </w:rPr>
+        <w:tab/>
+        <w:t>18</w:t>
       </w:r>
     </w:p>
     <w:p>
@@ -1063,7 +1062,97 @@
           <w:sz w:val="22"/>
           <w:lang w:val="en-US"/>
         </w:rPr>
-        <w:t>X = ln(d/1 m);  Y = ln(t̄/1 s);  Y = aX + b</w:t>
+        <w:t xml:space="preserve">X = </w:t>
+      </w:r>
+      <w:proofErr w:type="gramStart"/>
+      <w:r>
+        <w:rPr>
+          <w:rFonts w:ascii="Cambria Math" w:hAnsi="Cambria Math"/>
+          <w:sz w:val="22"/>
+          <w:lang w:val="en-US"/>
+        </w:rPr>
+        <w:t>ln(</w:t>
+      </w:r>
+      <w:proofErr w:type="gramEnd"/>
+      <w:r>
+        <w:rPr>
+          <w:rFonts w:ascii="Cambria Math" w:hAnsi="Cambria Math"/>
+          <w:sz w:val="22"/>
+          <w:lang w:val="en-US"/>
+        </w:rPr>
+        <w:t>d/1 m</w:t>
+      </w:r>
+      <w:proofErr w:type="gramStart"/>
+      <w:r>
+        <w:rPr>
+          <w:rFonts w:ascii="Cambria Math" w:hAnsi="Cambria Math"/>
+          <w:sz w:val="22"/>
+          <w:lang w:val="en-US"/>
+        </w:rPr>
+        <w:t>);  Y</w:t>
+      </w:r>
+      <w:proofErr w:type="gramEnd"/>
+      <w:r>
+        <w:rPr>
+          <w:rFonts w:ascii="Cambria Math" w:hAnsi="Cambria Math"/>
+          <w:sz w:val="22"/>
+          <w:lang w:val="en-US"/>
+        </w:rPr>
+        <w:t xml:space="preserve"> = </w:t>
+      </w:r>
+      <w:proofErr w:type="gramStart"/>
+      <w:r>
+        <w:rPr>
+          <w:rFonts w:ascii="Cambria Math" w:hAnsi="Cambria Math"/>
+          <w:sz w:val="22"/>
+          <w:lang w:val="en-US"/>
+        </w:rPr>
+        <w:t>ln(</w:t>
+      </w:r>
+      <w:proofErr w:type="gramEnd"/>
+      <w:r>
+        <w:rPr>
+          <w:rFonts w:ascii="Cambria Math" w:hAnsi="Cambria Math"/>
+          <w:sz w:val="22"/>
+          <w:lang w:val="en-US"/>
+        </w:rPr>
+        <w:t>t̄/1 s</w:t>
+      </w:r>
+      <w:proofErr w:type="gramStart"/>
+      <w:r>
+        <w:rPr>
+          <w:rFonts w:ascii="Cambria Math" w:hAnsi="Cambria Math"/>
+          <w:sz w:val="22"/>
+          <w:lang w:val="en-US"/>
+        </w:rPr>
+        <w:t>);  Y</w:t>
+      </w:r>
+      <w:proofErr w:type="gramEnd"/>
+      <w:r>
+        <w:rPr>
+          <w:rFonts w:ascii="Cambria Math" w:hAnsi="Cambria Math"/>
+          <w:sz w:val="22"/>
+          <w:lang w:val="en-US"/>
+        </w:rPr>
+        <w:t xml:space="preserve"> = </w:t>
+      </w:r>
+      <w:proofErr w:type="spellStart"/>
+      <w:r>
+        <w:rPr>
+          <w:rFonts w:ascii="Cambria Math" w:hAnsi="Cambria Math"/>
+          <w:sz w:val="22"/>
+          <w:lang w:val="en-US"/>
+        </w:rPr>
+        <w:t>aX</w:t>
+      </w:r>
+      <w:proofErr w:type="spellEnd"/>
+      <w:r>
+        <w:rPr>
+          <w:rFonts w:ascii="Cambria Math" w:hAnsi="Cambria Math"/>
+          <w:sz w:val="22"/>
+          <w:lang w:val="en-US"/>
+        </w:rPr>
+        <w:t xml:space="preserve"> + b</w:t>
       </w:r>
       <w:r>
         <w:rPr>
@@ -1154,7 +1243,7 @@
     </w:p>
     <w:p>
       <w:r>
-        <w:t>O roteiro do capítulo 12 descreve uma esfera metálica mantida por disparador eletromagnético, uma haste graduada, um cronômetro e uma plataforma de parada. A soltura inicia a contagem, encerrada no impacto. As fotografias fornecidas pelo grupo documentam a montagem utilizada e são apresentadas no Apêndice A. Elas mostram a haste, o suporte da esfera, a base e a unidade de cronometragem, sem permitir concluir ajustes ou calibração que não foram registrados.</w:t>
+        <w:t>O roteiro do capítulo 12 descreve uma esfera metálica mantida por disparador eletromagnético, uma haste graduada, um cronômetro e uma plataforma de parada. A soltura inicia a contagem, encerrada no impacto. As fotografias fornecidas pelo grupo documentam a montagem utilizada e são apresentadas na Seção 3.1. Elas mostram a haste, o suporte da esfera, a base e a unidade de cronometragem, sem permitir concluir ajustes ou calibração que não foram registrados.</w:t>
       </w:r>
     </w:p>
     <w:p>
@@ -3563,6 +3652,236 @@
     </w:p>
     <w:p>
       <w:pPr>
+        <w:pStyle w:val="Heading2"/>
+        <w:keepNext/>
+        <w:pageBreakBefore/>
+      </w:pPr>
+      <w:r>
+        <w:t>3.1 Registro fotográfico da montagem</w:t>
+      </w:r>
+    </w:p>
+    <w:p>
+      <w:pPr>
+        <w:spacing w:after="160"/>
+      </w:pPr>
+      <w:r>
+        <w:t>As imagens fornecidas pelo grupo registram o arranjo observado. Foram selecionadas três vistas complementares: o conjunto completo, a região de queda da esfera e a unidade de cronometragem.</w:t>
+      </w:r>
+    </w:p>
+    <w:p>
+      <w:pPr>
+        <w:keepNext/>
+        <w:spacing w:before="120" w:after="100"/>
+      </w:pPr>
+      <w:r>
+        <w:rPr>
+          <w:sz w:val="20"/>
+        </w:rPr>
+        <w:t>Figura 1 – Visão geral da montagem experimental</w:t>
+      </w:r>
+    </w:p>
+    <w:p>
+      <w:pPr>
+        <w:spacing w:after="80"/>
+        <w:jc w:val="center"/>
+      </w:pPr>
+      <w:r>
+        <w:rPr>
+          <w:noProof/>
+        </w:rPr>
+        <w:drawing>
+          <wp:inline distT="0" distB="0" distL="0" distR="0" wp14:anchorId="2F45705B" wp14:editId="15F4118D">
+            <wp:extent cx="3311999" cy="5887998"/>
+            <wp:effectExtent l="0" t="0" r="0" b="0"/>
+            <wp:docPr id="6" name="Picture 6"/>
+            <wp:cNvGraphicFramePr>
+              <a:graphicFrameLocks xmlns:a="http://schemas.openxmlformats.org/drawingml/2006/main" noChangeAspect="1"/>
+            </wp:cNvGraphicFramePr>
+            <a:graphic xmlns:a="http://schemas.openxmlformats.org/drawingml/2006/main">
+              <a:graphicData uri="http://schemas.openxmlformats.org/drawingml/2006/picture">
+                <pic:pic xmlns:pic="http://schemas.openxmlformats.org/drawingml/2006/picture">
+                  <pic:nvPicPr>
+                    <pic:cNvPr id="0" name="montagem_01.jpeg"/>
+                    <pic:cNvPicPr/>
+                  </pic:nvPicPr>
+                  <pic:blipFill>
+                    <a:blip r:embed="rId17"/>
+                    <a:stretch>
+                      <a:fillRect/>
+                    </a:stretch>
+                  </pic:blipFill>
+                  <pic:spPr>
+                    <a:xfrm>
+                      <a:off x="0" y="0"/>
+                      <a:ext cx="3311999" cy="5887998"/>
+                    </a:xfrm>
+                    <a:prstGeom prst="rect">
+                      <a:avLst/>
+                    </a:prstGeom>
+                  </pic:spPr>
+                </pic:pic>
+              </a:graphicData>
+            </a:graphic>
+          </wp:inline>
+        </w:drawing>
+      </w:r>
+    </w:p>
+    <w:p>
+      <w:pPr>
+        <w:spacing w:after="60"/>
+      </w:pPr>
+      <w:r>
+        <w:rPr>
+          <w:sz w:val="18"/>
+        </w:rPr>
+        <w:t>Fonte: registro fotográfico fornecido pelo grupo.</w:t>
+      </w:r>
+    </w:p>
+    <w:p>
+      <w:r>
+        <w:br w:type="page"/>
+      </w:r>
+    </w:p>
+    <w:p>
+      <w:pPr>
+        <w:keepNext/>
+        <w:spacing w:before="120" w:after="100"/>
+      </w:pPr>
+      <w:r>
+        <w:rPr>
+          <w:sz w:val="20"/>
+        </w:rPr>
+        <w:t>Figura 2 – Esfera, suporte e plataforma de parada</w:t>
+      </w:r>
+    </w:p>
+    <w:p>
+      <w:pPr>
+        <w:spacing w:after="80"/>
+        <w:jc w:val="center"/>
+      </w:pPr>
+      <w:r>
+        <w:rPr>
+          <w:noProof/>
+        </w:rPr>
+        <w:drawing>
+          <wp:inline distT="0" distB="0" distL="0" distR="0" wp14:anchorId="4F52146E" wp14:editId="1AE6A15F">
+            <wp:extent cx="2052000" cy="3648000"/>
+            <wp:effectExtent l="0" t="0" r="0" b="0"/>
+            <wp:docPr id="7" name="Picture 7"/>
+            <wp:cNvGraphicFramePr>
+              <a:graphicFrameLocks xmlns:a="http://schemas.openxmlformats.org/drawingml/2006/main" noChangeAspect="1"/>
+            </wp:cNvGraphicFramePr>
+            <a:graphic xmlns:a="http://schemas.openxmlformats.org/drawingml/2006/main">
+              <a:graphicData uri="http://schemas.openxmlformats.org/drawingml/2006/picture">
+                <pic:pic xmlns:pic="http://schemas.openxmlformats.org/drawingml/2006/picture">
+                  <pic:nvPicPr>
+                    <pic:cNvPr id="0" name="montagem_04.jpeg"/>
+                    <pic:cNvPicPr/>
+                  </pic:nvPicPr>
+                  <pic:blipFill>
+                    <a:blip r:embed="rId18"/>
+                    <a:stretch>
+                      <a:fillRect/>
+                    </a:stretch>
+                  </pic:blipFill>
+                  <pic:spPr>
+                    <a:xfrm>
+                      <a:off x="0" y="0"/>
+                      <a:ext cx="2052000" cy="3648000"/>
+                    </a:xfrm>
+                    <a:prstGeom prst="rect">
+                      <a:avLst/>
+                    </a:prstGeom>
+                  </pic:spPr>
+                </pic:pic>
+              </a:graphicData>
+            </a:graphic>
+          </wp:inline>
+        </w:drawing>
+      </w:r>
+    </w:p>
+    <w:p>
+      <w:pPr>
+        <w:spacing w:after="60"/>
+      </w:pPr>
+      <w:r>
+        <w:rPr>
+          <w:sz w:val="18"/>
+        </w:rPr>
+        <w:t>Fonte: registro fotográfico fornecido pelo grupo.</w:t>
+      </w:r>
+    </w:p>
+    <w:p>
+      <w:pPr>
+        <w:keepNext/>
+        <w:spacing w:before="120" w:after="100"/>
+      </w:pPr>
+      <w:r>
+        <w:rPr>
+          <w:sz w:val="20"/>
+        </w:rPr>
+        <w:t>Figura 3 – Unidade de cronometragem</w:t>
+      </w:r>
+    </w:p>
+    <w:p>
+      <w:pPr>
+        <w:spacing w:after="80"/>
+        <w:jc w:val="center"/>
+      </w:pPr>
+      <w:r>
+        <w:rPr>
+          <w:noProof/>
+        </w:rPr>
+        <w:drawing>
+          <wp:inline distT="0" distB="0" distL="0" distR="0" wp14:anchorId="1CC97216" wp14:editId="772A6EC9">
+            <wp:extent cx="2052000" cy="3648000"/>
+            <wp:effectExtent l="0" t="0" r="0" b="0"/>
+            <wp:docPr id="8" name="Picture 8"/>
+            <wp:cNvGraphicFramePr>
+              <a:graphicFrameLocks xmlns:a="http://schemas.openxmlformats.org/drawingml/2006/main" noChangeAspect="1"/>
+            </wp:cNvGraphicFramePr>
+            <a:graphic xmlns:a="http://schemas.openxmlformats.org/drawingml/2006/main">
+              <a:graphicData uri="http://schemas.openxmlformats.org/drawingml/2006/picture">
+                <pic:pic xmlns:pic="http://schemas.openxmlformats.org/drawingml/2006/picture">
+                  <pic:nvPicPr>
+                    <pic:cNvPr id="0" name="montagem_02.jpeg"/>
+                    <pic:cNvPicPr/>
+                  </pic:nvPicPr>
+                  <pic:blipFill>
+                    <a:blip r:embed="rId19"/>
+                    <a:stretch>
+                      <a:fillRect/>
+                    </a:stretch>
+                  </pic:blipFill>
+                  <pic:spPr>
+                    <a:xfrm>
+                      <a:off x="0" y="0"/>
+                      <a:ext cx="2052000" cy="3648000"/>
+                    </a:xfrm>
+                    <a:prstGeom prst="rect">
+                      <a:avLst/>
+                    </a:prstGeom>
+                  </pic:spPr>
+                </pic:pic>
+              </a:graphicData>
+            </a:graphic>
+          </wp:inline>
+        </w:drawing>
+      </w:r>
+    </w:p>
+    <w:p>
+      <w:pPr>
+        <w:spacing w:after="60"/>
+      </w:pPr>
+      <w:r>
+        <w:rPr>
+          <w:sz w:val="18"/>
+        </w:rPr>
+        <w:t>Fonte: registro fotográfico fornecido pelo grupo.</w:t>
+      </w:r>
+    </w:p>
+    <w:p>
+      <w:pPr>
         <w:pStyle w:val="Heading1"/>
       </w:pPr>
       <w:r>
@@ -5542,8 +5861,7 @@
         <w:rPr>
           <w:sz w:val="20"/>
         </w:rPr>
-        <w:lastRenderedPageBreak/>
-        <w:t>Figura 1 – Altura em função do tempo médio</w:t>
+        <w:t>Figura 4 – Altura em função do tempo médio</w:t>
       </w:r>
     </w:p>
     <w:p>
@@ -5605,7 +5923,7 @@
     </w:p>
     <w:p>
       <w:r>
-        <w:t>A Figura 1 mostra o crescimento da altura percorrida com o tempo médio. A curvatura é compatível qualitativamente com uma dependência superior à linear. As barras de tempo são pequenas na escala da figura, mas seus valores constam da Tabela 2.</w:t>
+        <w:t>A Figura 4 mostra o crescimento da altura percorrida com o tempo médio. A curvatura é compatível qualitativamente com uma dependência superior à linear. As barras de tempo são pequenas na escala da figura, mas seus valores constam da Tabela 2.</w:t>
       </w:r>
     </w:p>
     <w:p>
@@ -7581,7 +7899,7 @@
         <w:rPr>
           <w:sz w:val="20"/>
         </w:rPr>
-        <w:t>Figura 2 – Linearização logarítmica e reta ajustada</w:t>
+        <w:t>Figura 5 – Linearização logarítmica e reta ajustada</w:t>
       </w:r>
     </w:p>
     <w:p>
@@ -7656,8 +7974,7 @@
         <w:rPr>
           <w:sz w:val="20"/>
         </w:rPr>
-        <w:lastRenderedPageBreak/>
-        <w:t>Figura 3 – Lei de potência na escala original</w:t>
+        <w:t>Figura 6 – Lei de potência na escala original</w:t>
       </w:r>
     </w:p>
     <w:p>
@@ -7719,7 +8036,7 @@
     </w:p>
     <w:p>
       <w:r>
-        <w:t>O parâmetro C representa a altura extrapolada para t = 1 s, fora do intervalo de tempos medido. A Figura 3 devolve a lei ajustada à escala original. A curva acompanha a tendência, mas a magnitude dos resíduos requer cautela com as incertezas dos parâmetros.</w:t>
+        <w:t>O parâmetro C representa a altura extrapolada para t = 1 s, fora do intervalo de tempos medido. A Figura 6 devolve a lei ajustada à escala original. A curva acompanha a tendência, mas a magnitude dos resíduos requer cautela com as incertezas dos parâmetros.</w:t>
       </w:r>
     </w:p>
     <w:p>
@@ -9250,7 +9567,7 @@
         <w:rPr>
           <w:sz w:val="20"/>
         </w:rPr>
-        <w:t>Figura 4 – Altura em função do tempo ao quadrado</w:t>
+        <w:t>Figura 7 – Altura em função do tempo ao quadrado</w:t>
       </w:r>
     </w:p>
     <w:p>
@@ -9312,8 +9629,7 @@
     </w:p>
     <w:p>
       <w:r>
-        <w:lastRenderedPageBreak/>
-        <w:t>A Figura 4 apresenta d em função de t̄², conforme o roteiro. A inclinação correspondente à reta pela origem é A = 1/a₀ = 4,7375 m/s² e g = 2A. O valor da inclinação provém do ajuste ponderado de Q em função de d; a figura direta é uma representação dos mesmos pontos e parâmetros, sem uma segunda regressão independente.</w:t>
+        <w:t>A Figura 7 apresenta d em função de t̄², conforme o roteiro. A inclinação correspondente à reta pela origem é A = 1/a₀ = 4,7375 m/s² e g = 2A. O valor da inclinação provém do ajuste ponderado de Q em função de d; a figura direta é uma representação dos mesmos pontos e parâmetros, sem uma segunda regressão independente.</w:t>
       </w:r>
     </w:p>
     <w:p>
@@ -9326,7 +9642,7 @@
         <w:rPr>
           <w:sz w:val="20"/>
         </w:rPr>
-        <w:t>Figura 5 – Tempo ao quadrado em função da altura</w:t>
+        <w:t>Figura 8 – Tempo ao quadrado em função da altura</w:t>
       </w:r>
     </w:p>
     <w:p>
@@ -9388,7 +9704,7 @@
     </w:p>
     <w:p>
       <w:r>
-        <w:t>Como diagnóstico, o modelo Q = ad + b com intercepto livre fornece a = 0,2024629 s²/m e b = (0,00448 ± 0,00006) s². Resulta g = (9,878 ± 0,007) m/s² e qui-quadrado reduzido 3,08, com 15 graus de liberdade. A Figura 5 mostra a orientação usada para ponderar pelas incertezas de Q.</w:t>
+        <w:t>Como diagnóstico, o modelo Q = ad + b com intercepto livre fornece a = 0,2024629 s²/m e b = (0,00448 ± 0,00006) s². Resulta g = (9,878 ± 0,007) m/s² e qui-quadrado reduzido 3,08, com 15 graus de liberdade. A Figura 8 mostra a orientação usada para ponderar pelas incertezas de Q.</w:t>
       </w:r>
     </w:p>
     <w:p>
@@ -9928,220 +10244,9 @@
         <w:t>Material de aula sobre propagação de incertezas, linearização e regressão linear.</w:t>
       </w:r>
     </w:p>
-    <w:p>
-      <w:pPr>
-        <w:pStyle w:val="Heading1"/>
-        <w:keepNext/>
-      </w:pPr>
-      <w:r>
-        <w:t>APÊNDICE A – REGISTRO FOTOGRÁFICO DA MONTAGEM</w:t>
-      </w:r>
-    </w:p>
-    <w:p>
-      <w:pPr>
-        <w:spacing w:after="160"/>
-      </w:pPr>
-      <w:r>
-        <w:t>As imagens fornecidas pelo grupo registram o arranjo observado. Foram selecionadas três vistas complementares: o conjunto completo, a região de queda da esfera e a unidade de cronometragem.</w:t>
-      </w:r>
-    </w:p>
-    <w:p>
-      <w:pPr>
-        <w:keepNext/>
-        <w:spacing w:before="120" w:after="100"/>
-      </w:pPr>
-      <w:r>
-        <w:rPr>
-          <w:sz w:val="20"/>
-        </w:rPr>
-        <w:t>Figura 6 – Visão geral da montagem experimental</w:t>
-      </w:r>
-    </w:p>
-    <w:p>
-      <w:pPr>
-        <w:spacing w:after="80"/>
-        <w:jc w:val="center"/>
-      </w:pPr>
-      <w:r>
-        <w:drawing>
-          <wp:inline xmlns:a="http://schemas.openxmlformats.org/drawingml/2006/main" xmlns:pic="http://schemas.openxmlformats.org/drawingml/2006/picture">
-            <wp:extent cx="3311999" cy="5887998"/>
-            <wp:docPr id="6" name="Picture 6"/>
-            <wp:cNvGraphicFramePr>
-              <a:graphicFrameLocks noChangeAspect="1"/>
-            </wp:cNvGraphicFramePr>
-            <a:graphic>
-              <a:graphicData uri="http://schemas.openxmlformats.org/drawingml/2006/picture">
-                <pic:pic>
-                  <pic:nvPicPr>
-                    <pic:cNvPr id="0" name="montagem_01.jpeg"/>
-                    <pic:cNvPicPr/>
-                  </pic:nvPicPr>
-                  <pic:blipFill>
-                    <a:blip r:embed="rId21"/>
-                    <a:stretch>
-                      <a:fillRect/>
-                    </a:stretch>
-                  </pic:blipFill>
-                  <pic:spPr>
-                    <a:xfrm>
-                      <a:off x="0" y="0"/>
-                      <a:ext cx="3311999" cy="5887998"/>
-                    </a:xfrm>
-                    <a:prstGeom prst="rect"/>
-                  </pic:spPr>
-                </pic:pic>
-              </a:graphicData>
-            </a:graphic>
-          </wp:inline>
-        </w:drawing>
-      </w:r>
-    </w:p>
-    <w:p>
-      <w:pPr>
-        <w:spacing w:after="60"/>
-      </w:pPr>
-      <w:r>
-        <w:rPr>
-          <w:sz w:val="18"/>
-        </w:rPr>
-        <w:t>Fonte: registro fotográfico fornecido pelo grupo.</w:t>
-      </w:r>
-    </w:p>
-    <w:p>
-      <w:r>
-        <w:br w:type="page"/>
-      </w:r>
-    </w:p>
-    <w:p>
-      <w:pPr>
-        <w:keepNext/>
-        <w:spacing w:before="120" w:after="100"/>
-      </w:pPr>
-      <w:r>
-        <w:rPr>
-          <w:sz w:val="20"/>
-        </w:rPr>
-        <w:t>Figura 7 – Esfera, suporte e plataforma de parada</w:t>
-      </w:r>
-    </w:p>
-    <w:p>
-      <w:pPr>
-        <w:spacing w:after="80"/>
-        <w:jc w:val="center"/>
-      </w:pPr>
-      <w:r>
-        <w:drawing>
-          <wp:inline xmlns:a="http://schemas.openxmlformats.org/drawingml/2006/main" xmlns:pic="http://schemas.openxmlformats.org/drawingml/2006/picture">
-            <wp:extent cx="2052000" cy="3648000"/>
-            <wp:docPr id="7" name="Picture 7"/>
-            <wp:cNvGraphicFramePr>
-              <a:graphicFrameLocks noChangeAspect="1"/>
-            </wp:cNvGraphicFramePr>
-            <a:graphic>
-              <a:graphicData uri="http://schemas.openxmlformats.org/drawingml/2006/picture">
-                <pic:pic>
-                  <pic:nvPicPr>
-                    <pic:cNvPr id="0" name="montagem_04.jpeg"/>
-                    <pic:cNvPicPr/>
-                  </pic:nvPicPr>
-                  <pic:blipFill>
-                    <a:blip r:embed="rId22"/>
-                    <a:stretch>
-                      <a:fillRect/>
-                    </a:stretch>
-                  </pic:blipFill>
-                  <pic:spPr>
-                    <a:xfrm>
-                      <a:off x="0" y="0"/>
-                      <a:ext cx="2052000" cy="3648000"/>
-                    </a:xfrm>
-                    <a:prstGeom prst="rect"/>
-                  </pic:spPr>
-                </pic:pic>
-              </a:graphicData>
-            </a:graphic>
-          </wp:inline>
-        </w:drawing>
-      </w:r>
-    </w:p>
-    <w:p>
-      <w:pPr>
-        <w:spacing w:after="60"/>
-      </w:pPr>
-      <w:r>
-        <w:rPr>
-          <w:sz w:val="18"/>
-        </w:rPr>
-        <w:t>Fonte: registro fotográfico fornecido pelo grupo.</w:t>
-      </w:r>
-    </w:p>
-    <w:p>
-      <w:pPr>
-        <w:keepNext/>
-        <w:spacing w:before="120" w:after="100"/>
-      </w:pPr>
-      <w:r>
-        <w:rPr>
-          <w:sz w:val="20"/>
-        </w:rPr>
-        <w:t>Figura 8 – Unidade de cronometragem</w:t>
-      </w:r>
-    </w:p>
-    <w:p>
-      <w:pPr>
-        <w:spacing w:after="80"/>
-        <w:jc w:val="center"/>
-      </w:pPr>
-      <w:r>
-        <w:drawing>
-          <wp:inline xmlns:a="http://schemas.openxmlformats.org/drawingml/2006/main" xmlns:pic="http://schemas.openxmlformats.org/drawingml/2006/picture">
-            <wp:extent cx="2052000" cy="3648000"/>
-            <wp:docPr id="8" name="Picture 8"/>
-            <wp:cNvGraphicFramePr>
-              <a:graphicFrameLocks noChangeAspect="1"/>
-            </wp:cNvGraphicFramePr>
-            <a:graphic>
-              <a:graphicData uri="http://schemas.openxmlformats.org/drawingml/2006/picture">
-                <pic:pic>
-                  <pic:nvPicPr>
-                    <pic:cNvPr id="0" name="montagem_02.jpeg"/>
-                    <pic:cNvPicPr/>
-                  </pic:nvPicPr>
-                  <pic:blipFill>
-                    <a:blip r:embed="rId23"/>
-                    <a:stretch>
-                      <a:fillRect/>
-                    </a:stretch>
-                  </pic:blipFill>
-                  <pic:spPr>
-                    <a:xfrm>
-                      <a:off x="0" y="0"/>
-                      <a:ext cx="2052000" cy="3648000"/>
-                    </a:xfrm>
-                    <a:prstGeom prst="rect"/>
-                  </pic:spPr>
-                </pic:pic>
-              </a:graphicData>
-            </a:graphic>
-          </wp:inline>
-        </w:drawing>
-      </w:r>
-    </w:p>
-    <w:p>
-      <w:pPr>
-        <w:spacing w:after="60"/>
-      </w:pPr>
-      <w:r>
-        <w:rPr>
-          <w:sz w:val="18"/>
-        </w:rPr>
-        <w:t>Fonte: registro fotográfico fornecido pelo grupo.</w:t>
-      </w:r>
-    </w:p>
     <w:sectPr>
-      <w:headerReference w:type="default" r:id="rId17"/>
-      <w:footerReference w:type="default" r:id="rId18"/>
+      <w:headerReference w:type="default" r:id="rId20"/>
+      <w:footerReference w:type="default" r:id="rId21"/>
       <w:pgSz w:w="11906" w:h="16838"/>
       <w:pgMar w:top="1701" w:right="1134" w:bottom="1134" w:left="1701" w:header="680" w:footer="709" w:gutter="0"/>
       <w:pgNumType w:start="5"/>

--- a/FisicaEx03/Relatorio_Final.docx
+++ b/FisicaEx03/Relatorio_Final.docx
@@ -239,7 +239,7 @@
     </w:p>
     <w:p>
       <w:r>
-        <w:t>Investigou-se a queda livre por meio de 51 leituras de tempo em 17 alturas entre 10 e 90 cm. Para cada altura, calculou-se o tempo médio e sua incerteza, combinando o desvio padrão da média com a contribuição instrumental de 0,0001 s. A altura foi tratada sem incerteza considerada, conforme o registro do experimento. A relação entre as grandezas foi analisada por linearização logarítmica e por ajuste de t² em função da altura. O ajuste de potência com expoente livre forneceu n = 2,108 ± 0,002 e C = (5,31 ± 0,01) m para d = C(t/1 s)ⁿ. Ao impor n = 2, os ajustes logarítmico e de t² pela origem forneceram, respectivamente, g = (9,468 ± 0,003) m/s² e g = (9,475 ± 0,003) m/s². Os qui-quadrados reduzidos, superiores a 300 nesses modelos restritos, mostram que suas incertezas formais não expressam a dispersão total dos dados. Um ajuste adicional com intercepto livre reduziu o qui-quadrado reduzido para 3,08 e forneceu g = (9,878 ± 0,007) m/s², sem identificar a origem física do intercepto. Os resultados caracterizam as medidas obtidas e os limites das hipóteses empregadas.</w:t>
+        <w:t>Neste experimento, medimos o tempo de queda de uma esfera em 17 alturas, entre 10 e 90 cm. Foram feitas três medidas em cada altura, totalizando 51 tempos. Para cada conjunto, calculamos a média e sua incerteza, considerando a variação entre as medidas e a contribuição instrumental de 0,0001 s. A altura foi usada sem incerteza, conforme a orientação para esta prática. Para estudar a relação entre altura e tempo, fizemos a linearização logarítmica e o ajuste de t² em função da altura. Com o expoente livre, encontramos n = 2,108 ± 0,002 e C = (5,31 ± 0,01) m na expressão d = C(t/1 s)ⁿ. Ao fixar n = 2, obtivemos g = (9,468 ± 0,003) m/s² pelo ajuste logarítmico e g = (9,475 ± 0,003) m/s² pelo ajuste de t² que passa pela origem. Esses ajustes deixaram resíduos muito maiores do que as incertezas adotadas. Um ajuste com intercepto livre deu g = (9,878 ± 0,007) m/s² e representou melhor os dados, embora não permita identificar a causa do intercepto. Assim, os valores de incerteza dos ajustes devem ser interpretados com cuidado.</w:t>
       </w:r>
     </w:p>
     <w:p>
@@ -921,17 +921,17 @@
     </w:p>
     <w:p>
       <w:r>
-        <w:t>A queda livre permite investigar a relação entre a distância percorrida e o tempo de movimento. Para uma esfera abandonada do repouso e submetida a aceleração constante, a descrição ideal prevê d = gt²/2. O roteiro do capítulo 12 da apostila propõe testar essa dependência com três medidas de tempo para cada altura, construir gráficos em escala original e após linearização e obter uma estimativa da aceleração (Iwamoto et al., 2014).</w:t>
+        <w:t>Na queda livre, a distância percorrida aumenta com o tempo. Se a esfera parte do repouso e a aceleração é constante, o modelo ideal prevê d = gt²/2. O capítulo 12 da apostila propõe medir o tempo de queda em diferentes alturas, fazer gráficos e estimar a aceleração da gravidade (Iwamoto et al., 2014).</w:t>
       </w:r>
     </w:p>
     <w:p>
       <w:r>
-        <w:t>Este relatório apresenta as 17 alturas medidas pelo grupo em 6 de outubro de 2026, de 10 a 90 cm, com três tempos por altura. O tratamento combina a dispersão das repetições com a contribuição instrumental do cronômetro e mantém a altura sem incerteza considerada, como informado para esta prática.</w:t>
+        <w:t>Neste trabalho, usamos as medidas feitas pelo grupo em 6 de outubro de 2026: três tempos para cada uma das 17 alturas, de 10 a 90 cm. Para calcular a incerteza do tempo médio, consideramos tanto a diferença entre as repetições quanto a contribuição de 0,0001 s do cronômetro. A altura foi tratada sem incerteza, conforme informado para esta prática.</w:t>
       </w:r>
     </w:p>
     <w:p>
       <w:r>
-        <w:t>A análise usa duas vias previstas no roteiro: a lei de potência com expoente estimado pelos dados e a relação quadrática imposta para obter a aceleração. Os gráficos, as tabelas e a discussão dos resíduos mostram tanto a tendência do movimento quanto os limites da precisão atribuída aos parâmetros.</w:t>
+        <w:t>Primeiro, ajustamos uma lei de potência para verificar como a altura varia com o tempo. Depois, fixamos a dependência quadrática prevista pelo modelo ideal para estimar g. Os gráficos e os resíduos ajudam a avaliar até que ponto esses modelos descrevem as medidas.</w:t>
       </w:r>
     </w:p>
     <w:p>
@@ -953,7 +953,7 @@
     </w:p>
     <w:p>
       <w:r>
-        <w:t>Para cada altura dᵢ, a média de três leituras tᵢⱼ é calculada sem arredondamento intermediário. O desvio padrão amostral sᵢ caracteriza a dispersão das repetições; sua contribuição para a média é sᵢ/√3. A contribuição instrumental informada, 0,0001 s, é combinada em quadratura, admitindo independência (Odashima, [s. d.]b; Iwamoto et al., 2014).</w:t>
+        <w:t>Para cada altura dᵢ, calculamos a média das três leituras tᵢⱼ sem arredondar durante as contas. O desvio padrão amostral sᵢ mostra quanto os tempos variaram entre si. Para a incerteza da média, combinamos sᵢ/√3 com a contribuição instrumental de 0,0001 s, supondo que sejam independentes (Odashima, [s. d.]b; Iwamoto et al., 2014).</w:t>
       </w:r>
     </w:p>
     <w:p>
@@ -1042,7 +1042,7 @@
         <w:jc w:val="center"/>
       </w:pPr>
       <w:r>
-        <w:t>Escreve-se a hipótese empírica como d = C(t̄/1 s)ⁿ, com C em metros e n adimensional. A transformação logarítmica produz ln(d/1 m) = ln(C/1 m) + n ln(t̄/1 s). No modelo ideal, n = 2, A = ln[g/(2 m/s²)] e g = (2 m/s²) exp(A), pela linearização direta. Como só o tempo recebeu incerteza no tratamento, a regressão ponderada é orientada no sentido inverso, mantendo o tempo no eixo vertical:</w:t>
+        <w:t>Para testar os dados, usamos a expressão d = C(t̄/1 s)ⁿ, em que C é dado em metros e n não tem unidade. Ao tomar o logaritmo, obtemos ln(d/1 m) = ln(C/1 m) + n ln(t̄/1 s), que tem a forma de uma reta. No modelo ideal, n = 2, A = ln[g/(2 m/s²)] e g = (2 m/s²) exp(A) quando a altura fica no eixo vertical. Como apenas o tempo recebeu incerteza neste trabalho, fizemos o ajuste ponderado com o tempo no eixo vertical:</w:t>
       </w:r>
     </w:p>
     <w:p>
@@ -1188,7 +1188,7 @@
     </w:p>
     <w:p>
       <w:r>
-        <w:t>Da reta inversa, n = 1/a e C = (1 m) exp(−b/a). A incerteza de C usa as incertezas de a e b e a covariância entre esses coeficientes. A transformação de logaritmos de razões torna X e Y adimensionais (Sousa, [s. d.]; Iwamoto et al., 2014).</w:t>
+        <w:t>Nesse ajuste inverso, n = 1/a e C = (1 m) exp(−b/a). Para calcular a incerteza de C, consideramos também a relação entre os valores ajustados de a e b, chamada covariância. Dividir d por 1 m e t̄ por 1 s antes de calcular os logaritmos deixa X e Y sem unidade (Sousa, [s. d.]; Iwamoto et al., 2014).</w:t>
       </w:r>
     </w:p>
     <w:p>
@@ -1201,7 +1201,7 @@
     </w:p>
     <w:p>
       <w:r>
-        <w:t>Para a hipótese de aceleração constante a partir do repouso, d = gt̄²/2. O ajuste numérico é feito com Q = t̄² em função de d, pois a incerteza propagada de Q é vertical. O gráfico de d por Q é apresentado na orientação solicitada pela apostila; os parâmetros são calculados pelo ajuste inverso.</w:t>
+        <w:t>Se a esfera parte do repouso e mantém aceleração constante, então d = gt̄²/2. Como a incerteza foi atribuída ao tempo, ajustamos Q = t̄² em função da altura d e propagamos a incerteza para Q. Também mostramos d em função de Q, como pede a apostila; os dois gráficos usam os mesmos dados.</w:t>
       </w:r>
     </w:p>
     <w:p>
@@ -1229,7 +1229,7 @@
     </w:p>
     <w:p>
       <w:r>
-        <w:t>A segunda estimativa de g impõe n = 2 na reta logarítmica: a = 1/2, b₂ é ajustado e g = (2 m/s²) exp(−2b₂). Para examinar a passagem pela origem, também se ajusta Q = ad + b, com b livre. O qui-quadrado reduzido avalia os resíduos em relação às incertezas consideradas.</w:t>
+        <w:t>Também estimamos g ao fixar n = 2 no ajuste logarítmico: nesse caso, a = 1/2, ajustamos b₂ e calculamos g = (2 m/s²) exp(−2b₂). Para verificar se a reta precisa passar pela origem, fizemos ainda o ajuste Q = ad + b, deixando b livre. O qui-quadrado reduzido compara as diferenças entre pontos e modelo com as incertezas usadas.</w:t>
       </w:r>
     </w:p>
     <w:p>
@@ -1243,12 +1243,12 @@
     </w:p>
     <w:p>
       <w:r>
-        <w:t>O roteiro do capítulo 12 descreve uma esfera metálica mantida por disparador eletromagnético, uma haste graduada, um cronômetro e uma plataforma de parada. A soltura inicia a contagem, encerrada no impacto. As fotografias fornecidas pelo grupo documentam a montagem utilizada e são apresentadas na Seção 3.1. Elas mostram a haste, o suporte da esfera, a base e a unidade de cronometragem, sem permitir concluir ajustes ou calibração que não foram registrados.</w:t>
+        <w:t>A montagem descrita no capítulo 12 usa uma esfera metálica presa por um disparador eletromagnético, uma haste graduada, uma plataforma de parada e um cronômetro. O cronômetro começa a contar quando a esfera é solta e para no impacto. As fotos do grupo, apresentadas na Seção 3.1, mostram a montagem, o suporte da esfera, a base e o cronômetro. Elas não mostram se houve algum ajuste ou calibração, por isso não fizemos afirmações sobre esses procedimentos.</w:t>
       </w:r>
     </w:p>
     <w:p>
       <w:r>
-        <w:t>O registro do experimento de 6 de outubro de 2026 contém 17 alturas de 10 a 90 cm, em incrementos de 5 cm, e três tempos por altura. A Tabela 1 reproduz a planilha conferida pelo grupo. As alturas anotadas em centímetros foram convertidas para metros antes dos ajustes. Não foi incluído o número 95, que aparecia apenas como rascunho na segunda folha.</w:t>
+        <w:t>O grupo anotou três tempos para cada uma das 17 alturas, de 10 a 90 cm, em passos de 5 cm. A Tabela 1 traz os valores conferidos pelo grupo. Para os ajustes, convertemos as alturas de centímetros para metros. O número 95, escrito como rascunho na segunda folha, não corresponde a uma medida e não foi incluído.</w:t>
       </w:r>
     </w:p>
     <w:p>
@@ -3647,7 +3647,7 @@
     </w:p>
     <w:p>
       <w:r>
-        <w:t>A altura foi tratada sem incerteza considerada, conforme orientação do grupo; isso não significa precisão física infinita. Para o tempo, empregou-se 0,0001 s de contribuição instrumental. As 51 leituras foram mantidas. As médias, incertezas e variáveis transformadas foram calculadas com precisão completa. Os gráficos foram produzidos pela ferramenta de criação de gráficos do projeto, com os dados e coeficientes desta análise.</w:t>
+        <w:t>Para este trabalho, não foi considerada incerteza da altura. Isso não quer dizer que a altura tenha precisão infinita. Para o tempo, usamos a contribuição instrumental de 0,0001 s. Mantivemos todas as 51 leituras e fizemos as contas sem arredondar os valores intermediários. Os gráficos foram feitos com os dados e os coeficientes calculados aqui.</w:t>
       </w:r>
     </w:p>
     <w:p>
@@ -3665,7 +3665,7 @@
         <w:spacing w:after="160"/>
       </w:pPr>
       <w:r>
-        <w:t>As imagens fornecidas pelo grupo registram o arranjo observado. Foram selecionadas três vistas complementares: o conjunto completo, a região de queda da esfera e a unidade de cronometragem.</w:t>
+        <w:t>Selecionamos três fotos do grupo para mostrar a montagem por ângulos diferentes: uma visão geral, a região por onde a esfera cai e o cronômetro.</w:t>
       </w:r>
     </w:p>
     <w:p>
@@ -3899,7 +3899,7 @@
     </w:p>
     <w:p>
       <w:r>
-        <w:t>A Tabela 2 apresenta o resultado estatístico das três repetições em cada altura. A incerteza instrumental entra uma vez no tempo médio; ela não é novamente dividida por √3. Como exemplo, para 10 cm, t̄ = (0,1580 + 0,1572 + 0,1580)/3 = 0,1577333 s, s = 0,0004619 s e u(t̄) = √[(0,0004619/√3)² + (0,0001)²] s = 0,0002848 s. O resultado arredondado é (0,1577 ± 0,0003) s.</w:t>
+        <w:t>A Tabela 2 mostra a média e a incerteza dos três tempos em cada altura. A contribuição instrumental de 0,0001 s entra uma vez no cálculo da incerteza da média. Por exemplo, para 10 cm, t̄ = (0,1580 + 0,1572 + 0,1580)/3 = 0,1577333 s, s = 0,0004619 s e u(t̄) = √[(0,0004619/√3)² + (0,0001)²] s = 0,0002848 s. Arredondando, temos (0,1577 ± 0,0003) s.</w:t>
       </w:r>
     </w:p>
     <w:p>
@@ -5923,7 +5923,7 @@
     </w:p>
     <w:p>
       <w:r>
-        <w:t>A Figura 4 mostra o crescimento da altura percorrida com o tempo médio. A curvatura é compatível qualitativamente com uma dependência superior à linear. As barras de tempo são pequenas na escala da figura, mas seus valores constam da Tabela 2.</w:t>
+        <w:t>Na Figura 4, a altura cresce cada vez mais rápido à medida que o tempo aumenta. As barras de incerteza do tempo são pequenas nessa escala; os valores numéricos estão na Tabela 2.</w:t>
       </w:r>
     </w:p>
     <w:p>
@@ -7961,7 +7961,7 @@
     </w:p>
     <w:p>
       <w:r>
-        <w:t>O ajuste livre fornece a = 0,4743309 e b = −0,7920544. A inversão da reta e a propagação com covariância fornecem n = 2,108 ± 0,002 e C = (5,31 ± 0,01) m. O qui-quadrado reduzido é 53,05, com 15 graus de liberdade. O expoente difere de 2 muito além da incerteza formal; não se interpreta 2C como uma aceleração constante.</w:t>
+        <w:t>O ajuste com expoente livre deu a = 0,4743309 e b = −0,7920544. A partir desses valores, obtivemos n = 2,108 ± 0,002 e C = (5,31 ± 0,01) m. O qui-quadrado reduzido foi 53,05, com 15 graus de liberdade. O valor de n ficou acima de 2 por muito mais do que a incerteza formal indica. Como o expoente não é 2, não podemos usar 2C como um valor único da aceleração.</w:t>
       </w:r>
     </w:p>
     <w:p>
@@ -8036,7 +8036,7 @@
     </w:p>
     <w:p>
       <w:r>
-        <w:t>O parâmetro C representa a altura extrapolada para t = 1 s, fora do intervalo de tempos medido. A Figura 6 devolve a lei ajustada à escala original. A curva acompanha a tendência, mas a magnitude dos resíduos requer cautela com as incertezas dos parâmetros.</w:t>
+        <w:t>C corresponde à altura prevista para t = 1 s, tempo maior que os medidos aqui. A Figura 6 mostra a curva ajustada na escala original. Ela acompanha a tendência dos pontos, mas as diferenças entre a curva e as medidas são grandes em relação às incertezas consideradas.</w:t>
       </w:r>
     </w:p>
     <w:p>
@@ -9554,7 +9554,7 @@
     </w:p>
     <w:p>
       <w:r>
-        <w:t>Fixando o expoente n = 2 no ajuste logarítmico, obtém-se g = (9,468 ± 0,003) m/s². O qui-quadrado reduzido é 347,18, com 16 graus de liberdade. No ajuste Q = a₀d pela origem, a₀ = 0,2110808 s²/m e g = (9,475 ± 0,003) m/s², com qui-quadrado reduzido 320,83.</w:t>
+        <w:t>Ao fixar n = 2 no ajuste logarítmico, encontramos g = (9,468 ± 0,003) m/s² e qui-quadrado reduzido de 347,18, com 16 graus de liberdade. No ajuste Q = a₀d passando pela origem, a₀ = 0,2110808 s²/m e g = (9,475 ± 0,003) m/s². Nesse caso, o qui-quadrado reduzido foi 320,83.</w:t>
       </w:r>
     </w:p>
     <w:p>
@@ -9629,7 +9629,7 @@
     </w:p>
     <w:p>
       <w:r>
-        <w:t>A Figura 7 apresenta d em função de t̄², conforme o roteiro. A inclinação correspondente à reta pela origem é A = 1/a₀ = 4,7375 m/s² e g = 2A. O valor da inclinação provém do ajuste ponderado de Q em função de d; a figura direta é uma representação dos mesmos pontos e parâmetros, sem uma segunda regressão independente.</w:t>
+        <w:t>A Figura 7 mostra d em função de t̄², como pede o roteiro. Para a reta que passa pela origem, A = 1/a₀ = 4,7375 m/s² e g = 2A. Calculamos essa inclinação a partir do ajuste ponderado de Q em função de d; o gráfico de d por Q apenas apresenta os mesmos pontos e parâmetros na orientação pedida.</w:t>
       </w:r>
     </w:p>
     <w:p>
@@ -9704,7 +9704,7 @@
     </w:p>
     <w:p>
       <w:r>
-        <w:t>Como diagnóstico, o modelo Q = ad + b com intercepto livre fornece a = 0,2024629 s²/m e b = (0,00448 ± 0,00006) s². Resulta g = (9,878 ± 0,007) m/s² e qui-quadrado reduzido 3,08, com 15 graus de liberdade. A Figura 8 mostra a orientação usada para ponderar pelas incertezas de Q.</w:t>
+        <w:t>Para verificar o efeito de permitir um intercepto, ajustamos Q = ad + b. Encontramos a = 0,2024629 s²/m e b = (0,00448 ± 0,00006) s², o que dá g = (9,878 ± 0,007) m/s². O qui-quadrado reduzido caiu para 3,08, com 15 graus de liberdade. A Figura 8 mostra Q em função de d, orientação usada nesse ajuste.</w:t>
       </w:r>
     </w:p>
     <w:p>
@@ -10164,17 +10164,17 @@
     </w:p>
     <w:p>
       <w:r>
-        <w:t>Os dois modelos com n = 2 produzem valores numéricos próximos, mas derivam das mesmas medições e não constituem confirmações independentes. Os elevados qui-quadrados reduzidos mostram que os resíduos superam amplamente a escala de incerteza adotada. Assim, as incertezas pequenas de g refletem apenas a fórmula do ajuste sob as hipóteses usadas, sem demonstrar precisão física de milésimos de m/s².</w:t>
+        <w:t>Os dois ajustes com n = 2 deram valores próximos de g, mas usaram as mesmas medidas. Portanto, essa concordância não é uma confirmação independente. Em ambos, o qui-quadrado reduzido ficou muito alto: as diferenças entre pontos e modelo foram bem maiores do que as incertezas adotadas. Assim, a incerteza de 0,003 m/s² é apenas a incerteza calculada pelo ajuste, e não a precisão real demonstrada pelo experimento.</w:t>
       </w:r>
     </w:p>
     <w:p>
       <w:r>
-        <w:t>O intercepto livre reduz fortemente os resíduos. Ele pode parametrizar um deslocamento efetivo de referência ou outro desvio do modelo simples, mas as medições disponíveis não identificam sua causa. Não se alteraram as alturas nem se eliminaram pontos para forçar concordância. A altura sem incerteza considerada, possíveis atrasos do acionamento e diferenças na soltura são limitações que exigiriam dados adicionais para avaliação quantitativa.</w:t>
+        <w:t>Deixar o intercepto livre aproximou melhor a reta dos pontos. Esse intercepto pode estar ligado a um deslocamento da referência de altura ou a outro efeito não descrito pelo modelo simples, mas os dados não permitem descobrir sua causa. Não mudamos alturas nem retiramos pontos para melhorar o resultado. Medir a incerteza da altura e investigar possíveis atrasos na soltura ou na detecção ajudaria a entender a diferença.</w:t>
       </w:r>
     </w:p>
     <w:p>
       <w:r>
-        <w:t>A relação empírica com expoente livre descreve o intervalo observado, aproximadamente 0,158 a 0,433 s. Para n ≠ 2, a aceleração obtida pela segunda derivada da lei de potência depende do tempo. Por isso, essa relação não fornece um único valor de g sem a hipótese adicional n = 2. Os resultados do ajuste quadrático devem ser lidos como estimativas condicionais a essa hipótese.</w:t>
+        <w:t>A lei de potência com expoente livre descreve os tempos medidos, aproximadamente de 0,158 a 0,433 s. Quando n é diferente de 2, a aceleração calculada por essa lei muda com o tempo. Por isso, não há um único valor de g nesse ajuste. Os valores obtidos ao fixar n = 2 dependem dessa hipótese.</w:t>
       </w:r>
     </w:p>
     <w:p>
@@ -10188,12 +10188,12 @@
     </w:p>
     <w:p>
       <w:r>
-        <w:t>As 51 leituras de tempo permitiram organizar 17 pares de altura e tempo médio, propagar a contribuição estatística e a contribuição instrumental de 0,0001 s e construir os gráficos pedidos no capítulo 12. O ajuste de potência forneceu n = 2,108 ± 0,002 e C = (5,31 ± 0,01) m. Sob a hipótese quadrática, o ajuste de t̄² pela origem forneceu g = (9,475 ± 0,003) m/s²; a via logarítmica com n fixo em 2 forneceu g = (9,468 ± 0,003) m/s².</w:t>
+        <w:t>As 51 medidas de tempo, feitas em 17 alturas, permitiram calcular médias e incertezas e construir os gráficos pedidos no capítulo 12. No ajuste de potência, encontramos n = 2,108 ± 0,002 e C = (5,31 ± 0,01) m. Ao usar o modelo quadrático, obtivemos g = (9,475 ± 0,003) m/s² pelo ajuste de t̄² que passa pela origem e g = (9,468 ± 0,003) m/s² pelo ajuste logarítmico com n = 2.</w:t>
       </w:r>
     </w:p>
     <w:p>
       <w:r>
-        <w:t>Os elevados qui-quadrados reduzidos dos modelos restritos impedem interpretar essas incertezas formais como precisão física do experimento. A inclusão de um intercepto em t̄² por d melhora o ajuste, mas não identifica a causa do desvio. Uma avaliação futura da incerteza da altura e de efeitos sistemáticos do disparo e da detecção permitiria testar com mais segurança o modelo ideal de queda livre.</w:t>
+        <w:t>Esses dois ajustes deixaram diferenças grandes entre os pontos e o modelo, por isso suas pequenas incertezas não representam toda a variação observada. Permitir um intercepto melhorou o ajuste, mas não revelou a causa da diferença. Em outra medição, seria útil avaliar a incerteza da altura e verificar se a soltura e a parada do cronômetro introduzem atrasos.</w:t>
       </w:r>
     </w:p>
     <w:p>

--- a/FisicaEx03/Relatorio_Final.docx
+++ b/FisicaEx03/Relatorio_Final.docx
@@ -270,18 +270,18 @@
         <w:tabs>
           <w:tab w:val="right" w:leader="dot" w:pos="8504"/>
         </w:tabs>
-        <w:spacing w:line="240" w:lineRule="auto"/>
+        <w:spacing w:line="276" w:lineRule="auto" w:after="60"/>
         <w:ind w:firstLine="0"/>
       </w:pPr>
       <w:r>
         <w:rPr>
-          <w:sz w:val="20"/>
+          <w:sz w:val="22"/>
         </w:rPr>
         <w:t>Figura 1 – Visão geral da montagem experimental</w:t>
       </w:r>
       <w:r>
         <w:rPr>
-          <w:sz w:val="20"/>
+          <w:sz w:val="22"/>
         </w:rPr>
         <w:tab/>
         <w:t>8</w:t>
@@ -292,18 +292,62 @@
         <w:tabs>
           <w:tab w:val="right" w:leader="dot" w:pos="8504"/>
         </w:tabs>
-        <w:spacing w:line="240" w:lineRule="auto"/>
+        <w:spacing w:line="276" w:lineRule="auto" w:after="60"/>
         <w:ind w:firstLine="0"/>
       </w:pPr>
       <w:r>
         <w:rPr>
-          <w:sz w:val="20"/>
+          <w:sz w:val="22"/>
         </w:rPr>
-        <w:t>Figura 2 – Esfera, suporte e plataforma de parada</w:t>
+        <w:t>Figura 2 – Região de queda</w:t>
       </w:r>
       <w:r>
         <w:rPr>
-          <w:sz w:val="20"/>
+          <w:sz w:val="22"/>
+        </w:rPr>
+        <w:tab/>
+        <w:t>8</w:t>
+      </w:r>
+    </w:p>
+    <w:p>
+      <w:pPr>
+        <w:tabs>
+          <w:tab w:val="right" w:leader="dot" w:pos="8504"/>
+        </w:tabs>
+        <w:spacing w:line="276" w:lineRule="auto" w:after="60"/>
+        <w:ind w:firstLine="0"/>
+      </w:pPr>
+      <w:r>
+        <w:rPr>
+          <w:sz w:val="22"/>
+        </w:rPr>
+        <w:t>Figura 3 – Cronômetro</w:t>
+      </w:r>
+      <w:r>
+        <w:rPr>
+          <w:sz w:val="22"/>
+        </w:rPr>
+        <w:tab/>
+        <w:t>8</w:t>
+      </w:r>
+    </w:p>
+    <w:p>
+      <w:pPr>
+        <w:tabs>
+          <w:tab w:val="right" w:leader="dot" w:pos="8504"/>
+        </w:tabs>
+        <w:spacing w:line="276" w:lineRule="auto" w:after="60"/>
+        <w:ind w:firstLine="0"/>
+      </w:pPr>
+      <w:r>
+        <w:rPr>
+          <w:sz w:val="22"/>
+        </w:rPr>
+        <w:t>Figura 4 – Altura em função do tempo médio</w:t>
+      </w:r>
+      <w:r>
+        <w:rPr>
+          <w:sz w:val="22"/>
         </w:rPr>
         <w:tab/>
         <w:t>9</w:t>
@@ -314,18 +358,137 @@
         <w:tabs>
           <w:tab w:val="right" w:leader="dot" w:pos="8504"/>
         </w:tabs>
-        <w:spacing w:line="240" w:lineRule="auto"/>
+        <w:spacing w:line="276" w:lineRule="auto" w:after="60"/>
         <w:ind w:firstLine="0"/>
       </w:pPr>
       <w:r>
         <w:rPr>
-          <w:sz w:val="20"/>
+          <w:sz w:val="22"/>
         </w:rPr>
-        <w:t>Figura 3 – Unidade de cronometragem</w:t>
+        <w:t>Figura 5 – Linearização logarítmica e reta ajustada</w:t>
       </w:r>
       <w:r>
         <w:rPr>
-          <w:sz w:val="20"/>
+          <w:sz w:val="22"/>
+        </w:rPr>
+        <w:tab/>
+        <w:t>10</w:t>
+      </w:r>
+    </w:p>
+    <w:p>
+      <w:pPr>
+        <w:tabs>
+          <w:tab w:val="right" w:leader="dot" w:pos="8504"/>
+        </w:tabs>
+        <w:spacing w:line="276" w:lineRule="auto" w:after="60"/>
+        <w:ind w:firstLine="0"/>
+      </w:pPr>
+      <w:r>
+        <w:rPr>
+          <w:sz w:val="22"/>
+        </w:rPr>
+        <w:t>Figura 6 – Lei de potência na escala original</w:t>
+      </w:r>
+      <w:r>
+        <w:rPr>
+          <w:sz w:val="22"/>
+        </w:rPr>
+        <w:tab/>
+        <w:t>11</w:t>
+      </w:r>
+    </w:p>
+    <w:p>
+      <w:pPr>
+        <w:tabs>
+          <w:tab w:val="right" w:leader="dot" w:pos="8504"/>
+        </w:tabs>
+        <w:spacing w:line="276" w:lineRule="auto" w:after="60"/>
+        <w:ind w:firstLine="0"/>
+      </w:pPr>
+      <w:r>
+        <w:rPr>
+          <w:sz w:val="22"/>
+        </w:rPr>
+        <w:t>Figura 7 – Altura em função do tempo ao quadrado</w:t>
+      </w:r>
+      <w:r>
+        <w:rPr>
+          <w:sz w:val="22"/>
+        </w:rPr>
+        <w:tab/>
+        <w:t>13</w:t>
+      </w:r>
+    </w:p>
+    <w:p>
+      <w:pPr>
+        <w:tabs>
+          <w:tab w:val="right" w:leader="dot" w:pos="8504"/>
+        </w:tabs>
+        <w:spacing w:line="276" w:lineRule="auto" w:after="60"/>
+        <w:ind w:firstLine="0"/>
+      </w:pPr>
+      <w:r>
+        <w:rPr>
+          <w:sz w:val="22"/>
+        </w:rPr>
+        <w:t>Figura 8 – Tempo ao quadrado em função da altura</w:t>
+      </w:r>
+      <w:r>
+        <w:rPr>
+          <w:sz w:val="22"/>
+        </w:rPr>
+        <w:tab/>
+        <w:t>13</w:t>
+      </w:r>
+    </w:p>
+    <w:p>
+      <w:pPr>
+        <w:pStyle w:val="Resumo"/>
+        <w:spacing w:before="480" w:after="320"/>
+      </w:pPr>
+      <w:r>
+        <w:t>LISTA DE TABELAS</w:t>
+      </w:r>
+    </w:p>
+    <w:p>
+      <w:pPr>
+        <w:tabs>
+          <w:tab w:val="right" w:leader="dot" w:pos="8504"/>
+        </w:tabs>
+        <w:spacing w:line="276" w:lineRule="auto" w:after="60"/>
+        <w:ind w:firstLine="0"/>
+      </w:pPr>
+      <w:r>
+        <w:rPr>
+          <w:sz w:val="22"/>
+        </w:rPr>
+        <w:t>Tabela 1 – Medidas originais de altura e tempo</w:t>
+      </w:r>
+      <w:r>
+        <w:rPr>
+          <w:sz w:val="22"/>
+        </w:rPr>
+        <w:tab/>
+        <w:t>7</w:t>
+      </w:r>
+    </w:p>
+    <w:p>
+      <w:pPr>
+        <w:tabs>
+          <w:tab w:val="right" w:leader="dot" w:pos="8504"/>
+        </w:tabs>
+        <w:spacing w:line="276" w:lineRule="auto" w:after="60"/>
+        <w:ind w:firstLine="0"/>
+      </w:pPr>
+      <w:r>
+        <w:rPr>
+          <w:sz w:val="22"/>
+        </w:rPr>
+        <w:t>Tabela 2 – Tempos médios e incertezas</w:t>
+      </w:r>
+      <w:r>
+        <w:rPr>
+          <w:sz w:val="22"/>
         </w:rPr>
         <w:tab/>
         <w:t>9</w:t>
@@ -336,21 +499,21 @@
         <w:tabs>
           <w:tab w:val="right" w:leader="dot" w:pos="8504"/>
         </w:tabs>
-        <w:spacing w:line="240" w:lineRule="auto"/>
+        <w:spacing w:line="276" w:lineRule="auto" w:after="60"/>
         <w:ind w:firstLine="0"/>
       </w:pPr>
       <w:r>
         <w:rPr>
-          <w:sz w:val="20"/>
+          <w:sz w:val="22"/>
         </w:rPr>
-        <w:t>Figura 4 – Altura em função do tempo médio</w:t>
+        <w:t>Tabela 3 – Variáveis logarítmicas e incerteza propagada</w:t>
       </w:r>
       <w:r>
         <w:rPr>
-          <w:sz w:val="20"/>
+          <w:sz w:val="22"/>
         </w:rPr>
         <w:tab/>
-        <w:t>11</w:t>
+        <w:t>10</w:t>
       </w:r>
     </w:p>
     <w:p>
@@ -358,18 +521,18 @@
         <w:tabs>
           <w:tab w:val="right" w:leader="dot" w:pos="8504"/>
         </w:tabs>
-        <w:spacing w:line="240" w:lineRule="auto"/>
+        <w:spacing w:line="276" w:lineRule="auto" w:after="60"/>
         <w:ind w:firstLine="0"/>
       </w:pPr>
       <w:r>
         <w:rPr>
-          <w:sz w:val="20"/>
+          <w:sz w:val="22"/>
         </w:rPr>
-        <w:t>Figura 5 – Linearização logarítmica e reta ajustada</w:t>
+        <w:t>Tabela 4 – Tempo ao quadrado e incerteza propagada</w:t>
       </w:r>
       <w:r>
         <w:rPr>
-          <w:sz w:val="20"/>
+          <w:sz w:val="22"/>
         </w:rPr>
         <w:tab/>
         <w:t>12</w:t>
@@ -380,21 +543,36 @@
         <w:tabs>
           <w:tab w:val="right" w:leader="dot" w:pos="8504"/>
         </w:tabs>
-        <w:spacing w:line="240" w:lineRule="auto"/>
+        <w:spacing w:line="276" w:lineRule="auto" w:after="60"/>
         <w:ind w:firstLine="0"/>
       </w:pPr>
       <w:r>
         <w:rPr>
-          <w:sz w:val="20"/>
+          <w:sz w:val="22"/>
         </w:rPr>
-        <w:t>Figura 6 – Lei de potência na escala original</w:t>
+        <w:t>Tabela 5 – Parâmetros dos ajustes</w:t>
       </w:r>
       <w:r>
         <w:rPr>
-          <w:sz w:val="20"/>
+          <w:sz w:val="22"/>
         </w:rPr>
         <w:tab/>
-        <w:t>13</w:t>
+        <w:t>14</w:t>
+      </w:r>
+    </w:p>
+    <w:p>
+      <w:r>
+        <w:br w:type="page"/>
+      </w:r>
+    </w:p>
+    <w:p>
+      <w:pPr>
+        <w:pStyle w:val="Resumo"/>
+        <w:spacing w:before="500" w:after="320"/>
+      </w:pPr>
+      <w:r>
+        <w:lastRenderedPageBreak/>
+        <w:t>SUMÁRIO</w:t>
       </w:r>
     </w:p>
     <w:p>
@@ -402,18 +580,268 @@
         <w:tabs>
           <w:tab w:val="right" w:leader="dot" w:pos="8504"/>
         </w:tabs>
-        <w:spacing w:line="240" w:lineRule="auto"/>
+        <w:spacing w:line="276" w:lineRule="auto" w:after="60"/>
         <w:ind w:firstLine="0"/>
       </w:pPr>
       <w:r>
         <w:rPr>
-          <w:sz w:val="20"/>
+          <w:b/>
+          <w:sz w:val="22"/>
         </w:rPr>
-        <w:t>Figura 7 – Altura em função do tempo ao quadrado</w:t>
+        <w:t>1 INTRODUÇÃO</w:t>
       </w:r>
       <w:r>
         <w:rPr>
-          <w:sz w:val="20"/>
+          <w:b/>
+          <w:sz w:val="22"/>
+        </w:rPr>
+        <w:tab/>
+        <w:t>5</w:t>
+      </w:r>
+    </w:p>
+    <w:p>
+      <w:pPr>
+        <w:tabs>
+          <w:tab w:val="right" w:leader="dot" w:pos="8504"/>
+        </w:tabs>
+        <w:spacing w:line="276" w:lineRule="auto" w:after="60"/>
+        <w:ind w:firstLine="0"/>
+      </w:pPr>
+      <w:r>
+        <w:rPr>
+          <w:b/>
+          <w:sz w:val="22"/>
+        </w:rPr>
+        <w:t>2 FUNDAMENTAÇÃO TEÓRICA</w:t>
+      </w:r>
+      <w:r>
+        <w:rPr>
+          <w:b/>
+          <w:sz w:val="22"/>
+        </w:rPr>
+        <w:tab/>
+        <w:t>6</w:t>
+      </w:r>
+    </w:p>
+    <w:p>
+      <w:pPr>
+        <w:tabs>
+          <w:tab w:val="right" w:leader="dot" w:pos="8504"/>
+        </w:tabs>
+        <w:spacing w:line="276" w:lineRule="auto" w:after="60"/>
+        <w:ind w:firstLine="0" w:left="340"/>
+      </w:pPr>
+      <w:r>
+        <w:rPr>
+          <w:sz w:val="22"/>
+        </w:rPr>
+        <w:t>2.1 Tratamento dos tempos</w:t>
+      </w:r>
+      <w:r>
+        <w:rPr>
+          <w:sz w:val="22"/>
+        </w:rPr>
+        <w:tab/>
+        <w:t>6</w:t>
+      </w:r>
+    </w:p>
+    <w:p>
+      <w:pPr>
+        <w:tabs>
+          <w:tab w:val="right" w:leader="dot" w:pos="8504"/>
+        </w:tabs>
+        <w:spacing w:line="276" w:lineRule="auto" w:after="60"/>
+        <w:ind w:firstLine="0" w:left="340"/>
+      </w:pPr>
+      <w:r>
+        <w:rPr>
+          <w:sz w:val="22"/>
+        </w:rPr>
+        <w:t>2.2 Lei de potência e linearização</w:t>
+      </w:r>
+      <w:r>
+        <w:rPr>
+          <w:sz w:val="22"/>
+        </w:rPr>
+        <w:tab/>
+        <w:t>6</w:t>
+      </w:r>
+    </w:p>
+    <w:p>
+      <w:pPr>
+        <w:tabs>
+          <w:tab w:val="right" w:leader="dot" w:pos="8504"/>
+        </w:tabs>
+        <w:spacing w:line="276" w:lineRule="auto" w:after="60"/>
+        <w:ind w:firstLine="0" w:left="340"/>
+      </w:pPr>
+      <w:r>
+        <w:rPr>
+          <w:sz w:val="22"/>
+        </w:rPr>
+        <w:t>2.3 Ajustes ponderados e aceleração</w:t>
+      </w:r>
+      <w:r>
+        <w:rPr>
+          <w:sz w:val="22"/>
+        </w:rPr>
+        <w:tab/>
+        <w:t>6</w:t>
+      </w:r>
+    </w:p>
+    <w:p>
+      <w:pPr>
+        <w:tabs>
+          <w:tab w:val="right" w:leader="dot" w:pos="8504"/>
+        </w:tabs>
+        <w:spacing w:line="276" w:lineRule="auto" w:after="60"/>
+        <w:ind w:firstLine="0"/>
+      </w:pPr>
+      <w:r>
+        <w:rPr>
+          <w:b/>
+          <w:sz w:val="22"/>
+        </w:rPr>
+        <w:t>3 METODOLOGIA</w:t>
+      </w:r>
+      <w:r>
+        <w:rPr>
+          <w:b/>
+          <w:sz w:val="22"/>
+        </w:rPr>
+        <w:tab/>
+        <w:t>7</w:t>
+      </w:r>
+    </w:p>
+    <w:p>
+      <w:pPr>
+        <w:tabs>
+          <w:tab w:val="right" w:leader="dot" w:pos="8504"/>
+        </w:tabs>
+        <w:spacing w:line="276" w:lineRule="auto" w:after="60"/>
+        <w:ind w:firstLine="0" w:left="340"/>
+      </w:pPr>
+      <w:r>
+        <w:rPr>
+          <w:sz w:val="22"/>
+        </w:rPr>
+        <w:t>3.1 Registro fotográfico da montagem</w:t>
+      </w:r>
+      <w:r>
+        <w:rPr>
+          <w:sz w:val="22"/>
+        </w:rPr>
+        <w:tab/>
+        <w:t>8</w:t>
+      </w:r>
+    </w:p>
+    <w:p>
+      <w:pPr>
+        <w:tabs>
+          <w:tab w:val="right" w:leader="dot" w:pos="8504"/>
+        </w:tabs>
+        <w:spacing w:line="276" w:lineRule="auto" w:after="60"/>
+        <w:ind w:firstLine="0"/>
+      </w:pPr>
+      <w:r>
+        <w:rPr>
+          <w:b/>
+          <w:sz w:val="22"/>
+        </w:rPr>
+        <w:t>4 RESULTADOS E DISCUSSÃO</w:t>
+      </w:r>
+      <w:r>
+        <w:rPr>
+          <w:b/>
+          <w:sz w:val="22"/>
+        </w:rPr>
+        <w:tab/>
+        <w:t>9</w:t>
+      </w:r>
+    </w:p>
+    <w:p>
+      <w:pPr>
+        <w:tabs>
+          <w:tab w:val="right" w:leader="dot" w:pos="8504"/>
+        </w:tabs>
+        <w:spacing w:line="276" w:lineRule="auto" w:after="60"/>
+        <w:ind w:firstLine="0" w:left="340"/>
+      </w:pPr>
+      <w:r>
+        <w:rPr>
+          <w:sz w:val="22"/>
+        </w:rPr>
+        <w:t>4.1 Medidas e incertezas</w:t>
+      </w:r>
+      <w:r>
+        <w:rPr>
+          <w:sz w:val="22"/>
+        </w:rPr>
+        <w:tab/>
+        <w:t>9</w:t>
+      </w:r>
+    </w:p>
+    <w:p>
+      <w:pPr>
+        <w:tabs>
+          <w:tab w:val="right" w:leader="dot" w:pos="8504"/>
+        </w:tabs>
+        <w:spacing w:line="276" w:lineRule="auto" w:after="60"/>
+        <w:ind w:firstLine="0" w:left="340"/>
+      </w:pPr>
+      <w:r>
+        <w:rPr>
+          <w:sz w:val="22"/>
+        </w:rPr>
+        <w:t>4.2 Lei de potência</w:t>
+      </w:r>
+      <w:r>
+        <w:rPr>
+          <w:sz w:val="22"/>
+        </w:rPr>
+        <w:tab/>
+        <w:t>10</w:t>
+      </w:r>
+    </w:p>
+    <w:p>
+      <w:pPr>
+        <w:tabs>
+          <w:tab w:val="right" w:leader="dot" w:pos="8504"/>
+        </w:tabs>
+        <w:spacing w:line="276" w:lineRule="auto" w:after="60"/>
+        <w:ind w:firstLine="0" w:left="340"/>
+      </w:pPr>
+      <w:r>
+        <w:rPr>
+          <w:sz w:val="22"/>
+        </w:rPr>
+        <w:t>4.3 Dependência quadrática do tempo</w:t>
+      </w:r>
+      <w:r>
+        <w:rPr>
+          <w:sz w:val="22"/>
+        </w:rPr>
+        <w:tab/>
+        <w:t>12</w:t>
+      </w:r>
+    </w:p>
+    <w:p>
+      <w:pPr>
+        <w:tabs>
+          <w:tab w:val="right" w:leader="dot" w:pos="8504"/>
+        </w:tabs>
+        <w:spacing w:line="276" w:lineRule="auto" w:after="60"/>
+        <w:ind w:firstLine="0" w:left="340"/>
+      </w:pPr>
+      <w:r>
+        <w:rPr>
+          <w:sz w:val="22"/>
+        </w:rPr>
+        <w:t>4.4 Interpretação dos resíduos</w:t>
+      </w:r>
+      <w:r>
+        <w:rPr>
+          <w:sz w:val="22"/>
         </w:rPr>
         <w:tab/>
         <w:t>14</w:t>
@@ -424,18 +852,20 @@
         <w:tabs>
           <w:tab w:val="right" w:leader="dot" w:pos="8504"/>
         </w:tabs>
-        <w:spacing w:line="240" w:lineRule="auto"/>
+        <w:spacing w:line="276" w:lineRule="auto" w:after="60"/>
         <w:ind w:firstLine="0"/>
       </w:pPr>
       <w:r>
         <w:rPr>
-          <w:sz w:val="20"/>
+          <w:b/>
+          <w:sz w:val="22"/>
         </w:rPr>
-        <w:t>Figura 8 – Tempo ao quadrado em função da altura</w:t>
+        <w:t>5 CONCLUSÃO</w:t>
       </w:r>
       <w:r>
         <w:rPr>
-          <w:sz w:val="20"/>
+          <w:b/>
+          <w:sz w:val="22"/>
         </w:rPr>
         <w:tab/>
         <w:t>15</w:t>
@@ -443,456 +873,26 @@
     </w:p>
     <w:p>
       <w:pPr>
-        <w:pStyle w:val="Resumo"/>
-        <w:spacing w:before="480" w:after="320"/>
-      </w:pPr>
-      <w:r>
-        <w:t>LISTA DE TABELAS</w:t>
-      </w:r>
-    </w:p>
-    <w:p>
-      <w:pPr>
         <w:tabs>
           <w:tab w:val="right" w:leader="dot" w:pos="8504"/>
         </w:tabs>
-        <w:spacing w:line="240" w:lineRule="auto"/>
-        <w:ind w:firstLine="0"/>
-      </w:pPr>
-      <w:r>
-        <w:rPr>
-          <w:sz w:val="20"/>
-        </w:rPr>
-        <w:t>Tabela 1 – Medidas originais de altura e tempo</w:t>
-      </w:r>
-      <w:r>
-        <w:rPr>
-          <w:sz w:val="20"/>
-        </w:rPr>
-        <w:tab/>
-        <w:t>7</w:t>
-      </w:r>
-    </w:p>
-    <w:p>
-      <w:pPr>
-        <w:tabs>
-          <w:tab w:val="right" w:leader="dot" w:pos="8504"/>
-        </w:tabs>
-        <w:spacing w:line="240" w:lineRule="auto"/>
-        <w:ind w:firstLine="0"/>
-      </w:pPr>
-      <w:r>
-        <w:rPr>
-          <w:sz w:val="20"/>
-        </w:rPr>
-        <w:t>Tabela 2 – Tempos médios e incertezas</w:t>
-      </w:r>
-      <w:r>
-        <w:rPr>
-          <w:sz w:val="20"/>
-        </w:rPr>
-        <w:tab/>
-        <w:t>10</w:t>
-      </w:r>
-    </w:p>
-    <w:p>
-      <w:pPr>
-        <w:tabs>
-          <w:tab w:val="right" w:leader="dot" w:pos="8504"/>
-        </w:tabs>
-        <w:spacing w:line="240" w:lineRule="auto"/>
-        <w:ind w:firstLine="0"/>
-      </w:pPr>
-      <w:r>
-        <w:rPr>
-          <w:sz w:val="20"/>
-        </w:rPr>
-        <w:t>Tabela 3 – Variáveis logarítmicas</w:t>
-      </w:r>
-      <w:r>
-        <w:rPr>
-          <w:sz w:val="20"/>
-        </w:rPr>
-        <w:tab/>
-        <w:t>12</w:t>
-      </w:r>
-    </w:p>
-    <w:p>
-      <w:pPr>
-        <w:tabs>
-          <w:tab w:val="right" w:leader="dot" w:pos="8504"/>
-        </w:tabs>
-        <w:spacing w:line="240" w:lineRule="auto"/>
-        <w:ind w:firstLine="0"/>
-      </w:pPr>
-      <w:r>
-        <w:rPr>
-          <w:sz w:val="20"/>
-        </w:rPr>
-        <w:t>Tabela 4 – Tempo ao quadrado e incerteza</w:t>
-      </w:r>
-      <w:r>
-        <w:rPr>
-          <w:sz w:val="20"/>
-        </w:rPr>
-        <w:tab/>
-        <w:t>14</w:t>
-      </w:r>
-    </w:p>
-    <w:p>
-      <w:pPr>
-        <w:tabs>
-          <w:tab w:val="right" w:leader="dot" w:pos="8504"/>
-        </w:tabs>
-        <w:spacing w:line="240" w:lineRule="auto"/>
-        <w:ind w:firstLine="0"/>
-      </w:pPr>
-      <w:r>
-        <w:rPr>
-          <w:sz w:val="20"/>
-        </w:rPr>
-        <w:t>Tabela 5 – Parâmetros dos ajustes</w:t>
-      </w:r>
-      <w:r>
-        <w:rPr>
-          <w:sz w:val="20"/>
-        </w:rPr>
-        <w:tab/>
-        <w:t>15</w:t>
-      </w:r>
-    </w:p>
-    <w:p>
-      <w:r>
-        <w:br w:type="page"/>
-      </w:r>
-    </w:p>
-    <w:p>
-      <w:pPr>
-        <w:pStyle w:val="Resumo"/>
-        <w:spacing w:before="500" w:after="320"/>
-      </w:pPr>
-      <w:r>
-        <w:lastRenderedPageBreak/>
-        <w:t>SUMÁRIO</w:t>
-      </w:r>
-    </w:p>
-    <w:p>
-      <w:pPr>
-        <w:tabs>
-          <w:tab w:val="right" w:leader="dot" w:pos="8504"/>
-        </w:tabs>
-        <w:spacing w:line="240" w:lineRule="auto"/>
+        <w:spacing w:line="276" w:lineRule="auto" w:after="60"/>
         <w:ind w:firstLine="0"/>
       </w:pPr>
       <w:r>
         <w:rPr>
           <w:b/>
-          <w:sz w:val="20"/>
+          <w:sz w:val="22"/>
         </w:rPr>
-        <w:t>1 INTRODUÇÃO</w:t>
+        <w:t>REFERÊNCIAS</w:t>
       </w:r>
       <w:r>
         <w:rPr>
           <w:b/>
-          <w:sz w:val="20"/>
-        </w:rPr>
-        <w:tab/>
-        <w:t>5</w:t>
-      </w:r>
-    </w:p>
-    <w:p>
-      <w:pPr>
-        <w:tabs>
-          <w:tab w:val="right" w:leader="dot" w:pos="8504"/>
-        </w:tabs>
-        <w:spacing w:line="240" w:lineRule="auto"/>
-        <w:ind w:firstLine="0"/>
-      </w:pPr>
-      <w:r>
-        <w:rPr>
-          <w:b/>
-          <w:sz w:val="20"/>
-        </w:rPr>
-        <w:t>2 FUNDAMENTAÇÃO TEÓRICA</w:t>
-      </w:r>
-      <w:r>
-        <w:rPr>
-          <w:b/>
-          <w:sz w:val="20"/>
-        </w:rPr>
-        <w:tab/>
-        <w:t>6</w:t>
-      </w:r>
-    </w:p>
-    <w:p>
-      <w:pPr>
-        <w:tabs>
-          <w:tab w:val="right" w:leader="dot" w:pos="8504"/>
-        </w:tabs>
-        <w:spacing w:line="240" w:lineRule="auto"/>
-        <w:ind w:firstLine="0"/>
-      </w:pPr>
-      <w:r>
-        <w:rPr>
-          <w:sz w:val="20"/>
-        </w:rPr>
-        <w:t>2.1 Tratamento dos tempos</w:t>
-      </w:r>
-      <w:r>
-        <w:rPr>
-          <w:sz w:val="20"/>
-        </w:rPr>
-        <w:tab/>
-        <w:t>6</w:t>
-      </w:r>
-    </w:p>
-    <w:p>
-      <w:pPr>
-        <w:tabs>
-          <w:tab w:val="right" w:leader="dot" w:pos="8504"/>
-        </w:tabs>
-        <w:spacing w:line="240" w:lineRule="auto"/>
-        <w:ind w:firstLine="0"/>
-      </w:pPr>
-      <w:r>
-        <w:rPr>
-          <w:sz w:val="20"/>
-        </w:rPr>
-        <w:t>2.2 Lei de potência e linearização</w:t>
-      </w:r>
-      <w:r>
-        <w:rPr>
-          <w:sz w:val="20"/>
-        </w:rPr>
-        <w:tab/>
-        <w:t>6</w:t>
-      </w:r>
-    </w:p>
-    <w:p>
-      <w:pPr>
-        <w:tabs>
-          <w:tab w:val="right" w:leader="dot" w:pos="8504"/>
-        </w:tabs>
-        <w:spacing w:line="240" w:lineRule="auto"/>
-        <w:ind w:firstLine="0"/>
-      </w:pPr>
-      <w:r>
-        <w:rPr>
-          <w:sz w:val="20"/>
-        </w:rPr>
-        <w:t>2.3 Ajustes ponderados e aceleração</w:t>
-      </w:r>
-      <w:r>
-        <w:rPr>
-          <w:sz w:val="20"/>
-        </w:rPr>
-        <w:tab/>
-        <w:t>6</w:t>
-      </w:r>
-    </w:p>
-    <w:p>
-      <w:pPr>
-        <w:tabs>
-          <w:tab w:val="right" w:leader="dot" w:pos="8504"/>
-        </w:tabs>
-        <w:spacing w:line="240" w:lineRule="auto"/>
-        <w:ind w:firstLine="0"/>
-      </w:pPr>
-      <w:r>
-        <w:rPr>
-          <w:b/>
-          <w:sz w:val="20"/>
-        </w:rPr>
-        <w:t>3 METODOLOGIA</w:t>
-      </w:r>
-      <w:r>
-        <w:rPr>
-          <w:b/>
-          <w:sz w:val="20"/>
-        </w:rPr>
-        <w:tab/>
-        <w:t>7</w:t>
-      </w:r>
-    </w:p>
-    <w:p>
-      <w:pPr>
-        <w:tabs>
-          <w:tab w:val="right" w:leader="dot" w:pos="8504"/>
-        </w:tabs>
-        <w:spacing w:line="240" w:lineRule="auto"/>
-        <w:ind w:firstLine="0"/>
-      </w:pPr>
-      <w:r>
-        <w:rPr>
-          <w:sz w:val="20"/>
-        </w:rPr>
-        <w:t>3.1 Registro fotográfico da montagem</w:t>
-      </w:r>
-      <w:r>
-        <w:rPr>
-          <w:sz w:val="20"/>
-        </w:rPr>
-        <w:tab/>
-        <w:t>8</w:t>
-      </w:r>
-    </w:p>
-    <w:p>
-      <w:pPr>
-        <w:tabs>
-          <w:tab w:val="right" w:leader="dot" w:pos="8504"/>
-        </w:tabs>
-        <w:spacing w:line="240" w:lineRule="auto"/>
-        <w:ind w:firstLine="0"/>
-      </w:pPr>
-      <w:r>
-        <w:rPr>
-          <w:b/>
-          <w:sz w:val="20"/>
-        </w:rPr>
-        <w:t>4 RESULTADOS E DISCUSSÃO</w:t>
-      </w:r>
-      <w:r>
-        <w:rPr>
-          <w:b/>
-          <w:sz w:val="20"/>
-        </w:rPr>
-        <w:tab/>
-        <w:t>10</w:t>
-      </w:r>
-    </w:p>
-    <w:p>
-      <w:pPr>
-        <w:tabs>
-          <w:tab w:val="right" w:leader="dot" w:pos="8504"/>
-        </w:tabs>
-        <w:spacing w:line="240" w:lineRule="auto"/>
-        <w:ind w:firstLine="0"/>
-      </w:pPr>
-      <w:r>
-        <w:rPr>
-          <w:sz w:val="20"/>
-        </w:rPr>
-        <w:t>4.1 Medidas e incertezas</w:t>
-      </w:r>
-      <w:r>
-        <w:rPr>
-          <w:sz w:val="20"/>
-        </w:rPr>
-        <w:tab/>
-        <w:t>10</w:t>
-      </w:r>
-    </w:p>
-    <w:p>
-      <w:pPr>
-        <w:tabs>
-          <w:tab w:val="right" w:leader="dot" w:pos="8504"/>
-        </w:tabs>
-        <w:spacing w:line="240" w:lineRule="auto"/>
-        <w:ind w:firstLine="0"/>
-      </w:pPr>
-      <w:r>
-        <w:rPr>
-          <w:sz w:val="20"/>
-        </w:rPr>
-        <w:t>4.2 Lei de potência</w:t>
-      </w:r>
-      <w:r>
-        <w:rPr>
-          <w:sz w:val="20"/>
-        </w:rPr>
-        <w:tab/>
-        <w:t>12</w:t>
-      </w:r>
-    </w:p>
-    <w:p>
-      <w:pPr>
-        <w:tabs>
-          <w:tab w:val="right" w:leader="dot" w:pos="8504"/>
-        </w:tabs>
-        <w:spacing w:line="240" w:lineRule="auto"/>
-        <w:ind w:firstLine="0"/>
-      </w:pPr>
-      <w:r>
-        <w:rPr>
-          <w:sz w:val="20"/>
-        </w:rPr>
-        <w:t>4.3 Dependência quadrática do tempo</w:t>
-      </w:r>
-      <w:r>
-        <w:rPr>
-          <w:sz w:val="20"/>
-        </w:rPr>
-        <w:tab/>
-        <w:t>14</w:t>
-      </w:r>
-    </w:p>
-    <w:p>
-      <w:pPr>
-        <w:tabs>
-          <w:tab w:val="right" w:leader="dot" w:pos="8504"/>
-        </w:tabs>
-        <w:spacing w:line="240" w:lineRule="auto"/>
-        <w:ind w:firstLine="0"/>
-      </w:pPr>
-      <w:r>
-        <w:rPr>
-          <w:sz w:val="20"/>
-        </w:rPr>
-        <w:t>4.4 Interpretação dos resíduos</w:t>
-      </w:r>
-      <w:r>
-        <w:rPr>
-          <w:sz w:val="20"/>
+          <w:sz w:val="22"/>
         </w:rPr>
         <w:tab/>
         <w:t>16</w:t>
-      </w:r>
-    </w:p>
-    <w:p>
-      <w:pPr>
-        <w:tabs>
-          <w:tab w:val="right" w:leader="dot" w:pos="8504"/>
-        </w:tabs>
-        <w:spacing w:line="240" w:lineRule="auto"/>
-        <w:ind w:firstLine="0"/>
-      </w:pPr>
-      <w:r>
-        <w:rPr>
-          <w:b/>
-          <w:sz w:val="20"/>
-        </w:rPr>
-        <w:t>5 CONCLUSÃO</w:t>
-      </w:r>
-      <w:r>
-        <w:rPr>
-          <w:b/>
-          <w:sz w:val="20"/>
-        </w:rPr>
-        <w:tab/>
-        <w:t>17</w:t>
-      </w:r>
-    </w:p>
-    <w:p>
-      <w:pPr>
-        <w:tabs>
-          <w:tab w:val="right" w:leader="dot" w:pos="8504"/>
-        </w:tabs>
-        <w:spacing w:line="240" w:lineRule="auto"/>
-        <w:ind w:firstLine="0"/>
-      </w:pPr>
-      <w:r>
-        <w:rPr>
-          <w:b/>
-          <w:sz w:val="20"/>
-        </w:rPr>
-        <w:t>REFERÊNCIAS</w:t>
-      </w:r>
-      <w:r>
-        <w:rPr>
-          <w:b/>
-          <w:sz w:val="20"/>
-        </w:rPr>
-        <w:tab/>
-        <w:t>18</w:t>
       </w:r>
     </w:p>
     <w:p>
@@ -913,23 +913,42 @@
     <w:p>
       <w:pPr>
         <w:pStyle w:val="Heading1"/>
-      </w:pPr>
-      <w:r>
+        <w:widowControl/>
+      </w:pPr>
+      <w:r>
+        <w:rPr>
+          <w:rFonts w:ascii="Times New Roman" w:hAnsi="Times New Roman"/>
+        </w:rPr>
         <w:lastRenderedPageBreak/>
         <w:t>1 INTRODUÇÃO</w:t>
       </w:r>
     </w:p>
     <w:p>
+      <w:pPr>
+        <w:widowControl/>
+        <w:spacing w:before="0" w:after="0" w:line="360" w:lineRule="auto"/>
+        <w:jc w:val="both"/>
+      </w:pPr>
       <w:r>
         <w:t>Na queda livre, a distância percorrida aumenta com o tempo. Se a esfera parte do repouso e a aceleração é constante, o modelo ideal prevê d = gt²/2. O capítulo 12 da apostila propõe medir o tempo de queda em diferentes alturas, fazer gráficos e estimar a aceleração da gravidade (Iwamoto et al., 2014).</w:t>
       </w:r>
     </w:p>
     <w:p>
+      <w:pPr>
+        <w:widowControl/>
+        <w:spacing w:before="0" w:after="0" w:line="360" w:lineRule="auto"/>
+        <w:jc w:val="both"/>
+      </w:pPr>
       <w:r>
         <w:t>Neste trabalho, usamos as medidas feitas pelo grupo em 6 de outubro de 2026: três tempos para cada uma das 17 alturas, de 10 a 90 cm. Para calcular a incerteza do tempo médio, consideramos tanto a diferença entre as repetições quanto a contribuição de 0,0001 s do cronômetro. A altura foi tratada sem incerteza, conforme informado para esta prática.</w:t>
       </w:r>
     </w:p>
     <w:p>
+      <w:pPr>
+        <w:widowControl/>
+        <w:spacing w:before="0" w:after="0" w:line="360" w:lineRule="auto"/>
+        <w:jc w:val="both"/>
+      </w:pPr>
       <w:r>
         <w:t>Primeiro, ajustamos uma lei de potência para verificar como a altura varia com o tempo. Depois, fixamos a dependência quadrática prevista pelo modelo ideal para estimar g. Os gráficos e os resíduos ajudam a avaliar até que ponto esses modelos descrevem as medidas.</w:t>
       </w:r>
@@ -937,8 +956,12 @@
     <w:p>
       <w:pPr>
         <w:pStyle w:val="Heading1"/>
-      </w:pPr>
-      <w:r>
+        <w:widowControl/>
+      </w:pPr>
+      <w:r>
+        <w:rPr>
+          <w:rFonts w:ascii="Times New Roman" w:hAnsi="Times New Roman"/>
+        </w:rPr>
         <w:lastRenderedPageBreak/>
         <w:t>2 FUNDAMENTAÇÃO TEÓRICA</w:t>
       </w:r>
@@ -946,12 +969,21 @@
     <w:p>
       <w:pPr>
         <w:pStyle w:val="Heading2"/>
-      </w:pPr>
-      <w:r>
+        <w:widowControl/>
+      </w:pPr>
+      <w:r>
+        <w:rPr>
+          <w:rFonts w:ascii="Times New Roman" w:hAnsi="Times New Roman"/>
+        </w:rPr>
         <w:t>2.1 Tratamento dos tempos</w:t>
       </w:r>
     </w:p>
     <w:p>
+      <w:pPr>
+        <w:widowControl/>
+        <w:spacing w:before="0" w:after="0" w:line="360" w:lineRule="auto"/>
+        <w:jc w:val="both"/>
+      </w:pPr>
       <w:r>
         <w:t>Para cada altura dᵢ, calculamos a média das três leituras tᵢⱼ sem arredondar durante as contas. O desvio padrão amostral sᵢ mostra quanto os tempos variaram entre si. Para a incerteza da média, combinamos sᵢ/√3 com a contribuição instrumental de 0,0001 s, supondo que sejam independentes (Odashima, [s. d.]b; Iwamoto et al., 2014).</w:t>
       </w:r>
@@ -959,6 +991,7 @@
     <w:p>
       <w:pPr>
         <w:keepLines/>
+        <w:widowControl/>
         <w:tabs>
           <w:tab w:val="right" w:pos="8504"/>
         </w:tabs>
@@ -982,6 +1015,7 @@
     <w:p>
       <w:pPr>
         <w:keepLines/>
+        <w:widowControl/>
         <w:tabs>
           <w:tab w:val="right" w:pos="8504"/>
         </w:tabs>
@@ -1005,6 +1039,7 @@
     <w:p>
       <w:pPr>
         <w:keepLines/>
+        <w:widowControl/>
         <w:tabs>
           <w:tab w:val="right" w:pos="8504"/>
         </w:tabs>
@@ -1028,18 +1063,24 @@
     <w:p>
       <w:pPr>
         <w:pStyle w:val="Heading2"/>
-      </w:pPr>
-      <w:r>
+        <w:widowControl/>
+      </w:pPr>
+      <w:r>
+        <w:rPr>
+          <w:rFonts w:ascii="Times New Roman" w:hAnsi="Times New Roman"/>
+        </w:rPr>
         <w:t>2.2 Lei de potência e linearização</w:t>
       </w:r>
     </w:p>
     <w:p>
       <w:pPr>
         <w:keepLines/>
+        <w:widowControl/>
         <w:tabs>
           <w:tab w:val="right" w:pos="8504"/>
         </w:tabs>
-        <w:jc w:val="center"/>
+        <w:spacing w:before="0" w:after="0" w:line="360" w:lineRule="auto"/>
+        <w:jc w:val="both"/>
       </w:pPr>
       <w:r>
         <w:t>Para testar os dados, usamos a expressão d = C(t̄/1 s)ⁿ, em que C é dado em metros e n não tem unidade. Ao tomar o logaritmo, obtemos ln(d/1 m) = ln(C/1 m) + n ln(t̄/1 s), que tem a forma de uma reta. No modelo ideal, n = 2, A = ln[g/(2 m/s²)] e g = (2 m/s²) exp(A) quando a altura fica no eixo vertical. Como apenas o tempo recebeu incerteza neste trabalho, fizemos o ajuste ponderado com o tempo no eixo vertical:</w:t>
@@ -1048,6 +1089,7 @@
     <w:p>
       <w:pPr>
         <w:keepLines/>
+        <w:widowControl/>
         <w:tabs>
           <w:tab w:val="right" w:pos="8504"/>
         </w:tabs>
@@ -1166,6 +1208,7 @@
     <w:p>
       <w:pPr>
         <w:keepLines/>
+        <w:widowControl/>
         <w:tabs>
           <w:tab w:val="right" w:pos="8504"/>
         </w:tabs>
@@ -1187,6 +1230,11 @@
       </w:r>
     </w:p>
     <w:p>
+      <w:pPr>
+        <w:widowControl/>
+        <w:spacing w:before="0" w:after="0" w:line="360" w:lineRule="auto"/>
+        <w:jc w:val="both"/>
+      </w:pPr>
       <w:r>
         <w:t>Nesse ajuste inverso, n = 1/a e C = (1 m) exp(−b/a). Para calcular a incerteza de C, consideramos também a relação entre os valores ajustados de a e b, chamada covariância. Dividir d por 1 m e t̄ por 1 s antes de calcular os logaritmos deixa X e Y sem unidade (Sousa, [s. d.]; Iwamoto et al., 2014).</w:t>
       </w:r>
@@ -1194,12 +1242,21 @@
     <w:p>
       <w:pPr>
         <w:pStyle w:val="Heading2"/>
-      </w:pPr>
-      <w:r>
+        <w:widowControl/>
+      </w:pPr>
+      <w:r>
+        <w:rPr>
+          <w:rFonts w:ascii="Times New Roman" w:hAnsi="Times New Roman"/>
+        </w:rPr>
         <w:t>2.3 Ajustes ponderados e aceleração</w:t>
       </w:r>
     </w:p>
     <w:p>
+      <w:pPr>
+        <w:widowControl/>
+        <w:spacing w:before="0" w:after="0" w:line="360" w:lineRule="auto"/>
+        <w:jc w:val="both"/>
+      </w:pPr>
       <w:r>
         <w:t>Se a esfera parte do repouso e mantém aceleração constante, então d = gt̄²/2. Como a incerteza foi atribuída ao tempo, ajustamos Q = t̄² em função da altura d e propagamos a incerteza para Q. Também mostramos d em função de Q, como pede a apostila; os dois gráficos usam os mesmos dados.</w:t>
       </w:r>
@@ -1207,6 +1264,7 @@
     <w:p>
       <w:pPr>
         <w:keepLines/>
+        <w:widowControl/>
         <w:tabs>
           <w:tab w:val="right" w:pos="8504"/>
         </w:tabs>
@@ -1228,6 +1286,11 @@
       </w:r>
     </w:p>
     <w:p>
+      <w:pPr>
+        <w:widowControl/>
+        <w:spacing w:before="0" w:after="0" w:line="360" w:lineRule="auto"/>
+        <w:jc w:val="both"/>
+      </w:pPr>
       <w:r>
         <w:t>Também estimamos g ao fixar n = 2 no ajuste logarítmico: nesse caso, a = 1/2, ajustamos b₂ e calculamos g = (2 m/s²) exp(−2b₂). Para verificar se a reta precisa passar pela origem, fizemos ainda o ajuste Q = ad + b, deixando b livre. O qui-quadrado reduzido compara as diferenças entre pontos e modelo com as incertezas usadas.</w:t>
       </w:r>
@@ -1235,18 +1298,32 @@
     <w:p>
       <w:pPr>
         <w:pStyle w:val="Heading1"/>
-      </w:pPr>
-      <w:r>
+        <w:widowControl/>
+      </w:pPr>
+      <w:r>
+        <w:rPr>
+          <w:rFonts w:ascii="Times New Roman" w:hAnsi="Times New Roman"/>
+        </w:rPr>
         <w:lastRenderedPageBreak/>
         <w:t>3 METODOLOGIA</w:t>
       </w:r>
     </w:p>
     <w:p>
+      <w:pPr>
+        <w:widowControl/>
+        <w:spacing w:before="0" w:after="0" w:line="360" w:lineRule="auto"/>
+        <w:jc w:val="both"/>
+      </w:pPr>
       <w:r>
         <w:t>A montagem descrita no capítulo 12 usa uma esfera metálica presa por um disparador eletromagnético, uma haste graduada, uma plataforma de parada e um cronômetro. O cronômetro começa a contar quando a esfera é solta e para no impacto. As fotos do grupo, apresentadas na Seção 3.1, mostram a montagem, o suporte da esfera, a base e o cronômetro. Elas não mostram se houve algum ajuste ou calibração, por isso não fizemos afirmações sobre esses procedimentos.</w:t>
       </w:r>
     </w:p>
     <w:p>
+      <w:pPr>
+        <w:widowControl/>
+        <w:spacing w:before="0" w:after="0" w:line="360" w:lineRule="auto"/>
+        <w:jc w:val="both"/>
+      </w:pPr>
       <w:r>
         <w:t>O grupo anotou três tempos para cada uma das 17 alturas, de 10 a 90 cm, em passos de 5 cm. A Tabela 1 traz os valores conferidos pelo grupo. Para os ajustes, convertemos as alturas de centímetros para metros. O número 95, escrito como rascunho na segunda folha, não corresponde a uma medida e não foi incluído.</w:t>
       </w:r>
@@ -1254,11 +1331,13 @@
     <w:p>
       <w:pPr>
         <w:keepNext/>
-        <w:spacing w:before="160" w:after="80" w:line="240" w:lineRule="auto"/>
+        <w:widowControl/>
+        <w:spacing w:before="200" w:after="100" w:line="240" w:lineRule="auto"/>
         <w:ind w:firstLine="0"/>
       </w:pPr>
       <w:r>
         <w:rPr>
+          <w:rFonts w:ascii="Times New Roman" w:hAnsi="Times New Roman"/>
           <w:sz w:val="20"/>
         </w:rPr>
         <w:t>Tabela 1 – Medidas originais de altura e tempo</w:t>
@@ -1296,13 +1375,15 @@
           </w:tcPr>
           <w:p>
             <w:pPr>
+              <w:keepNext/>
+              <w:spacing w:before="20" w:after="20" w:line="240" w:lineRule="auto"/>
               <w:ind w:firstLine="0"/>
               <w:jc w:val="center"/>
             </w:pPr>
             <w:r>
               <w:rPr>
                 <w:b/>
-                <w:sz w:val="18"/>
+                <w:sz w:val="20"/>
               </w:rPr>
               <w:t>Ponto</w:t>
             </w:r>
@@ -1320,13 +1401,15 @@
           </w:tcPr>
           <w:p>
             <w:pPr>
+              <w:keepNext/>
+              <w:spacing w:before="20" w:after="20" w:line="240" w:lineRule="auto"/>
               <w:ind w:firstLine="0"/>
               <w:jc w:val="center"/>
             </w:pPr>
             <w:r>
               <w:rPr>
                 <w:b/>
-                <w:sz w:val="18"/>
+                <w:sz w:val="20"/>
               </w:rPr>
               <w:t>d (cm)</w:t>
             </w:r>
@@ -1344,13 +1427,15 @@
           </w:tcPr>
           <w:p>
             <w:pPr>
+              <w:keepNext/>
+              <w:spacing w:before="20" w:after="20" w:line="240" w:lineRule="auto"/>
               <w:ind w:firstLine="0"/>
               <w:jc w:val="center"/>
             </w:pPr>
             <w:r>
               <w:rPr>
                 <w:b/>
-                <w:sz w:val="18"/>
+                <w:sz w:val="20"/>
               </w:rPr>
               <w:t>t₁ (s)</w:t>
             </w:r>
@@ -1368,13 +1453,15 @@
           </w:tcPr>
           <w:p>
             <w:pPr>
+              <w:keepNext/>
+              <w:spacing w:before="20" w:after="20" w:line="240" w:lineRule="auto"/>
               <w:ind w:firstLine="0"/>
               <w:jc w:val="center"/>
             </w:pPr>
             <w:r>
               <w:rPr>
                 <w:b/>
-                <w:sz w:val="18"/>
+                <w:sz w:val="20"/>
               </w:rPr>
               <w:t>t₂ (s)</w:t>
             </w:r>
@@ -1392,13 +1479,15 @@
           </w:tcPr>
           <w:p>
             <w:pPr>
+              <w:keepNext/>
+              <w:spacing w:before="20" w:after="20" w:line="240" w:lineRule="auto"/>
               <w:ind w:firstLine="0"/>
               <w:jc w:val="center"/>
             </w:pPr>
             <w:r>
               <w:rPr>
                 <w:b/>
-                <w:sz w:val="18"/>
+                <w:sz w:val="20"/>
               </w:rPr>
               <w:t>t₃ (s)</w:t>
             </w:r>
@@ -1423,13 +1512,14 @@
           </w:tcPr>
           <w:p>
             <w:pPr>
-              <w:spacing w:line="240" w:lineRule="auto"/>
-              <w:ind w:firstLine="0"/>
-              <w:jc w:val="center"/>
-            </w:pPr>
-            <w:r>
-              <w:rPr>
-                <w:sz w:val="18"/>
+              <w:keepNext/>
+              <w:spacing w:line="240" w:lineRule="auto" w:before="20" w:after="20"/>
+              <w:ind w:firstLine="0"/>
+              <w:jc w:val="center"/>
+            </w:pPr>
+            <w:r>
+              <w:rPr>
+                <w:sz w:val="20"/>
               </w:rPr>
               <w:t>1</w:t>
             </w:r>
@@ -1448,13 +1538,14 @@
           </w:tcPr>
           <w:p>
             <w:pPr>
-              <w:spacing w:line="240" w:lineRule="auto"/>
-              <w:ind w:firstLine="0"/>
-              <w:jc w:val="center"/>
-            </w:pPr>
-            <w:r>
-              <w:rPr>
-                <w:sz w:val="18"/>
+              <w:keepNext/>
+              <w:spacing w:line="240" w:lineRule="auto" w:before="20" w:after="20"/>
+              <w:ind w:firstLine="0"/>
+              <w:jc w:val="center"/>
+            </w:pPr>
+            <w:r>
+              <w:rPr>
+                <w:sz w:val="20"/>
               </w:rPr>
               <w:t>10</w:t>
             </w:r>
@@ -1473,13 +1564,14 @@
           </w:tcPr>
           <w:p>
             <w:pPr>
-              <w:spacing w:line="240" w:lineRule="auto"/>
-              <w:ind w:firstLine="0"/>
-              <w:jc w:val="center"/>
-            </w:pPr>
-            <w:r>
-              <w:rPr>
-                <w:sz w:val="18"/>
+              <w:keepNext/>
+              <w:spacing w:line="240" w:lineRule="auto" w:before="20" w:after="20"/>
+              <w:ind w:firstLine="0"/>
+              <w:jc w:val="center"/>
+            </w:pPr>
+            <w:r>
+              <w:rPr>
+                <w:sz w:val="20"/>
               </w:rPr>
               <w:t>0,1580</w:t>
             </w:r>
@@ -1498,13 +1590,14 @@
           </w:tcPr>
           <w:p>
             <w:pPr>
-              <w:spacing w:line="240" w:lineRule="auto"/>
-              <w:ind w:firstLine="0"/>
-              <w:jc w:val="center"/>
-            </w:pPr>
-            <w:r>
-              <w:rPr>
-                <w:sz w:val="18"/>
+              <w:keepNext/>
+              <w:spacing w:line="240" w:lineRule="auto" w:before="20" w:after="20"/>
+              <w:ind w:firstLine="0"/>
+              <w:jc w:val="center"/>
+            </w:pPr>
+            <w:r>
+              <w:rPr>
+                <w:sz w:val="20"/>
               </w:rPr>
               <w:t>0,1572</w:t>
             </w:r>
@@ -1523,13 +1616,14 @@
           </w:tcPr>
           <w:p>
             <w:pPr>
-              <w:spacing w:line="240" w:lineRule="auto"/>
-              <w:ind w:firstLine="0"/>
-              <w:jc w:val="center"/>
-            </w:pPr>
-            <w:r>
-              <w:rPr>
-                <w:sz w:val="18"/>
+              <w:keepNext/>
+              <w:spacing w:line="240" w:lineRule="auto" w:before="20" w:after="20"/>
+              <w:ind w:firstLine="0"/>
+              <w:jc w:val="center"/>
+            </w:pPr>
+            <w:r>
+              <w:rPr>
+                <w:sz w:val="20"/>
               </w:rPr>
               <w:t>0,1580</w:t>
             </w:r>
@@ -1554,13 +1648,14 @@
           </w:tcPr>
           <w:p>
             <w:pPr>
-              <w:spacing w:line="240" w:lineRule="auto"/>
-              <w:ind w:firstLine="0"/>
-              <w:jc w:val="center"/>
-            </w:pPr>
-            <w:r>
-              <w:rPr>
-                <w:sz w:val="18"/>
+              <w:keepNext/>
+              <w:spacing w:line="240" w:lineRule="auto" w:before="20" w:after="20"/>
+              <w:ind w:firstLine="0"/>
+              <w:jc w:val="center"/>
+            </w:pPr>
+            <w:r>
+              <w:rPr>
+                <w:sz w:val="20"/>
               </w:rPr>
               <w:t>2</w:t>
             </w:r>
@@ -1579,13 +1674,14 @@
           </w:tcPr>
           <w:p>
             <w:pPr>
-              <w:spacing w:line="240" w:lineRule="auto"/>
-              <w:ind w:firstLine="0"/>
-              <w:jc w:val="center"/>
-            </w:pPr>
-            <w:r>
-              <w:rPr>
-                <w:sz w:val="18"/>
+              <w:keepNext/>
+              <w:spacing w:line="240" w:lineRule="auto" w:before="20" w:after="20"/>
+              <w:ind w:firstLine="0"/>
+              <w:jc w:val="center"/>
+            </w:pPr>
+            <w:r>
+              <w:rPr>
+                <w:sz w:val="20"/>
               </w:rPr>
               <w:t>15</w:t>
             </w:r>
@@ -1604,13 +1700,14 @@
           </w:tcPr>
           <w:p>
             <w:pPr>
-              <w:spacing w:line="240" w:lineRule="auto"/>
-              <w:ind w:firstLine="0"/>
-              <w:jc w:val="center"/>
-            </w:pPr>
-            <w:r>
-              <w:rPr>
-                <w:sz w:val="18"/>
+              <w:keepNext/>
+              <w:spacing w:line="240" w:lineRule="auto" w:before="20" w:after="20"/>
+              <w:ind w:firstLine="0"/>
+              <w:jc w:val="center"/>
+            </w:pPr>
+            <w:r>
+              <w:rPr>
+                <w:sz w:val="20"/>
               </w:rPr>
               <w:t>0,1865</w:t>
             </w:r>
@@ -1629,13 +1726,14 @@
           </w:tcPr>
           <w:p>
             <w:pPr>
-              <w:spacing w:line="240" w:lineRule="auto"/>
-              <w:ind w:firstLine="0"/>
-              <w:jc w:val="center"/>
-            </w:pPr>
-            <w:r>
-              <w:rPr>
-                <w:sz w:val="18"/>
+              <w:keepNext/>
+              <w:spacing w:line="240" w:lineRule="auto" w:before="20" w:after="20"/>
+              <w:ind w:firstLine="0"/>
+              <w:jc w:val="center"/>
+            </w:pPr>
+            <w:r>
+              <w:rPr>
+                <w:sz w:val="20"/>
               </w:rPr>
               <w:t>0,1865</w:t>
             </w:r>
@@ -1654,13 +1752,14 @@
           </w:tcPr>
           <w:p>
             <w:pPr>
-              <w:spacing w:line="240" w:lineRule="auto"/>
-              <w:ind w:firstLine="0"/>
-              <w:jc w:val="center"/>
-            </w:pPr>
-            <w:r>
-              <w:rPr>
-                <w:sz w:val="18"/>
+              <w:keepNext/>
+              <w:spacing w:line="240" w:lineRule="auto" w:before="20" w:after="20"/>
+              <w:ind w:firstLine="0"/>
+              <w:jc w:val="center"/>
+            </w:pPr>
+            <w:r>
+              <w:rPr>
+                <w:sz w:val="20"/>
               </w:rPr>
               <w:t>0,1877</w:t>
             </w:r>
@@ -1685,13 +1784,14 @@
           </w:tcPr>
           <w:p>
             <w:pPr>
-              <w:spacing w:line="240" w:lineRule="auto"/>
-              <w:ind w:firstLine="0"/>
-              <w:jc w:val="center"/>
-            </w:pPr>
-            <w:r>
-              <w:rPr>
-                <w:sz w:val="18"/>
+              <w:keepNext/>
+              <w:spacing w:line="240" w:lineRule="auto" w:before="20" w:after="20"/>
+              <w:ind w:firstLine="0"/>
+              <w:jc w:val="center"/>
+            </w:pPr>
+            <w:r>
+              <w:rPr>
+                <w:sz w:val="20"/>
               </w:rPr>
               <w:t>3</w:t>
             </w:r>
@@ -1710,13 +1810,14 @@
           </w:tcPr>
           <w:p>
             <w:pPr>
-              <w:spacing w:line="240" w:lineRule="auto"/>
-              <w:ind w:firstLine="0"/>
-              <w:jc w:val="center"/>
-            </w:pPr>
-            <w:r>
-              <w:rPr>
-                <w:sz w:val="18"/>
+              <w:keepNext/>
+              <w:spacing w:line="240" w:lineRule="auto" w:before="20" w:after="20"/>
+              <w:ind w:firstLine="0"/>
+              <w:jc w:val="center"/>
+            </w:pPr>
+            <w:r>
+              <w:rPr>
+                <w:sz w:val="20"/>
               </w:rPr>
               <w:t>20</w:t>
             </w:r>
@@ -1735,13 +1836,14 @@
           </w:tcPr>
           <w:p>
             <w:pPr>
-              <w:spacing w:line="240" w:lineRule="auto"/>
-              <w:ind w:firstLine="0"/>
-              <w:jc w:val="center"/>
-            </w:pPr>
-            <w:r>
-              <w:rPr>
-                <w:sz w:val="18"/>
+              <w:keepNext/>
+              <w:spacing w:line="240" w:lineRule="auto" w:before="20" w:after="20"/>
+              <w:ind w:firstLine="0"/>
+              <w:jc w:val="center"/>
+            </w:pPr>
+            <w:r>
+              <w:rPr>
+                <w:sz w:val="20"/>
               </w:rPr>
               <w:t>0,2111</w:t>
             </w:r>
@@ -1760,13 +1862,14 @@
           </w:tcPr>
           <w:p>
             <w:pPr>
-              <w:spacing w:line="240" w:lineRule="auto"/>
-              <w:ind w:firstLine="0"/>
-              <w:jc w:val="center"/>
-            </w:pPr>
-            <w:r>
-              <w:rPr>
-                <w:sz w:val="18"/>
+              <w:keepNext/>
+              <w:spacing w:line="240" w:lineRule="auto" w:before="20" w:after="20"/>
+              <w:ind w:firstLine="0"/>
+              <w:jc w:val="center"/>
+            </w:pPr>
+            <w:r>
+              <w:rPr>
+                <w:sz w:val="20"/>
               </w:rPr>
               <w:t>0,2120</w:t>
             </w:r>
@@ -1785,13 +1888,14 @@
           </w:tcPr>
           <w:p>
             <w:pPr>
-              <w:spacing w:line="240" w:lineRule="auto"/>
-              <w:ind w:firstLine="0"/>
-              <w:jc w:val="center"/>
-            </w:pPr>
-            <w:r>
-              <w:rPr>
-                <w:sz w:val="18"/>
+              <w:keepNext/>
+              <w:spacing w:line="240" w:lineRule="auto" w:before="20" w:after="20"/>
+              <w:ind w:firstLine="0"/>
+              <w:jc w:val="center"/>
+            </w:pPr>
+            <w:r>
+              <w:rPr>
+                <w:sz w:val="20"/>
               </w:rPr>
               <w:t>0,2122</w:t>
             </w:r>
@@ -1816,13 +1920,14 @@
           </w:tcPr>
           <w:p>
             <w:pPr>
-              <w:spacing w:line="240" w:lineRule="auto"/>
-              <w:ind w:firstLine="0"/>
-              <w:jc w:val="center"/>
-            </w:pPr>
-            <w:r>
-              <w:rPr>
-                <w:sz w:val="18"/>
+              <w:keepNext/>
+              <w:spacing w:line="240" w:lineRule="auto" w:before="20" w:after="20"/>
+              <w:ind w:firstLine="0"/>
+              <w:jc w:val="center"/>
+            </w:pPr>
+            <w:r>
+              <w:rPr>
+                <w:sz w:val="20"/>
               </w:rPr>
               <w:t>4</w:t>
             </w:r>
@@ -1841,13 +1946,14 @@
           </w:tcPr>
           <w:p>
             <w:pPr>
-              <w:spacing w:line="240" w:lineRule="auto"/>
-              <w:ind w:firstLine="0"/>
-              <w:jc w:val="center"/>
-            </w:pPr>
-            <w:r>
-              <w:rPr>
-                <w:sz w:val="18"/>
+              <w:keepNext/>
+              <w:spacing w:line="240" w:lineRule="auto" w:before="20" w:after="20"/>
+              <w:ind w:firstLine="0"/>
+              <w:jc w:val="center"/>
+            </w:pPr>
+            <w:r>
+              <w:rPr>
+                <w:sz w:val="20"/>
               </w:rPr>
               <w:t>25</w:t>
             </w:r>
@@ -1866,13 +1972,14 @@
           </w:tcPr>
           <w:p>
             <w:pPr>
-              <w:spacing w:line="240" w:lineRule="auto"/>
-              <w:ind w:firstLine="0"/>
-              <w:jc w:val="center"/>
-            </w:pPr>
-            <w:r>
-              <w:rPr>
-                <w:sz w:val="18"/>
+              <w:keepNext/>
+              <w:spacing w:line="240" w:lineRule="auto" w:before="20" w:after="20"/>
+              <w:ind w:firstLine="0"/>
+              <w:jc w:val="center"/>
+            </w:pPr>
+            <w:r>
+              <w:rPr>
+                <w:sz w:val="20"/>
               </w:rPr>
               <w:t>0,2348</w:t>
             </w:r>
@@ -1891,13 +1998,14 @@
           </w:tcPr>
           <w:p>
             <w:pPr>
-              <w:spacing w:line="240" w:lineRule="auto"/>
-              <w:ind w:firstLine="0"/>
-              <w:jc w:val="center"/>
-            </w:pPr>
-            <w:r>
-              <w:rPr>
-                <w:sz w:val="18"/>
+              <w:keepNext/>
+              <w:spacing w:line="240" w:lineRule="auto" w:before="20" w:after="20"/>
+              <w:ind w:firstLine="0"/>
+              <w:jc w:val="center"/>
+            </w:pPr>
+            <w:r>
+              <w:rPr>
+                <w:sz w:val="20"/>
               </w:rPr>
               <w:t>0,2352</w:t>
             </w:r>
@@ -1916,13 +2024,14 @@
           </w:tcPr>
           <w:p>
             <w:pPr>
-              <w:spacing w:line="240" w:lineRule="auto"/>
-              <w:ind w:firstLine="0"/>
-              <w:jc w:val="center"/>
-            </w:pPr>
-            <w:r>
-              <w:rPr>
-                <w:sz w:val="18"/>
+              <w:keepNext/>
+              <w:spacing w:line="240" w:lineRule="auto" w:before="20" w:after="20"/>
+              <w:ind w:firstLine="0"/>
+              <w:jc w:val="center"/>
+            </w:pPr>
+            <w:r>
+              <w:rPr>
+                <w:sz w:val="20"/>
               </w:rPr>
               <w:t>0,2350</w:t>
             </w:r>
@@ -1947,13 +2056,14 @@
           </w:tcPr>
           <w:p>
             <w:pPr>
-              <w:spacing w:line="240" w:lineRule="auto"/>
-              <w:ind w:firstLine="0"/>
-              <w:jc w:val="center"/>
-            </w:pPr>
-            <w:r>
-              <w:rPr>
-                <w:sz w:val="18"/>
+              <w:keepNext/>
+              <w:spacing w:line="240" w:lineRule="auto" w:before="20" w:after="20"/>
+              <w:ind w:firstLine="0"/>
+              <w:jc w:val="center"/>
+            </w:pPr>
+            <w:r>
+              <w:rPr>
+                <w:sz w:val="20"/>
               </w:rPr>
               <w:t>5</w:t>
             </w:r>
@@ -1972,13 +2082,14 @@
           </w:tcPr>
           <w:p>
             <w:pPr>
-              <w:spacing w:line="240" w:lineRule="auto"/>
-              <w:ind w:firstLine="0"/>
-              <w:jc w:val="center"/>
-            </w:pPr>
-            <w:r>
-              <w:rPr>
-                <w:sz w:val="18"/>
+              <w:keepNext/>
+              <w:spacing w:line="240" w:lineRule="auto" w:before="20" w:after="20"/>
+              <w:ind w:firstLine="0"/>
+              <w:jc w:val="center"/>
+            </w:pPr>
+            <w:r>
+              <w:rPr>
+                <w:sz w:val="20"/>
               </w:rPr>
               <w:t>30</w:t>
             </w:r>
@@ -1997,13 +2108,14 @@
           </w:tcPr>
           <w:p>
             <w:pPr>
-              <w:spacing w:line="240" w:lineRule="auto"/>
-              <w:ind w:firstLine="0"/>
-              <w:jc w:val="center"/>
-            </w:pPr>
-            <w:r>
-              <w:rPr>
-                <w:sz w:val="18"/>
+              <w:keepNext/>
+              <w:spacing w:line="240" w:lineRule="auto" w:before="20" w:after="20"/>
+              <w:ind w:firstLine="0"/>
+              <w:jc w:val="center"/>
+            </w:pPr>
+            <w:r>
+              <w:rPr>
+                <w:sz w:val="20"/>
               </w:rPr>
               <w:t>0,2556</w:t>
             </w:r>
@@ -2022,13 +2134,14 @@
           </w:tcPr>
           <w:p>
             <w:pPr>
-              <w:spacing w:line="240" w:lineRule="auto"/>
-              <w:ind w:firstLine="0"/>
-              <w:jc w:val="center"/>
-            </w:pPr>
-            <w:r>
-              <w:rPr>
-                <w:sz w:val="18"/>
+              <w:keepNext/>
+              <w:spacing w:line="240" w:lineRule="auto" w:before="20" w:after="20"/>
+              <w:ind w:firstLine="0"/>
+              <w:jc w:val="center"/>
+            </w:pPr>
+            <w:r>
+              <w:rPr>
+                <w:sz w:val="20"/>
               </w:rPr>
               <w:t>0,2561</w:t>
             </w:r>
@@ -2047,13 +2160,14 @@
           </w:tcPr>
           <w:p>
             <w:pPr>
-              <w:spacing w:line="240" w:lineRule="auto"/>
-              <w:ind w:firstLine="0"/>
-              <w:jc w:val="center"/>
-            </w:pPr>
-            <w:r>
-              <w:rPr>
-                <w:sz w:val="18"/>
+              <w:keepNext/>
+              <w:spacing w:line="240" w:lineRule="auto" w:before="20" w:after="20"/>
+              <w:ind w:firstLine="0"/>
+              <w:jc w:val="center"/>
+            </w:pPr>
+            <w:r>
+              <w:rPr>
+                <w:sz w:val="20"/>
               </w:rPr>
               <w:t>0,2552</w:t>
             </w:r>
@@ -2078,13 +2192,14 @@
           </w:tcPr>
           <w:p>
             <w:pPr>
-              <w:spacing w:line="240" w:lineRule="auto"/>
-              <w:ind w:firstLine="0"/>
-              <w:jc w:val="center"/>
-            </w:pPr>
-            <w:r>
-              <w:rPr>
-                <w:sz w:val="18"/>
+              <w:keepNext/>
+              <w:spacing w:line="240" w:lineRule="auto" w:before="20" w:after="20"/>
+              <w:ind w:firstLine="0"/>
+              <w:jc w:val="center"/>
+            </w:pPr>
+            <w:r>
+              <w:rPr>
+                <w:sz w:val="20"/>
               </w:rPr>
               <w:t>6</w:t>
             </w:r>
@@ -2103,13 +2218,14 @@
           </w:tcPr>
           <w:p>
             <w:pPr>
-              <w:spacing w:line="240" w:lineRule="auto"/>
-              <w:ind w:firstLine="0"/>
-              <w:jc w:val="center"/>
-            </w:pPr>
-            <w:r>
-              <w:rPr>
-                <w:sz w:val="18"/>
+              <w:keepNext/>
+              <w:spacing w:line="240" w:lineRule="auto" w:before="20" w:after="20"/>
+              <w:ind w:firstLine="0"/>
+              <w:jc w:val="center"/>
+            </w:pPr>
+            <w:r>
+              <w:rPr>
+                <w:sz w:val="20"/>
               </w:rPr>
               <w:t>35</w:t>
             </w:r>
@@ -2128,13 +2244,14 @@
           </w:tcPr>
           <w:p>
             <w:pPr>
-              <w:spacing w:line="240" w:lineRule="auto"/>
-              <w:ind w:firstLine="0"/>
-              <w:jc w:val="center"/>
-            </w:pPr>
-            <w:r>
-              <w:rPr>
-                <w:sz w:val="18"/>
+              <w:keepNext/>
+              <w:spacing w:line="240" w:lineRule="auto" w:before="20" w:after="20"/>
+              <w:ind w:firstLine="0"/>
+              <w:jc w:val="center"/>
+            </w:pPr>
+            <w:r>
+              <w:rPr>
+                <w:sz w:val="20"/>
               </w:rPr>
               <w:t>0,2740</w:t>
             </w:r>
@@ -2153,13 +2270,14 @@
           </w:tcPr>
           <w:p>
             <w:pPr>
-              <w:spacing w:line="240" w:lineRule="auto"/>
-              <w:ind w:firstLine="0"/>
-              <w:jc w:val="center"/>
-            </w:pPr>
-            <w:r>
-              <w:rPr>
-                <w:sz w:val="18"/>
+              <w:keepNext/>
+              <w:spacing w:line="240" w:lineRule="auto" w:before="20" w:after="20"/>
+              <w:ind w:firstLine="0"/>
+              <w:jc w:val="center"/>
+            </w:pPr>
+            <w:r>
+              <w:rPr>
+                <w:sz w:val="20"/>
               </w:rPr>
               <w:t>0,2743</w:t>
             </w:r>
@@ -2178,13 +2296,14 @@
           </w:tcPr>
           <w:p>
             <w:pPr>
-              <w:spacing w:line="240" w:lineRule="auto"/>
-              <w:ind w:firstLine="0"/>
-              <w:jc w:val="center"/>
-            </w:pPr>
-            <w:r>
-              <w:rPr>
-                <w:sz w:val="18"/>
+              <w:keepNext/>
+              <w:spacing w:line="240" w:lineRule="auto" w:before="20" w:after="20"/>
+              <w:ind w:firstLine="0"/>
+              <w:jc w:val="center"/>
+            </w:pPr>
+            <w:r>
+              <w:rPr>
+                <w:sz w:val="20"/>
               </w:rPr>
               <w:t>0,2740</w:t>
             </w:r>
@@ -2209,13 +2328,14 @@
           </w:tcPr>
           <w:p>
             <w:pPr>
-              <w:spacing w:line="240" w:lineRule="auto"/>
-              <w:ind w:firstLine="0"/>
-              <w:jc w:val="center"/>
-            </w:pPr>
-            <w:r>
-              <w:rPr>
-                <w:sz w:val="18"/>
+              <w:keepNext/>
+              <w:spacing w:line="240" w:lineRule="auto" w:before="20" w:after="20"/>
+              <w:ind w:firstLine="0"/>
+              <w:jc w:val="center"/>
+            </w:pPr>
+            <w:r>
+              <w:rPr>
+                <w:sz w:val="20"/>
               </w:rPr>
               <w:t>7</w:t>
             </w:r>
@@ -2234,13 +2354,14 @@
           </w:tcPr>
           <w:p>
             <w:pPr>
-              <w:spacing w:line="240" w:lineRule="auto"/>
-              <w:ind w:firstLine="0"/>
-              <w:jc w:val="center"/>
-            </w:pPr>
-            <w:r>
-              <w:rPr>
-                <w:sz w:val="18"/>
+              <w:keepNext/>
+              <w:spacing w:line="240" w:lineRule="auto" w:before="20" w:after="20"/>
+              <w:ind w:firstLine="0"/>
+              <w:jc w:val="center"/>
+            </w:pPr>
+            <w:r>
+              <w:rPr>
+                <w:sz w:val="20"/>
               </w:rPr>
               <w:t>40</w:t>
             </w:r>
@@ -2259,13 +2380,14 @@
           </w:tcPr>
           <w:p>
             <w:pPr>
-              <w:spacing w:line="240" w:lineRule="auto"/>
-              <w:ind w:firstLine="0"/>
-              <w:jc w:val="center"/>
-            </w:pPr>
-            <w:r>
-              <w:rPr>
-                <w:sz w:val="18"/>
+              <w:keepNext/>
+              <w:spacing w:line="240" w:lineRule="auto" w:before="20" w:after="20"/>
+              <w:ind w:firstLine="0"/>
+              <w:jc w:val="center"/>
+            </w:pPr>
+            <w:r>
+              <w:rPr>
+                <w:sz w:val="20"/>
               </w:rPr>
               <w:t>0,2924</w:t>
             </w:r>
@@ -2284,13 +2406,14 @@
           </w:tcPr>
           <w:p>
             <w:pPr>
-              <w:spacing w:line="240" w:lineRule="auto"/>
-              <w:ind w:firstLine="0"/>
-              <w:jc w:val="center"/>
-            </w:pPr>
-            <w:r>
-              <w:rPr>
-                <w:sz w:val="18"/>
+              <w:keepNext/>
+              <w:spacing w:line="240" w:lineRule="auto" w:before="20" w:after="20"/>
+              <w:ind w:firstLine="0"/>
+              <w:jc w:val="center"/>
+            </w:pPr>
+            <w:r>
+              <w:rPr>
+                <w:sz w:val="20"/>
               </w:rPr>
               <w:t>0,2917</w:t>
             </w:r>
@@ -2309,13 +2432,14 @@
           </w:tcPr>
           <w:p>
             <w:pPr>
-              <w:spacing w:line="240" w:lineRule="auto"/>
-              <w:ind w:firstLine="0"/>
-              <w:jc w:val="center"/>
-            </w:pPr>
-            <w:r>
-              <w:rPr>
-                <w:sz w:val="18"/>
+              <w:keepNext/>
+              <w:spacing w:line="240" w:lineRule="auto" w:before="20" w:after="20"/>
+              <w:ind w:firstLine="0"/>
+              <w:jc w:val="center"/>
+            </w:pPr>
+            <w:r>
+              <w:rPr>
+                <w:sz w:val="20"/>
               </w:rPr>
               <w:t>0,2921</w:t>
             </w:r>
@@ -2340,13 +2464,14 @@
           </w:tcPr>
           <w:p>
             <w:pPr>
-              <w:spacing w:line="240" w:lineRule="auto"/>
-              <w:ind w:firstLine="0"/>
-              <w:jc w:val="center"/>
-            </w:pPr>
-            <w:r>
-              <w:rPr>
-                <w:sz w:val="18"/>
+              <w:keepNext/>
+              <w:spacing w:line="240" w:lineRule="auto" w:before="20" w:after="20"/>
+              <w:ind w:firstLine="0"/>
+              <w:jc w:val="center"/>
+            </w:pPr>
+            <w:r>
+              <w:rPr>
+                <w:sz w:val="20"/>
               </w:rPr>
               <w:t>8</w:t>
             </w:r>
@@ -2365,13 +2490,14 @@
           </w:tcPr>
           <w:p>
             <w:pPr>
-              <w:spacing w:line="240" w:lineRule="auto"/>
-              <w:ind w:firstLine="0"/>
-              <w:jc w:val="center"/>
-            </w:pPr>
-            <w:r>
-              <w:rPr>
-                <w:sz w:val="18"/>
+              <w:keepNext/>
+              <w:spacing w:line="240" w:lineRule="auto" w:before="20" w:after="20"/>
+              <w:ind w:firstLine="0"/>
+              <w:jc w:val="center"/>
+            </w:pPr>
+            <w:r>
+              <w:rPr>
+                <w:sz w:val="20"/>
               </w:rPr>
               <w:t>45</w:t>
             </w:r>
@@ -2390,13 +2516,14 @@
           </w:tcPr>
           <w:p>
             <w:pPr>
-              <w:spacing w:line="240" w:lineRule="auto"/>
-              <w:ind w:firstLine="0"/>
-              <w:jc w:val="center"/>
-            </w:pPr>
-            <w:r>
-              <w:rPr>
-                <w:sz w:val="18"/>
+              <w:keepNext/>
+              <w:spacing w:line="240" w:lineRule="auto" w:before="20" w:after="20"/>
+              <w:ind w:firstLine="0"/>
+              <w:jc w:val="center"/>
+            </w:pPr>
+            <w:r>
+              <w:rPr>
+                <w:sz w:val="20"/>
               </w:rPr>
               <w:t>0,3080</w:t>
             </w:r>
@@ -2415,13 +2542,14 @@
           </w:tcPr>
           <w:p>
             <w:pPr>
-              <w:spacing w:line="240" w:lineRule="auto"/>
-              <w:ind w:firstLine="0"/>
-              <w:jc w:val="center"/>
-            </w:pPr>
-            <w:r>
-              <w:rPr>
-                <w:sz w:val="18"/>
+              <w:keepNext/>
+              <w:spacing w:line="240" w:lineRule="auto" w:before="20" w:after="20"/>
+              <w:ind w:firstLine="0"/>
+              <w:jc w:val="center"/>
+            </w:pPr>
+            <w:r>
+              <w:rPr>
+                <w:sz w:val="20"/>
               </w:rPr>
               <w:t>0,3089</w:t>
             </w:r>
@@ -2440,13 +2568,14 @@
           </w:tcPr>
           <w:p>
             <w:pPr>
-              <w:spacing w:line="240" w:lineRule="auto"/>
-              <w:ind w:firstLine="0"/>
-              <w:jc w:val="center"/>
-            </w:pPr>
-            <w:r>
-              <w:rPr>
-                <w:sz w:val="18"/>
+              <w:keepNext/>
+              <w:spacing w:line="240" w:lineRule="auto" w:before="20" w:after="20"/>
+              <w:ind w:firstLine="0"/>
+              <w:jc w:val="center"/>
+            </w:pPr>
+            <w:r>
+              <w:rPr>
+                <w:sz w:val="20"/>
               </w:rPr>
               <w:t>0,3094</w:t>
             </w:r>
@@ -2471,13 +2600,14 @@
           </w:tcPr>
           <w:p>
             <w:pPr>
-              <w:spacing w:line="240" w:lineRule="auto"/>
-              <w:ind w:firstLine="0"/>
-              <w:jc w:val="center"/>
-            </w:pPr>
-            <w:r>
-              <w:rPr>
-                <w:sz w:val="18"/>
+              <w:keepNext/>
+              <w:spacing w:line="240" w:lineRule="auto" w:before="20" w:after="20"/>
+              <w:ind w:firstLine="0"/>
+              <w:jc w:val="center"/>
+            </w:pPr>
+            <w:r>
+              <w:rPr>
+                <w:sz w:val="20"/>
               </w:rPr>
               <w:t>9</w:t>
             </w:r>
@@ -2496,13 +2626,14 @@
           </w:tcPr>
           <w:p>
             <w:pPr>
-              <w:spacing w:line="240" w:lineRule="auto"/>
-              <w:ind w:firstLine="0"/>
-              <w:jc w:val="center"/>
-            </w:pPr>
-            <w:r>
-              <w:rPr>
-                <w:sz w:val="18"/>
+              <w:keepNext/>
+              <w:spacing w:line="240" w:lineRule="auto" w:before="20" w:after="20"/>
+              <w:ind w:firstLine="0"/>
+              <w:jc w:val="center"/>
+            </w:pPr>
+            <w:r>
+              <w:rPr>
+                <w:sz w:val="20"/>
               </w:rPr>
               <w:t>50</w:t>
             </w:r>
@@ -2521,13 +2652,14 @@
           </w:tcPr>
           <w:p>
             <w:pPr>
-              <w:spacing w:line="240" w:lineRule="auto"/>
-              <w:ind w:firstLine="0"/>
-              <w:jc w:val="center"/>
-            </w:pPr>
-            <w:r>
-              <w:rPr>
-                <w:sz w:val="18"/>
+              <w:keepNext/>
+              <w:spacing w:line="240" w:lineRule="auto" w:before="20" w:after="20"/>
+              <w:ind w:firstLine="0"/>
+              <w:jc w:val="center"/>
+            </w:pPr>
+            <w:r>
+              <w:rPr>
+                <w:sz w:val="20"/>
               </w:rPr>
               <w:t>0,3249</w:t>
             </w:r>
@@ -2546,13 +2678,14 @@
           </w:tcPr>
           <w:p>
             <w:pPr>
-              <w:spacing w:line="240" w:lineRule="auto"/>
-              <w:ind w:firstLine="0"/>
-              <w:jc w:val="center"/>
-            </w:pPr>
-            <w:r>
-              <w:rPr>
-                <w:sz w:val="18"/>
+              <w:keepNext/>
+              <w:spacing w:line="240" w:lineRule="auto" w:before="20" w:after="20"/>
+              <w:ind w:firstLine="0"/>
+              <w:jc w:val="center"/>
+            </w:pPr>
+            <w:r>
+              <w:rPr>
+                <w:sz w:val="20"/>
               </w:rPr>
               <w:t>0,3247</w:t>
             </w:r>
@@ -2571,13 +2704,14 @@
           </w:tcPr>
           <w:p>
             <w:pPr>
-              <w:spacing w:line="240" w:lineRule="auto"/>
-              <w:ind w:firstLine="0"/>
-              <w:jc w:val="center"/>
-            </w:pPr>
-            <w:r>
-              <w:rPr>
-                <w:sz w:val="18"/>
+              <w:keepNext/>
+              <w:spacing w:line="240" w:lineRule="auto" w:before="20" w:after="20"/>
+              <w:ind w:firstLine="0"/>
+              <w:jc w:val="center"/>
+            </w:pPr>
+            <w:r>
+              <w:rPr>
+                <w:sz w:val="20"/>
               </w:rPr>
               <w:t>0,3250</w:t>
             </w:r>
@@ -2602,13 +2736,14 @@
           </w:tcPr>
           <w:p>
             <w:pPr>
-              <w:spacing w:line="240" w:lineRule="auto"/>
-              <w:ind w:firstLine="0"/>
-              <w:jc w:val="center"/>
-            </w:pPr>
-            <w:r>
-              <w:rPr>
-                <w:sz w:val="18"/>
+              <w:keepNext/>
+              <w:spacing w:line="240" w:lineRule="auto" w:before="20" w:after="20"/>
+              <w:ind w:firstLine="0"/>
+              <w:jc w:val="center"/>
+            </w:pPr>
+            <w:r>
+              <w:rPr>
+                <w:sz w:val="20"/>
               </w:rPr>
               <w:t>10</w:t>
             </w:r>
@@ -2627,13 +2762,14 @@
           </w:tcPr>
           <w:p>
             <w:pPr>
-              <w:spacing w:line="240" w:lineRule="auto"/>
-              <w:ind w:firstLine="0"/>
-              <w:jc w:val="center"/>
-            </w:pPr>
-            <w:r>
-              <w:rPr>
-                <w:sz w:val="18"/>
+              <w:keepNext/>
+              <w:spacing w:line="240" w:lineRule="auto" w:before="20" w:after="20"/>
+              <w:ind w:firstLine="0"/>
+              <w:jc w:val="center"/>
+            </w:pPr>
+            <w:r>
+              <w:rPr>
+                <w:sz w:val="20"/>
               </w:rPr>
               <w:t>55</w:t>
             </w:r>
@@ -2652,13 +2788,14 @@
           </w:tcPr>
           <w:p>
             <w:pPr>
-              <w:spacing w:line="240" w:lineRule="auto"/>
-              <w:ind w:firstLine="0"/>
-              <w:jc w:val="center"/>
-            </w:pPr>
-            <w:r>
-              <w:rPr>
-                <w:sz w:val="18"/>
+              <w:keepNext/>
+              <w:spacing w:line="240" w:lineRule="auto" w:before="20" w:after="20"/>
+              <w:ind w:firstLine="0"/>
+              <w:jc w:val="center"/>
+            </w:pPr>
+            <w:r>
+              <w:rPr>
+                <w:sz w:val="20"/>
               </w:rPr>
               <w:t>0,3397</w:t>
             </w:r>
@@ -2677,13 +2814,14 @@
           </w:tcPr>
           <w:p>
             <w:pPr>
-              <w:spacing w:line="240" w:lineRule="auto"/>
-              <w:ind w:firstLine="0"/>
-              <w:jc w:val="center"/>
-            </w:pPr>
-            <w:r>
-              <w:rPr>
-                <w:sz w:val="18"/>
+              <w:keepNext/>
+              <w:spacing w:line="240" w:lineRule="auto" w:before="20" w:after="20"/>
+              <w:ind w:firstLine="0"/>
+              <w:jc w:val="center"/>
+            </w:pPr>
+            <w:r>
+              <w:rPr>
+                <w:sz w:val="20"/>
               </w:rPr>
               <w:t>0,3405</w:t>
             </w:r>
@@ -2702,13 +2840,14 @@
           </w:tcPr>
           <w:p>
             <w:pPr>
-              <w:spacing w:line="240" w:lineRule="auto"/>
-              <w:ind w:firstLine="0"/>
-              <w:jc w:val="center"/>
-            </w:pPr>
-            <w:r>
-              <w:rPr>
-                <w:sz w:val="18"/>
+              <w:keepNext/>
+              <w:spacing w:line="240" w:lineRule="auto" w:before="20" w:after="20"/>
+              <w:ind w:firstLine="0"/>
+              <w:jc w:val="center"/>
+            </w:pPr>
+            <w:r>
+              <w:rPr>
+                <w:sz w:val="20"/>
               </w:rPr>
               <w:t>0,3408</w:t>
             </w:r>
@@ -2733,13 +2872,14 @@
           </w:tcPr>
           <w:p>
             <w:pPr>
-              <w:spacing w:line="240" w:lineRule="auto"/>
-              <w:ind w:firstLine="0"/>
-              <w:jc w:val="center"/>
-            </w:pPr>
-            <w:r>
-              <w:rPr>
-                <w:sz w:val="18"/>
+              <w:keepNext/>
+              <w:spacing w:line="240" w:lineRule="auto" w:before="20" w:after="20"/>
+              <w:ind w:firstLine="0"/>
+              <w:jc w:val="center"/>
+            </w:pPr>
+            <w:r>
+              <w:rPr>
+                <w:sz w:val="20"/>
               </w:rPr>
               <w:t>11</w:t>
             </w:r>
@@ -2758,13 +2898,14 @@
           </w:tcPr>
           <w:p>
             <w:pPr>
-              <w:spacing w:line="240" w:lineRule="auto"/>
-              <w:ind w:firstLine="0"/>
-              <w:jc w:val="center"/>
-            </w:pPr>
-            <w:r>
-              <w:rPr>
-                <w:sz w:val="18"/>
+              <w:keepNext/>
+              <w:spacing w:line="240" w:lineRule="auto" w:before="20" w:after="20"/>
+              <w:ind w:firstLine="0"/>
+              <w:jc w:val="center"/>
+            </w:pPr>
+            <w:r>
+              <w:rPr>
+                <w:sz w:val="20"/>
               </w:rPr>
               <w:t>60</w:t>
             </w:r>
@@ -2783,13 +2924,14 @@
           </w:tcPr>
           <w:p>
             <w:pPr>
-              <w:spacing w:line="240" w:lineRule="auto"/>
-              <w:ind w:firstLine="0"/>
-              <w:jc w:val="center"/>
-            </w:pPr>
-            <w:r>
-              <w:rPr>
-                <w:sz w:val="18"/>
+              <w:keepNext/>
+              <w:spacing w:line="240" w:lineRule="auto" w:before="20" w:after="20"/>
+              <w:ind w:firstLine="0"/>
+              <w:jc w:val="center"/>
+            </w:pPr>
+            <w:r>
+              <w:rPr>
+                <w:sz w:val="20"/>
               </w:rPr>
               <w:t>0,3552</w:t>
             </w:r>
@@ -2808,13 +2950,14 @@
           </w:tcPr>
           <w:p>
             <w:pPr>
-              <w:spacing w:line="240" w:lineRule="auto"/>
-              <w:ind w:firstLine="0"/>
-              <w:jc w:val="center"/>
-            </w:pPr>
-            <w:r>
-              <w:rPr>
-                <w:sz w:val="18"/>
+              <w:keepNext/>
+              <w:spacing w:line="240" w:lineRule="auto" w:before="20" w:after="20"/>
+              <w:ind w:firstLine="0"/>
+              <w:jc w:val="center"/>
+            </w:pPr>
+            <w:r>
+              <w:rPr>
+                <w:sz w:val="20"/>
               </w:rPr>
               <w:t>0,3544</w:t>
             </w:r>
@@ -2833,13 +2976,14 @@
           </w:tcPr>
           <w:p>
             <w:pPr>
-              <w:spacing w:line="240" w:lineRule="auto"/>
-              <w:ind w:firstLine="0"/>
-              <w:jc w:val="center"/>
-            </w:pPr>
-            <w:r>
-              <w:rPr>
-                <w:sz w:val="18"/>
+              <w:keepNext/>
+              <w:spacing w:line="240" w:lineRule="auto" w:before="20" w:after="20"/>
+              <w:ind w:firstLine="0"/>
+              <w:jc w:val="center"/>
+            </w:pPr>
+            <w:r>
+              <w:rPr>
+                <w:sz w:val="20"/>
               </w:rPr>
               <w:t>0,3550</w:t>
             </w:r>
@@ -2864,13 +3008,14 @@
           </w:tcPr>
           <w:p>
             <w:pPr>
-              <w:spacing w:line="240" w:lineRule="auto"/>
-              <w:ind w:firstLine="0"/>
-              <w:jc w:val="center"/>
-            </w:pPr>
-            <w:r>
-              <w:rPr>
-                <w:sz w:val="18"/>
+              <w:keepNext/>
+              <w:spacing w:line="240" w:lineRule="auto" w:before="20" w:after="20"/>
+              <w:ind w:firstLine="0"/>
+              <w:jc w:val="center"/>
+            </w:pPr>
+            <w:r>
+              <w:rPr>
+                <w:sz w:val="20"/>
               </w:rPr>
               <w:t>12</w:t>
             </w:r>
@@ -2889,13 +3034,14 @@
           </w:tcPr>
           <w:p>
             <w:pPr>
-              <w:spacing w:line="240" w:lineRule="auto"/>
-              <w:ind w:firstLine="0"/>
-              <w:jc w:val="center"/>
-            </w:pPr>
-            <w:r>
-              <w:rPr>
-                <w:sz w:val="18"/>
+              <w:keepNext/>
+              <w:spacing w:line="240" w:lineRule="auto" w:before="20" w:after="20"/>
+              <w:ind w:firstLine="0"/>
+              <w:jc w:val="center"/>
+            </w:pPr>
+            <w:r>
+              <w:rPr>
+                <w:sz w:val="20"/>
               </w:rPr>
               <w:t>65</w:t>
             </w:r>
@@ -2914,13 +3060,14 @@
           </w:tcPr>
           <w:p>
             <w:pPr>
-              <w:spacing w:line="240" w:lineRule="auto"/>
-              <w:ind w:firstLine="0"/>
-              <w:jc w:val="center"/>
-            </w:pPr>
-            <w:r>
-              <w:rPr>
-                <w:sz w:val="18"/>
+              <w:keepNext/>
+              <w:spacing w:line="240" w:lineRule="auto" w:before="20" w:after="20"/>
+              <w:ind w:firstLine="0"/>
+              <w:jc w:val="center"/>
+            </w:pPr>
+            <w:r>
+              <w:rPr>
+                <w:sz w:val="20"/>
               </w:rPr>
               <w:t>0,3688</w:t>
             </w:r>
@@ -2939,13 +3086,14 @@
           </w:tcPr>
           <w:p>
             <w:pPr>
-              <w:spacing w:line="240" w:lineRule="auto"/>
-              <w:ind w:firstLine="0"/>
-              <w:jc w:val="center"/>
-            </w:pPr>
-            <w:r>
-              <w:rPr>
-                <w:sz w:val="18"/>
+              <w:keepNext/>
+              <w:spacing w:line="240" w:lineRule="auto" w:before="20" w:after="20"/>
+              <w:ind w:firstLine="0"/>
+              <w:jc w:val="center"/>
+            </w:pPr>
+            <w:r>
+              <w:rPr>
+                <w:sz w:val="20"/>
               </w:rPr>
               <w:t>0,3692</w:t>
             </w:r>
@@ -2964,13 +3112,14 @@
           </w:tcPr>
           <w:p>
             <w:pPr>
-              <w:spacing w:line="240" w:lineRule="auto"/>
-              <w:ind w:firstLine="0"/>
-              <w:jc w:val="center"/>
-            </w:pPr>
-            <w:r>
-              <w:rPr>
-                <w:sz w:val="18"/>
+              <w:keepNext/>
+              <w:spacing w:line="240" w:lineRule="auto" w:before="20" w:after="20"/>
+              <w:ind w:firstLine="0"/>
+              <w:jc w:val="center"/>
+            </w:pPr>
+            <w:r>
+              <w:rPr>
+                <w:sz w:val="20"/>
               </w:rPr>
               <w:t>0,3692</w:t>
             </w:r>
@@ -2995,13 +3144,14 @@
           </w:tcPr>
           <w:p>
             <w:pPr>
-              <w:spacing w:line="240" w:lineRule="auto"/>
-              <w:ind w:firstLine="0"/>
-              <w:jc w:val="center"/>
-            </w:pPr>
-            <w:r>
-              <w:rPr>
-                <w:sz w:val="18"/>
+              <w:keepNext/>
+              <w:spacing w:line="240" w:lineRule="auto" w:before="20" w:after="20"/>
+              <w:ind w:firstLine="0"/>
+              <w:jc w:val="center"/>
+            </w:pPr>
+            <w:r>
+              <w:rPr>
+                <w:sz w:val="20"/>
               </w:rPr>
               <w:t>13</w:t>
             </w:r>
@@ -3020,13 +3170,14 @@
           </w:tcPr>
           <w:p>
             <w:pPr>
-              <w:spacing w:line="240" w:lineRule="auto"/>
-              <w:ind w:firstLine="0"/>
-              <w:jc w:val="center"/>
-            </w:pPr>
-            <w:r>
-              <w:rPr>
-                <w:sz w:val="18"/>
+              <w:keepNext/>
+              <w:spacing w:line="240" w:lineRule="auto" w:before="20" w:after="20"/>
+              <w:ind w:firstLine="0"/>
+              <w:jc w:val="center"/>
+            </w:pPr>
+            <w:r>
+              <w:rPr>
+                <w:sz w:val="20"/>
               </w:rPr>
               <w:t>70</w:t>
             </w:r>
@@ -3045,13 +3196,14 @@
           </w:tcPr>
           <w:p>
             <w:pPr>
-              <w:spacing w:line="240" w:lineRule="auto"/>
-              <w:ind w:firstLine="0"/>
-              <w:jc w:val="center"/>
-            </w:pPr>
-            <w:r>
-              <w:rPr>
-                <w:sz w:val="18"/>
+              <w:keepNext/>
+              <w:spacing w:line="240" w:lineRule="auto" w:before="20" w:after="20"/>
+              <w:ind w:firstLine="0"/>
+              <w:jc w:val="center"/>
+            </w:pPr>
+            <w:r>
+              <w:rPr>
+                <w:sz w:val="20"/>
               </w:rPr>
               <w:t>0,3825</w:t>
             </w:r>
@@ -3070,13 +3222,14 @@
           </w:tcPr>
           <w:p>
             <w:pPr>
-              <w:spacing w:line="240" w:lineRule="auto"/>
-              <w:ind w:firstLine="0"/>
-              <w:jc w:val="center"/>
-            </w:pPr>
-            <w:r>
-              <w:rPr>
-                <w:sz w:val="18"/>
+              <w:keepNext/>
+              <w:spacing w:line="240" w:lineRule="auto" w:before="20" w:after="20"/>
+              <w:ind w:firstLine="0"/>
+              <w:jc w:val="center"/>
+            </w:pPr>
+            <w:r>
+              <w:rPr>
+                <w:sz w:val="20"/>
               </w:rPr>
               <w:t>0,3830</w:t>
             </w:r>
@@ -3095,13 +3248,14 @@
           </w:tcPr>
           <w:p>
             <w:pPr>
-              <w:spacing w:line="240" w:lineRule="auto"/>
-              <w:ind w:firstLine="0"/>
-              <w:jc w:val="center"/>
-            </w:pPr>
-            <w:r>
-              <w:rPr>
-                <w:sz w:val="18"/>
+              <w:keepNext/>
+              <w:spacing w:line="240" w:lineRule="auto" w:before="20" w:after="20"/>
+              <w:ind w:firstLine="0"/>
+              <w:jc w:val="center"/>
+            </w:pPr>
+            <w:r>
+              <w:rPr>
+                <w:sz w:val="20"/>
               </w:rPr>
               <w:t>0,3835</w:t>
             </w:r>
@@ -3126,13 +3280,14 @@
           </w:tcPr>
           <w:p>
             <w:pPr>
-              <w:spacing w:line="240" w:lineRule="auto"/>
-              <w:ind w:firstLine="0"/>
-              <w:jc w:val="center"/>
-            </w:pPr>
-            <w:r>
-              <w:rPr>
-                <w:sz w:val="18"/>
+              <w:keepNext/>
+              <w:spacing w:line="240" w:lineRule="auto" w:before="20" w:after="20"/>
+              <w:ind w:firstLine="0"/>
+              <w:jc w:val="center"/>
+            </w:pPr>
+            <w:r>
+              <w:rPr>
+                <w:sz w:val="20"/>
               </w:rPr>
               <w:t>14</w:t>
             </w:r>
@@ -3151,13 +3306,14 @@
           </w:tcPr>
           <w:p>
             <w:pPr>
-              <w:spacing w:line="240" w:lineRule="auto"/>
-              <w:ind w:firstLine="0"/>
-              <w:jc w:val="center"/>
-            </w:pPr>
-            <w:r>
-              <w:rPr>
-                <w:sz w:val="18"/>
+              <w:keepNext/>
+              <w:spacing w:line="240" w:lineRule="auto" w:before="20" w:after="20"/>
+              <w:ind w:firstLine="0"/>
+              <w:jc w:val="center"/>
+            </w:pPr>
+            <w:r>
+              <w:rPr>
+                <w:sz w:val="20"/>
               </w:rPr>
               <w:t>75</w:t>
             </w:r>
@@ -3176,13 +3332,14 @@
           </w:tcPr>
           <w:p>
             <w:pPr>
-              <w:spacing w:line="240" w:lineRule="auto"/>
-              <w:ind w:firstLine="0"/>
-              <w:jc w:val="center"/>
-            </w:pPr>
-            <w:r>
-              <w:rPr>
-                <w:sz w:val="18"/>
+              <w:keepNext/>
+              <w:spacing w:line="240" w:lineRule="auto" w:before="20" w:after="20"/>
+              <w:ind w:firstLine="0"/>
+              <w:jc w:val="center"/>
+            </w:pPr>
+            <w:r>
+              <w:rPr>
+                <w:sz w:val="20"/>
               </w:rPr>
               <w:t>0,3959</w:t>
             </w:r>
@@ -3201,13 +3358,14 @@
           </w:tcPr>
           <w:p>
             <w:pPr>
-              <w:spacing w:line="240" w:lineRule="auto"/>
-              <w:ind w:firstLine="0"/>
-              <w:jc w:val="center"/>
-            </w:pPr>
-            <w:r>
-              <w:rPr>
-                <w:sz w:val="18"/>
+              <w:keepNext/>
+              <w:spacing w:line="240" w:lineRule="auto" w:before="20" w:after="20"/>
+              <w:ind w:firstLine="0"/>
+              <w:jc w:val="center"/>
+            </w:pPr>
+            <w:r>
+              <w:rPr>
+                <w:sz w:val="20"/>
               </w:rPr>
               <w:t>0,3949</w:t>
             </w:r>
@@ -3226,13 +3384,14 @@
           </w:tcPr>
           <w:p>
             <w:pPr>
-              <w:spacing w:line="240" w:lineRule="auto"/>
-              <w:ind w:firstLine="0"/>
-              <w:jc w:val="center"/>
-            </w:pPr>
-            <w:r>
-              <w:rPr>
-                <w:sz w:val="18"/>
+              <w:keepNext/>
+              <w:spacing w:line="240" w:lineRule="auto" w:before="20" w:after="20"/>
+              <w:ind w:firstLine="0"/>
+              <w:jc w:val="center"/>
+            </w:pPr>
+            <w:r>
+              <w:rPr>
+                <w:sz w:val="20"/>
               </w:rPr>
               <w:t>0,3949</w:t>
             </w:r>
@@ -3257,13 +3416,14 @@
           </w:tcPr>
           <w:p>
             <w:pPr>
-              <w:spacing w:line="240" w:lineRule="auto"/>
-              <w:ind w:firstLine="0"/>
-              <w:jc w:val="center"/>
-            </w:pPr>
-            <w:r>
-              <w:rPr>
-                <w:sz w:val="18"/>
+              <w:keepNext/>
+              <w:spacing w:line="240" w:lineRule="auto" w:before="20" w:after="20"/>
+              <w:ind w:firstLine="0"/>
+              <w:jc w:val="center"/>
+            </w:pPr>
+            <w:r>
+              <w:rPr>
+                <w:sz w:val="20"/>
               </w:rPr>
               <w:t>15</w:t>
             </w:r>
@@ -3282,13 +3442,14 @@
           </w:tcPr>
           <w:p>
             <w:pPr>
-              <w:spacing w:line="240" w:lineRule="auto"/>
-              <w:ind w:firstLine="0"/>
-              <w:jc w:val="center"/>
-            </w:pPr>
-            <w:r>
-              <w:rPr>
-                <w:sz w:val="18"/>
+              <w:keepNext/>
+              <w:spacing w:line="240" w:lineRule="auto" w:before="20" w:after="20"/>
+              <w:ind w:firstLine="0"/>
+              <w:jc w:val="center"/>
+            </w:pPr>
+            <w:r>
+              <w:rPr>
+                <w:sz w:val="20"/>
               </w:rPr>
               <w:t>80</w:t>
             </w:r>
@@ -3307,13 +3468,14 @@
           </w:tcPr>
           <w:p>
             <w:pPr>
-              <w:spacing w:line="240" w:lineRule="auto"/>
-              <w:ind w:firstLine="0"/>
-              <w:jc w:val="center"/>
-            </w:pPr>
-            <w:r>
-              <w:rPr>
-                <w:sz w:val="18"/>
+              <w:keepNext/>
+              <w:spacing w:line="240" w:lineRule="auto" w:before="20" w:after="20"/>
+              <w:ind w:firstLine="0"/>
+              <w:jc w:val="center"/>
+            </w:pPr>
+            <w:r>
+              <w:rPr>
+                <w:sz w:val="20"/>
               </w:rPr>
               <w:t>0,4076</w:t>
             </w:r>
@@ -3332,13 +3494,14 @@
           </w:tcPr>
           <w:p>
             <w:pPr>
-              <w:spacing w:line="240" w:lineRule="auto"/>
-              <w:ind w:firstLine="0"/>
-              <w:jc w:val="center"/>
-            </w:pPr>
-            <w:r>
-              <w:rPr>
-                <w:sz w:val="18"/>
+              <w:keepNext/>
+              <w:spacing w:line="240" w:lineRule="auto" w:before="20" w:after="20"/>
+              <w:ind w:firstLine="0"/>
+              <w:jc w:val="center"/>
+            </w:pPr>
+            <w:r>
+              <w:rPr>
+                <w:sz w:val="20"/>
               </w:rPr>
               <w:t>0,4073</w:t>
             </w:r>
@@ -3357,13 +3520,14 @@
           </w:tcPr>
           <w:p>
             <w:pPr>
-              <w:spacing w:line="240" w:lineRule="auto"/>
-              <w:ind w:firstLine="0"/>
-              <w:jc w:val="center"/>
-            </w:pPr>
-            <w:r>
-              <w:rPr>
-                <w:sz w:val="18"/>
+              <w:keepNext/>
+              <w:spacing w:line="240" w:lineRule="auto" w:before="20" w:after="20"/>
+              <w:ind w:firstLine="0"/>
+              <w:jc w:val="center"/>
+            </w:pPr>
+            <w:r>
+              <w:rPr>
+                <w:sz w:val="20"/>
               </w:rPr>
               <w:t>0,4078</w:t>
             </w:r>
@@ -3388,13 +3552,14 @@
           </w:tcPr>
           <w:p>
             <w:pPr>
-              <w:spacing w:line="240" w:lineRule="auto"/>
-              <w:ind w:firstLine="0"/>
-              <w:jc w:val="center"/>
-            </w:pPr>
-            <w:r>
-              <w:rPr>
-                <w:sz w:val="18"/>
+              <w:keepNext/>
+              <w:spacing w:line="240" w:lineRule="auto" w:before="20" w:after="20"/>
+              <w:ind w:firstLine="0"/>
+              <w:jc w:val="center"/>
+            </w:pPr>
+            <w:r>
+              <w:rPr>
+                <w:sz w:val="20"/>
               </w:rPr>
               <w:t>16</w:t>
             </w:r>
@@ -3413,13 +3578,14 @@
           </w:tcPr>
           <w:p>
             <w:pPr>
-              <w:spacing w:line="240" w:lineRule="auto"/>
-              <w:ind w:firstLine="0"/>
-              <w:jc w:val="center"/>
-            </w:pPr>
-            <w:r>
-              <w:rPr>
-                <w:sz w:val="18"/>
+              <w:keepNext/>
+              <w:spacing w:line="240" w:lineRule="auto" w:before="20" w:after="20"/>
+              <w:ind w:firstLine="0"/>
+              <w:jc w:val="center"/>
+            </w:pPr>
+            <w:r>
+              <w:rPr>
+                <w:sz w:val="20"/>
               </w:rPr>
               <w:t>85</w:t>
             </w:r>
@@ -3438,13 +3604,14 @@
           </w:tcPr>
           <w:p>
             <w:pPr>
-              <w:spacing w:line="240" w:lineRule="auto"/>
-              <w:ind w:firstLine="0"/>
-              <w:jc w:val="center"/>
-            </w:pPr>
-            <w:r>
-              <w:rPr>
-                <w:sz w:val="18"/>
+              <w:keepNext/>
+              <w:spacing w:line="240" w:lineRule="auto" w:before="20" w:after="20"/>
+              <w:ind w:firstLine="0"/>
+              <w:jc w:val="center"/>
+            </w:pPr>
+            <w:r>
+              <w:rPr>
+                <w:sz w:val="20"/>
               </w:rPr>
               <w:t>0,4202</w:t>
             </w:r>
@@ -3463,13 +3630,14 @@
           </w:tcPr>
           <w:p>
             <w:pPr>
-              <w:spacing w:line="240" w:lineRule="auto"/>
-              <w:ind w:firstLine="0"/>
-              <w:jc w:val="center"/>
-            </w:pPr>
-            <w:r>
-              <w:rPr>
-                <w:sz w:val="18"/>
+              <w:keepNext/>
+              <w:spacing w:line="240" w:lineRule="auto" w:before="20" w:after="20"/>
+              <w:ind w:firstLine="0"/>
+              <w:jc w:val="center"/>
+            </w:pPr>
+            <w:r>
+              <w:rPr>
+                <w:sz w:val="20"/>
               </w:rPr>
               <w:t>0,4207</w:t>
             </w:r>
@@ -3488,13 +3656,14 @@
           </w:tcPr>
           <w:p>
             <w:pPr>
-              <w:spacing w:line="240" w:lineRule="auto"/>
-              <w:ind w:firstLine="0"/>
-              <w:jc w:val="center"/>
-            </w:pPr>
-            <w:r>
-              <w:rPr>
-                <w:sz w:val="18"/>
+              <w:keepNext/>
+              <w:spacing w:line="240" w:lineRule="auto" w:before="20" w:after="20"/>
+              <w:ind w:firstLine="0"/>
+              <w:jc w:val="center"/>
+            </w:pPr>
+            <w:r>
+              <w:rPr>
+                <w:sz w:val="20"/>
               </w:rPr>
               <w:t>0,4209</w:t>
             </w:r>
@@ -3519,13 +3688,14 @@
           </w:tcPr>
           <w:p>
             <w:pPr>
-              <w:spacing w:line="240" w:lineRule="auto"/>
-              <w:ind w:firstLine="0"/>
-              <w:jc w:val="center"/>
-            </w:pPr>
-            <w:r>
-              <w:rPr>
-                <w:sz w:val="18"/>
+              <w:keepNext/>
+              <w:spacing w:line="240" w:lineRule="auto" w:before="20" w:after="20"/>
+              <w:ind w:firstLine="0"/>
+              <w:jc w:val="center"/>
+            </w:pPr>
+            <w:r>
+              <w:rPr>
+                <w:sz w:val="20"/>
               </w:rPr>
               <w:t>17</w:t>
             </w:r>
@@ -3544,13 +3714,14 @@
           </w:tcPr>
           <w:p>
             <w:pPr>
-              <w:spacing w:line="240" w:lineRule="auto"/>
-              <w:ind w:firstLine="0"/>
-              <w:jc w:val="center"/>
-            </w:pPr>
-            <w:r>
-              <w:rPr>
-                <w:sz w:val="18"/>
+              <w:keepNext/>
+              <w:spacing w:line="240" w:lineRule="auto" w:before="20" w:after="20"/>
+              <w:ind w:firstLine="0"/>
+              <w:jc w:val="center"/>
+            </w:pPr>
+            <w:r>
+              <w:rPr>
+                <w:sz w:val="20"/>
               </w:rPr>
               <w:t>90</w:t>
             </w:r>
@@ -3569,13 +3740,14 @@
           </w:tcPr>
           <w:p>
             <w:pPr>
-              <w:spacing w:line="240" w:lineRule="auto"/>
-              <w:ind w:firstLine="0"/>
-              <w:jc w:val="center"/>
-            </w:pPr>
-            <w:r>
-              <w:rPr>
-                <w:sz w:val="18"/>
+              <w:keepNext/>
+              <w:spacing w:line="240" w:lineRule="auto" w:before="20" w:after="20"/>
+              <w:ind w:firstLine="0"/>
+              <w:jc w:val="center"/>
+            </w:pPr>
+            <w:r>
+              <w:rPr>
+                <w:sz w:val="20"/>
               </w:rPr>
               <w:t>0,4330</w:t>
             </w:r>
@@ -3594,13 +3766,14 @@
           </w:tcPr>
           <w:p>
             <w:pPr>
-              <w:spacing w:line="240" w:lineRule="auto"/>
-              <w:ind w:firstLine="0"/>
-              <w:jc w:val="center"/>
-            </w:pPr>
-            <w:r>
-              <w:rPr>
-                <w:sz w:val="18"/>
+              <w:keepNext/>
+              <w:spacing w:line="240" w:lineRule="auto" w:before="20" w:after="20"/>
+              <w:ind w:firstLine="0"/>
+              <w:jc w:val="center"/>
+            </w:pPr>
+            <w:r>
+              <w:rPr>
+                <w:sz w:val="20"/>
               </w:rPr>
               <w:t>0,4328</w:t>
             </w:r>
@@ -3619,13 +3792,14 @@
           </w:tcPr>
           <w:p>
             <w:pPr>
-              <w:spacing w:line="240" w:lineRule="auto"/>
-              <w:ind w:firstLine="0"/>
-              <w:jc w:val="center"/>
-            </w:pPr>
-            <w:r>
-              <w:rPr>
-                <w:sz w:val="18"/>
+              <w:keepNext/>
+              <w:spacing w:line="240" w:lineRule="auto" w:before="20" w:after="20"/>
+              <w:ind w:firstLine="0"/>
+              <w:jc w:val="center"/>
+            </w:pPr>
+            <w:r>
+              <w:rPr>
+                <w:sz w:val="20"/>
               </w:rPr>
               <w:t>0,4324</w:t>
             </w:r>
@@ -3635,17 +3809,24 @@
     </w:tbl>
     <w:p>
       <w:pPr>
-        <w:spacing w:after="120" w:line="240" w:lineRule="auto"/>
+        <w:widowControl/>
+        <w:spacing w:after="160" w:line="240" w:lineRule="auto" w:before="60"/>
         <w:ind w:firstLine="0"/>
       </w:pPr>
       <w:r>
         <w:rPr>
+          <w:rFonts w:ascii="Times New Roman" w:hAnsi="Times New Roman"/>
           <w:sz w:val="18"/>
         </w:rPr>
         <w:t>Fonte: registro de medidas EX03, planilha conferida pelo grupo e fotografias de 6 out. 2026.</w:t>
       </w:r>
     </w:p>
     <w:p>
+      <w:pPr>
+        <w:widowControl/>
+        <w:spacing w:before="0" w:after="0" w:line="360" w:lineRule="auto"/>
+        <w:jc w:val="both"/>
+      </w:pPr>
       <w:r>
         <w:t>Para este trabalho, não foi considerada incerteza da altura. Isso não quer dizer que a altura tenha precisão infinita. Para o tempo, usamos a contribuição instrumental de 0,0001 s. Mantivemos todas as 51 leituras e fizemos as contas sem arredondar os valores intermediários. Os gráficos foram feitos com os dados e os coeficientes calculados aqui.</w:t>
       </w:r>
@@ -3655,14 +3836,20 @@
         <w:pStyle w:val="Heading2"/>
         <w:keepNext/>
         <w:pageBreakBefore/>
-      </w:pPr>
-      <w:r>
+        <w:widowControl/>
+      </w:pPr>
+      <w:r>
+        <w:rPr>
+          <w:rFonts w:ascii="Times New Roman" w:hAnsi="Times New Roman"/>
+        </w:rPr>
         <w:t>3.1 Registro fotográfico da montagem</w:t>
       </w:r>
     </w:p>
     <w:p>
       <w:pPr>
-        <w:spacing w:after="160"/>
+        <w:widowControl/>
+        <w:spacing w:after="0" w:before="0" w:line="360" w:lineRule="auto"/>
+        <w:jc w:val="both"/>
       </w:pPr>
       <w:r>
         <w:t>Selecionamos três fotos do grupo para mostrar a montagem por ângulos diferentes: uma visão geral, a região por onde a esfera cai e o cronômetro.</w:t>
@@ -3671,10 +3858,14 @@
     <w:p>
       <w:pPr>
         <w:keepNext/>
-        <w:spacing w:before="120" w:after="100"/>
+        <w:widowControl/>
+        <w:spacing w:before="200" w:after="100" w:line="240" w:lineRule="auto"/>
+        <w:ind w:firstLine="0"/>
+        <w:jc w:val="center"/>
       </w:pPr>
       <w:r>
         <w:rPr>
+          <w:rFonts w:ascii="Times New Roman" w:hAnsi="Times New Roman"/>
           <w:sz w:val="20"/>
         </w:rPr>
         <w:t>Figura 1 – Visão geral da montagem experimental</w:t>
@@ -3682,7 +3873,10 @@
     </w:p>
     <w:p>
       <w:pPr>
-        <w:spacing w:after="80"/>
+        <w:keepNext/>
+        <w:widowControl/>
+        <w:spacing w:after="0" w:line="240" w:lineRule="auto" w:before="0"/>
+        <w:ind w:firstLine="0"/>
         <w:jc w:val="center"/>
       </w:pPr>
       <w:r>
@@ -3691,7 +3885,7 @@
         </w:rPr>
         <w:drawing>
           <wp:inline distT="0" distB="0" distL="0" distR="0" wp14:anchorId="2F45705B" wp14:editId="15F4118D">
-            <wp:extent cx="3311999" cy="5887998"/>
+            <wp:extent cx="1498500" cy="2664000"/>
             <wp:effectExtent l="0" t="0" r="0" b="0"/>
             <wp:docPr id="6" name="Picture 6"/>
             <wp:cNvGraphicFramePr>
@@ -3713,7 +3907,7 @@
                   <pic:spPr>
                     <a:xfrm>
                       <a:off x="0" y="0"/>
-                      <a:ext cx="3311999" cy="5887998"/>
+                      <a:ext cx="1498500" cy="2664000"/>
                     </a:xfrm>
                     <a:prstGeom prst="rect">
                       <a:avLst/>
@@ -3728,44 +3922,64 @@
     </w:p>
     <w:p>
       <w:pPr>
-        <w:spacing w:after="60"/>
+        <w:widowControl/>
+        <w:spacing w:after="160" w:line="240" w:lineRule="auto" w:before="60"/>
+        <w:ind w:firstLine="0"/>
+        <w:jc w:val="center"/>
       </w:pPr>
       <w:r>
         <w:rPr>
+          <w:rFonts w:ascii="Times New Roman" w:hAnsi="Times New Roman"/>
           <w:sz w:val="18"/>
         </w:rPr>
         <w:t>Fonte: registro fotográfico fornecido pelo grupo.</w:t>
       </w:r>
     </w:p>
     <w:p>
-      <w:r>
-        <w:br w:type="page"/>
+      <w:pPr>
+        <w:keepNext/>
+        <w:widowControl/>
+        <w:tabs>
+          <w:tab w:pos="2268" w:val="center"/>
+          <w:tab w:pos="6803" w:val="center"/>
+        </w:tabs>
+        <w:spacing w:before="200" w:after="100" w:line="240" w:lineRule="auto"/>
+        <w:ind w:firstLine="0" w:left="0"/>
+        <w:jc w:val="left"/>
+      </w:pPr>
+      <w:r>
+        <w:rPr>
+          <w:rFonts w:ascii="Times New Roman" w:hAnsi="Times New Roman"/>
+          <w:sz w:val="20"/>
+        </w:rPr>
+        <w:tab/>
+        <w:t>Figura 2 – Região de queda</w:t>
+        <w:tab/>
+        <w:t>Figura 3 – Cronômetro</w:t>
       </w:r>
     </w:p>
     <w:p>
       <w:pPr>
         <w:keepNext/>
-        <w:spacing w:before="120" w:after="100"/>
-      </w:pPr>
-      <w:r>
-        <w:rPr>
-          <w:sz w:val="20"/>
-        </w:rPr>
-        <w:t>Figura 2 – Esfera, suporte e plataforma de parada</w:t>
-      </w:r>
-    </w:p>
-    <w:p>
-      <w:pPr>
-        <w:spacing w:after="80"/>
-        <w:jc w:val="center"/>
-      </w:pPr>
+        <w:widowControl/>
+        <w:tabs>
+          <w:tab w:pos="2268" w:val="center"/>
+          <w:tab w:pos="6803" w:val="center"/>
+        </w:tabs>
+        <w:spacing w:after="0" w:line="240" w:lineRule="auto" w:before="0"/>
+        <w:ind w:firstLine="0" w:left="0"/>
+        <w:jc w:val="both"/>
+      </w:pPr>
+      <w:r>
+        <w:tab/>
+      </w:r>
       <w:r>
         <w:rPr>
           <w:noProof/>
         </w:rPr>
         <w:drawing>
           <wp:inline distT="0" distB="0" distL="0" distR="0" wp14:anchorId="4F52146E" wp14:editId="1AE6A15F">
-            <wp:extent cx="2052000" cy="3648000"/>
+            <wp:extent cx="1680750" cy="2988000"/>
             <wp:effectExtent l="0" t="0" r="0" b="0"/>
             <wp:docPr id="7" name="Picture 7"/>
             <wp:cNvGraphicFramePr>
@@ -3787,7 +4001,7 @@
                   <pic:spPr>
                     <a:xfrm>
                       <a:off x="0" y="0"/>
-                      <a:ext cx="2052000" cy="3648000"/>
+                      <a:ext cx="1680750" cy="2988000"/>
                     </a:xfrm>
                     <a:prstGeom prst="rect">
                       <a:avLst/>
@@ -3799,42 +4013,16 @@
           </wp:inline>
         </w:drawing>
       </w:r>
-    </w:p>
-    <w:p>
-      <w:pPr>
-        <w:spacing w:after="60"/>
-      </w:pPr>
-      <w:r>
-        <w:rPr>
-          <w:sz w:val="18"/>
-        </w:rPr>
-        <w:t>Fonte: registro fotográfico fornecido pelo grupo.</w:t>
-      </w:r>
-    </w:p>
-    <w:p>
-      <w:pPr>
-        <w:keepNext/>
-        <w:spacing w:before="120" w:after="100"/>
-      </w:pPr>
-      <w:r>
-        <w:rPr>
-          <w:sz w:val="20"/>
-        </w:rPr>
-        <w:t>Figura 3 – Unidade de cronometragem</w:t>
-      </w:r>
-    </w:p>
-    <w:p>
-      <w:pPr>
-        <w:spacing w:after="80"/>
-        <w:jc w:val="center"/>
-      </w:pPr>
+      <w:r>
+        <w:tab/>
+      </w:r>
       <w:r>
         <w:rPr>
           <w:noProof/>
         </w:rPr>
         <w:drawing>
           <wp:inline distT="0" distB="0" distL="0" distR="0" wp14:anchorId="1CC97216" wp14:editId="772A6EC9">
-            <wp:extent cx="2052000" cy="3648000"/>
+            <wp:extent cx="1680750" cy="2988000"/>
             <wp:effectExtent l="0" t="0" r="0" b="0"/>
             <wp:docPr id="8" name="Picture 8"/>
             <wp:cNvGraphicFramePr>
@@ -3856,7 +4044,7 @@
                   <pic:spPr>
                     <a:xfrm>
                       <a:off x="0" y="0"/>
-                      <a:ext cx="2052000" cy="3648000"/>
+                      <a:ext cx="1680750" cy="2988000"/>
                     </a:xfrm>
                     <a:prstGeom prst="rect">
                       <a:avLst/>
@@ -3871,10 +4059,14 @@
     </w:p>
     <w:p>
       <w:pPr>
-        <w:spacing w:after="60"/>
+        <w:widowControl/>
+        <w:spacing w:after="160" w:line="240" w:lineRule="auto" w:before="60"/>
+        <w:ind w:firstLine="0"/>
+        <w:jc w:val="center"/>
       </w:pPr>
       <w:r>
         <w:rPr>
+          <w:rFonts w:ascii="Times New Roman" w:hAnsi="Times New Roman"/>
           <w:sz w:val="18"/>
         </w:rPr>
         <w:t>Fonte: registro fotográfico fornecido pelo grupo.</w:t>
@@ -3883,8 +4075,12 @@
     <w:p>
       <w:pPr>
         <w:pStyle w:val="Heading1"/>
-      </w:pPr>
-      <w:r>
+        <w:widowControl/>
+      </w:pPr>
+      <w:r>
+        <w:rPr>
+          <w:rFonts w:ascii="Times New Roman" w:hAnsi="Times New Roman"/>
+        </w:rPr>
         <w:lastRenderedPageBreak/>
         <w:t>4 RESULTADOS E DISCUSSÃO</w:t>
       </w:r>
@@ -3892,12 +4088,21 @@
     <w:p>
       <w:pPr>
         <w:pStyle w:val="Heading2"/>
-      </w:pPr>
-      <w:r>
+        <w:widowControl/>
+      </w:pPr>
+      <w:r>
+        <w:rPr>
+          <w:rFonts w:ascii="Times New Roman" w:hAnsi="Times New Roman"/>
+        </w:rPr>
         <w:t>4.1 Medidas e incertezas</w:t>
       </w:r>
     </w:p>
     <w:p>
+      <w:pPr>
+        <w:widowControl/>
+        <w:spacing w:before="0" w:after="0" w:line="360" w:lineRule="auto"/>
+        <w:jc w:val="both"/>
+      </w:pPr>
       <w:r>
         <w:t>A Tabela 2 mostra a média e a incerteza dos três tempos em cada altura. A contribuição instrumental de 0,0001 s entra uma vez no cálculo da incerteza da média. Por exemplo, para 10 cm, t̄ = (0,1580 + 0,1572 + 0,1580)/3 = 0,1577333 s, s = 0,0004619 s e u(t̄) = √[(0,0004619/√3)² + (0,0001)²] s = 0,0002848 s. Arredondando, temos (0,1577 ± 0,0003) s.</w:t>
       </w:r>
@@ -3905,11 +4110,13 @@
     <w:p>
       <w:pPr>
         <w:keepNext/>
-        <w:spacing w:before="160" w:after="80" w:line="240" w:lineRule="auto"/>
+        <w:widowControl/>
+        <w:spacing w:before="200" w:after="100" w:line="240" w:lineRule="auto"/>
         <w:ind w:firstLine="0"/>
       </w:pPr>
       <w:r>
         <w:rPr>
+          <w:rFonts w:ascii="Times New Roman" w:hAnsi="Times New Roman"/>
           <w:sz w:val="20"/>
         </w:rPr>
         <w:t>Tabela 2 – Tempos médios e incertezas</w:t>
@@ -3946,13 +4153,15 @@
           </w:tcPr>
           <w:p>
             <w:pPr>
+              <w:keepNext/>
+              <w:spacing w:before="20" w:after="20" w:line="240" w:lineRule="auto"/>
               <w:ind w:firstLine="0"/>
               <w:jc w:val="center"/>
             </w:pPr>
             <w:r>
               <w:rPr>
                 <w:b/>
-                <w:sz w:val="18"/>
+                <w:sz w:val="20"/>
               </w:rPr>
               <w:t>d (cm)</w:t>
             </w:r>
@@ -3970,13 +4179,15 @@
           </w:tcPr>
           <w:p>
             <w:pPr>
+              <w:keepNext/>
+              <w:spacing w:before="20" w:after="20" w:line="240" w:lineRule="auto"/>
               <w:ind w:firstLine="0"/>
               <w:jc w:val="center"/>
             </w:pPr>
             <w:r>
               <w:rPr>
                 <w:b/>
-                <w:sz w:val="18"/>
+                <w:sz w:val="20"/>
               </w:rPr>
               <w:t>t̄ (s)</w:t>
             </w:r>
@@ -3994,13 +4205,15 @@
           </w:tcPr>
           <w:p>
             <w:pPr>
+              <w:keepNext/>
+              <w:spacing w:before="20" w:after="20" w:line="240" w:lineRule="auto"/>
               <w:ind w:firstLine="0"/>
               <w:jc w:val="center"/>
             </w:pPr>
             <w:r>
               <w:rPr>
                 <w:b/>
-                <w:sz w:val="18"/>
+                <w:sz w:val="20"/>
               </w:rPr>
               <w:t>s (s)</w:t>
             </w:r>
@@ -4018,13 +4231,15 @@
           </w:tcPr>
           <w:p>
             <w:pPr>
+              <w:keepNext/>
+              <w:spacing w:before="20" w:after="20" w:line="240" w:lineRule="auto"/>
               <w:ind w:firstLine="0"/>
               <w:jc w:val="center"/>
             </w:pPr>
             <w:r>
               <w:rPr>
                 <w:b/>
-                <w:sz w:val="18"/>
+                <w:sz w:val="20"/>
               </w:rPr>
               <w:t>u(t̄) (s)</w:t>
             </w:r>
@@ -4049,13 +4264,14 @@
           </w:tcPr>
           <w:p>
             <w:pPr>
-              <w:spacing w:line="240" w:lineRule="auto"/>
-              <w:ind w:firstLine="0"/>
-              <w:jc w:val="center"/>
-            </w:pPr>
-            <w:r>
-              <w:rPr>
-                <w:sz w:val="18"/>
+              <w:keepNext/>
+              <w:spacing w:line="240" w:lineRule="auto" w:before="20" w:after="20"/>
+              <w:ind w:firstLine="0"/>
+              <w:jc w:val="center"/>
+            </w:pPr>
+            <w:r>
+              <w:rPr>
+                <w:sz w:val="20"/>
               </w:rPr>
               <w:t>10</w:t>
             </w:r>
@@ -4074,13 +4290,14 @@
           </w:tcPr>
           <w:p>
             <w:pPr>
-              <w:spacing w:line="240" w:lineRule="auto"/>
-              <w:ind w:firstLine="0"/>
-              <w:jc w:val="center"/>
-            </w:pPr>
-            <w:r>
-              <w:rPr>
-                <w:sz w:val="18"/>
+              <w:keepNext/>
+              <w:spacing w:line="240" w:lineRule="auto" w:before="20" w:after="20"/>
+              <w:ind w:firstLine="0"/>
+              <w:jc w:val="center"/>
+            </w:pPr>
+            <w:r>
+              <w:rPr>
+                <w:sz w:val="20"/>
               </w:rPr>
               <w:t>0,1577333</w:t>
             </w:r>
@@ -4099,13 +4316,14 @@
           </w:tcPr>
           <w:p>
             <w:pPr>
-              <w:spacing w:line="240" w:lineRule="auto"/>
-              <w:ind w:firstLine="0"/>
-              <w:jc w:val="center"/>
-            </w:pPr>
-            <w:r>
-              <w:rPr>
-                <w:sz w:val="18"/>
+              <w:keepNext/>
+              <w:spacing w:line="240" w:lineRule="auto" w:before="20" w:after="20"/>
+              <w:ind w:firstLine="0"/>
+              <w:jc w:val="center"/>
+            </w:pPr>
+            <w:r>
+              <w:rPr>
+                <w:sz w:val="20"/>
               </w:rPr>
               <w:t>0,0004619</w:t>
             </w:r>
@@ -4124,13 +4342,14 @@
           </w:tcPr>
           <w:p>
             <w:pPr>
-              <w:spacing w:line="240" w:lineRule="auto"/>
-              <w:ind w:firstLine="0"/>
-              <w:jc w:val="center"/>
-            </w:pPr>
-            <w:r>
-              <w:rPr>
-                <w:sz w:val="18"/>
+              <w:keepNext/>
+              <w:spacing w:line="240" w:lineRule="auto" w:before="20" w:after="20"/>
+              <w:ind w:firstLine="0"/>
+              <w:jc w:val="center"/>
+            </w:pPr>
+            <w:r>
+              <w:rPr>
+                <w:sz w:val="20"/>
               </w:rPr>
               <w:t>0,0002848</w:t>
             </w:r>
@@ -4155,13 +4374,14 @@
           </w:tcPr>
           <w:p>
             <w:pPr>
-              <w:spacing w:line="240" w:lineRule="auto"/>
-              <w:ind w:firstLine="0"/>
-              <w:jc w:val="center"/>
-            </w:pPr>
-            <w:r>
-              <w:rPr>
-                <w:sz w:val="18"/>
+              <w:keepNext/>
+              <w:spacing w:line="240" w:lineRule="auto" w:before="20" w:after="20"/>
+              <w:ind w:firstLine="0"/>
+              <w:jc w:val="center"/>
+            </w:pPr>
+            <w:r>
+              <w:rPr>
+                <w:sz w:val="20"/>
               </w:rPr>
               <w:t>15</w:t>
             </w:r>
@@ -4180,13 +4400,14 @@
           </w:tcPr>
           <w:p>
             <w:pPr>
-              <w:spacing w:line="240" w:lineRule="auto"/>
-              <w:ind w:firstLine="0"/>
-              <w:jc w:val="center"/>
-            </w:pPr>
-            <w:r>
-              <w:rPr>
-                <w:sz w:val="18"/>
+              <w:keepNext/>
+              <w:spacing w:line="240" w:lineRule="auto" w:before="20" w:after="20"/>
+              <w:ind w:firstLine="0"/>
+              <w:jc w:val="center"/>
+            </w:pPr>
+            <w:r>
+              <w:rPr>
+                <w:sz w:val="20"/>
               </w:rPr>
               <w:t>0,1869000</w:t>
             </w:r>
@@ -4205,13 +4426,14 @@
           </w:tcPr>
           <w:p>
             <w:pPr>
-              <w:spacing w:line="240" w:lineRule="auto"/>
-              <w:ind w:firstLine="0"/>
-              <w:jc w:val="center"/>
-            </w:pPr>
-            <w:r>
-              <w:rPr>
-                <w:sz w:val="18"/>
+              <w:keepNext/>
+              <w:spacing w:line="240" w:lineRule="auto" w:before="20" w:after="20"/>
+              <w:ind w:firstLine="0"/>
+              <w:jc w:val="center"/>
+            </w:pPr>
+            <w:r>
+              <w:rPr>
+                <w:sz w:val="20"/>
               </w:rPr>
               <w:t>0,0006928</w:t>
             </w:r>
@@ -4230,13 +4452,14 @@
           </w:tcPr>
           <w:p>
             <w:pPr>
-              <w:spacing w:line="240" w:lineRule="auto"/>
-              <w:ind w:firstLine="0"/>
-              <w:jc w:val="center"/>
-            </w:pPr>
-            <w:r>
-              <w:rPr>
-                <w:sz w:val="18"/>
+              <w:keepNext/>
+              <w:spacing w:line="240" w:lineRule="auto" w:before="20" w:after="20"/>
+              <w:ind w:firstLine="0"/>
+              <w:jc w:val="center"/>
+            </w:pPr>
+            <w:r>
+              <w:rPr>
+                <w:sz w:val="20"/>
               </w:rPr>
               <w:t>0,0004123</w:t>
             </w:r>
@@ -4261,13 +4484,14 @@
           </w:tcPr>
           <w:p>
             <w:pPr>
-              <w:spacing w:line="240" w:lineRule="auto"/>
-              <w:ind w:firstLine="0"/>
-              <w:jc w:val="center"/>
-            </w:pPr>
-            <w:r>
-              <w:rPr>
-                <w:sz w:val="18"/>
+              <w:keepNext/>
+              <w:spacing w:line="240" w:lineRule="auto" w:before="20" w:after="20"/>
+              <w:ind w:firstLine="0"/>
+              <w:jc w:val="center"/>
+            </w:pPr>
+            <w:r>
+              <w:rPr>
+                <w:sz w:val="20"/>
               </w:rPr>
               <w:t>20</w:t>
             </w:r>
@@ -4286,13 +4510,14 @@
           </w:tcPr>
           <w:p>
             <w:pPr>
-              <w:spacing w:line="240" w:lineRule="auto"/>
-              <w:ind w:firstLine="0"/>
-              <w:jc w:val="center"/>
-            </w:pPr>
-            <w:r>
-              <w:rPr>
-                <w:sz w:val="18"/>
+              <w:keepNext/>
+              <w:spacing w:line="240" w:lineRule="auto" w:before="20" w:after="20"/>
+              <w:ind w:firstLine="0"/>
+              <w:jc w:val="center"/>
+            </w:pPr>
+            <w:r>
+              <w:rPr>
+                <w:sz w:val="20"/>
               </w:rPr>
               <w:t>0,2117667</w:t>
             </w:r>
@@ -4311,13 +4536,14 @@
           </w:tcPr>
           <w:p>
             <w:pPr>
-              <w:spacing w:line="240" w:lineRule="auto"/>
-              <w:ind w:firstLine="0"/>
-              <w:jc w:val="center"/>
-            </w:pPr>
-            <w:r>
-              <w:rPr>
-                <w:sz w:val="18"/>
+              <w:keepNext/>
+              <w:spacing w:line="240" w:lineRule="auto" w:before="20" w:after="20"/>
+              <w:ind w:firstLine="0"/>
+              <w:jc w:val="center"/>
+            </w:pPr>
+            <w:r>
+              <w:rPr>
+                <w:sz w:val="20"/>
               </w:rPr>
               <w:t>0,0005859</w:t>
             </w:r>
@@ -4336,13 +4562,14 @@
           </w:tcPr>
           <w:p>
             <w:pPr>
-              <w:spacing w:line="240" w:lineRule="auto"/>
-              <w:ind w:firstLine="0"/>
-              <w:jc w:val="center"/>
-            </w:pPr>
-            <w:r>
-              <w:rPr>
-                <w:sz w:val="18"/>
+              <w:keepNext/>
+              <w:spacing w:line="240" w:lineRule="auto" w:before="20" w:after="20"/>
+              <w:ind w:firstLine="0"/>
+              <w:jc w:val="center"/>
+            </w:pPr>
+            <w:r>
+              <w:rPr>
+                <w:sz w:val="20"/>
               </w:rPr>
               <w:t>0,0003528</w:t>
             </w:r>
@@ -4367,13 +4594,14 @@
           </w:tcPr>
           <w:p>
             <w:pPr>
-              <w:spacing w:line="240" w:lineRule="auto"/>
-              <w:ind w:firstLine="0"/>
-              <w:jc w:val="center"/>
-            </w:pPr>
-            <w:r>
-              <w:rPr>
-                <w:sz w:val="18"/>
+              <w:keepNext/>
+              <w:spacing w:line="240" w:lineRule="auto" w:before="20" w:after="20"/>
+              <w:ind w:firstLine="0"/>
+              <w:jc w:val="center"/>
+            </w:pPr>
+            <w:r>
+              <w:rPr>
+                <w:sz w:val="20"/>
               </w:rPr>
               <w:t>25</w:t>
             </w:r>
@@ -4392,13 +4620,14 @@
           </w:tcPr>
           <w:p>
             <w:pPr>
-              <w:spacing w:line="240" w:lineRule="auto"/>
-              <w:ind w:firstLine="0"/>
-              <w:jc w:val="center"/>
-            </w:pPr>
-            <w:r>
-              <w:rPr>
-                <w:sz w:val="18"/>
+              <w:keepNext/>
+              <w:spacing w:line="240" w:lineRule="auto" w:before="20" w:after="20"/>
+              <w:ind w:firstLine="0"/>
+              <w:jc w:val="center"/>
+            </w:pPr>
+            <w:r>
+              <w:rPr>
+                <w:sz w:val="20"/>
               </w:rPr>
               <w:t>0,2350000</w:t>
             </w:r>
@@ -4417,13 +4646,14 @@
           </w:tcPr>
           <w:p>
             <w:pPr>
-              <w:spacing w:line="240" w:lineRule="auto"/>
-              <w:ind w:firstLine="0"/>
-              <w:jc w:val="center"/>
-            </w:pPr>
-            <w:r>
-              <w:rPr>
-                <w:sz w:val="18"/>
+              <w:keepNext/>
+              <w:spacing w:line="240" w:lineRule="auto" w:before="20" w:after="20"/>
+              <w:ind w:firstLine="0"/>
+              <w:jc w:val="center"/>
+            </w:pPr>
+            <w:r>
+              <w:rPr>
+                <w:sz w:val="20"/>
               </w:rPr>
               <w:t>0,0002000</w:t>
             </w:r>
@@ -4442,13 +4672,14 @@
           </w:tcPr>
           <w:p>
             <w:pPr>
-              <w:spacing w:line="240" w:lineRule="auto"/>
-              <w:ind w:firstLine="0"/>
-              <w:jc w:val="center"/>
-            </w:pPr>
-            <w:r>
-              <w:rPr>
-                <w:sz w:val="18"/>
+              <w:keepNext/>
+              <w:spacing w:line="240" w:lineRule="auto" w:before="20" w:after="20"/>
+              <w:ind w:firstLine="0"/>
+              <w:jc w:val="center"/>
+            </w:pPr>
+            <w:r>
+              <w:rPr>
+                <w:sz w:val="20"/>
               </w:rPr>
               <w:t>0,0001528</w:t>
             </w:r>
@@ -4473,13 +4704,14 @@
           </w:tcPr>
           <w:p>
             <w:pPr>
-              <w:spacing w:line="240" w:lineRule="auto"/>
-              <w:ind w:firstLine="0"/>
-              <w:jc w:val="center"/>
-            </w:pPr>
-            <w:r>
-              <w:rPr>
-                <w:sz w:val="18"/>
+              <w:keepNext/>
+              <w:spacing w:line="240" w:lineRule="auto" w:before="20" w:after="20"/>
+              <w:ind w:firstLine="0"/>
+              <w:jc w:val="center"/>
+            </w:pPr>
+            <w:r>
+              <w:rPr>
+                <w:sz w:val="20"/>
               </w:rPr>
               <w:t>30</w:t>
             </w:r>
@@ -4498,13 +4730,14 @@
           </w:tcPr>
           <w:p>
             <w:pPr>
-              <w:spacing w:line="240" w:lineRule="auto"/>
-              <w:ind w:firstLine="0"/>
-              <w:jc w:val="center"/>
-            </w:pPr>
-            <w:r>
-              <w:rPr>
-                <w:sz w:val="18"/>
+              <w:keepNext/>
+              <w:spacing w:line="240" w:lineRule="auto" w:before="20" w:after="20"/>
+              <w:ind w:firstLine="0"/>
+              <w:jc w:val="center"/>
+            </w:pPr>
+            <w:r>
+              <w:rPr>
+                <w:sz w:val="20"/>
               </w:rPr>
               <w:t>0,2556333</w:t>
             </w:r>
@@ -4523,13 +4756,14 @@
           </w:tcPr>
           <w:p>
             <w:pPr>
-              <w:spacing w:line="240" w:lineRule="auto"/>
-              <w:ind w:firstLine="0"/>
-              <w:jc w:val="center"/>
-            </w:pPr>
-            <w:r>
-              <w:rPr>
-                <w:sz w:val="18"/>
+              <w:keepNext/>
+              <w:spacing w:line="240" w:lineRule="auto" w:before="20" w:after="20"/>
+              <w:ind w:firstLine="0"/>
+              <w:jc w:val="center"/>
+            </w:pPr>
+            <w:r>
+              <w:rPr>
+                <w:sz w:val="20"/>
               </w:rPr>
               <w:t>0,0004509</w:t>
             </w:r>
@@ -4548,13 +4782,14 @@
           </w:tcPr>
           <w:p>
             <w:pPr>
-              <w:spacing w:line="240" w:lineRule="auto"/>
-              <w:ind w:firstLine="0"/>
-              <w:jc w:val="center"/>
-            </w:pPr>
-            <w:r>
-              <w:rPr>
-                <w:sz w:val="18"/>
+              <w:keepNext/>
+              <w:spacing w:line="240" w:lineRule="auto" w:before="20" w:after="20"/>
+              <w:ind w:firstLine="0"/>
+              <w:jc w:val="center"/>
+            </w:pPr>
+            <w:r>
+              <w:rPr>
+                <w:sz w:val="20"/>
               </w:rPr>
               <w:t>0,0002789</w:t>
             </w:r>
@@ -4579,13 +4814,14 @@
           </w:tcPr>
           <w:p>
             <w:pPr>
-              <w:spacing w:line="240" w:lineRule="auto"/>
-              <w:ind w:firstLine="0"/>
-              <w:jc w:val="center"/>
-            </w:pPr>
-            <w:r>
-              <w:rPr>
-                <w:sz w:val="18"/>
+              <w:keepNext/>
+              <w:spacing w:line="240" w:lineRule="auto" w:before="20" w:after="20"/>
+              <w:ind w:firstLine="0"/>
+              <w:jc w:val="center"/>
+            </w:pPr>
+            <w:r>
+              <w:rPr>
+                <w:sz w:val="20"/>
               </w:rPr>
               <w:t>35</w:t>
             </w:r>
@@ -4604,13 +4840,14 @@
           </w:tcPr>
           <w:p>
             <w:pPr>
-              <w:spacing w:line="240" w:lineRule="auto"/>
-              <w:ind w:firstLine="0"/>
-              <w:jc w:val="center"/>
-            </w:pPr>
-            <w:r>
-              <w:rPr>
-                <w:sz w:val="18"/>
+              <w:keepNext/>
+              <w:spacing w:line="240" w:lineRule="auto" w:before="20" w:after="20"/>
+              <w:ind w:firstLine="0"/>
+              <w:jc w:val="center"/>
+            </w:pPr>
+            <w:r>
+              <w:rPr>
+                <w:sz w:val="20"/>
               </w:rPr>
               <w:t>0,2741000</w:t>
             </w:r>
@@ -4629,13 +4866,14 @@
           </w:tcPr>
           <w:p>
             <w:pPr>
-              <w:spacing w:line="240" w:lineRule="auto"/>
-              <w:ind w:firstLine="0"/>
-              <w:jc w:val="center"/>
-            </w:pPr>
-            <w:r>
-              <w:rPr>
-                <w:sz w:val="18"/>
+              <w:keepNext/>
+              <w:spacing w:line="240" w:lineRule="auto" w:before="20" w:after="20"/>
+              <w:ind w:firstLine="0"/>
+              <w:jc w:val="center"/>
+            </w:pPr>
+            <w:r>
+              <w:rPr>
+                <w:sz w:val="20"/>
               </w:rPr>
               <w:t>0,0001732</w:t>
             </w:r>
@@ -4654,13 +4892,14 @@
           </w:tcPr>
           <w:p>
             <w:pPr>
-              <w:spacing w:line="240" w:lineRule="auto"/>
-              <w:ind w:firstLine="0"/>
-              <w:jc w:val="center"/>
-            </w:pPr>
-            <w:r>
-              <w:rPr>
-                <w:sz w:val="18"/>
+              <w:keepNext/>
+              <w:spacing w:line="240" w:lineRule="auto" w:before="20" w:after="20"/>
+              <w:ind w:firstLine="0"/>
+              <w:jc w:val="center"/>
+            </w:pPr>
+            <w:r>
+              <w:rPr>
+                <w:sz w:val="20"/>
               </w:rPr>
               <w:t>0,0001414</w:t>
             </w:r>
@@ -4685,13 +4924,14 @@
           </w:tcPr>
           <w:p>
             <w:pPr>
-              <w:spacing w:line="240" w:lineRule="auto"/>
-              <w:ind w:firstLine="0"/>
-              <w:jc w:val="center"/>
-            </w:pPr>
-            <w:r>
-              <w:rPr>
-                <w:sz w:val="18"/>
+              <w:keepNext/>
+              <w:spacing w:line="240" w:lineRule="auto" w:before="20" w:after="20"/>
+              <w:ind w:firstLine="0"/>
+              <w:jc w:val="center"/>
+            </w:pPr>
+            <w:r>
+              <w:rPr>
+                <w:sz w:val="20"/>
               </w:rPr>
               <w:t>40</w:t>
             </w:r>
@@ -4710,13 +4950,14 @@
           </w:tcPr>
           <w:p>
             <w:pPr>
-              <w:spacing w:line="240" w:lineRule="auto"/>
-              <w:ind w:firstLine="0"/>
-              <w:jc w:val="center"/>
-            </w:pPr>
-            <w:r>
-              <w:rPr>
-                <w:sz w:val="18"/>
+              <w:keepNext/>
+              <w:spacing w:line="240" w:lineRule="auto" w:before="20" w:after="20"/>
+              <w:ind w:firstLine="0"/>
+              <w:jc w:val="center"/>
+            </w:pPr>
+            <w:r>
+              <w:rPr>
+                <w:sz w:val="20"/>
               </w:rPr>
               <w:t>0,2920667</w:t>
             </w:r>
@@ -4735,13 +4976,14 @@
           </w:tcPr>
           <w:p>
             <w:pPr>
-              <w:spacing w:line="240" w:lineRule="auto"/>
-              <w:ind w:firstLine="0"/>
-              <w:jc w:val="center"/>
-            </w:pPr>
-            <w:r>
-              <w:rPr>
-                <w:sz w:val="18"/>
+              <w:keepNext/>
+              <w:spacing w:line="240" w:lineRule="auto" w:before="20" w:after="20"/>
+              <w:ind w:firstLine="0"/>
+              <w:jc w:val="center"/>
+            </w:pPr>
+            <w:r>
+              <w:rPr>
+                <w:sz w:val="20"/>
               </w:rPr>
               <w:t>0,0003512</w:t>
             </w:r>
@@ -4760,13 +5002,14 @@
           </w:tcPr>
           <w:p>
             <w:pPr>
-              <w:spacing w:line="240" w:lineRule="auto"/>
-              <w:ind w:firstLine="0"/>
-              <w:jc w:val="center"/>
-            </w:pPr>
-            <w:r>
-              <w:rPr>
-                <w:sz w:val="18"/>
+              <w:keepNext/>
+              <w:spacing w:line="240" w:lineRule="auto" w:before="20" w:after="20"/>
+              <w:ind w:firstLine="0"/>
+              <w:jc w:val="center"/>
+            </w:pPr>
+            <w:r>
+              <w:rPr>
+                <w:sz w:val="20"/>
               </w:rPr>
               <w:t>0,0002261</w:t>
             </w:r>
@@ -4791,13 +5034,14 @@
           </w:tcPr>
           <w:p>
             <w:pPr>
-              <w:spacing w:line="240" w:lineRule="auto"/>
-              <w:ind w:firstLine="0"/>
-              <w:jc w:val="center"/>
-            </w:pPr>
-            <w:r>
-              <w:rPr>
-                <w:sz w:val="18"/>
+              <w:keepNext/>
+              <w:spacing w:line="240" w:lineRule="auto" w:before="20" w:after="20"/>
+              <w:ind w:firstLine="0"/>
+              <w:jc w:val="center"/>
+            </w:pPr>
+            <w:r>
+              <w:rPr>
+                <w:sz w:val="20"/>
               </w:rPr>
               <w:t>45</w:t>
             </w:r>
@@ -4816,13 +5060,14 @@
           </w:tcPr>
           <w:p>
             <w:pPr>
-              <w:spacing w:line="240" w:lineRule="auto"/>
-              <w:ind w:firstLine="0"/>
-              <w:jc w:val="center"/>
-            </w:pPr>
-            <w:r>
-              <w:rPr>
-                <w:sz w:val="18"/>
+              <w:keepNext/>
+              <w:spacing w:line="240" w:lineRule="auto" w:before="20" w:after="20"/>
+              <w:ind w:firstLine="0"/>
+              <w:jc w:val="center"/>
+            </w:pPr>
+            <w:r>
+              <w:rPr>
+                <w:sz w:val="20"/>
               </w:rPr>
               <w:t>0,3087667</w:t>
             </w:r>
@@ -4841,13 +5086,14 @@
           </w:tcPr>
           <w:p>
             <w:pPr>
-              <w:spacing w:line="240" w:lineRule="auto"/>
-              <w:ind w:firstLine="0"/>
-              <w:jc w:val="center"/>
-            </w:pPr>
-            <w:r>
-              <w:rPr>
-                <w:sz w:val="18"/>
+              <w:keepNext/>
+              <w:spacing w:line="240" w:lineRule="auto" w:before="20" w:after="20"/>
+              <w:ind w:firstLine="0"/>
+              <w:jc w:val="center"/>
+            </w:pPr>
+            <w:r>
+              <w:rPr>
+                <w:sz w:val="20"/>
               </w:rPr>
               <w:t>0,0007095</w:t>
             </w:r>
@@ -4866,13 +5112,14 @@
           </w:tcPr>
           <w:p>
             <w:pPr>
-              <w:spacing w:line="240" w:lineRule="auto"/>
-              <w:ind w:firstLine="0"/>
-              <w:jc w:val="center"/>
-            </w:pPr>
-            <w:r>
-              <w:rPr>
-                <w:sz w:val="18"/>
+              <w:keepNext/>
+              <w:spacing w:line="240" w:lineRule="auto" w:before="20" w:after="20"/>
+              <w:ind w:firstLine="0"/>
+              <w:jc w:val="center"/>
+            </w:pPr>
+            <w:r>
+              <w:rPr>
+                <w:sz w:val="20"/>
               </w:rPr>
               <w:t>0,0004216</w:t>
             </w:r>
@@ -4897,13 +5144,14 @@
           </w:tcPr>
           <w:p>
             <w:pPr>
-              <w:spacing w:line="240" w:lineRule="auto"/>
-              <w:ind w:firstLine="0"/>
-              <w:jc w:val="center"/>
-            </w:pPr>
-            <w:r>
-              <w:rPr>
-                <w:sz w:val="18"/>
+              <w:keepNext/>
+              <w:spacing w:line="240" w:lineRule="auto" w:before="20" w:after="20"/>
+              <w:ind w:firstLine="0"/>
+              <w:jc w:val="center"/>
+            </w:pPr>
+            <w:r>
+              <w:rPr>
+                <w:sz w:val="20"/>
               </w:rPr>
               <w:t>50</w:t>
             </w:r>
@@ -4922,13 +5170,14 @@
           </w:tcPr>
           <w:p>
             <w:pPr>
-              <w:spacing w:line="240" w:lineRule="auto"/>
-              <w:ind w:firstLine="0"/>
-              <w:jc w:val="center"/>
-            </w:pPr>
-            <w:r>
-              <w:rPr>
-                <w:sz w:val="18"/>
+              <w:keepNext/>
+              <w:spacing w:line="240" w:lineRule="auto" w:before="20" w:after="20"/>
+              <w:ind w:firstLine="0"/>
+              <w:jc w:val="center"/>
+            </w:pPr>
+            <w:r>
+              <w:rPr>
+                <w:sz w:val="20"/>
               </w:rPr>
               <w:t>0,3248667</w:t>
             </w:r>
@@ -4947,13 +5196,14 @@
           </w:tcPr>
           <w:p>
             <w:pPr>
-              <w:spacing w:line="240" w:lineRule="auto"/>
-              <w:ind w:firstLine="0"/>
-              <w:jc w:val="center"/>
-            </w:pPr>
-            <w:r>
-              <w:rPr>
-                <w:sz w:val="18"/>
+              <w:keepNext/>
+              <w:spacing w:line="240" w:lineRule="auto" w:before="20" w:after="20"/>
+              <w:ind w:firstLine="0"/>
+              <w:jc w:val="center"/>
+            </w:pPr>
+            <w:r>
+              <w:rPr>
+                <w:sz w:val="20"/>
               </w:rPr>
               <w:t>0,0001528</w:t>
             </w:r>
@@ -4972,13 +5222,14 @@
           </w:tcPr>
           <w:p>
             <w:pPr>
-              <w:spacing w:line="240" w:lineRule="auto"/>
-              <w:ind w:firstLine="0"/>
-              <w:jc w:val="center"/>
-            </w:pPr>
-            <w:r>
-              <w:rPr>
-                <w:sz w:val="18"/>
+              <w:keepNext/>
+              <w:spacing w:line="240" w:lineRule="auto" w:before="20" w:after="20"/>
+              <w:ind w:firstLine="0"/>
+              <w:jc w:val="center"/>
+            </w:pPr>
+            <w:r>
+              <w:rPr>
+                <w:sz w:val="20"/>
               </w:rPr>
               <w:t>0,0001333</w:t>
             </w:r>
@@ -5003,13 +5254,14 @@
           </w:tcPr>
           <w:p>
             <w:pPr>
-              <w:spacing w:line="240" w:lineRule="auto"/>
-              <w:ind w:firstLine="0"/>
-              <w:jc w:val="center"/>
-            </w:pPr>
-            <w:r>
-              <w:rPr>
-                <w:sz w:val="18"/>
+              <w:keepNext/>
+              <w:spacing w:line="240" w:lineRule="auto" w:before="20" w:after="20"/>
+              <w:ind w:firstLine="0"/>
+              <w:jc w:val="center"/>
+            </w:pPr>
+            <w:r>
+              <w:rPr>
+                <w:sz w:val="20"/>
               </w:rPr>
               <w:t>55</w:t>
             </w:r>
@@ -5028,13 +5280,14 @@
           </w:tcPr>
           <w:p>
             <w:pPr>
-              <w:spacing w:line="240" w:lineRule="auto"/>
-              <w:ind w:firstLine="0"/>
-              <w:jc w:val="center"/>
-            </w:pPr>
-            <w:r>
-              <w:rPr>
-                <w:sz w:val="18"/>
+              <w:keepNext/>
+              <w:spacing w:line="240" w:lineRule="auto" w:before="20" w:after="20"/>
+              <w:ind w:firstLine="0"/>
+              <w:jc w:val="center"/>
+            </w:pPr>
+            <w:r>
+              <w:rPr>
+                <w:sz w:val="20"/>
               </w:rPr>
               <w:t>0,3403333</w:t>
             </w:r>
@@ -5053,13 +5306,14 @@
           </w:tcPr>
           <w:p>
             <w:pPr>
-              <w:spacing w:line="240" w:lineRule="auto"/>
-              <w:ind w:firstLine="0"/>
-              <w:jc w:val="center"/>
-            </w:pPr>
-            <w:r>
-              <w:rPr>
-                <w:sz w:val="18"/>
+              <w:keepNext/>
+              <w:spacing w:line="240" w:lineRule="auto" w:before="20" w:after="20"/>
+              <w:ind w:firstLine="0"/>
+              <w:jc w:val="center"/>
+            </w:pPr>
+            <w:r>
+              <w:rPr>
+                <w:sz w:val="20"/>
               </w:rPr>
               <w:t>0,0005686</w:t>
             </w:r>
@@ -5078,13 +5332,14 @@
           </w:tcPr>
           <w:p>
             <w:pPr>
-              <w:spacing w:line="240" w:lineRule="auto"/>
-              <w:ind w:firstLine="0"/>
-              <w:jc w:val="center"/>
-            </w:pPr>
-            <w:r>
-              <w:rPr>
-                <w:sz w:val="18"/>
+              <w:keepNext/>
+              <w:spacing w:line="240" w:lineRule="auto" w:before="20" w:after="20"/>
+              <w:ind w:firstLine="0"/>
+              <w:jc w:val="center"/>
+            </w:pPr>
+            <w:r>
+              <w:rPr>
+                <w:sz w:val="20"/>
               </w:rPr>
               <w:t>0,0003432</w:t>
             </w:r>
@@ -5109,13 +5364,14 @@
           </w:tcPr>
           <w:p>
             <w:pPr>
-              <w:spacing w:line="240" w:lineRule="auto"/>
-              <w:ind w:firstLine="0"/>
-              <w:jc w:val="center"/>
-            </w:pPr>
-            <w:r>
-              <w:rPr>
-                <w:sz w:val="18"/>
+              <w:keepNext/>
+              <w:spacing w:line="240" w:lineRule="auto" w:before="20" w:after="20"/>
+              <w:ind w:firstLine="0"/>
+              <w:jc w:val="center"/>
+            </w:pPr>
+            <w:r>
+              <w:rPr>
+                <w:sz w:val="20"/>
               </w:rPr>
               <w:t>60</w:t>
             </w:r>
@@ -5134,13 +5390,14 @@
           </w:tcPr>
           <w:p>
             <w:pPr>
-              <w:spacing w:line="240" w:lineRule="auto"/>
-              <w:ind w:firstLine="0"/>
-              <w:jc w:val="center"/>
-            </w:pPr>
-            <w:r>
-              <w:rPr>
-                <w:sz w:val="18"/>
+              <w:keepNext/>
+              <w:spacing w:line="240" w:lineRule="auto" w:before="20" w:after="20"/>
+              <w:ind w:firstLine="0"/>
+              <w:jc w:val="center"/>
+            </w:pPr>
+            <w:r>
+              <w:rPr>
+                <w:sz w:val="20"/>
               </w:rPr>
               <w:t>0,3548667</w:t>
             </w:r>
@@ -5159,13 +5416,14 @@
           </w:tcPr>
           <w:p>
             <w:pPr>
-              <w:spacing w:line="240" w:lineRule="auto"/>
-              <w:ind w:firstLine="0"/>
-              <w:jc w:val="center"/>
-            </w:pPr>
-            <w:r>
-              <w:rPr>
-                <w:sz w:val="18"/>
+              <w:keepNext/>
+              <w:spacing w:line="240" w:lineRule="auto" w:before="20" w:after="20"/>
+              <w:ind w:firstLine="0"/>
+              <w:jc w:val="center"/>
+            </w:pPr>
+            <w:r>
+              <w:rPr>
+                <w:sz w:val="20"/>
               </w:rPr>
               <w:t>0,0004163</w:t>
             </w:r>
@@ -5184,13 +5442,14 @@
           </w:tcPr>
           <w:p>
             <w:pPr>
-              <w:spacing w:line="240" w:lineRule="auto"/>
-              <w:ind w:firstLine="0"/>
-              <w:jc w:val="center"/>
-            </w:pPr>
-            <w:r>
-              <w:rPr>
-                <w:sz w:val="18"/>
+              <w:keepNext/>
+              <w:spacing w:line="240" w:lineRule="auto" w:before="20" w:after="20"/>
+              <w:ind w:firstLine="0"/>
+              <w:jc w:val="center"/>
+            </w:pPr>
+            <w:r>
+              <w:rPr>
+                <w:sz w:val="20"/>
               </w:rPr>
               <w:t>0,0002603</w:t>
             </w:r>
@@ -5215,13 +5474,14 @@
           </w:tcPr>
           <w:p>
             <w:pPr>
-              <w:spacing w:line="240" w:lineRule="auto"/>
-              <w:ind w:firstLine="0"/>
-              <w:jc w:val="center"/>
-            </w:pPr>
-            <w:r>
-              <w:rPr>
-                <w:sz w:val="18"/>
+              <w:keepNext/>
+              <w:spacing w:line="240" w:lineRule="auto" w:before="20" w:after="20"/>
+              <w:ind w:firstLine="0"/>
+              <w:jc w:val="center"/>
+            </w:pPr>
+            <w:r>
+              <w:rPr>
+                <w:sz w:val="20"/>
               </w:rPr>
               <w:t>65</w:t>
             </w:r>
@@ -5240,13 +5500,14 @@
           </w:tcPr>
           <w:p>
             <w:pPr>
-              <w:spacing w:line="240" w:lineRule="auto"/>
-              <w:ind w:firstLine="0"/>
-              <w:jc w:val="center"/>
-            </w:pPr>
-            <w:r>
-              <w:rPr>
-                <w:sz w:val="18"/>
+              <w:keepNext/>
+              <w:spacing w:line="240" w:lineRule="auto" w:before="20" w:after="20"/>
+              <w:ind w:firstLine="0"/>
+              <w:jc w:val="center"/>
+            </w:pPr>
+            <w:r>
+              <w:rPr>
+                <w:sz w:val="20"/>
               </w:rPr>
               <w:t>0,3690667</w:t>
             </w:r>
@@ -5265,13 +5526,14 @@
           </w:tcPr>
           <w:p>
             <w:pPr>
-              <w:spacing w:line="240" w:lineRule="auto"/>
-              <w:ind w:firstLine="0"/>
-              <w:jc w:val="center"/>
-            </w:pPr>
-            <w:r>
-              <w:rPr>
-                <w:sz w:val="18"/>
+              <w:keepNext/>
+              <w:spacing w:line="240" w:lineRule="auto" w:before="20" w:after="20"/>
+              <w:ind w:firstLine="0"/>
+              <w:jc w:val="center"/>
+            </w:pPr>
+            <w:r>
+              <w:rPr>
+                <w:sz w:val="20"/>
               </w:rPr>
               <w:t>0,0002309</w:t>
             </w:r>
@@ -5290,13 +5552,14 @@
           </w:tcPr>
           <w:p>
             <w:pPr>
-              <w:spacing w:line="240" w:lineRule="auto"/>
-              <w:ind w:firstLine="0"/>
-              <w:jc w:val="center"/>
-            </w:pPr>
-            <w:r>
-              <w:rPr>
-                <w:sz w:val="18"/>
+              <w:keepNext/>
+              <w:spacing w:line="240" w:lineRule="auto" w:before="20" w:after="20"/>
+              <w:ind w:firstLine="0"/>
+              <w:jc w:val="center"/>
+            </w:pPr>
+            <w:r>
+              <w:rPr>
+                <w:sz w:val="20"/>
               </w:rPr>
               <w:t>0,0001667</w:t>
             </w:r>
@@ -5321,13 +5584,14 @@
           </w:tcPr>
           <w:p>
             <w:pPr>
-              <w:spacing w:line="240" w:lineRule="auto"/>
-              <w:ind w:firstLine="0"/>
-              <w:jc w:val="center"/>
-            </w:pPr>
-            <w:r>
-              <w:rPr>
-                <w:sz w:val="18"/>
+              <w:keepNext/>
+              <w:spacing w:line="240" w:lineRule="auto" w:before="20" w:after="20"/>
+              <w:ind w:firstLine="0"/>
+              <w:jc w:val="center"/>
+            </w:pPr>
+            <w:r>
+              <w:rPr>
+                <w:sz w:val="20"/>
               </w:rPr>
               <w:t>70</w:t>
             </w:r>
@@ -5346,13 +5610,14 @@
           </w:tcPr>
           <w:p>
             <w:pPr>
-              <w:spacing w:line="240" w:lineRule="auto"/>
-              <w:ind w:firstLine="0"/>
-              <w:jc w:val="center"/>
-            </w:pPr>
-            <w:r>
-              <w:rPr>
-                <w:sz w:val="18"/>
+              <w:keepNext/>
+              <w:spacing w:line="240" w:lineRule="auto" w:before="20" w:after="20"/>
+              <w:ind w:firstLine="0"/>
+              <w:jc w:val="center"/>
+            </w:pPr>
+            <w:r>
+              <w:rPr>
+                <w:sz w:val="20"/>
               </w:rPr>
               <w:t>0,3830000</w:t>
             </w:r>
@@ -5371,13 +5636,14 @@
           </w:tcPr>
           <w:p>
             <w:pPr>
-              <w:spacing w:line="240" w:lineRule="auto"/>
-              <w:ind w:firstLine="0"/>
-              <w:jc w:val="center"/>
-            </w:pPr>
-            <w:r>
-              <w:rPr>
-                <w:sz w:val="18"/>
+              <w:keepNext/>
+              <w:spacing w:line="240" w:lineRule="auto" w:before="20" w:after="20"/>
+              <w:ind w:firstLine="0"/>
+              <w:jc w:val="center"/>
+            </w:pPr>
+            <w:r>
+              <w:rPr>
+                <w:sz w:val="20"/>
               </w:rPr>
               <w:t>0,0005000</w:t>
             </w:r>
@@ -5396,13 +5662,14 @@
           </w:tcPr>
           <w:p>
             <w:pPr>
-              <w:spacing w:line="240" w:lineRule="auto"/>
-              <w:ind w:firstLine="0"/>
-              <w:jc w:val="center"/>
-            </w:pPr>
-            <w:r>
-              <w:rPr>
-                <w:sz w:val="18"/>
+              <w:keepNext/>
+              <w:spacing w:line="240" w:lineRule="auto" w:before="20" w:after="20"/>
+              <w:ind w:firstLine="0"/>
+              <w:jc w:val="center"/>
+            </w:pPr>
+            <w:r>
+              <w:rPr>
+                <w:sz w:val="20"/>
               </w:rPr>
               <w:t>0,0003055</w:t>
             </w:r>
@@ -5427,13 +5694,14 @@
           </w:tcPr>
           <w:p>
             <w:pPr>
-              <w:spacing w:line="240" w:lineRule="auto"/>
-              <w:ind w:firstLine="0"/>
-              <w:jc w:val="center"/>
-            </w:pPr>
-            <w:r>
-              <w:rPr>
-                <w:sz w:val="18"/>
+              <w:keepNext/>
+              <w:spacing w:line="240" w:lineRule="auto" w:before="20" w:after="20"/>
+              <w:ind w:firstLine="0"/>
+              <w:jc w:val="center"/>
+            </w:pPr>
+            <w:r>
+              <w:rPr>
+                <w:sz w:val="20"/>
               </w:rPr>
               <w:t>75</w:t>
             </w:r>
@@ -5452,13 +5720,14 @@
           </w:tcPr>
           <w:p>
             <w:pPr>
-              <w:spacing w:line="240" w:lineRule="auto"/>
-              <w:ind w:firstLine="0"/>
-              <w:jc w:val="center"/>
-            </w:pPr>
-            <w:r>
-              <w:rPr>
-                <w:sz w:val="18"/>
+              <w:keepNext/>
+              <w:spacing w:line="240" w:lineRule="auto" w:before="20" w:after="20"/>
+              <w:ind w:firstLine="0"/>
+              <w:jc w:val="center"/>
+            </w:pPr>
+            <w:r>
+              <w:rPr>
+                <w:sz w:val="20"/>
               </w:rPr>
               <w:t>0,3952333</w:t>
             </w:r>
@@ -5477,13 +5746,14 @@
           </w:tcPr>
           <w:p>
             <w:pPr>
-              <w:spacing w:line="240" w:lineRule="auto"/>
-              <w:ind w:firstLine="0"/>
-              <w:jc w:val="center"/>
-            </w:pPr>
-            <w:r>
-              <w:rPr>
-                <w:sz w:val="18"/>
+              <w:keepNext/>
+              <w:spacing w:line="240" w:lineRule="auto" w:before="20" w:after="20"/>
+              <w:ind w:firstLine="0"/>
+              <w:jc w:val="center"/>
+            </w:pPr>
+            <w:r>
+              <w:rPr>
+                <w:sz w:val="20"/>
               </w:rPr>
               <w:t>0,0005774</w:t>
             </w:r>
@@ -5502,13 +5772,14 @@
           </w:tcPr>
           <w:p>
             <w:pPr>
-              <w:spacing w:line="240" w:lineRule="auto"/>
-              <w:ind w:firstLine="0"/>
-              <w:jc w:val="center"/>
-            </w:pPr>
-            <w:r>
-              <w:rPr>
-                <w:sz w:val="18"/>
+              <w:keepNext/>
+              <w:spacing w:line="240" w:lineRule="auto" w:before="20" w:after="20"/>
+              <w:ind w:firstLine="0"/>
+              <w:jc w:val="center"/>
+            </w:pPr>
+            <w:r>
+              <w:rPr>
+                <w:sz w:val="20"/>
               </w:rPr>
               <w:t>0,0003480</w:t>
             </w:r>
@@ -5533,13 +5804,14 @@
           </w:tcPr>
           <w:p>
             <w:pPr>
-              <w:spacing w:line="240" w:lineRule="auto"/>
-              <w:ind w:firstLine="0"/>
-              <w:jc w:val="center"/>
-            </w:pPr>
-            <w:r>
-              <w:rPr>
-                <w:sz w:val="18"/>
+              <w:keepNext/>
+              <w:spacing w:line="240" w:lineRule="auto" w:before="20" w:after="20"/>
+              <w:ind w:firstLine="0"/>
+              <w:jc w:val="center"/>
+            </w:pPr>
+            <w:r>
+              <w:rPr>
+                <w:sz w:val="20"/>
               </w:rPr>
               <w:t>80</w:t>
             </w:r>
@@ -5558,13 +5830,14 @@
           </w:tcPr>
           <w:p>
             <w:pPr>
-              <w:spacing w:line="240" w:lineRule="auto"/>
-              <w:ind w:firstLine="0"/>
-              <w:jc w:val="center"/>
-            </w:pPr>
-            <w:r>
-              <w:rPr>
-                <w:sz w:val="18"/>
+              <w:keepNext/>
+              <w:spacing w:line="240" w:lineRule="auto" w:before="20" w:after="20"/>
+              <w:ind w:firstLine="0"/>
+              <w:jc w:val="center"/>
+            </w:pPr>
+            <w:r>
+              <w:rPr>
+                <w:sz w:val="20"/>
               </w:rPr>
               <w:t>0,4075667</w:t>
             </w:r>
@@ -5583,13 +5856,14 @@
           </w:tcPr>
           <w:p>
             <w:pPr>
-              <w:spacing w:line="240" w:lineRule="auto"/>
-              <w:ind w:firstLine="0"/>
-              <w:jc w:val="center"/>
-            </w:pPr>
-            <w:r>
-              <w:rPr>
-                <w:sz w:val="18"/>
+              <w:keepNext/>
+              <w:spacing w:line="240" w:lineRule="auto" w:before="20" w:after="20"/>
+              <w:ind w:firstLine="0"/>
+              <w:jc w:val="center"/>
+            </w:pPr>
+            <w:r>
+              <w:rPr>
+                <w:sz w:val="20"/>
               </w:rPr>
               <w:t>0,0002517</w:t>
             </w:r>
@@ -5608,13 +5882,14 @@
           </w:tcPr>
           <w:p>
             <w:pPr>
-              <w:spacing w:line="240" w:lineRule="auto"/>
-              <w:ind w:firstLine="0"/>
-              <w:jc w:val="center"/>
-            </w:pPr>
-            <w:r>
-              <w:rPr>
-                <w:sz w:val="18"/>
+              <w:keepNext/>
+              <w:spacing w:line="240" w:lineRule="auto" w:before="20" w:after="20"/>
+              <w:ind w:firstLine="0"/>
+              <w:jc w:val="center"/>
+            </w:pPr>
+            <w:r>
+              <w:rPr>
+                <w:sz w:val="20"/>
               </w:rPr>
               <w:t>0,0001764</w:t>
             </w:r>
@@ -5639,13 +5914,14 @@
           </w:tcPr>
           <w:p>
             <w:pPr>
-              <w:spacing w:line="240" w:lineRule="auto"/>
-              <w:ind w:firstLine="0"/>
-              <w:jc w:val="center"/>
-            </w:pPr>
-            <w:r>
-              <w:rPr>
-                <w:sz w:val="18"/>
+              <w:keepNext/>
+              <w:spacing w:line="240" w:lineRule="auto" w:before="20" w:after="20"/>
+              <w:ind w:firstLine="0"/>
+              <w:jc w:val="center"/>
+            </w:pPr>
+            <w:r>
+              <w:rPr>
+                <w:sz w:val="20"/>
               </w:rPr>
               <w:t>85</w:t>
             </w:r>
@@ -5664,13 +5940,14 @@
           </w:tcPr>
           <w:p>
             <w:pPr>
-              <w:spacing w:line="240" w:lineRule="auto"/>
-              <w:ind w:firstLine="0"/>
-              <w:jc w:val="center"/>
-            </w:pPr>
-            <w:r>
-              <w:rPr>
-                <w:sz w:val="18"/>
+              <w:keepNext/>
+              <w:spacing w:line="240" w:lineRule="auto" w:before="20" w:after="20"/>
+              <w:ind w:firstLine="0"/>
+              <w:jc w:val="center"/>
+            </w:pPr>
+            <w:r>
+              <w:rPr>
+                <w:sz w:val="20"/>
               </w:rPr>
               <w:t>0,4206000</w:t>
             </w:r>
@@ -5689,13 +5966,14 @@
           </w:tcPr>
           <w:p>
             <w:pPr>
-              <w:spacing w:line="240" w:lineRule="auto"/>
-              <w:ind w:firstLine="0"/>
-              <w:jc w:val="center"/>
-            </w:pPr>
-            <w:r>
-              <w:rPr>
-                <w:sz w:val="18"/>
+              <w:keepNext/>
+              <w:spacing w:line="240" w:lineRule="auto" w:before="20" w:after="20"/>
+              <w:ind w:firstLine="0"/>
+              <w:jc w:val="center"/>
+            </w:pPr>
+            <w:r>
+              <w:rPr>
+                <w:sz w:val="20"/>
               </w:rPr>
               <w:t>0,0003606</w:t>
             </w:r>
@@ -5714,13 +5992,14 @@
           </w:tcPr>
           <w:p>
             <w:pPr>
-              <w:spacing w:line="240" w:lineRule="auto"/>
-              <w:ind w:firstLine="0"/>
-              <w:jc w:val="center"/>
-            </w:pPr>
-            <w:r>
-              <w:rPr>
-                <w:sz w:val="18"/>
+              <w:keepNext/>
+              <w:spacing w:line="240" w:lineRule="auto" w:before="20" w:after="20"/>
+              <w:ind w:firstLine="0"/>
+              <w:jc w:val="center"/>
+            </w:pPr>
+            <w:r>
+              <w:rPr>
+                <w:sz w:val="20"/>
               </w:rPr>
               <w:t>0,0002309</w:t>
             </w:r>
@@ -5745,13 +6024,14 @@
           </w:tcPr>
           <w:p>
             <w:pPr>
-              <w:spacing w:line="240" w:lineRule="auto"/>
-              <w:ind w:firstLine="0"/>
-              <w:jc w:val="center"/>
-            </w:pPr>
-            <w:r>
-              <w:rPr>
-                <w:sz w:val="18"/>
+              <w:keepNext/>
+              <w:spacing w:line="240" w:lineRule="auto" w:before="20" w:after="20"/>
+              <w:ind w:firstLine="0"/>
+              <w:jc w:val="center"/>
+            </w:pPr>
+            <w:r>
+              <w:rPr>
+                <w:sz w:val="20"/>
               </w:rPr>
               <w:t>90</w:t>
             </w:r>
@@ -5770,13 +6050,14 @@
           </w:tcPr>
           <w:p>
             <w:pPr>
-              <w:spacing w:line="240" w:lineRule="auto"/>
-              <w:ind w:firstLine="0"/>
-              <w:jc w:val="center"/>
-            </w:pPr>
-            <w:r>
-              <w:rPr>
-                <w:sz w:val="18"/>
+              <w:keepNext/>
+              <w:spacing w:line="240" w:lineRule="auto" w:before="20" w:after="20"/>
+              <w:ind w:firstLine="0"/>
+              <w:jc w:val="center"/>
+            </w:pPr>
+            <w:r>
+              <w:rPr>
+                <w:sz w:val="20"/>
               </w:rPr>
               <w:t>0,4327333</w:t>
             </w:r>
@@ -5795,13 +6076,14 @@
           </w:tcPr>
           <w:p>
             <w:pPr>
-              <w:spacing w:line="240" w:lineRule="auto"/>
-              <w:ind w:firstLine="0"/>
-              <w:jc w:val="center"/>
-            </w:pPr>
-            <w:r>
-              <w:rPr>
-                <w:sz w:val="18"/>
+              <w:keepNext/>
+              <w:spacing w:line="240" w:lineRule="auto" w:before="20" w:after="20"/>
+              <w:ind w:firstLine="0"/>
+              <w:jc w:val="center"/>
+            </w:pPr>
+            <w:r>
+              <w:rPr>
+                <w:sz w:val="20"/>
               </w:rPr>
               <w:t>0,0003055</w:t>
             </w:r>
@@ -5820,13 +6102,14 @@
           </w:tcPr>
           <w:p>
             <w:pPr>
-              <w:spacing w:line="240" w:lineRule="auto"/>
-              <w:ind w:firstLine="0"/>
-              <w:jc w:val="center"/>
-            </w:pPr>
-            <w:r>
-              <w:rPr>
-                <w:sz w:val="18"/>
+              <w:keepNext/>
+              <w:spacing w:line="240" w:lineRule="auto" w:before="20" w:after="20"/>
+              <w:ind w:firstLine="0"/>
+              <w:jc w:val="center"/>
+            </w:pPr>
+            <w:r>
+              <w:rPr>
+                <w:sz w:val="20"/>
               </w:rPr>
               <w:t>0,0002028</w:t>
             </w:r>
@@ -5836,29 +6119,28 @@
     </w:tbl>
     <w:p>
       <w:pPr>
-        <w:spacing w:after="120" w:line="240" w:lineRule="auto"/>
+        <w:widowControl/>
+        <w:spacing w:after="160" w:line="240" w:lineRule="auto" w:before="60"/>
         <w:ind w:firstLine="0"/>
       </w:pPr>
       <w:r>
         <w:rPr>
+          <w:rFonts w:ascii="Times New Roman" w:hAnsi="Times New Roman"/>
           <w:sz w:val="18"/>
         </w:rPr>
         <w:t>Fonte: elaboração a partir da Tabela 1. Casas adicionais apenas para acompanhar os cálculos.</w:t>
       </w:r>
     </w:p>
     <w:p>
-      <w:r>
-        <w:br w:type="page"/>
-      </w:r>
-    </w:p>
-    <w:p>
       <w:pPr>
         <w:keepNext/>
-        <w:spacing w:before="160" w:after="80" w:line="240" w:lineRule="auto"/>
+        <w:widowControl/>
+        <w:spacing w:before="200" w:after="100" w:line="240" w:lineRule="auto"/>
         <w:ind w:firstLine="0"/>
       </w:pPr>
       <w:r>
         <w:rPr>
+          <w:rFonts w:ascii="Times New Roman" w:hAnsi="Times New Roman"/>
           <w:sz w:val="20"/>
         </w:rPr>
         <w:t>Figura 4 – Altura em função do tempo médio</w:t>
@@ -5866,6 +6148,10 @@
     </w:p>
     <w:p>
       <w:pPr>
+        <w:keepNext/>
+        <w:widowControl/>
+        <w:spacing w:line="240" w:lineRule="auto" w:before="0" w:after="0"/>
+        <w:ind w:firstLine="0"/>
         <w:jc w:val="center"/>
       </w:pPr>
       <w:r>
@@ -5874,7 +6160,7 @@
         </w:rPr>
         <w:drawing>
           <wp:inline distT="0" distB="0" distL="0" distR="0" wp14:anchorId="2C99424C" wp14:editId="0E911E93">
-            <wp:extent cx="4860000" cy="3240000"/>
+            <wp:extent cx="4536000" cy="3024000"/>
             <wp:effectExtent l="0" t="0" r="0" b="0"/>
             <wp:docPr id="1" name="Picture 1"/>
             <wp:cNvGraphicFramePr>
@@ -5896,7 +6182,7 @@
                   <pic:spPr>
                     <a:xfrm>
                       <a:off x="0" y="0"/>
-                      <a:ext cx="4860000" cy="3240000"/>
+                      <a:ext cx="4536000" cy="3024000"/>
                     </a:xfrm>
                     <a:prstGeom prst="rect">
                       <a:avLst/>
@@ -5911,48 +6197,62 @@
     </w:p>
     <w:p>
       <w:pPr>
-        <w:spacing w:after="120" w:line="240" w:lineRule="auto"/>
+        <w:widowControl/>
+        <w:spacing w:after="160" w:line="240" w:lineRule="auto" w:before="60"/>
         <w:ind w:firstLine="0"/>
       </w:pPr>
       <w:r>
         <w:rPr>
+          <w:rFonts w:ascii="Times New Roman" w:hAnsi="Times New Roman"/>
           <w:sz w:val="18"/>
         </w:rPr>
         <w:t>Fonte: elaboração própria com a ferramenta de criação de gráficos (2026); 17 pontos experimentais.</w:t>
       </w:r>
     </w:p>
     <w:p>
-      <w:r>
-        <w:t>Na Figura 4, a altura cresce cada vez mais rápido à medida que o tempo aumenta. As barras de incerteza do tempo são pequenas nessa escala; os valores numéricos estão na Tabela 2.</w:t>
+      <w:pPr>
+        <w:widowControl/>
+        <w:spacing w:before="0" w:after="0" w:line="360" w:lineRule="auto"/>
+        <w:jc w:val="both"/>
+      </w:pPr>
+      <w:r>
+        <w:t>Na Figura 4, a altura cresce cada vez mais rápido à medida que o tempo aumenta. As barras de incerteza do tempo são pequenas nessa escala; os valores estão na Tabela 2.</w:t>
       </w:r>
     </w:p>
     <w:p>
-      <w:r>
-        <w:br w:type="page"/>
+      <w:pPr>
+        <w:pStyle w:val="Heading2"/>
+        <w:widowControl/>
+      </w:pPr>
+      <w:r>
+        <w:rPr>
+          <w:rFonts w:ascii="Times New Roman" w:hAnsi="Times New Roman"/>
+        </w:rPr>
+        <w:lastRenderedPageBreak/>
+        <w:t>4.2 Lei de potência</w:t>
       </w:r>
     </w:p>
     <w:p>
       <w:pPr>
-        <w:pStyle w:val="Heading2"/>
-      </w:pPr>
-      <w:r>
-        <w:lastRenderedPageBreak/>
-        <w:t>4.2 Lei de potência</w:t>
+        <w:keepNext/>
+        <w:widowControl/>
+        <w:spacing w:before="0" w:after="0" w:line="360" w:lineRule="auto"/>
+        <w:jc w:val="both"/>
+      </w:pPr>
+      <w:r>
+        <w:t>A Tabela 3 reúne as variáveis adimensionais do ajuste inverso. Para 10 cm, X = ln(0,10) = −2,3025851, Y = ln(0,1577333) = −1,8468494 e u(Y) = 0,0018056.</w:t>
       </w:r>
     </w:p>
     <w:p>
-      <w:r>
-        <w:t>A Tabela 3 reúne as variáveis adimensionais do ajuste inverso. Para 10 cm, X = ln(0,10) = −2,3025851, Y = ln(0,1577333) = −1,8468494 e u(Y) = 0,0018056.</w:t>
-      </w:r>
-    </w:p>
-    <w:p>
       <w:pPr>
         <w:keepNext/>
-        <w:spacing w:before="160" w:after="80" w:line="240" w:lineRule="auto"/>
+        <w:widowControl/>
+        <w:spacing w:before="200" w:after="100" w:line="240" w:lineRule="auto"/>
         <w:ind w:firstLine="0"/>
       </w:pPr>
       <w:r>
         <w:rPr>
+          <w:rFonts w:ascii="Times New Roman" w:hAnsi="Times New Roman"/>
           <w:sz w:val="20"/>
         </w:rPr>
         <w:t>Tabela 3 – Variáveis logarítmicas e incerteza propagada</w:t>
@@ -5989,13 +6289,15 @@
           </w:tcPr>
           <w:p>
             <w:pPr>
+              <w:keepNext/>
+              <w:spacing w:before="20" w:after="20" w:line="240" w:lineRule="auto"/>
               <w:ind w:firstLine="0"/>
               <w:jc w:val="center"/>
             </w:pPr>
             <w:r>
               <w:rPr>
                 <w:b/>
-                <w:sz w:val="18"/>
+                <w:sz w:val="20"/>
               </w:rPr>
               <w:t>d (cm)</w:t>
             </w:r>
@@ -6013,13 +6315,15 @@
           </w:tcPr>
           <w:p>
             <w:pPr>
+              <w:keepNext/>
+              <w:spacing w:before="20" w:after="20" w:line="240" w:lineRule="auto"/>
               <w:ind w:firstLine="0"/>
               <w:jc w:val="center"/>
             </w:pPr>
             <w:r>
               <w:rPr>
                 <w:b/>
-                <w:sz w:val="18"/>
+                <w:sz w:val="20"/>
               </w:rPr>
               <w:t>X = ln(d/1 m)</w:t>
             </w:r>
@@ -6037,13 +6341,15 @@
           </w:tcPr>
           <w:p>
             <w:pPr>
+              <w:keepNext/>
+              <w:spacing w:before="20" w:after="20" w:line="240" w:lineRule="auto"/>
               <w:ind w:firstLine="0"/>
               <w:jc w:val="center"/>
             </w:pPr>
             <w:r>
               <w:rPr>
                 <w:b/>
-                <w:sz w:val="18"/>
+                <w:sz w:val="20"/>
               </w:rPr>
               <w:t>Y = ln(t̄/1 s)</w:t>
             </w:r>
@@ -6061,13 +6367,15 @@
           </w:tcPr>
           <w:p>
             <w:pPr>
+              <w:keepNext/>
+              <w:spacing w:before="20" w:after="20" w:line="240" w:lineRule="auto"/>
               <w:ind w:firstLine="0"/>
               <w:jc w:val="center"/>
             </w:pPr>
             <w:r>
               <w:rPr>
                 <w:b/>
-                <w:sz w:val="18"/>
+                <w:sz w:val="20"/>
               </w:rPr>
               <w:t>u(Y)</w:t>
             </w:r>
@@ -6092,13 +6400,14 @@
           </w:tcPr>
           <w:p>
             <w:pPr>
-              <w:spacing w:line="240" w:lineRule="auto"/>
-              <w:ind w:firstLine="0"/>
-              <w:jc w:val="center"/>
-            </w:pPr>
-            <w:r>
-              <w:rPr>
-                <w:sz w:val="18"/>
+              <w:keepNext/>
+              <w:spacing w:line="240" w:lineRule="auto" w:before="20" w:after="20"/>
+              <w:ind w:firstLine="0"/>
+              <w:jc w:val="center"/>
+            </w:pPr>
+            <w:r>
+              <w:rPr>
+                <w:sz w:val="20"/>
               </w:rPr>
               <w:t>10</w:t>
             </w:r>
@@ -6117,13 +6426,14 @@
           </w:tcPr>
           <w:p>
             <w:pPr>
-              <w:spacing w:line="240" w:lineRule="auto"/>
-              <w:ind w:firstLine="0"/>
-              <w:jc w:val="center"/>
-            </w:pPr>
-            <w:r>
-              <w:rPr>
-                <w:sz w:val="18"/>
+              <w:keepNext/>
+              <w:spacing w:line="240" w:lineRule="auto" w:before="20" w:after="20"/>
+              <w:ind w:firstLine="0"/>
+              <w:jc w:val="center"/>
+            </w:pPr>
+            <w:r>
+              <w:rPr>
+                <w:sz w:val="20"/>
               </w:rPr>
               <w:t>-2,30259</w:t>
             </w:r>
@@ -6142,13 +6452,14 @@
           </w:tcPr>
           <w:p>
             <w:pPr>
-              <w:spacing w:line="240" w:lineRule="auto"/>
-              <w:ind w:firstLine="0"/>
-              <w:jc w:val="center"/>
-            </w:pPr>
-            <w:r>
-              <w:rPr>
-                <w:sz w:val="18"/>
+              <w:keepNext/>
+              <w:spacing w:line="240" w:lineRule="auto" w:before="20" w:after="20"/>
+              <w:ind w:firstLine="0"/>
+              <w:jc w:val="center"/>
+            </w:pPr>
+            <w:r>
+              <w:rPr>
+                <w:sz w:val="20"/>
               </w:rPr>
               <w:t>-1,84685</w:t>
             </w:r>
@@ -6167,13 +6478,14 @@
           </w:tcPr>
           <w:p>
             <w:pPr>
-              <w:spacing w:line="240" w:lineRule="auto"/>
-              <w:ind w:firstLine="0"/>
-              <w:jc w:val="center"/>
-            </w:pPr>
-            <w:r>
-              <w:rPr>
-                <w:sz w:val="18"/>
+              <w:keepNext/>
+              <w:spacing w:line="240" w:lineRule="auto" w:before="20" w:after="20"/>
+              <w:ind w:firstLine="0"/>
+              <w:jc w:val="center"/>
+            </w:pPr>
+            <w:r>
+              <w:rPr>
+                <w:sz w:val="20"/>
               </w:rPr>
               <w:t>0,001806</w:t>
             </w:r>
@@ -6198,13 +6510,14 @@
           </w:tcPr>
           <w:p>
             <w:pPr>
-              <w:spacing w:line="240" w:lineRule="auto"/>
-              <w:ind w:firstLine="0"/>
-              <w:jc w:val="center"/>
-            </w:pPr>
-            <w:r>
-              <w:rPr>
-                <w:sz w:val="18"/>
+              <w:keepNext/>
+              <w:spacing w:line="240" w:lineRule="auto" w:before="20" w:after="20"/>
+              <w:ind w:firstLine="0"/>
+              <w:jc w:val="center"/>
+            </w:pPr>
+            <w:r>
+              <w:rPr>
+                <w:sz w:val="20"/>
               </w:rPr>
               <w:t>15</w:t>
             </w:r>
@@ -6223,13 +6536,14 @@
           </w:tcPr>
           <w:p>
             <w:pPr>
-              <w:spacing w:line="240" w:lineRule="auto"/>
-              <w:ind w:firstLine="0"/>
-              <w:jc w:val="center"/>
-            </w:pPr>
-            <w:r>
-              <w:rPr>
-                <w:sz w:val="18"/>
+              <w:keepNext/>
+              <w:spacing w:line="240" w:lineRule="auto" w:before="20" w:after="20"/>
+              <w:ind w:firstLine="0"/>
+              <w:jc w:val="center"/>
+            </w:pPr>
+            <w:r>
+              <w:rPr>
+                <w:sz w:val="20"/>
               </w:rPr>
               <w:t>-1,89712</w:t>
             </w:r>
@@ -6248,13 +6562,14 @@
           </w:tcPr>
           <w:p>
             <w:pPr>
-              <w:spacing w:line="240" w:lineRule="auto"/>
-              <w:ind w:firstLine="0"/>
-              <w:jc w:val="center"/>
-            </w:pPr>
-            <w:r>
-              <w:rPr>
-                <w:sz w:val="18"/>
+              <w:keepNext/>
+              <w:spacing w:line="240" w:lineRule="auto" w:before="20" w:after="20"/>
+              <w:ind w:firstLine="0"/>
+              <w:jc w:val="center"/>
+            </w:pPr>
+            <w:r>
+              <w:rPr>
+                <w:sz w:val="20"/>
               </w:rPr>
               <w:t>-1,67718</w:t>
             </w:r>
@@ -6273,13 +6588,14 @@
           </w:tcPr>
           <w:p>
             <w:pPr>
-              <w:spacing w:line="240" w:lineRule="auto"/>
-              <w:ind w:firstLine="0"/>
-              <w:jc w:val="center"/>
-            </w:pPr>
-            <w:r>
-              <w:rPr>
-                <w:sz w:val="18"/>
+              <w:keepNext/>
+              <w:spacing w:line="240" w:lineRule="auto" w:before="20" w:after="20"/>
+              <w:ind w:firstLine="0"/>
+              <w:jc w:val="center"/>
+            </w:pPr>
+            <w:r>
+              <w:rPr>
+                <w:sz w:val="20"/>
               </w:rPr>
               <w:t>0,002206</w:t>
             </w:r>
@@ -6304,13 +6620,14 @@
           </w:tcPr>
           <w:p>
             <w:pPr>
-              <w:spacing w:line="240" w:lineRule="auto"/>
-              <w:ind w:firstLine="0"/>
-              <w:jc w:val="center"/>
-            </w:pPr>
-            <w:r>
-              <w:rPr>
-                <w:sz w:val="18"/>
+              <w:keepNext/>
+              <w:spacing w:line="240" w:lineRule="auto" w:before="20" w:after="20"/>
+              <w:ind w:firstLine="0"/>
+              <w:jc w:val="center"/>
+            </w:pPr>
+            <w:r>
+              <w:rPr>
+                <w:sz w:val="20"/>
               </w:rPr>
               <w:t>20</w:t>
             </w:r>
@@ -6329,13 +6646,14 @@
           </w:tcPr>
           <w:p>
             <w:pPr>
-              <w:spacing w:line="240" w:lineRule="auto"/>
-              <w:ind w:firstLine="0"/>
-              <w:jc w:val="center"/>
-            </w:pPr>
-            <w:r>
-              <w:rPr>
-                <w:sz w:val="18"/>
+              <w:keepNext/>
+              <w:spacing w:line="240" w:lineRule="auto" w:before="20" w:after="20"/>
+              <w:ind w:firstLine="0"/>
+              <w:jc w:val="center"/>
+            </w:pPr>
+            <w:r>
+              <w:rPr>
+                <w:sz w:val="20"/>
               </w:rPr>
               <w:t>-1,60944</w:t>
             </w:r>
@@ -6354,13 +6672,14 @@
           </w:tcPr>
           <w:p>
             <w:pPr>
-              <w:spacing w:line="240" w:lineRule="auto"/>
-              <w:ind w:firstLine="0"/>
-              <w:jc w:val="center"/>
-            </w:pPr>
-            <w:r>
-              <w:rPr>
-                <w:sz w:val="18"/>
+              <w:keepNext/>
+              <w:spacing w:line="240" w:lineRule="auto" w:before="20" w:after="20"/>
+              <w:ind w:firstLine="0"/>
+              <w:jc w:val="center"/>
+            </w:pPr>
+            <w:r>
+              <w:rPr>
+                <w:sz w:val="20"/>
               </w:rPr>
               <w:t>-1,55227</w:t>
             </w:r>
@@ -6379,13 +6698,14 @@
           </w:tcPr>
           <w:p>
             <w:pPr>
-              <w:spacing w:line="240" w:lineRule="auto"/>
-              <w:ind w:firstLine="0"/>
-              <w:jc w:val="center"/>
-            </w:pPr>
-            <w:r>
-              <w:rPr>
-                <w:sz w:val="18"/>
+              <w:keepNext/>
+              <w:spacing w:line="240" w:lineRule="auto" w:before="20" w:after="20"/>
+              <w:ind w:firstLine="0"/>
+              <w:jc w:val="center"/>
+            </w:pPr>
+            <w:r>
+              <w:rPr>
+                <w:sz w:val="20"/>
               </w:rPr>
               <w:t>0,001666</w:t>
             </w:r>
@@ -6410,13 +6730,14 @@
           </w:tcPr>
           <w:p>
             <w:pPr>
-              <w:spacing w:line="240" w:lineRule="auto"/>
-              <w:ind w:firstLine="0"/>
-              <w:jc w:val="center"/>
-            </w:pPr>
-            <w:r>
-              <w:rPr>
-                <w:sz w:val="18"/>
+              <w:keepNext/>
+              <w:spacing w:line="240" w:lineRule="auto" w:before="20" w:after="20"/>
+              <w:ind w:firstLine="0"/>
+              <w:jc w:val="center"/>
+            </w:pPr>
+            <w:r>
+              <w:rPr>
+                <w:sz w:val="20"/>
               </w:rPr>
               <w:t>25</w:t>
             </w:r>
@@ -6435,13 +6756,14 @@
           </w:tcPr>
           <w:p>
             <w:pPr>
-              <w:spacing w:line="240" w:lineRule="auto"/>
-              <w:ind w:firstLine="0"/>
-              <w:jc w:val="center"/>
-            </w:pPr>
-            <w:r>
-              <w:rPr>
-                <w:sz w:val="18"/>
+              <w:keepNext/>
+              <w:spacing w:line="240" w:lineRule="auto" w:before="20" w:after="20"/>
+              <w:ind w:firstLine="0"/>
+              <w:jc w:val="center"/>
+            </w:pPr>
+            <w:r>
+              <w:rPr>
+                <w:sz w:val="20"/>
               </w:rPr>
               <w:t>-1,38629</w:t>
             </w:r>
@@ -6460,13 +6782,14 @@
           </w:tcPr>
           <w:p>
             <w:pPr>
-              <w:spacing w:line="240" w:lineRule="auto"/>
-              <w:ind w:firstLine="0"/>
-              <w:jc w:val="center"/>
-            </w:pPr>
-            <w:r>
-              <w:rPr>
-                <w:sz w:val="18"/>
+              <w:keepNext/>
+              <w:spacing w:line="240" w:lineRule="auto" w:before="20" w:after="20"/>
+              <w:ind w:firstLine="0"/>
+              <w:jc w:val="center"/>
+            </w:pPr>
+            <w:r>
+              <w:rPr>
+                <w:sz w:val="20"/>
               </w:rPr>
               <w:t>-1,44817</w:t>
             </w:r>
@@ -6485,13 +6808,14 @@
           </w:tcPr>
           <w:p>
             <w:pPr>
-              <w:spacing w:line="240" w:lineRule="auto"/>
-              <w:ind w:firstLine="0"/>
-              <w:jc w:val="center"/>
-            </w:pPr>
-            <w:r>
-              <w:rPr>
-                <w:sz w:val="18"/>
+              <w:keepNext/>
+              <w:spacing w:line="240" w:lineRule="auto" w:before="20" w:after="20"/>
+              <w:ind w:firstLine="0"/>
+              <w:jc w:val="center"/>
+            </w:pPr>
+            <w:r>
+              <w:rPr>
+                <w:sz w:val="20"/>
               </w:rPr>
               <w:t>0,000650</w:t>
             </w:r>
@@ -6516,13 +6840,14 @@
           </w:tcPr>
           <w:p>
             <w:pPr>
-              <w:spacing w:line="240" w:lineRule="auto"/>
-              <w:ind w:firstLine="0"/>
-              <w:jc w:val="center"/>
-            </w:pPr>
-            <w:r>
-              <w:rPr>
-                <w:sz w:val="18"/>
+              <w:keepNext/>
+              <w:spacing w:line="240" w:lineRule="auto" w:before="20" w:after="20"/>
+              <w:ind w:firstLine="0"/>
+              <w:jc w:val="center"/>
+            </w:pPr>
+            <w:r>
+              <w:rPr>
+                <w:sz w:val="20"/>
               </w:rPr>
               <w:t>30</w:t>
             </w:r>
@@ -6541,13 +6866,14 @@
           </w:tcPr>
           <w:p>
             <w:pPr>
-              <w:spacing w:line="240" w:lineRule="auto"/>
-              <w:ind w:firstLine="0"/>
-              <w:jc w:val="center"/>
-            </w:pPr>
-            <w:r>
-              <w:rPr>
-                <w:sz w:val="18"/>
+              <w:keepNext/>
+              <w:spacing w:line="240" w:lineRule="auto" w:before="20" w:after="20"/>
+              <w:ind w:firstLine="0"/>
+              <w:jc w:val="center"/>
+            </w:pPr>
+            <w:r>
+              <w:rPr>
+                <w:sz w:val="20"/>
               </w:rPr>
               <w:t>-1,20397</w:t>
             </w:r>
@@ -6566,13 +6892,14 @@
           </w:tcPr>
           <w:p>
             <w:pPr>
-              <w:spacing w:line="240" w:lineRule="auto"/>
-              <w:ind w:firstLine="0"/>
-              <w:jc w:val="center"/>
-            </w:pPr>
-            <w:r>
-              <w:rPr>
-                <w:sz w:val="18"/>
+              <w:keepNext/>
+              <w:spacing w:line="240" w:lineRule="auto" w:before="20" w:after="20"/>
+              <w:ind w:firstLine="0"/>
+              <w:jc w:val="center"/>
+            </w:pPr>
+            <w:r>
+              <w:rPr>
+                <w:sz w:val="20"/>
               </w:rPr>
               <w:t>-1,36401</w:t>
             </w:r>
@@ -6591,13 +6918,14 @@
           </w:tcPr>
           <w:p>
             <w:pPr>
-              <w:spacing w:line="240" w:lineRule="auto"/>
-              <w:ind w:firstLine="0"/>
-              <w:jc w:val="center"/>
-            </w:pPr>
-            <w:r>
-              <w:rPr>
-                <w:sz w:val="18"/>
+              <w:keepNext/>
+              <w:spacing w:line="240" w:lineRule="auto" w:before="20" w:after="20"/>
+              <w:ind w:firstLine="0"/>
+              <w:jc w:val="center"/>
+            </w:pPr>
+            <w:r>
+              <w:rPr>
+                <w:sz w:val="20"/>
               </w:rPr>
               <w:t>0,001091</w:t>
             </w:r>
@@ -6622,13 +6950,14 @@
           </w:tcPr>
           <w:p>
             <w:pPr>
-              <w:spacing w:line="240" w:lineRule="auto"/>
-              <w:ind w:firstLine="0"/>
-              <w:jc w:val="center"/>
-            </w:pPr>
-            <w:r>
-              <w:rPr>
-                <w:sz w:val="18"/>
+              <w:keepNext/>
+              <w:spacing w:line="240" w:lineRule="auto" w:before="20" w:after="20"/>
+              <w:ind w:firstLine="0"/>
+              <w:jc w:val="center"/>
+            </w:pPr>
+            <w:r>
+              <w:rPr>
+                <w:sz w:val="20"/>
               </w:rPr>
               <w:t>35</w:t>
             </w:r>
@@ -6647,13 +6976,14 @@
           </w:tcPr>
           <w:p>
             <w:pPr>
-              <w:spacing w:line="240" w:lineRule="auto"/>
-              <w:ind w:firstLine="0"/>
-              <w:jc w:val="center"/>
-            </w:pPr>
-            <w:r>
-              <w:rPr>
-                <w:sz w:val="18"/>
+              <w:keepNext/>
+              <w:spacing w:line="240" w:lineRule="auto" w:before="20" w:after="20"/>
+              <w:ind w:firstLine="0"/>
+              <w:jc w:val="center"/>
+            </w:pPr>
+            <w:r>
+              <w:rPr>
+                <w:sz w:val="20"/>
               </w:rPr>
               <w:t>-1,04982</w:t>
             </w:r>
@@ -6672,13 +7002,14 @@
           </w:tcPr>
           <w:p>
             <w:pPr>
-              <w:spacing w:line="240" w:lineRule="auto"/>
-              <w:ind w:firstLine="0"/>
-              <w:jc w:val="center"/>
-            </w:pPr>
-            <w:r>
-              <w:rPr>
-                <w:sz w:val="18"/>
+              <w:keepNext/>
+              <w:spacing w:line="240" w:lineRule="auto" w:before="20" w:after="20"/>
+              <w:ind w:firstLine="0"/>
+              <w:jc w:val="center"/>
+            </w:pPr>
+            <w:r>
+              <w:rPr>
+                <w:sz w:val="20"/>
               </w:rPr>
               <w:t>-1,29426</w:t>
             </w:r>
@@ -6697,13 +7028,14 @@
           </w:tcPr>
           <w:p>
             <w:pPr>
-              <w:spacing w:line="240" w:lineRule="auto"/>
-              <w:ind w:firstLine="0"/>
-              <w:jc w:val="center"/>
-            </w:pPr>
-            <w:r>
-              <w:rPr>
-                <w:sz w:val="18"/>
+              <w:keepNext/>
+              <w:spacing w:line="240" w:lineRule="auto" w:before="20" w:after="20"/>
+              <w:ind w:firstLine="0"/>
+              <w:jc w:val="center"/>
+            </w:pPr>
+            <w:r>
+              <w:rPr>
+                <w:sz w:val="20"/>
               </w:rPr>
               <w:t>0,000516</w:t>
             </w:r>
@@ -6728,13 +7060,14 @@
           </w:tcPr>
           <w:p>
             <w:pPr>
-              <w:spacing w:line="240" w:lineRule="auto"/>
-              <w:ind w:firstLine="0"/>
-              <w:jc w:val="center"/>
-            </w:pPr>
-            <w:r>
-              <w:rPr>
-                <w:sz w:val="18"/>
+              <w:keepNext/>
+              <w:spacing w:line="240" w:lineRule="auto" w:before="20" w:after="20"/>
+              <w:ind w:firstLine="0"/>
+              <w:jc w:val="center"/>
+            </w:pPr>
+            <w:r>
+              <w:rPr>
+                <w:sz w:val="20"/>
               </w:rPr>
               <w:t>40</w:t>
             </w:r>
@@ -6753,13 +7086,14 @@
           </w:tcPr>
           <w:p>
             <w:pPr>
-              <w:spacing w:line="240" w:lineRule="auto"/>
-              <w:ind w:firstLine="0"/>
-              <w:jc w:val="center"/>
-            </w:pPr>
-            <w:r>
-              <w:rPr>
-                <w:sz w:val="18"/>
+              <w:keepNext/>
+              <w:spacing w:line="240" w:lineRule="auto" w:before="20" w:after="20"/>
+              <w:ind w:firstLine="0"/>
+              <w:jc w:val="center"/>
+            </w:pPr>
+            <w:r>
+              <w:rPr>
+                <w:sz w:val="20"/>
               </w:rPr>
               <w:t>-0,91629</w:t>
             </w:r>
@@ -6778,13 +7112,14 @@
           </w:tcPr>
           <w:p>
             <w:pPr>
-              <w:spacing w:line="240" w:lineRule="auto"/>
-              <w:ind w:firstLine="0"/>
-              <w:jc w:val="center"/>
-            </w:pPr>
-            <w:r>
-              <w:rPr>
-                <w:sz w:val="18"/>
+              <w:keepNext/>
+              <w:spacing w:line="240" w:lineRule="auto" w:before="20" w:after="20"/>
+              <w:ind w:firstLine="0"/>
+              <w:jc w:val="center"/>
+            </w:pPr>
+            <w:r>
+              <w:rPr>
+                <w:sz w:val="20"/>
               </w:rPr>
               <w:t>-1,23077</w:t>
             </w:r>
@@ -6803,13 +7138,14 @@
           </w:tcPr>
           <w:p>
             <w:pPr>
-              <w:spacing w:line="240" w:lineRule="auto"/>
-              <w:ind w:firstLine="0"/>
-              <w:jc w:val="center"/>
-            </w:pPr>
-            <w:r>
-              <w:rPr>
-                <w:sz w:val="18"/>
+              <w:keepNext/>
+              <w:spacing w:line="240" w:lineRule="auto" w:before="20" w:after="20"/>
+              <w:ind w:firstLine="0"/>
+              <w:jc w:val="center"/>
+            </w:pPr>
+            <w:r>
+              <w:rPr>
+                <w:sz w:val="20"/>
               </w:rPr>
               <w:t>0,000774</w:t>
             </w:r>
@@ -6834,13 +7170,14 @@
           </w:tcPr>
           <w:p>
             <w:pPr>
-              <w:spacing w:line="240" w:lineRule="auto"/>
-              <w:ind w:firstLine="0"/>
-              <w:jc w:val="center"/>
-            </w:pPr>
-            <w:r>
-              <w:rPr>
-                <w:sz w:val="18"/>
+              <w:keepNext/>
+              <w:spacing w:line="240" w:lineRule="auto" w:before="20" w:after="20"/>
+              <w:ind w:firstLine="0"/>
+              <w:jc w:val="center"/>
+            </w:pPr>
+            <w:r>
+              <w:rPr>
+                <w:sz w:val="20"/>
               </w:rPr>
               <w:t>45</w:t>
             </w:r>
@@ -6859,13 +7196,14 @@
           </w:tcPr>
           <w:p>
             <w:pPr>
-              <w:spacing w:line="240" w:lineRule="auto"/>
-              <w:ind w:firstLine="0"/>
-              <w:jc w:val="center"/>
-            </w:pPr>
-            <w:r>
-              <w:rPr>
-                <w:sz w:val="18"/>
+              <w:keepNext/>
+              <w:spacing w:line="240" w:lineRule="auto" w:before="20" w:after="20"/>
+              <w:ind w:firstLine="0"/>
+              <w:jc w:val="center"/>
+            </w:pPr>
+            <w:r>
+              <w:rPr>
+                <w:sz w:val="20"/>
               </w:rPr>
               <w:t>-0,79851</w:t>
             </w:r>
@@ -6884,13 +7222,14 @@
           </w:tcPr>
           <w:p>
             <w:pPr>
-              <w:spacing w:line="240" w:lineRule="auto"/>
-              <w:ind w:firstLine="0"/>
-              <w:jc w:val="center"/>
-            </w:pPr>
-            <w:r>
-              <w:rPr>
-                <w:sz w:val="18"/>
+              <w:keepNext/>
+              <w:spacing w:line="240" w:lineRule="auto" w:before="20" w:after="20"/>
+              <w:ind w:firstLine="0"/>
+              <w:jc w:val="center"/>
+            </w:pPr>
+            <w:r>
+              <w:rPr>
+                <w:sz w:val="20"/>
               </w:rPr>
               <w:t>-1,17517</w:t>
             </w:r>
@@ -6909,13 +7248,14 @@
           </w:tcPr>
           <w:p>
             <w:pPr>
-              <w:spacing w:line="240" w:lineRule="auto"/>
-              <w:ind w:firstLine="0"/>
-              <w:jc w:val="center"/>
-            </w:pPr>
-            <w:r>
-              <w:rPr>
-                <w:sz w:val="18"/>
+              <w:keepNext/>
+              <w:spacing w:line="240" w:lineRule="auto" w:before="20" w:after="20"/>
+              <w:ind w:firstLine="0"/>
+              <w:jc w:val="center"/>
+            </w:pPr>
+            <w:r>
+              <w:rPr>
+                <w:sz w:val="20"/>
               </w:rPr>
               <w:t>0,001366</w:t>
             </w:r>
@@ -6940,13 +7280,14 @@
           </w:tcPr>
           <w:p>
             <w:pPr>
-              <w:spacing w:line="240" w:lineRule="auto"/>
-              <w:ind w:firstLine="0"/>
-              <w:jc w:val="center"/>
-            </w:pPr>
-            <w:r>
-              <w:rPr>
-                <w:sz w:val="18"/>
+              <w:keepNext/>
+              <w:spacing w:line="240" w:lineRule="auto" w:before="20" w:after="20"/>
+              <w:ind w:firstLine="0"/>
+              <w:jc w:val="center"/>
+            </w:pPr>
+            <w:r>
+              <w:rPr>
+                <w:sz w:val="20"/>
               </w:rPr>
               <w:t>50</w:t>
             </w:r>
@@ -6965,13 +7306,14 @@
           </w:tcPr>
           <w:p>
             <w:pPr>
-              <w:spacing w:line="240" w:lineRule="auto"/>
-              <w:ind w:firstLine="0"/>
-              <w:jc w:val="center"/>
-            </w:pPr>
-            <w:r>
-              <w:rPr>
-                <w:sz w:val="18"/>
+              <w:keepNext/>
+              <w:spacing w:line="240" w:lineRule="auto" w:before="20" w:after="20"/>
+              <w:ind w:firstLine="0"/>
+              <w:jc w:val="center"/>
+            </w:pPr>
+            <w:r>
+              <w:rPr>
+                <w:sz w:val="20"/>
               </w:rPr>
               <w:t>-0,69315</w:t>
             </w:r>
@@ -6990,13 +7332,14 @@
           </w:tcPr>
           <w:p>
             <w:pPr>
-              <w:spacing w:line="240" w:lineRule="auto"/>
-              <w:ind w:firstLine="0"/>
-              <w:jc w:val="center"/>
-            </w:pPr>
-            <w:r>
-              <w:rPr>
-                <w:sz w:val="18"/>
+              <w:keepNext/>
+              <w:spacing w:line="240" w:lineRule="auto" w:before="20" w:after="20"/>
+              <w:ind w:firstLine="0"/>
+              <w:jc w:val="center"/>
+            </w:pPr>
+            <w:r>
+              <w:rPr>
+                <w:sz w:val="20"/>
               </w:rPr>
               <w:t>-1,12434</w:t>
             </w:r>
@@ -7015,13 +7358,14 @@
           </w:tcPr>
           <w:p>
             <w:pPr>
-              <w:spacing w:line="240" w:lineRule="auto"/>
-              <w:ind w:firstLine="0"/>
-              <w:jc w:val="center"/>
-            </w:pPr>
-            <w:r>
-              <w:rPr>
-                <w:sz w:val="18"/>
+              <w:keepNext/>
+              <w:spacing w:line="240" w:lineRule="auto" w:before="20" w:after="20"/>
+              <w:ind w:firstLine="0"/>
+              <w:jc w:val="center"/>
+            </w:pPr>
+            <w:r>
+              <w:rPr>
+                <w:sz w:val="20"/>
               </w:rPr>
               <w:t>0,000410</w:t>
             </w:r>
@@ -7046,13 +7390,14 @@
           </w:tcPr>
           <w:p>
             <w:pPr>
-              <w:spacing w:line="240" w:lineRule="auto"/>
-              <w:ind w:firstLine="0"/>
-              <w:jc w:val="center"/>
-            </w:pPr>
-            <w:r>
-              <w:rPr>
-                <w:sz w:val="18"/>
+              <w:keepNext/>
+              <w:spacing w:line="240" w:lineRule="auto" w:before="20" w:after="20"/>
+              <w:ind w:firstLine="0"/>
+              <w:jc w:val="center"/>
+            </w:pPr>
+            <w:r>
+              <w:rPr>
+                <w:sz w:val="20"/>
               </w:rPr>
               <w:t>55</w:t>
             </w:r>
@@ -7071,13 +7416,14 @@
           </w:tcPr>
           <w:p>
             <w:pPr>
-              <w:spacing w:line="240" w:lineRule="auto"/>
-              <w:ind w:firstLine="0"/>
-              <w:jc w:val="center"/>
-            </w:pPr>
-            <w:r>
-              <w:rPr>
-                <w:sz w:val="18"/>
+              <w:keepNext/>
+              <w:spacing w:line="240" w:lineRule="auto" w:before="20" w:after="20"/>
+              <w:ind w:firstLine="0"/>
+              <w:jc w:val="center"/>
+            </w:pPr>
+            <w:r>
+              <w:rPr>
+                <w:sz w:val="20"/>
               </w:rPr>
               <w:t>-0,59784</w:t>
             </w:r>
@@ -7096,13 +7442,14 @@
           </w:tcPr>
           <w:p>
             <w:pPr>
-              <w:spacing w:line="240" w:lineRule="auto"/>
-              <w:ind w:firstLine="0"/>
-              <w:jc w:val="center"/>
-            </w:pPr>
-            <w:r>
-              <w:rPr>
-                <w:sz w:val="18"/>
+              <w:keepNext/>
+              <w:spacing w:line="240" w:lineRule="auto" w:before="20" w:after="20"/>
+              <w:ind w:firstLine="0"/>
+              <w:jc w:val="center"/>
+            </w:pPr>
+            <w:r>
+              <w:rPr>
+                <w:sz w:val="20"/>
               </w:rPr>
               <w:t>-1,07783</w:t>
             </w:r>
@@ -7121,13 +7468,14 @@
           </w:tcPr>
           <w:p>
             <w:pPr>
-              <w:spacing w:line="240" w:lineRule="auto"/>
-              <w:ind w:firstLine="0"/>
-              <w:jc w:val="center"/>
-            </w:pPr>
-            <w:r>
-              <w:rPr>
-                <w:sz w:val="18"/>
+              <w:keepNext/>
+              <w:spacing w:line="240" w:lineRule="auto" w:before="20" w:after="20"/>
+              <w:ind w:firstLine="0"/>
+              <w:jc w:val="center"/>
+            </w:pPr>
+            <w:r>
+              <w:rPr>
+                <w:sz w:val="20"/>
               </w:rPr>
               <w:t>0,001008</w:t>
             </w:r>
@@ -7152,13 +7500,14 @@
           </w:tcPr>
           <w:p>
             <w:pPr>
-              <w:spacing w:line="240" w:lineRule="auto"/>
-              <w:ind w:firstLine="0"/>
-              <w:jc w:val="center"/>
-            </w:pPr>
-            <w:r>
-              <w:rPr>
-                <w:sz w:val="18"/>
+              <w:keepNext/>
+              <w:spacing w:line="240" w:lineRule="auto" w:before="20" w:after="20"/>
+              <w:ind w:firstLine="0"/>
+              <w:jc w:val="center"/>
+            </w:pPr>
+            <w:r>
+              <w:rPr>
+                <w:sz w:val="20"/>
               </w:rPr>
               <w:t>60</w:t>
             </w:r>
@@ -7177,13 +7526,14 @@
           </w:tcPr>
           <w:p>
             <w:pPr>
-              <w:spacing w:line="240" w:lineRule="auto"/>
-              <w:ind w:firstLine="0"/>
-              <w:jc w:val="center"/>
-            </w:pPr>
-            <w:r>
-              <w:rPr>
-                <w:sz w:val="18"/>
+              <w:keepNext/>
+              <w:spacing w:line="240" w:lineRule="auto" w:before="20" w:after="20"/>
+              <w:ind w:firstLine="0"/>
+              <w:jc w:val="center"/>
+            </w:pPr>
+            <w:r>
+              <w:rPr>
+                <w:sz w:val="20"/>
               </w:rPr>
               <w:t>-0,51083</w:t>
             </w:r>
@@ -7202,13 +7552,14 @@
           </w:tcPr>
           <w:p>
             <w:pPr>
-              <w:spacing w:line="240" w:lineRule="auto"/>
-              <w:ind w:firstLine="0"/>
-              <w:jc w:val="center"/>
-            </w:pPr>
-            <w:r>
-              <w:rPr>
-                <w:sz w:val="18"/>
+              <w:keepNext/>
+              <w:spacing w:line="240" w:lineRule="auto" w:before="20" w:after="20"/>
+              <w:ind w:firstLine="0"/>
+              <w:jc w:val="center"/>
+            </w:pPr>
+            <w:r>
+              <w:rPr>
+                <w:sz w:val="20"/>
               </w:rPr>
               <w:t>-1,03601</w:t>
             </w:r>
@@ -7227,13 +7578,14 @@
           </w:tcPr>
           <w:p>
             <w:pPr>
-              <w:spacing w:line="240" w:lineRule="auto"/>
-              <w:ind w:firstLine="0"/>
-              <w:jc w:val="center"/>
-            </w:pPr>
-            <w:r>
-              <w:rPr>
-                <w:sz w:val="18"/>
+              <w:keepNext/>
+              <w:spacing w:line="240" w:lineRule="auto" w:before="20" w:after="20"/>
+              <w:ind w:firstLine="0"/>
+              <w:jc w:val="center"/>
+            </w:pPr>
+            <w:r>
+              <w:rPr>
+                <w:sz w:val="20"/>
               </w:rPr>
               <w:t>0,000734</w:t>
             </w:r>
@@ -7258,13 +7610,14 @@
           </w:tcPr>
           <w:p>
             <w:pPr>
-              <w:spacing w:line="240" w:lineRule="auto"/>
-              <w:ind w:firstLine="0"/>
-              <w:jc w:val="center"/>
-            </w:pPr>
-            <w:r>
-              <w:rPr>
-                <w:sz w:val="18"/>
+              <w:keepNext/>
+              <w:spacing w:line="240" w:lineRule="auto" w:before="20" w:after="20"/>
+              <w:ind w:firstLine="0"/>
+              <w:jc w:val="center"/>
+            </w:pPr>
+            <w:r>
+              <w:rPr>
+                <w:sz w:val="20"/>
               </w:rPr>
               <w:t>65</w:t>
             </w:r>
@@ -7283,13 +7636,14 @@
           </w:tcPr>
           <w:p>
             <w:pPr>
-              <w:spacing w:line="240" w:lineRule="auto"/>
-              <w:ind w:firstLine="0"/>
-              <w:jc w:val="center"/>
-            </w:pPr>
-            <w:r>
-              <w:rPr>
-                <w:sz w:val="18"/>
+              <w:keepNext/>
+              <w:spacing w:line="240" w:lineRule="auto" w:before="20" w:after="20"/>
+              <w:ind w:firstLine="0"/>
+              <w:jc w:val="center"/>
+            </w:pPr>
+            <w:r>
+              <w:rPr>
+                <w:sz w:val="20"/>
               </w:rPr>
               <w:t>-0,43078</w:t>
             </w:r>
@@ -7308,13 +7662,14 @@
           </w:tcPr>
           <w:p>
             <w:pPr>
-              <w:spacing w:line="240" w:lineRule="auto"/>
-              <w:ind w:firstLine="0"/>
-              <w:jc w:val="center"/>
-            </w:pPr>
-            <w:r>
-              <w:rPr>
-                <w:sz w:val="18"/>
+              <w:keepNext/>
+              <w:spacing w:line="240" w:lineRule="auto" w:before="20" w:after="20"/>
+              <w:ind w:firstLine="0"/>
+              <w:jc w:val="center"/>
+            </w:pPr>
+            <w:r>
+              <w:rPr>
+                <w:sz w:val="20"/>
               </w:rPr>
               <w:t>-0,99678</w:t>
             </w:r>
@@ -7333,13 +7688,14 @@
           </w:tcPr>
           <w:p>
             <w:pPr>
-              <w:spacing w:line="240" w:lineRule="auto"/>
-              <w:ind w:firstLine="0"/>
-              <w:jc w:val="center"/>
-            </w:pPr>
-            <w:r>
-              <w:rPr>
-                <w:sz w:val="18"/>
+              <w:keepNext/>
+              <w:spacing w:line="240" w:lineRule="auto" w:before="20" w:after="20"/>
+              <w:ind w:firstLine="0"/>
+              <w:jc w:val="center"/>
+            </w:pPr>
+            <w:r>
+              <w:rPr>
+                <w:sz w:val="20"/>
               </w:rPr>
               <w:t>0,000452</w:t>
             </w:r>
@@ -7364,13 +7720,14 @@
           </w:tcPr>
           <w:p>
             <w:pPr>
-              <w:spacing w:line="240" w:lineRule="auto"/>
-              <w:ind w:firstLine="0"/>
-              <w:jc w:val="center"/>
-            </w:pPr>
-            <w:r>
-              <w:rPr>
-                <w:sz w:val="18"/>
+              <w:keepNext/>
+              <w:spacing w:line="240" w:lineRule="auto" w:before="20" w:after="20"/>
+              <w:ind w:firstLine="0"/>
+              <w:jc w:val="center"/>
+            </w:pPr>
+            <w:r>
+              <w:rPr>
+                <w:sz w:val="20"/>
               </w:rPr>
               <w:t>70</w:t>
             </w:r>
@@ -7389,13 +7746,14 @@
           </w:tcPr>
           <w:p>
             <w:pPr>
-              <w:spacing w:line="240" w:lineRule="auto"/>
-              <w:ind w:firstLine="0"/>
-              <w:jc w:val="center"/>
-            </w:pPr>
-            <w:r>
-              <w:rPr>
-                <w:sz w:val="18"/>
+              <w:keepNext/>
+              <w:spacing w:line="240" w:lineRule="auto" w:before="20" w:after="20"/>
+              <w:ind w:firstLine="0"/>
+              <w:jc w:val="center"/>
+            </w:pPr>
+            <w:r>
+              <w:rPr>
+                <w:sz w:val="20"/>
               </w:rPr>
               <w:t>-0,35667</w:t>
             </w:r>
@@ -7414,13 +7772,14 @@
           </w:tcPr>
           <w:p>
             <w:pPr>
-              <w:spacing w:line="240" w:lineRule="auto"/>
-              <w:ind w:firstLine="0"/>
-              <w:jc w:val="center"/>
-            </w:pPr>
-            <w:r>
-              <w:rPr>
-                <w:sz w:val="18"/>
+              <w:keepNext/>
+              <w:spacing w:line="240" w:lineRule="auto" w:before="20" w:after="20"/>
+              <w:ind w:firstLine="0"/>
+              <w:jc w:val="center"/>
+            </w:pPr>
+            <w:r>
+              <w:rPr>
+                <w:sz w:val="20"/>
               </w:rPr>
               <w:t>-0,95972</w:t>
             </w:r>
@@ -7439,13 +7798,14 @@
           </w:tcPr>
           <w:p>
             <w:pPr>
-              <w:spacing w:line="240" w:lineRule="auto"/>
-              <w:ind w:firstLine="0"/>
-              <w:jc w:val="center"/>
-            </w:pPr>
-            <w:r>
-              <w:rPr>
-                <w:sz w:val="18"/>
+              <w:keepNext/>
+              <w:spacing w:line="240" w:lineRule="auto" w:before="20" w:after="20"/>
+              <w:ind w:firstLine="0"/>
+              <w:jc w:val="center"/>
+            </w:pPr>
+            <w:r>
+              <w:rPr>
+                <w:sz w:val="20"/>
               </w:rPr>
               <w:t>0,000798</w:t>
             </w:r>
@@ -7470,13 +7830,14 @@
           </w:tcPr>
           <w:p>
             <w:pPr>
-              <w:spacing w:line="240" w:lineRule="auto"/>
-              <w:ind w:firstLine="0"/>
-              <w:jc w:val="center"/>
-            </w:pPr>
-            <w:r>
-              <w:rPr>
-                <w:sz w:val="18"/>
+              <w:keepNext/>
+              <w:spacing w:line="240" w:lineRule="auto" w:before="20" w:after="20"/>
+              <w:ind w:firstLine="0"/>
+              <w:jc w:val="center"/>
+            </w:pPr>
+            <w:r>
+              <w:rPr>
+                <w:sz w:val="20"/>
               </w:rPr>
               <w:t>75</w:t>
             </w:r>
@@ -7495,13 +7856,14 @@
           </w:tcPr>
           <w:p>
             <w:pPr>
-              <w:spacing w:line="240" w:lineRule="auto"/>
-              <w:ind w:firstLine="0"/>
-              <w:jc w:val="center"/>
-            </w:pPr>
-            <w:r>
-              <w:rPr>
-                <w:sz w:val="18"/>
+              <w:keepNext/>
+              <w:spacing w:line="240" w:lineRule="auto" w:before="20" w:after="20"/>
+              <w:ind w:firstLine="0"/>
+              <w:jc w:val="center"/>
+            </w:pPr>
+            <w:r>
+              <w:rPr>
+                <w:sz w:val="20"/>
               </w:rPr>
               <w:t>-0,28768</w:t>
             </w:r>
@@ -7520,13 +7882,14 @@
           </w:tcPr>
           <w:p>
             <w:pPr>
-              <w:spacing w:line="240" w:lineRule="auto"/>
-              <w:ind w:firstLine="0"/>
-              <w:jc w:val="center"/>
-            </w:pPr>
-            <w:r>
-              <w:rPr>
-                <w:sz w:val="18"/>
+              <w:keepNext/>
+              <w:spacing w:line="240" w:lineRule="auto" w:before="20" w:after="20"/>
+              <w:ind w:firstLine="0"/>
+              <w:jc w:val="center"/>
+            </w:pPr>
+            <w:r>
+              <w:rPr>
+                <w:sz w:val="20"/>
               </w:rPr>
               <w:t>-0,92828</w:t>
             </w:r>
@@ -7545,13 +7908,14 @@
           </w:tcPr>
           <w:p>
             <w:pPr>
-              <w:spacing w:line="240" w:lineRule="auto"/>
-              <w:ind w:firstLine="0"/>
-              <w:jc w:val="center"/>
-            </w:pPr>
-            <w:r>
-              <w:rPr>
-                <w:sz w:val="18"/>
+              <w:keepNext/>
+              <w:spacing w:line="240" w:lineRule="auto" w:before="20" w:after="20"/>
+              <w:ind w:firstLine="0"/>
+              <w:jc w:val="center"/>
+            </w:pPr>
+            <w:r>
+              <w:rPr>
+                <w:sz w:val="20"/>
               </w:rPr>
               <w:t>0,000881</w:t>
             </w:r>
@@ -7576,13 +7940,14 @@
           </w:tcPr>
           <w:p>
             <w:pPr>
-              <w:spacing w:line="240" w:lineRule="auto"/>
-              <w:ind w:firstLine="0"/>
-              <w:jc w:val="center"/>
-            </w:pPr>
-            <w:r>
-              <w:rPr>
-                <w:sz w:val="18"/>
+              <w:keepNext/>
+              <w:spacing w:line="240" w:lineRule="auto" w:before="20" w:after="20"/>
+              <w:ind w:firstLine="0"/>
+              <w:jc w:val="center"/>
+            </w:pPr>
+            <w:r>
+              <w:rPr>
+                <w:sz w:val="20"/>
               </w:rPr>
               <w:t>80</w:t>
             </w:r>
@@ -7601,13 +7966,14 @@
           </w:tcPr>
           <w:p>
             <w:pPr>
-              <w:spacing w:line="240" w:lineRule="auto"/>
-              <w:ind w:firstLine="0"/>
-              <w:jc w:val="center"/>
-            </w:pPr>
-            <w:r>
-              <w:rPr>
-                <w:sz w:val="18"/>
+              <w:keepNext/>
+              <w:spacing w:line="240" w:lineRule="auto" w:before="20" w:after="20"/>
+              <w:ind w:firstLine="0"/>
+              <w:jc w:val="center"/>
+            </w:pPr>
+            <w:r>
+              <w:rPr>
+                <w:sz w:val="20"/>
               </w:rPr>
               <w:t>-0,22314</w:t>
             </w:r>
@@ -7626,13 +7992,14 @@
           </w:tcPr>
           <w:p>
             <w:pPr>
-              <w:spacing w:line="240" w:lineRule="auto"/>
-              <w:ind w:firstLine="0"/>
-              <w:jc w:val="center"/>
-            </w:pPr>
-            <w:r>
-              <w:rPr>
-                <w:sz w:val="18"/>
+              <w:keepNext/>
+              <w:spacing w:line="240" w:lineRule="auto" w:before="20" w:after="20"/>
+              <w:ind w:firstLine="0"/>
+              <w:jc w:val="center"/>
+            </w:pPr>
+            <w:r>
+              <w:rPr>
+                <w:sz w:val="20"/>
               </w:rPr>
               <w:t>-0,89755</w:t>
             </w:r>
@@ -7651,13 +8018,14 @@
           </w:tcPr>
           <w:p>
             <w:pPr>
-              <w:spacing w:line="240" w:lineRule="auto"/>
-              <w:ind w:firstLine="0"/>
-              <w:jc w:val="center"/>
-            </w:pPr>
-            <w:r>
-              <w:rPr>
-                <w:sz w:val="18"/>
+              <w:keepNext/>
+              <w:spacing w:line="240" w:lineRule="auto" w:before="20" w:after="20"/>
+              <w:ind w:firstLine="0"/>
+              <w:jc w:val="center"/>
+            </w:pPr>
+            <w:r>
+              <w:rPr>
+                <w:sz w:val="20"/>
               </w:rPr>
               <w:t>0,000433</w:t>
             </w:r>
@@ -7682,13 +8050,14 @@
           </w:tcPr>
           <w:p>
             <w:pPr>
-              <w:spacing w:line="240" w:lineRule="auto"/>
-              <w:ind w:firstLine="0"/>
-              <w:jc w:val="center"/>
-            </w:pPr>
-            <w:r>
-              <w:rPr>
-                <w:sz w:val="18"/>
+              <w:keepNext/>
+              <w:spacing w:line="240" w:lineRule="auto" w:before="20" w:after="20"/>
+              <w:ind w:firstLine="0"/>
+              <w:jc w:val="center"/>
+            </w:pPr>
+            <w:r>
+              <w:rPr>
+                <w:sz w:val="20"/>
               </w:rPr>
               <w:t>85</w:t>
             </w:r>
@@ -7707,13 +8076,14 @@
           </w:tcPr>
           <w:p>
             <w:pPr>
-              <w:spacing w:line="240" w:lineRule="auto"/>
-              <w:ind w:firstLine="0"/>
-              <w:jc w:val="center"/>
-            </w:pPr>
-            <w:r>
-              <w:rPr>
-                <w:sz w:val="18"/>
+              <w:keepNext/>
+              <w:spacing w:line="240" w:lineRule="auto" w:before="20" w:after="20"/>
+              <w:ind w:firstLine="0"/>
+              <w:jc w:val="center"/>
+            </w:pPr>
+            <w:r>
+              <w:rPr>
+                <w:sz w:val="20"/>
               </w:rPr>
               <w:t>-0,16252</w:t>
             </w:r>
@@ -7732,13 +8102,14 @@
           </w:tcPr>
           <w:p>
             <w:pPr>
-              <w:spacing w:line="240" w:lineRule="auto"/>
-              <w:ind w:firstLine="0"/>
-              <w:jc w:val="center"/>
-            </w:pPr>
-            <w:r>
-              <w:rPr>
-                <w:sz w:val="18"/>
+              <w:keepNext/>
+              <w:spacing w:line="240" w:lineRule="auto" w:before="20" w:after="20"/>
+              <w:ind w:firstLine="0"/>
+              <w:jc w:val="center"/>
+            </w:pPr>
+            <w:r>
+              <w:rPr>
+                <w:sz w:val="20"/>
               </w:rPr>
               <w:t>-0,86607</w:t>
             </w:r>
@@ -7757,13 +8128,14 @@
           </w:tcPr>
           <w:p>
             <w:pPr>
-              <w:spacing w:line="240" w:lineRule="auto"/>
-              <w:ind w:firstLine="0"/>
-              <w:jc w:val="center"/>
-            </w:pPr>
-            <w:r>
-              <w:rPr>
-                <w:sz w:val="18"/>
+              <w:keepNext/>
+              <w:spacing w:line="240" w:lineRule="auto" w:before="20" w:after="20"/>
+              <w:ind w:firstLine="0"/>
+              <w:jc w:val="center"/>
+            </w:pPr>
+            <w:r>
+              <w:rPr>
+                <w:sz w:val="20"/>
               </w:rPr>
               <w:t>0,000549</w:t>
             </w:r>
@@ -7788,13 +8160,14 @@
           </w:tcPr>
           <w:p>
             <w:pPr>
-              <w:spacing w:line="240" w:lineRule="auto"/>
-              <w:ind w:firstLine="0"/>
-              <w:jc w:val="center"/>
-            </w:pPr>
-            <w:r>
-              <w:rPr>
-                <w:sz w:val="18"/>
+              <w:keepNext/>
+              <w:spacing w:line="240" w:lineRule="auto" w:before="20" w:after="20"/>
+              <w:ind w:firstLine="0"/>
+              <w:jc w:val="center"/>
+            </w:pPr>
+            <w:r>
+              <w:rPr>
+                <w:sz w:val="20"/>
               </w:rPr>
               <w:t>90</w:t>
             </w:r>
@@ -7813,13 +8186,14 @@
           </w:tcPr>
           <w:p>
             <w:pPr>
-              <w:spacing w:line="240" w:lineRule="auto"/>
-              <w:ind w:firstLine="0"/>
-              <w:jc w:val="center"/>
-            </w:pPr>
-            <w:r>
-              <w:rPr>
-                <w:sz w:val="18"/>
+              <w:keepNext/>
+              <w:spacing w:line="240" w:lineRule="auto" w:before="20" w:after="20"/>
+              <w:ind w:firstLine="0"/>
+              <w:jc w:val="center"/>
+            </w:pPr>
+            <w:r>
+              <w:rPr>
+                <w:sz w:val="20"/>
               </w:rPr>
               <w:t>-0,10536</w:t>
             </w:r>
@@ -7838,13 +8212,14 @@
           </w:tcPr>
           <w:p>
             <w:pPr>
-              <w:spacing w:line="240" w:lineRule="auto"/>
-              <w:ind w:firstLine="0"/>
-              <w:jc w:val="center"/>
-            </w:pPr>
-            <w:r>
-              <w:rPr>
-                <w:sz w:val="18"/>
+              <w:keepNext/>
+              <w:spacing w:line="240" w:lineRule="auto" w:before="20" w:after="20"/>
+              <w:ind w:firstLine="0"/>
+              <w:jc w:val="center"/>
+            </w:pPr>
+            <w:r>
+              <w:rPr>
+                <w:sz w:val="20"/>
               </w:rPr>
               <w:t>-0,83763</w:t>
             </w:r>
@@ -7863,13 +8238,14 @@
           </w:tcPr>
           <w:p>
             <w:pPr>
-              <w:spacing w:line="240" w:lineRule="auto"/>
-              <w:ind w:firstLine="0"/>
-              <w:jc w:val="center"/>
-            </w:pPr>
-            <w:r>
-              <w:rPr>
-                <w:sz w:val="18"/>
+              <w:keepNext/>
+              <w:spacing w:line="240" w:lineRule="auto" w:before="20" w:after="20"/>
+              <w:ind w:firstLine="0"/>
+              <w:jc w:val="center"/>
+            </w:pPr>
+            <w:r>
+              <w:rPr>
+                <w:sz w:val="20"/>
               </w:rPr>
               <w:t>0,000469</w:t>
             </w:r>
@@ -7879,11 +8255,13 @@
     </w:tbl>
     <w:p>
       <w:pPr>
-        <w:spacing w:after="120" w:line="240" w:lineRule="auto"/>
+        <w:widowControl/>
+        <w:spacing w:after="160" w:line="240" w:lineRule="auto" w:before="60"/>
         <w:ind w:firstLine="0"/>
       </w:pPr>
       <w:r>
         <w:rPr>
+          <w:rFonts w:ascii="Times New Roman" w:hAnsi="Times New Roman"/>
           <w:sz w:val="18"/>
         </w:rPr>
         <w:t>Fonte: elaboração a partir da Tabela 2, com precisão completa nas regressões.</w:t>
@@ -7892,11 +8270,13 @@
     <w:p>
       <w:pPr>
         <w:keepNext/>
-        <w:spacing w:before="160" w:after="80" w:line="240" w:lineRule="auto"/>
+        <w:widowControl/>
+        <w:spacing w:before="200" w:after="100" w:line="240" w:lineRule="auto"/>
         <w:ind w:firstLine="0"/>
       </w:pPr>
       <w:r>
         <w:rPr>
+          <w:rFonts w:ascii="Times New Roman" w:hAnsi="Times New Roman"/>
           <w:sz w:val="20"/>
         </w:rPr>
         <w:t>Figura 5 – Linearização logarítmica e reta ajustada</w:t>
@@ -7904,6 +8284,10 @@
     </w:p>
     <w:p>
       <w:pPr>
+        <w:keepNext/>
+        <w:widowControl/>
+        <w:spacing w:line="240" w:lineRule="auto" w:before="0" w:after="0"/>
+        <w:ind w:firstLine="0"/>
         <w:jc w:val="center"/>
       </w:pPr>
       <w:r>
@@ -7912,7 +8296,7 @@
         </w:rPr>
         <w:drawing>
           <wp:inline distT="0" distB="0" distL="0" distR="0" wp14:anchorId="704EB362" wp14:editId="1644A978">
-            <wp:extent cx="4860000" cy="3240000"/>
+            <wp:extent cx="4536000" cy="3024000"/>
             <wp:effectExtent l="0" t="0" r="0" b="0"/>
             <wp:docPr id="2" name="Picture 2"/>
             <wp:cNvGraphicFramePr>
@@ -7934,7 +8318,7 @@
                   <pic:spPr>
                     <a:xfrm>
                       <a:off x="0" y="0"/>
-                      <a:ext cx="4860000" cy="3240000"/>
+                      <a:ext cx="4536000" cy="3024000"/>
                     </a:xfrm>
                     <a:prstGeom prst="rect">
                       <a:avLst/>
@@ -7949,17 +8333,24 @@
     </w:p>
     <w:p>
       <w:pPr>
-        <w:spacing w:after="120" w:line="240" w:lineRule="auto"/>
+        <w:widowControl/>
+        <w:spacing w:after="160" w:line="240" w:lineRule="auto" w:before="60"/>
         <w:ind w:firstLine="0"/>
       </w:pPr>
       <w:r>
         <w:rPr>
+          <w:rFonts w:ascii="Times New Roman" w:hAnsi="Times New Roman"/>
           <w:sz w:val="18"/>
         </w:rPr>
         <w:t>Fonte: elaboração própria com a ferramenta de criação de gráficos (2026); pesos 1/u(Y)².</w:t>
       </w:r>
     </w:p>
     <w:p>
+      <w:pPr>
+        <w:widowControl/>
+        <w:spacing w:before="0" w:after="0" w:line="360" w:lineRule="auto"/>
+        <w:jc w:val="both"/>
+      </w:pPr>
       <w:r>
         <w:t>O ajuste com expoente livre deu a = 0,4743309 e b = −0,7920544. A partir desses valores, obtivemos n = 2,108 ± 0,002 e C = (5,31 ± 0,01) m. O qui-quadrado reduzido foi 53,05, com 15 graus de liberdade. O valor de n ficou acima de 2 por muito mais do que a incerteza formal indica. Como o expoente não é 2, não podemos usar 2C como um valor único da aceleração.</w:t>
       </w:r>
@@ -7967,11 +8358,13 @@
     <w:p>
       <w:pPr>
         <w:keepNext/>
-        <w:spacing w:before="160" w:after="80" w:line="240" w:lineRule="auto"/>
+        <w:widowControl/>
+        <w:spacing w:before="200" w:after="100" w:line="240" w:lineRule="auto"/>
         <w:ind w:firstLine="0"/>
       </w:pPr>
       <w:r>
         <w:rPr>
+          <w:rFonts w:ascii="Times New Roman" w:hAnsi="Times New Roman"/>
           <w:sz w:val="20"/>
         </w:rPr>
         <w:t>Figura 6 – Lei de potência na escala original</w:t>
@@ -7979,6 +8372,10 @@
     </w:p>
     <w:p>
       <w:pPr>
+        <w:keepNext/>
+        <w:widowControl/>
+        <w:spacing w:line="240" w:lineRule="auto" w:before="0" w:after="0"/>
+        <w:ind w:firstLine="0"/>
         <w:jc w:val="center"/>
       </w:pPr>
       <w:r>
@@ -7987,7 +8384,7 @@
         </w:rPr>
         <w:drawing>
           <wp:inline distT="0" distB="0" distL="0" distR="0" wp14:anchorId="6326259A" wp14:editId="497D69F3">
-            <wp:extent cx="4860000" cy="3240000"/>
+            <wp:extent cx="4536000" cy="3024000"/>
             <wp:effectExtent l="0" t="0" r="0" b="0"/>
             <wp:docPr id="3" name="Picture 3"/>
             <wp:cNvGraphicFramePr>
@@ -8009,7 +8406,7 @@
                   <pic:spPr>
                     <a:xfrm>
                       <a:off x="0" y="0"/>
-                      <a:ext cx="4860000" cy="3240000"/>
+                      <a:ext cx="4536000" cy="3024000"/>
                     </a:xfrm>
                     <a:prstGeom prst="rect">
                       <a:avLst/>
@@ -8024,48 +8421,62 @@
     </w:p>
     <w:p>
       <w:pPr>
-        <w:spacing w:after="120" w:line="240" w:lineRule="auto"/>
+        <w:widowControl/>
+        <w:spacing w:after="160" w:line="240" w:lineRule="auto" w:before="60"/>
         <w:ind w:firstLine="0"/>
       </w:pPr>
       <w:r>
         <w:rPr>
+          <w:rFonts w:ascii="Times New Roman" w:hAnsi="Times New Roman"/>
           <w:sz w:val="18"/>
         </w:rPr>
         <w:t>Fonte: elaboração própria com a ferramenta de criação de gráficos (2026); curva reconstruída do ajuste logarítmico.</w:t>
       </w:r>
     </w:p>
     <w:p>
+      <w:pPr>
+        <w:widowControl/>
+        <w:spacing w:before="0" w:after="0" w:line="360" w:lineRule="auto"/>
+        <w:jc w:val="both"/>
+      </w:pPr>
       <w:r>
         <w:t>C corresponde à altura prevista para t = 1 s, tempo maior que os medidos aqui. A Figura 6 mostra a curva ajustada na escala original. Ela acompanha a tendência dos pontos, mas as diferenças entre a curva e as medidas são grandes em relação às incertezas consideradas.</w:t>
       </w:r>
     </w:p>
     <w:p>
-      <w:r>
-        <w:br w:type="page"/>
+      <w:pPr>
+        <w:pStyle w:val="Heading2"/>
+        <w:widowControl/>
+      </w:pPr>
+      <w:r>
+        <w:rPr>
+          <w:rFonts w:ascii="Times New Roman" w:hAnsi="Times New Roman"/>
+        </w:rPr>
+        <w:lastRenderedPageBreak/>
+        <w:t>4.3 Dependência quadrática do tempo</w:t>
       </w:r>
     </w:p>
     <w:p>
       <w:pPr>
-        <w:pStyle w:val="Heading2"/>
-      </w:pPr>
-      <w:r>
-        <w:lastRenderedPageBreak/>
-        <w:t>4.3 Dependência quadrática do tempo</w:t>
+        <w:keepNext/>
+        <w:widowControl/>
+        <w:spacing w:before="0" w:after="0" w:line="360" w:lineRule="auto"/>
+        <w:jc w:val="both"/>
+      </w:pPr>
+      <w:r>
+        <w:t>A Tabela 4 apresenta Q = t̄² e u(Q) = 2t̄u(t̄). Para 10 cm, Q = 0,0248798 s² e u(Q) = 0,0000898 s².</w:t>
       </w:r>
     </w:p>
     <w:p>
-      <w:r>
-        <w:t>A Tabela 4 apresenta Q = t̄² e u(Q) = 2t̄u(t̄). Para 10 cm, Q = 0,0248798 s² e u(Q) = 0,0000898 s².</w:t>
-      </w:r>
-    </w:p>
-    <w:p>
       <w:pPr>
         <w:keepNext/>
-        <w:spacing w:before="160" w:after="80" w:line="240" w:lineRule="auto"/>
+        <w:widowControl/>
+        <w:spacing w:before="200" w:after="100" w:line="240" w:lineRule="auto"/>
         <w:ind w:firstLine="0"/>
       </w:pPr>
       <w:r>
         <w:rPr>
+          <w:rFonts w:ascii="Times New Roman" w:hAnsi="Times New Roman"/>
           <w:sz w:val="20"/>
         </w:rPr>
         <w:t>Tabela 4 – Tempo ao quadrado e incerteza propagada</w:t>
@@ -8101,13 +8512,15 @@
           </w:tcPr>
           <w:p>
             <w:pPr>
+              <w:keepNext/>
+              <w:spacing w:before="20" w:after="20" w:line="240" w:lineRule="auto"/>
               <w:ind w:firstLine="0"/>
               <w:jc w:val="center"/>
             </w:pPr>
             <w:r>
               <w:rPr>
                 <w:b/>
-                <w:sz w:val="18"/>
+                <w:sz w:val="20"/>
               </w:rPr>
               <w:t>d (cm)</w:t>
             </w:r>
@@ -8125,13 +8538,15 @@
           </w:tcPr>
           <w:p>
             <w:pPr>
+              <w:keepNext/>
+              <w:spacing w:before="20" w:after="20" w:line="240" w:lineRule="auto"/>
               <w:ind w:firstLine="0"/>
               <w:jc w:val="center"/>
             </w:pPr>
             <w:r>
               <w:rPr>
                 <w:b/>
-                <w:sz w:val="18"/>
+                <w:sz w:val="20"/>
               </w:rPr>
               <w:t>Q (s²)</w:t>
             </w:r>
@@ -8149,13 +8564,15 @@
           </w:tcPr>
           <w:p>
             <w:pPr>
+              <w:keepNext/>
+              <w:spacing w:before="20" w:after="20" w:line="240" w:lineRule="auto"/>
               <w:ind w:firstLine="0"/>
               <w:jc w:val="center"/>
             </w:pPr>
             <w:r>
               <w:rPr>
                 <w:b/>
-                <w:sz w:val="18"/>
+                <w:sz w:val="20"/>
               </w:rPr>
               <w:t>u(Q) (s²)</w:t>
             </w:r>
@@ -8180,13 +8597,14 @@
           </w:tcPr>
           <w:p>
             <w:pPr>
-              <w:spacing w:line="240" w:lineRule="auto"/>
-              <w:ind w:firstLine="0"/>
-              <w:jc w:val="center"/>
-            </w:pPr>
-            <w:r>
-              <w:rPr>
-                <w:sz w:val="18"/>
+              <w:keepNext/>
+              <w:spacing w:line="240" w:lineRule="auto" w:before="20" w:after="20"/>
+              <w:ind w:firstLine="0"/>
+              <w:jc w:val="center"/>
+            </w:pPr>
+            <w:r>
+              <w:rPr>
+                <w:sz w:val="20"/>
               </w:rPr>
               <w:t>10</w:t>
             </w:r>
@@ -8205,13 +8623,14 @@
           </w:tcPr>
           <w:p>
             <w:pPr>
-              <w:spacing w:line="240" w:lineRule="auto"/>
-              <w:ind w:firstLine="0"/>
-              <w:jc w:val="center"/>
-            </w:pPr>
-            <w:r>
-              <w:rPr>
-                <w:sz w:val="18"/>
+              <w:keepNext/>
+              <w:spacing w:line="240" w:lineRule="auto" w:before="20" w:after="20"/>
+              <w:ind w:firstLine="0"/>
+              <w:jc w:val="center"/>
+            </w:pPr>
+            <w:r>
+              <w:rPr>
+                <w:sz w:val="20"/>
               </w:rPr>
               <w:t>0,0248798</w:t>
             </w:r>
@@ -8230,13 +8649,14 @@
           </w:tcPr>
           <w:p>
             <w:pPr>
-              <w:spacing w:line="240" w:lineRule="auto"/>
-              <w:ind w:firstLine="0"/>
-              <w:jc w:val="center"/>
-            </w:pPr>
-            <w:r>
-              <w:rPr>
-                <w:sz w:val="18"/>
+              <w:keepNext/>
+              <w:spacing w:line="240" w:lineRule="auto" w:before="20" w:after="20"/>
+              <w:ind w:firstLine="0"/>
+              <w:jc w:val="center"/>
+            </w:pPr>
+            <w:r>
+              <w:rPr>
+                <w:sz w:val="20"/>
               </w:rPr>
               <w:t>0,0000898</w:t>
             </w:r>
@@ -8261,13 +8681,14 @@
           </w:tcPr>
           <w:p>
             <w:pPr>
-              <w:spacing w:line="240" w:lineRule="auto"/>
-              <w:ind w:firstLine="0"/>
-              <w:jc w:val="center"/>
-            </w:pPr>
-            <w:r>
-              <w:rPr>
-                <w:sz w:val="18"/>
+              <w:keepNext/>
+              <w:spacing w:line="240" w:lineRule="auto" w:before="20" w:after="20"/>
+              <w:ind w:firstLine="0"/>
+              <w:jc w:val="center"/>
+            </w:pPr>
+            <w:r>
+              <w:rPr>
+                <w:sz w:val="20"/>
               </w:rPr>
               <w:t>15</w:t>
             </w:r>
@@ -8286,13 +8707,14 @@
           </w:tcPr>
           <w:p>
             <w:pPr>
-              <w:spacing w:line="240" w:lineRule="auto"/>
-              <w:ind w:firstLine="0"/>
-              <w:jc w:val="center"/>
-            </w:pPr>
-            <w:r>
-              <w:rPr>
-                <w:sz w:val="18"/>
+              <w:keepNext/>
+              <w:spacing w:line="240" w:lineRule="auto" w:before="20" w:after="20"/>
+              <w:ind w:firstLine="0"/>
+              <w:jc w:val="center"/>
+            </w:pPr>
+            <w:r>
+              <w:rPr>
+                <w:sz w:val="20"/>
               </w:rPr>
               <w:t>0,0349316</w:t>
             </w:r>
@@ -8311,13 +8733,14 @@
           </w:tcPr>
           <w:p>
             <w:pPr>
-              <w:spacing w:line="240" w:lineRule="auto"/>
-              <w:ind w:firstLine="0"/>
-              <w:jc w:val="center"/>
-            </w:pPr>
-            <w:r>
-              <w:rPr>
-                <w:sz w:val="18"/>
+              <w:keepNext/>
+              <w:spacing w:line="240" w:lineRule="auto" w:before="20" w:after="20"/>
+              <w:ind w:firstLine="0"/>
+              <w:jc w:val="center"/>
+            </w:pPr>
+            <w:r>
+              <w:rPr>
+                <w:sz w:val="20"/>
               </w:rPr>
               <w:t>0,0001541</w:t>
             </w:r>
@@ -8342,13 +8765,14 @@
           </w:tcPr>
           <w:p>
             <w:pPr>
-              <w:spacing w:line="240" w:lineRule="auto"/>
-              <w:ind w:firstLine="0"/>
-              <w:jc w:val="center"/>
-            </w:pPr>
-            <w:r>
-              <w:rPr>
-                <w:sz w:val="18"/>
+              <w:keepNext/>
+              <w:spacing w:line="240" w:lineRule="auto" w:before="20" w:after="20"/>
+              <w:ind w:firstLine="0"/>
+              <w:jc w:val="center"/>
+            </w:pPr>
+            <w:r>
+              <w:rPr>
+                <w:sz w:val="20"/>
               </w:rPr>
               <w:t>20</w:t>
             </w:r>
@@ -8367,13 +8791,14 @@
           </w:tcPr>
           <w:p>
             <w:pPr>
-              <w:spacing w:line="240" w:lineRule="auto"/>
-              <w:ind w:firstLine="0"/>
-              <w:jc w:val="center"/>
-            </w:pPr>
-            <w:r>
-              <w:rPr>
-                <w:sz w:val="18"/>
+              <w:keepNext/>
+              <w:spacing w:line="240" w:lineRule="auto" w:before="20" w:after="20"/>
+              <w:ind w:firstLine="0"/>
+              <w:jc w:val="center"/>
+            </w:pPr>
+            <w:r>
+              <w:rPr>
+                <w:sz w:val="20"/>
               </w:rPr>
               <w:t>0,0448451</w:t>
             </w:r>
@@ -8392,13 +8817,14 @@
           </w:tcPr>
           <w:p>
             <w:pPr>
-              <w:spacing w:line="240" w:lineRule="auto"/>
-              <w:ind w:firstLine="0"/>
-              <w:jc w:val="center"/>
-            </w:pPr>
-            <w:r>
-              <w:rPr>
-                <w:sz w:val="18"/>
+              <w:keepNext/>
+              <w:spacing w:line="240" w:lineRule="auto" w:before="20" w:after="20"/>
+              <w:ind w:firstLine="0"/>
+              <w:jc w:val="center"/>
+            </w:pPr>
+            <w:r>
+              <w:rPr>
+                <w:sz w:val="20"/>
               </w:rPr>
               <w:t>0,0001494</w:t>
             </w:r>
@@ -8423,13 +8849,14 @@
           </w:tcPr>
           <w:p>
             <w:pPr>
-              <w:spacing w:line="240" w:lineRule="auto"/>
-              <w:ind w:firstLine="0"/>
-              <w:jc w:val="center"/>
-            </w:pPr>
-            <w:r>
-              <w:rPr>
-                <w:sz w:val="18"/>
+              <w:keepNext/>
+              <w:spacing w:line="240" w:lineRule="auto" w:before="20" w:after="20"/>
+              <w:ind w:firstLine="0"/>
+              <w:jc w:val="center"/>
+            </w:pPr>
+            <w:r>
+              <w:rPr>
+                <w:sz w:val="20"/>
               </w:rPr>
               <w:t>25</w:t>
             </w:r>
@@ -8448,13 +8875,14 @@
           </w:tcPr>
           <w:p>
             <w:pPr>
-              <w:spacing w:line="240" w:lineRule="auto"/>
-              <w:ind w:firstLine="0"/>
-              <w:jc w:val="center"/>
-            </w:pPr>
-            <w:r>
-              <w:rPr>
-                <w:sz w:val="18"/>
+              <w:keepNext/>
+              <w:spacing w:line="240" w:lineRule="auto" w:before="20" w:after="20"/>
+              <w:ind w:firstLine="0"/>
+              <w:jc w:val="center"/>
+            </w:pPr>
+            <w:r>
+              <w:rPr>
+                <w:sz w:val="20"/>
               </w:rPr>
               <w:t>0,0552250</w:t>
             </w:r>
@@ -8473,13 +8901,14 @@
           </w:tcPr>
           <w:p>
             <w:pPr>
-              <w:spacing w:line="240" w:lineRule="auto"/>
-              <w:ind w:firstLine="0"/>
-              <w:jc w:val="center"/>
-            </w:pPr>
-            <w:r>
-              <w:rPr>
-                <w:sz w:val="18"/>
+              <w:keepNext/>
+              <w:spacing w:line="240" w:lineRule="auto" w:before="20" w:after="20"/>
+              <w:ind w:firstLine="0"/>
+              <w:jc w:val="center"/>
+            </w:pPr>
+            <w:r>
+              <w:rPr>
+                <w:sz w:val="20"/>
               </w:rPr>
               <w:t>0,0000718</w:t>
             </w:r>
@@ -8504,13 +8933,14 @@
           </w:tcPr>
           <w:p>
             <w:pPr>
-              <w:spacing w:line="240" w:lineRule="auto"/>
-              <w:ind w:firstLine="0"/>
-              <w:jc w:val="center"/>
-            </w:pPr>
-            <w:r>
-              <w:rPr>
-                <w:sz w:val="18"/>
+              <w:keepNext/>
+              <w:spacing w:line="240" w:lineRule="auto" w:before="20" w:after="20"/>
+              <w:ind w:firstLine="0"/>
+              <w:jc w:val="center"/>
+            </w:pPr>
+            <w:r>
+              <w:rPr>
+                <w:sz w:val="20"/>
               </w:rPr>
               <w:t>30</w:t>
             </w:r>
@@ -8529,13 +8959,14 @@
           </w:tcPr>
           <w:p>
             <w:pPr>
-              <w:spacing w:line="240" w:lineRule="auto"/>
-              <w:ind w:firstLine="0"/>
-              <w:jc w:val="center"/>
-            </w:pPr>
-            <w:r>
-              <w:rPr>
-                <w:sz w:val="18"/>
+              <w:keepNext/>
+              <w:spacing w:line="240" w:lineRule="auto" w:before="20" w:after="20"/>
+              <w:ind w:firstLine="0"/>
+              <w:jc w:val="center"/>
+            </w:pPr>
+            <w:r>
+              <w:rPr>
+                <w:sz w:val="20"/>
               </w:rPr>
               <w:t>0,0653484</w:t>
             </w:r>
@@ -8554,13 +8985,14 @@
           </w:tcPr>
           <w:p>
             <w:pPr>
-              <w:spacing w:line="240" w:lineRule="auto"/>
-              <w:ind w:firstLine="0"/>
-              <w:jc w:val="center"/>
-            </w:pPr>
-            <w:r>
-              <w:rPr>
-                <w:sz w:val="18"/>
+              <w:keepNext/>
+              <w:spacing w:line="240" w:lineRule="auto" w:before="20" w:after="20"/>
+              <w:ind w:firstLine="0"/>
+              <w:jc w:val="center"/>
+            </w:pPr>
+            <w:r>
+              <w:rPr>
+                <w:sz w:val="20"/>
               </w:rPr>
               <w:t>0,0001426</w:t>
             </w:r>
@@ -8585,13 +9017,14 @@
           </w:tcPr>
           <w:p>
             <w:pPr>
-              <w:spacing w:line="240" w:lineRule="auto"/>
-              <w:ind w:firstLine="0"/>
-              <w:jc w:val="center"/>
-            </w:pPr>
-            <w:r>
-              <w:rPr>
-                <w:sz w:val="18"/>
+              <w:keepNext/>
+              <w:spacing w:line="240" w:lineRule="auto" w:before="20" w:after="20"/>
+              <w:ind w:firstLine="0"/>
+              <w:jc w:val="center"/>
+            </w:pPr>
+            <w:r>
+              <w:rPr>
+                <w:sz w:val="20"/>
               </w:rPr>
               <w:t>35</w:t>
             </w:r>
@@ -8610,13 +9043,14 @@
           </w:tcPr>
           <w:p>
             <w:pPr>
-              <w:spacing w:line="240" w:lineRule="auto"/>
-              <w:ind w:firstLine="0"/>
-              <w:jc w:val="center"/>
-            </w:pPr>
-            <w:r>
-              <w:rPr>
-                <w:sz w:val="18"/>
+              <w:keepNext/>
+              <w:spacing w:line="240" w:lineRule="auto" w:before="20" w:after="20"/>
+              <w:ind w:firstLine="0"/>
+              <w:jc w:val="center"/>
+            </w:pPr>
+            <w:r>
+              <w:rPr>
+                <w:sz w:val="20"/>
               </w:rPr>
               <w:t>0,0751308</w:t>
             </w:r>
@@ -8635,13 +9069,14 @@
           </w:tcPr>
           <w:p>
             <w:pPr>
-              <w:spacing w:line="240" w:lineRule="auto"/>
-              <w:ind w:firstLine="0"/>
-              <w:jc w:val="center"/>
-            </w:pPr>
-            <w:r>
-              <w:rPr>
-                <w:sz w:val="18"/>
+              <w:keepNext/>
+              <w:spacing w:line="240" w:lineRule="auto" w:before="20" w:after="20"/>
+              <w:ind w:firstLine="0"/>
+              <w:jc w:val="center"/>
+            </w:pPr>
+            <w:r>
+              <w:rPr>
+                <w:sz w:val="20"/>
               </w:rPr>
               <w:t>0,0000775</w:t>
             </w:r>
@@ -8666,13 +9101,14 @@
           </w:tcPr>
           <w:p>
             <w:pPr>
-              <w:spacing w:line="240" w:lineRule="auto"/>
-              <w:ind w:firstLine="0"/>
-              <w:jc w:val="center"/>
-            </w:pPr>
-            <w:r>
-              <w:rPr>
-                <w:sz w:val="18"/>
+              <w:keepNext/>
+              <w:spacing w:line="240" w:lineRule="auto" w:before="20" w:after="20"/>
+              <w:ind w:firstLine="0"/>
+              <w:jc w:val="center"/>
+            </w:pPr>
+            <w:r>
+              <w:rPr>
+                <w:sz w:val="20"/>
               </w:rPr>
               <w:t>40</w:t>
             </w:r>
@@ -8691,13 +9127,14 @@
           </w:tcPr>
           <w:p>
             <w:pPr>
-              <w:spacing w:line="240" w:lineRule="auto"/>
-              <w:ind w:firstLine="0"/>
-              <w:jc w:val="center"/>
-            </w:pPr>
-            <w:r>
-              <w:rPr>
-                <w:sz w:val="18"/>
+              <w:keepNext/>
+              <w:spacing w:line="240" w:lineRule="auto" w:before="20" w:after="20"/>
+              <w:ind w:firstLine="0"/>
+              <w:jc w:val="center"/>
+            </w:pPr>
+            <w:r>
+              <w:rPr>
+                <w:sz w:val="20"/>
               </w:rPr>
               <w:t>0,0853029</w:t>
             </w:r>
@@ -8716,13 +9153,14 @@
           </w:tcPr>
           <w:p>
             <w:pPr>
-              <w:spacing w:line="240" w:lineRule="auto"/>
-              <w:ind w:firstLine="0"/>
-              <w:jc w:val="center"/>
-            </w:pPr>
-            <w:r>
-              <w:rPr>
-                <w:sz w:val="18"/>
+              <w:keepNext/>
+              <w:spacing w:line="240" w:lineRule="auto" w:before="20" w:after="20"/>
+              <w:ind w:firstLine="0"/>
+              <w:jc w:val="center"/>
+            </w:pPr>
+            <w:r>
+              <w:rPr>
+                <w:sz w:val="20"/>
               </w:rPr>
               <w:t>0,0001321</w:t>
             </w:r>
@@ -8747,13 +9185,14 @@
           </w:tcPr>
           <w:p>
             <w:pPr>
-              <w:spacing w:line="240" w:lineRule="auto"/>
-              <w:ind w:firstLine="0"/>
-              <w:jc w:val="center"/>
-            </w:pPr>
-            <w:r>
-              <w:rPr>
-                <w:sz w:val="18"/>
+              <w:keepNext/>
+              <w:spacing w:line="240" w:lineRule="auto" w:before="20" w:after="20"/>
+              <w:ind w:firstLine="0"/>
+              <w:jc w:val="center"/>
+            </w:pPr>
+            <w:r>
+              <w:rPr>
+                <w:sz w:val="20"/>
               </w:rPr>
               <w:t>45</w:t>
             </w:r>
@@ -8772,13 +9211,14 @@
           </w:tcPr>
           <w:p>
             <w:pPr>
-              <w:spacing w:line="240" w:lineRule="auto"/>
-              <w:ind w:firstLine="0"/>
-              <w:jc w:val="center"/>
-            </w:pPr>
-            <w:r>
-              <w:rPr>
-                <w:sz w:val="18"/>
+              <w:keepNext/>
+              <w:spacing w:line="240" w:lineRule="auto" w:before="20" w:after="20"/>
+              <w:ind w:firstLine="0"/>
+              <w:jc w:val="center"/>
+            </w:pPr>
+            <w:r>
+              <w:rPr>
+                <w:sz w:val="20"/>
               </w:rPr>
               <w:t>0,0953369</w:t>
             </w:r>
@@ -8797,13 +9237,14 @@
           </w:tcPr>
           <w:p>
             <w:pPr>
-              <w:spacing w:line="240" w:lineRule="auto"/>
-              <w:ind w:firstLine="0"/>
-              <w:jc w:val="center"/>
-            </w:pPr>
-            <w:r>
-              <w:rPr>
-                <w:sz w:val="18"/>
+              <w:keepNext/>
+              <w:spacing w:line="240" w:lineRule="auto" w:before="20" w:after="20"/>
+              <w:ind w:firstLine="0"/>
+              <w:jc w:val="center"/>
+            </w:pPr>
+            <w:r>
+              <w:rPr>
+                <w:sz w:val="20"/>
               </w:rPr>
               <w:t>0,0002604</w:t>
             </w:r>
@@ -8828,13 +9269,14 @@
           </w:tcPr>
           <w:p>
             <w:pPr>
-              <w:spacing w:line="240" w:lineRule="auto"/>
-              <w:ind w:firstLine="0"/>
-              <w:jc w:val="center"/>
-            </w:pPr>
-            <w:r>
-              <w:rPr>
-                <w:sz w:val="18"/>
+              <w:keepNext/>
+              <w:spacing w:line="240" w:lineRule="auto" w:before="20" w:after="20"/>
+              <w:ind w:firstLine="0"/>
+              <w:jc w:val="center"/>
+            </w:pPr>
+            <w:r>
+              <w:rPr>
+                <w:sz w:val="20"/>
               </w:rPr>
               <w:t>50</w:t>
             </w:r>
@@ -8853,13 +9295,14 @@
           </w:tcPr>
           <w:p>
             <w:pPr>
-              <w:spacing w:line="240" w:lineRule="auto"/>
-              <w:ind w:firstLine="0"/>
-              <w:jc w:val="center"/>
-            </w:pPr>
-            <w:r>
-              <w:rPr>
-                <w:sz w:val="18"/>
+              <w:keepNext/>
+              <w:spacing w:line="240" w:lineRule="auto" w:before="20" w:after="20"/>
+              <w:ind w:firstLine="0"/>
+              <w:jc w:val="center"/>
+            </w:pPr>
+            <w:r>
+              <w:rPr>
+                <w:sz w:val="20"/>
               </w:rPr>
               <w:t>0,1055384</w:t>
             </w:r>
@@ -8878,13 +9321,14 @@
           </w:tcPr>
           <w:p>
             <w:pPr>
-              <w:spacing w:line="240" w:lineRule="auto"/>
-              <w:ind w:firstLine="0"/>
-              <w:jc w:val="center"/>
-            </w:pPr>
-            <w:r>
-              <w:rPr>
-                <w:sz w:val="18"/>
+              <w:keepNext/>
+              <w:spacing w:line="240" w:lineRule="auto" w:before="20" w:after="20"/>
+              <w:ind w:firstLine="0"/>
+              <w:jc w:val="center"/>
+            </w:pPr>
+            <w:r>
+              <w:rPr>
+                <w:sz w:val="20"/>
               </w:rPr>
               <w:t>0,0000866</w:t>
             </w:r>
@@ -8909,13 +9353,14 @@
           </w:tcPr>
           <w:p>
             <w:pPr>
-              <w:spacing w:line="240" w:lineRule="auto"/>
-              <w:ind w:firstLine="0"/>
-              <w:jc w:val="center"/>
-            </w:pPr>
-            <w:r>
-              <w:rPr>
-                <w:sz w:val="18"/>
+              <w:keepNext/>
+              <w:spacing w:line="240" w:lineRule="auto" w:before="20" w:after="20"/>
+              <w:ind w:firstLine="0"/>
+              <w:jc w:val="center"/>
+            </w:pPr>
+            <w:r>
+              <w:rPr>
+                <w:sz w:val="20"/>
               </w:rPr>
               <w:t>55</w:t>
             </w:r>
@@ -8934,13 +9379,14 @@
           </w:tcPr>
           <w:p>
             <w:pPr>
-              <w:spacing w:line="240" w:lineRule="auto"/>
-              <w:ind w:firstLine="0"/>
-              <w:jc w:val="center"/>
-            </w:pPr>
-            <w:r>
-              <w:rPr>
-                <w:sz w:val="18"/>
+              <w:keepNext/>
+              <w:spacing w:line="240" w:lineRule="auto" w:before="20" w:after="20"/>
+              <w:ind w:firstLine="0"/>
+              <w:jc w:val="center"/>
+            </w:pPr>
+            <w:r>
+              <w:rPr>
+                <w:sz w:val="20"/>
               </w:rPr>
               <w:t>0,1158268</w:t>
             </w:r>
@@ -8959,13 +9405,14 @@
           </w:tcPr>
           <w:p>
             <w:pPr>
-              <w:spacing w:line="240" w:lineRule="auto"/>
-              <w:ind w:firstLine="0"/>
-              <w:jc w:val="center"/>
-            </w:pPr>
-            <w:r>
-              <w:rPr>
-                <w:sz w:val="18"/>
+              <w:keepNext/>
+              <w:spacing w:line="240" w:lineRule="auto" w:before="20" w:after="20"/>
+              <w:ind w:firstLine="0"/>
+              <w:jc w:val="center"/>
+            </w:pPr>
+            <w:r>
+              <w:rPr>
+                <w:sz w:val="20"/>
               </w:rPr>
               <w:t>0,0002336</w:t>
             </w:r>
@@ -8990,13 +9437,14 @@
           </w:tcPr>
           <w:p>
             <w:pPr>
-              <w:spacing w:line="240" w:lineRule="auto"/>
-              <w:ind w:firstLine="0"/>
-              <w:jc w:val="center"/>
-            </w:pPr>
-            <w:r>
-              <w:rPr>
-                <w:sz w:val="18"/>
+              <w:keepNext/>
+              <w:spacing w:line="240" w:lineRule="auto" w:before="20" w:after="20"/>
+              <w:ind w:firstLine="0"/>
+              <w:jc w:val="center"/>
+            </w:pPr>
+            <w:r>
+              <w:rPr>
+                <w:sz w:val="20"/>
               </w:rPr>
               <w:t>60</w:t>
             </w:r>
@@ -9015,13 +9463,14 @@
           </w:tcPr>
           <w:p>
             <w:pPr>
-              <w:spacing w:line="240" w:lineRule="auto"/>
-              <w:ind w:firstLine="0"/>
-              <w:jc w:val="center"/>
-            </w:pPr>
-            <w:r>
-              <w:rPr>
-                <w:sz w:val="18"/>
+              <w:keepNext/>
+              <w:spacing w:line="240" w:lineRule="auto" w:before="20" w:after="20"/>
+              <w:ind w:firstLine="0"/>
+              <w:jc w:val="center"/>
+            </w:pPr>
+            <w:r>
+              <w:rPr>
+                <w:sz w:val="20"/>
               </w:rPr>
               <w:t>0,1259304</w:t>
             </w:r>
@@ -9040,13 +9489,14 @@
           </w:tcPr>
           <w:p>
             <w:pPr>
-              <w:spacing w:line="240" w:lineRule="auto"/>
-              <w:ind w:firstLine="0"/>
-              <w:jc w:val="center"/>
-            </w:pPr>
-            <w:r>
-              <w:rPr>
-                <w:sz w:val="18"/>
+              <w:keepNext/>
+              <w:spacing w:line="240" w:lineRule="auto" w:before="20" w:after="20"/>
+              <w:ind w:firstLine="0"/>
+              <w:jc w:val="center"/>
+            </w:pPr>
+            <w:r>
+              <w:rPr>
+                <w:sz w:val="20"/>
               </w:rPr>
               <w:t>0,0001848</w:t>
             </w:r>
@@ -9071,13 +9521,14 @@
           </w:tcPr>
           <w:p>
             <w:pPr>
-              <w:spacing w:line="240" w:lineRule="auto"/>
-              <w:ind w:firstLine="0"/>
-              <w:jc w:val="center"/>
-            </w:pPr>
-            <w:r>
-              <w:rPr>
-                <w:sz w:val="18"/>
+              <w:keepNext/>
+              <w:spacing w:line="240" w:lineRule="auto" w:before="20" w:after="20"/>
+              <w:ind w:firstLine="0"/>
+              <w:jc w:val="center"/>
+            </w:pPr>
+            <w:r>
+              <w:rPr>
+                <w:sz w:val="20"/>
               </w:rPr>
               <w:t>65</w:t>
             </w:r>
@@ -9096,13 +9547,14 @@
           </w:tcPr>
           <w:p>
             <w:pPr>
-              <w:spacing w:line="240" w:lineRule="auto"/>
-              <w:ind w:firstLine="0"/>
-              <w:jc w:val="center"/>
-            </w:pPr>
-            <w:r>
-              <w:rPr>
-                <w:sz w:val="18"/>
+              <w:keepNext/>
+              <w:spacing w:line="240" w:lineRule="auto" w:before="20" w:after="20"/>
+              <w:ind w:firstLine="0"/>
+              <w:jc w:val="center"/>
+            </w:pPr>
+            <w:r>
+              <w:rPr>
+                <w:sz w:val="20"/>
               </w:rPr>
               <w:t>0,1362102</w:t>
             </w:r>
@@ -9121,13 +9573,14 @@
           </w:tcPr>
           <w:p>
             <w:pPr>
-              <w:spacing w:line="240" w:lineRule="auto"/>
-              <w:ind w:firstLine="0"/>
-              <w:jc w:val="center"/>
-            </w:pPr>
-            <w:r>
-              <w:rPr>
-                <w:sz w:val="18"/>
+              <w:keepNext/>
+              <w:spacing w:line="240" w:lineRule="auto" w:before="20" w:after="20"/>
+              <w:ind w:firstLine="0"/>
+              <w:jc w:val="center"/>
+            </w:pPr>
+            <w:r>
+              <w:rPr>
+                <w:sz w:val="20"/>
               </w:rPr>
               <w:t>0,0001230</w:t>
             </w:r>
@@ -9152,13 +9605,14 @@
           </w:tcPr>
           <w:p>
             <w:pPr>
-              <w:spacing w:line="240" w:lineRule="auto"/>
-              <w:ind w:firstLine="0"/>
-              <w:jc w:val="center"/>
-            </w:pPr>
-            <w:r>
-              <w:rPr>
-                <w:sz w:val="18"/>
+              <w:keepNext/>
+              <w:spacing w:line="240" w:lineRule="auto" w:before="20" w:after="20"/>
+              <w:ind w:firstLine="0"/>
+              <w:jc w:val="center"/>
+            </w:pPr>
+            <w:r>
+              <w:rPr>
+                <w:sz w:val="20"/>
               </w:rPr>
               <w:t>70</w:t>
             </w:r>
@@ -9177,13 +9631,14 @@
           </w:tcPr>
           <w:p>
             <w:pPr>
-              <w:spacing w:line="240" w:lineRule="auto"/>
-              <w:ind w:firstLine="0"/>
-              <w:jc w:val="center"/>
-            </w:pPr>
-            <w:r>
-              <w:rPr>
-                <w:sz w:val="18"/>
+              <w:keepNext/>
+              <w:spacing w:line="240" w:lineRule="auto" w:before="20" w:after="20"/>
+              <w:ind w:firstLine="0"/>
+              <w:jc w:val="center"/>
+            </w:pPr>
+            <w:r>
+              <w:rPr>
+                <w:sz w:val="20"/>
               </w:rPr>
               <w:t>0,1466890</w:t>
             </w:r>
@@ -9202,13 +9657,14 @@
           </w:tcPr>
           <w:p>
             <w:pPr>
-              <w:spacing w:line="240" w:lineRule="auto"/>
-              <w:ind w:firstLine="0"/>
-              <w:jc w:val="center"/>
-            </w:pPr>
-            <w:r>
-              <w:rPr>
-                <w:sz w:val="18"/>
+              <w:keepNext/>
+              <w:spacing w:line="240" w:lineRule="auto" w:before="20" w:after="20"/>
+              <w:ind w:firstLine="0"/>
+              <w:jc w:val="center"/>
+            </w:pPr>
+            <w:r>
+              <w:rPr>
+                <w:sz w:val="20"/>
               </w:rPr>
               <w:t>0,0002340</w:t>
             </w:r>
@@ -9233,13 +9689,14 @@
           </w:tcPr>
           <w:p>
             <w:pPr>
-              <w:spacing w:line="240" w:lineRule="auto"/>
-              <w:ind w:firstLine="0"/>
-              <w:jc w:val="center"/>
-            </w:pPr>
-            <w:r>
-              <w:rPr>
-                <w:sz w:val="18"/>
+              <w:keepNext/>
+              <w:spacing w:line="240" w:lineRule="auto" w:before="20" w:after="20"/>
+              <w:ind w:firstLine="0"/>
+              <w:jc w:val="center"/>
+            </w:pPr>
+            <w:r>
+              <w:rPr>
+                <w:sz w:val="20"/>
               </w:rPr>
               <w:t>75</w:t>
             </w:r>
@@ -9258,13 +9715,14 @@
           </w:tcPr>
           <w:p>
             <w:pPr>
-              <w:spacing w:line="240" w:lineRule="auto"/>
-              <w:ind w:firstLine="0"/>
-              <w:jc w:val="center"/>
-            </w:pPr>
-            <w:r>
-              <w:rPr>
-                <w:sz w:val="18"/>
+              <w:keepNext/>
+              <w:spacing w:line="240" w:lineRule="auto" w:before="20" w:after="20"/>
+              <w:ind w:firstLine="0"/>
+              <w:jc w:val="center"/>
+            </w:pPr>
+            <w:r>
+              <w:rPr>
+                <w:sz w:val="20"/>
               </w:rPr>
               <w:t>0,1562094</w:t>
             </w:r>
@@ -9283,13 +9741,14 @@
           </w:tcPr>
           <w:p>
             <w:pPr>
-              <w:spacing w:line="240" w:lineRule="auto"/>
-              <w:ind w:firstLine="0"/>
-              <w:jc w:val="center"/>
-            </w:pPr>
-            <w:r>
-              <w:rPr>
-                <w:sz w:val="18"/>
+              <w:keepNext/>
+              <w:spacing w:line="240" w:lineRule="auto" w:before="20" w:after="20"/>
+              <w:ind w:firstLine="0"/>
+              <w:jc w:val="center"/>
+            </w:pPr>
+            <w:r>
+              <w:rPr>
+                <w:sz w:val="20"/>
               </w:rPr>
               <w:t>0,0002751</w:t>
             </w:r>
@@ -9314,13 +9773,14 @@
           </w:tcPr>
           <w:p>
             <w:pPr>
-              <w:spacing w:line="240" w:lineRule="auto"/>
-              <w:ind w:firstLine="0"/>
-              <w:jc w:val="center"/>
-            </w:pPr>
-            <w:r>
-              <w:rPr>
-                <w:sz w:val="18"/>
+              <w:keepNext/>
+              <w:spacing w:line="240" w:lineRule="auto" w:before="20" w:after="20"/>
+              <w:ind w:firstLine="0"/>
+              <w:jc w:val="center"/>
+            </w:pPr>
+            <w:r>
+              <w:rPr>
+                <w:sz w:val="20"/>
               </w:rPr>
               <w:t>80</w:t>
             </w:r>
@@ -9339,13 +9799,14 @@
           </w:tcPr>
           <w:p>
             <w:pPr>
-              <w:spacing w:line="240" w:lineRule="auto"/>
-              <w:ind w:firstLine="0"/>
-              <w:jc w:val="center"/>
-            </w:pPr>
-            <w:r>
-              <w:rPr>
-                <w:sz w:val="18"/>
+              <w:keepNext/>
+              <w:spacing w:line="240" w:lineRule="auto" w:before="20" w:after="20"/>
+              <w:ind w:firstLine="0"/>
+              <w:jc w:val="center"/>
+            </w:pPr>
+            <w:r>
+              <w:rPr>
+                <w:sz w:val="20"/>
               </w:rPr>
               <w:t>0,1661106</w:t>
             </w:r>
@@ -9364,13 +9825,14 @@
           </w:tcPr>
           <w:p>
             <w:pPr>
-              <w:spacing w:line="240" w:lineRule="auto"/>
-              <w:ind w:firstLine="0"/>
-              <w:jc w:val="center"/>
-            </w:pPr>
-            <w:r>
-              <w:rPr>
-                <w:sz w:val="18"/>
+              <w:keepNext/>
+              <w:spacing w:line="240" w:lineRule="auto" w:before="20" w:after="20"/>
+              <w:ind w:firstLine="0"/>
+              <w:jc w:val="center"/>
+            </w:pPr>
+            <w:r>
+              <w:rPr>
+                <w:sz w:val="20"/>
               </w:rPr>
               <w:t>0,0001438</w:t>
             </w:r>
@@ -9395,13 +9857,14 @@
           </w:tcPr>
           <w:p>
             <w:pPr>
-              <w:spacing w:line="240" w:lineRule="auto"/>
-              <w:ind w:firstLine="0"/>
-              <w:jc w:val="center"/>
-            </w:pPr>
-            <w:r>
-              <w:rPr>
-                <w:sz w:val="18"/>
+              <w:keepNext/>
+              <w:spacing w:line="240" w:lineRule="auto" w:before="20" w:after="20"/>
+              <w:ind w:firstLine="0"/>
+              <w:jc w:val="center"/>
+            </w:pPr>
+            <w:r>
+              <w:rPr>
+                <w:sz w:val="20"/>
               </w:rPr>
               <w:t>85</w:t>
             </w:r>
@@ -9420,13 +9883,14 @@
           </w:tcPr>
           <w:p>
             <w:pPr>
-              <w:spacing w:line="240" w:lineRule="auto"/>
-              <w:ind w:firstLine="0"/>
-              <w:jc w:val="center"/>
-            </w:pPr>
-            <w:r>
-              <w:rPr>
-                <w:sz w:val="18"/>
+              <w:keepNext/>
+              <w:spacing w:line="240" w:lineRule="auto" w:before="20" w:after="20"/>
+              <w:ind w:firstLine="0"/>
+              <w:jc w:val="center"/>
+            </w:pPr>
+            <w:r>
+              <w:rPr>
+                <w:sz w:val="20"/>
               </w:rPr>
               <w:t>0,1769044</w:t>
             </w:r>
@@ -9445,13 +9909,14 @@
           </w:tcPr>
           <w:p>
             <w:pPr>
-              <w:spacing w:line="240" w:lineRule="auto"/>
-              <w:ind w:firstLine="0"/>
-              <w:jc w:val="center"/>
-            </w:pPr>
-            <w:r>
-              <w:rPr>
-                <w:sz w:val="18"/>
+              <w:keepNext/>
+              <w:spacing w:line="240" w:lineRule="auto" w:before="20" w:after="20"/>
+              <w:ind w:firstLine="0"/>
+              <w:jc w:val="center"/>
+            </w:pPr>
+            <w:r>
+              <w:rPr>
+                <w:sz w:val="20"/>
               </w:rPr>
               <w:t>0,0001943</w:t>
             </w:r>
@@ -9476,13 +9941,14 @@
           </w:tcPr>
           <w:p>
             <w:pPr>
-              <w:spacing w:line="240" w:lineRule="auto"/>
-              <w:ind w:firstLine="0"/>
-              <w:jc w:val="center"/>
-            </w:pPr>
-            <w:r>
-              <w:rPr>
-                <w:sz w:val="18"/>
+              <w:keepNext/>
+              <w:spacing w:line="240" w:lineRule="auto" w:before="20" w:after="20"/>
+              <w:ind w:firstLine="0"/>
+              <w:jc w:val="center"/>
+            </w:pPr>
+            <w:r>
+              <w:rPr>
+                <w:sz w:val="20"/>
               </w:rPr>
               <w:t>90</w:t>
             </w:r>
@@ -9501,13 +9967,14 @@
           </w:tcPr>
           <w:p>
             <w:pPr>
-              <w:spacing w:line="240" w:lineRule="auto"/>
-              <w:ind w:firstLine="0"/>
-              <w:jc w:val="center"/>
-            </w:pPr>
-            <w:r>
-              <w:rPr>
-                <w:sz w:val="18"/>
+              <w:keepNext/>
+              <w:spacing w:line="240" w:lineRule="auto" w:before="20" w:after="20"/>
+              <w:ind w:firstLine="0"/>
+              <w:jc w:val="center"/>
+            </w:pPr>
+            <w:r>
+              <w:rPr>
+                <w:sz w:val="20"/>
               </w:rPr>
               <w:t>0,1872581</w:t>
             </w:r>
@@ -9526,13 +9993,14 @@
           </w:tcPr>
           <w:p>
             <w:pPr>
-              <w:spacing w:line="240" w:lineRule="auto"/>
-              <w:ind w:firstLine="0"/>
-              <w:jc w:val="center"/>
-            </w:pPr>
-            <w:r>
-              <w:rPr>
-                <w:sz w:val="18"/>
+              <w:keepNext/>
+              <w:spacing w:line="240" w:lineRule="auto" w:before="20" w:after="20"/>
+              <w:ind w:firstLine="0"/>
+              <w:jc w:val="center"/>
+            </w:pPr>
+            <w:r>
+              <w:rPr>
+                <w:sz w:val="20"/>
               </w:rPr>
               <w:t>0,0001755</w:t>
             </w:r>
@@ -9542,17 +10010,24 @@
     </w:tbl>
     <w:p>
       <w:pPr>
-        <w:spacing w:after="120" w:line="240" w:lineRule="auto"/>
+        <w:widowControl/>
+        <w:spacing w:after="160" w:line="240" w:lineRule="auto" w:before="60"/>
         <w:ind w:firstLine="0"/>
       </w:pPr>
       <w:r>
         <w:rPr>
+          <w:rFonts w:ascii="Times New Roman" w:hAnsi="Times New Roman"/>
           <w:sz w:val="18"/>
         </w:rPr>
         <w:t>Fonte: elaboração a partir da Tabela 2, com precisão completa nos ajustes.</w:t>
       </w:r>
     </w:p>
     <w:p>
+      <w:pPr>
+        <w:widowControl/>
+        <w:spacing w:before="0" w:after="0" w:line="360" w:lineRule="auto"/>
+        <w:jc w:val="both"/>
+      </w:pPr>
       <w:r>
         <w:t>Ao fixar n = 2 no ajuste logarítmico, encontramos g = (9,468 ± 0,003) m/s² e qui-quadrado reduzido de 347,18, com 16 graus de liberdade. No ajuste Q = a₀d passando pela origem, a₀ = 0,2110808 s²/m e g = (9,475 ± 0,003) m/s². Nesse caso, o qui-quadrado reduzido foi 320,83.</w:t>
       </w:r>
@@ -9560,11 +10035,13 @@
     <w:p>
       <w:pPr>
         <w:keepNext/>
-        <w:spacing w:before="160" w:after="80" w:line="240" w:lineRule="auto"/>
+        <w:widowControl/>
+        <w:spacing w:before="200" w:after="100" w:line="240" w:lineRule="auto"/>
         <w:ind w:firstLine="0"/>
       </w:pPr>
       <w:r>
         <w:rPr>
+          <w:rFonts w:ascii="Times New Roman" w:hAnsi="Times New Roman"/>
           <w:sz w:val="20"/>
         </w:rPr>
         <w:t>Figura 7 – Altura em função do tempo ao quadrado</w:t>
@@ -9572,6 +10049,10 @@
     </w:p>
     <w:p>
       <w:pPr>
+        <w:keepNext/>
+        <w:widowControl/>
+        <w:spacing w:line="240" w:lineRule="auto" w:before="0" w:after="0"/>
+        <w:ind w:firstLine="0"/>
         <w:jc w:val="center"/>
       </w:pPr>
       <w:r>
@@ -9580,7 +10061,7 @@
         </w:rPr>
         <w:drawing>
           <wp:inline distT="0" distB="0" distL="0" distR="0" wp14:anchorId="6B56636B" wp14:editId="6C30FF66">
-            <wp:extent cx="4860000" cy="3240000"/>
+            <wp:extent cx="4536000" cy="3024000"/>
             <wp:effectExtent l="0" t="0" r="0" b="0"/>
             <wp:docPr id="4" name="Picture 4"/>
             <wp:cNvGraphicFramePr>
@@ -9602,7 +10083,7 @@
                   <pic:spPr>
                     <a:xfrm>
                       <a:off x="0" y="0"/>
-                      <a:ext cx="4860000" cy="3240000"/>
+                      <a:ext cx="4536000" cy="3024000"/>
                     </a:xfrm>
                     <a:prstGeom prst="rect">
                       <a:avLst/>
@@ -9617,17 +10098,24 @@
     </w:p>
     <w:p>
       <w:pPr>
-        <w:spacing w:after="120" w:line="240" w:lineRule="auto"/>
+        <w:widowControl/>
+        <w:spacing w:after="160" w:line="240" w:lineRule="auto" w:before="60"/>
         <w:ind w:firstLine="0"/>
       </w:pPr>
       <w:r>
         <w:rPr>
+          <w:rFonts w:ascii="Times New Roman" w:hAnsi="Times New Roman"/>
           <w:sz w:val="18"/>
         </w:rPr>
         <w:t>Fonte: elaboração própria com a ferramenta de criação de gráficos (2026); orientação solicitada no roteiro.</w:t>
       </w:r>
     </w:p>
     <w:p>
+      <w:pPr>
+        <w:widowControl/>
+        <w:spacing w:before="0" w:after="0" w:line="360" w:lineRule="auto"/>
+        <w:jc w:val="both"/>
+      </w:pPr>
       <w:r>
         <w:t>A Figura 7 mostra d em função de t̄², como pede o roteiro. Para a reta que passa pela origem, A = 1/a₀ = 4,7375 m/s² e g = 2A. Calculamos essa inclinação a partir do ajuste ponderado de Q em função de d; o gráfico de d por Q apenas apresenta os mesmos pontos e parâmetros na orientação pedida.</w:t>
       </w:r>
@@ -9635,11 +10123,13 @@
     <w:p>
       <w:pPr>
         <w:keepNext/>
-        <w:spacing w:before="160" w:after="80" w:line="240" w:lineRule="auto"/>
+        <w:widowControl/>
+        <w:spacing w:before="200" w:after="100" w:line="240" w:lineRule="auto"/>
         <w:ind w:firstLine="0"/>
       </w:pPr>
       <w:r>
         <w:rPr>
+          <w:rFonts w:ascii="Times New Roman" w:hAnsi="Times New Roman"/>
           <w:sz w:val="20"/>
         </w:rPr>
         <w:t>Figura 8 – Tempo ao quadrado em função da altura</w:t>
@@ -9647,6 +10137,10 @@
     </w:p>
     <w:p>
       <w:pPr>
+        <w:keepNext/>
+        <w:widowControl/>
+        <w:spacing w:line="240" w:lineRule="auto" w:before="0" w:after="0"/>
+        <w:ind w:firstLine="0"/>
         <w:jc w:val="center"/>
       </w:pPr>
       <w:r>
@@ -9655,7 +10149,7 @@
         </w:rPr>
         <w:drawing>
           <wp:inline distT="0" distB="0" distL="0" distR="0" wp14:anchorId="2EC2CBE4" wp14:editId="0214A999">
-            <wp:extent cx="4860000" cy="3240000"/>
+            <wp:extent cx="4536000" cy="3024000"/>
             <wp:effectExtent l="0" t="0" r="0" b="0"/>
             <wp:docPr id="5" name="Picture 5"/>
             <wp:cNvGraphicFramePr>
@@ -9677,7 +10171,7 @@
                   <pic:spPr>
                     <a:xfrm>
                       <a:off x="0" y="0"/>
-                      <a:ext cx="4860000" cy="3240000"/>
+                      <a:ext cx="4536000" cy="3024000"/>
                     </a:xfrm>
                     <a:prstGeom prst="rect">
                       <a:avLst/>
@@ -9692,17 +10186,25 @@
     </w:p>
     <w:p>
       <w:pPr>
-        <w:spacing w:after="120" w:line="240" w:lineRule="auto"/>
+        <w:widowControl/>
+        <w:spacing w:after="160" w:line="240" w:lineRule="auto" w:before="60"/>
         <w:ind w:firstLine="0"/>
       </w:pPr>
       <w:r>
         <w:rPr>
+          <w:rFonts w:ascii="Times New Roman" w:hAnsi="Times New Roman"/>
           <w:sz w:val="18"/>
         </w:rPr>
         <w:t>Fonte: elaboração própria com a ferramenta de criação de gráficos (2026); orientação do ajuste ponderado.</w:t>
       </w:r>
     </w:p>
     <w:p>
+      <w:pPr>
+        <w:keepLines/>
+        <w:widowControl/>
+        <w:spacing w:before="0" w:after="0" w:line="360" w:lineRule="auto"/>
+        <w:jc w:val="both"/>
+      </w:pPr>
       <w:r>
         <w:t>Para verificar o efeito de permitir um intercepto, ajustamos Q = ad + b. Encontramos a = 0,2024629 s²/m e b = (0,00448 ± 0,00006) s², o que dá g = (9,878 ± 0,007) m/s². O qui-quadrado reduzido caiu para 3,08, com 15 graus de liberdade. A Figura 8 mostra Q em função de d, orientação usada nesse ajuste.</w:t>
       </w:r>
@@ -9710,11 +10212,13 @@
     <w:p>
       <w:pPr>
         <w:keepNext/>
-        <w:spacing w:before="160" w:after="80" w:line="240" w:lineRule="auto"/>
+        <w:widowControl/>
+        <w:spacing w:before="200" w:after="100" w:line="240" w:lineRule="auto"/>
         <w:ind w:firstLine="0"/>
       </w:pPr>
       <w:r>
         <w:rPr>
+          <w:rFonts w:ascii="Times New Roman" w:hAnsi="Times New Roman"/>
           <w:sz w:val="20"/>
         </w:rPr>
         <w:t>Tabela 5 – Parâmetros dos ajustes</w:t>
@@ -9750,13 +10254,15 @@
           </w:tcPr>
           <w:p>
             <w:pPr>
+              <w:keepNext/>
+              <w:spacing w:before="20" w:after="20" w:line="240" w:lineRule="auto"/>
               <w:ind w:firstLine="0"/>
               <w:jc w:val="center"/>
             </w:pPr>
             <w:r>
               <w:rPr>
                 <w:b/>
-                <w:sz w:val="18"/>
+                <w:sz w:val="20"/>
               </w:rPr>
               <w:t>Modelo</w:t>
             </w:r>
@@ -9774,13 +10280,15 @@
           </w:tcPr>
           <w:p>
             <w:pPr>
+              <w:keepNext/>
+              <w:spacing w:before="20" w:after="20" w:line="240" w:lineRule="auto"/>
               <w:ind w:firstLine="0"/>
               <w:jc w:val="center"/>
             </w:pPr>
             <w:r>
               <w:rPr>
                 <w:b/>
-                <w:sz w:val="18"/>
+                <w:sz w:val="20"/>
               </w:rPr>
               <w:t>Resultado principal</w:t>
             </w:r>
@@ -9798,13 +10306,15 @@
           </w:tcPr>
           <w:p>
             <w:pPr>
+              <w:keepNext/>
+              <w:spacing w:before="20" w:after="20" w:line="240" w:lineRule="auto"/>
               <w:ind w:firstLine="0"/>
               <w:jc w:val="center"/>
             </w:pPr>
             <w:r>
               <w:rPr>
                 <w:b/>
-                <w:sz w:val="18"/>
+                <w:sz w:val="20"/>
               </w:rPr>
               <w:t>χ² reduzido</w:t>
             </w:r>
@@ -9829,13 +10339,14 @@
           </w:tcPr>
           <w:p>
             <w:pPr>
-              <w:spacing w:line="240" w:lineRule="auto"/>
-              <w:ind w:firstLine="0"/>
-              <w:jc w:val="center"/>
-            </w:pPr>
-            <w:r>
-              <w:rPr>
-                <w:sz w:val="18"/>
+              <w:keepNext/>
+              <w:spacing w:line="240" w:lineRule="auto" w:before="20" w:after="20"/>
+              <w:ind w:firstLine="0"/>
+              <w:jc w:val="center"/>
+            </w:pPr>
+            <w:r>
+              <w:rPr>
+                <w:sz w:val="20"/>
               </w:rPr>
               <w:t>Potência, n livre</w:t>
             </w:r>
@@ -9854,13 +10365,14 @@
           </w:tcPr>
           <w:p>
             <w:pPr>
-              <w:spacing w:line="240" w:lineRule="auto"/>
-              <w:ind w:firstLine="0"/>
-              <w:jc w:val="center"/>
-            </w:pPr>
-            <w:r>
-              <w:rPr>
-                <w:sz w:val="18"/>
+              <w:keepNext/>
+              <w:spacing w:line="240" w:lineRule="auto" w:before="20" w:after="20"/>
+              <w:ind w:firstLine="0"/>
+              <w:jc w:val="center"/>
+            </w:pPr>
+            <w:r>
+              <w:rPr>
+                <w:sz w:val="20"/>
               </w:rPr>
               <w:t>n = 2,108 ± 0,002; C = (5,31 ± 0,01) m</w:t>
             </w:r>
@@ -9879,13 +10391,14 @@
           </w:tcPr>
           <w:p>
             <w:pPr>
-              <w:spacing w:line="240" w:lineRule="auto"/>
-              <w:ind w:firstLine="0"/>
-              <w:jc w:val="center"/>
-            </w:pPr>
-            <w:r>
-              <w:rPr>
-                <w:sz w:val="18"/>
+              <w:keepNext/>
+              <w:spacing w:line="240" w:lineRule="auto" w:before="20" w:after="20"/>
+              <w:ind w:firstLine="0"/>
+              <w:jc w:val="center"/>
+            </w:pPr>
+            <w:r>
+              <w:rPr>
+                <w:sz w:val="20"/>
               </w:rPr>
               <w:t>53,05</w:t>
             </w:r>
@@ -9910,13 +10423,14 @@
           </w:tcPr>
           <w:p>
             <w:pPr>
-              <w:spacing w:line="240" w:lineRule="auto"/>
-              <w:ind w:firstLine="0"/>
-              <w:jc w:val="center"/>
-            </w:pPr>
-            <w:r>
-              <w:rPr>
-                <w:sz w:val="18"/>
+              <w:keepNext/>
+              <w:spacing w:line="240" w:lineRule="auto" w:before="20" w:after="20"/>
+              <w:ind w:firstLine="0"/>
+              <w:jc w:val="center"/>
+            </w:pPr>
+            <w:r>
+              <w:rPr>
+                <w:sz w:val="20"/>
               </w:rPr>
               <w:t>Logaritmo, n = 2</w:t>
             </w:r>
@@ -9935,13 +10449,14 @@
           </w:tcPr>
           <w:p>
             <w:pPr>
-              <w:spacing w:line="240" w:lineRule="auto"/>
-              <w:ind w:firstLine="0"/>
-              <w:jc w:val="center"/>
-            </w:pPr>
-            <w:r>
-              <w:rPr>
-                <w:sz w:val="18"/>
+              <w:keepNext/>
+              <w:spacing w:line="240" w:lineRule="auto" w:before="20" w:after="20"/>
+              <w:ind w:firstLine="0"/>
+              <w:jc w:val="center"/>
+            </w:pPr>
+            <w:r>
+              <w:rPr>
+                <w:sz w:val="20"/>
               </w:rPr>
               <w:t>g = (9,468 ± 0,003) m/s²</w:t>
             </w:r>
@@ -9960,13 +10475,14 @@
           </w:tcPr>
           <w:p>
             <w:pPr>
-              <w:spacing w:line="240" w:lineRule="auto"/>
-              <w:ind w:firstLine="0"/>
-              <w:jc w:val="center"/>
-            </w:pPr>
-            <w:r>
-              <w:rPr>
-                <w:sz w:val="18"/>
+              <w:keepNext/>
+              <w:spacing w:line="240" w:lineRule="auto" w:before="20" w:after="20"/>
+              <w:ind w:firstLine="0"/>
+              <w:jc w:val="center"/>
+            </w:pPr>
+            <w:r>
+              <w:rPr>
+                <w:sz w:val="20"/>
               </w:rPr>
               <w:t>347,18</w:t>
             </w:r>
@@ -9991,13 +10507,14 @@
           </w:tcPr>
           <w:p>
             <w:pPr>
-              <w:spacing w:line="240" w:lineRule="auto"/>
-              <w:ind w:firstLine="0"/>
-              <w:jc w:val="center"/>
-            </w:pPr>
-            <w:r>
-              <w:rPr>
-                <w:sz w:val="18"/>
+              <w:keepNext/>
+              <w:spacing w:line="240" w:lineRule="auto" w:before="20" w:after="20"/>
+              <w:ind w:firstLine="0"/>
+              <w:jc w:val="center"/>
+            </w:pPr>
+            <w:r>
+              <w:rPr>
+                <w:sz w:val="20"/>
               </w:rPr>
               <w:t>Q = a₀d</w:t>
             </w:r>
@@ -10016,13 +10533,14 @@
           </w:tcPr>
           <w:p>
             <w:pPr>
-              <w:spacing w:line="240" w:lineRule="auto"/>
-              <w:ind w:firstLine="0"/>
-              <w:jc w:val="center"/>
-            </w:pPr>
-            <w:r>
-              <w:rPr>
-                <w:sz w:val="18"/>
+              <w:keepNext/>
+              <w:spacing w:line="240" w:lineRule="auto" w:before="20" w:after="20"/>
+              <w:ind w:firstLine="0"/>
+              <w:jc w:val="center"/>
+            </w:pPr>
+            <w:r>
+              <w:rPr>
+                <w:sz w:val="20"/>
               </w:rPr>
               <w:t>g = (9,475 ± 0,003) m/s²</w:t>
             </w:r>
@@ -10041,13 +10559,14 @@
           </w:tcPr>
           <w:p>
             <w:pPr>
-              <w:spacing w:line="240" w:lineRule="auto"/>
-              <w:ind w:firstLine="0"/>
-              <w:jc w:val="center"/>
-            </w:pPr>
-            <w:r>
-              <w:rPr>
-                <w:sz w:val="18"/>
+              <w:keepNext/>
+              <w:spacing w:line="240" w:lineRule="auto" w:before="20" w:after="20"/>
+              <w:ind w:firstLine="0"/>
+              <w:jc w:val="center"/>
+            </w:pPr>
+            <w:r>
+              <w:rPr>
+                <w:sz w:val="20"/>
               </w:rPr>
               <w:t>320,83</w:t>
             </w:r>
@@ -10072,13 +10591,14 @@
           </w:tcPr>
           <w:p>
             <w:pPr>
-              <w:spacing w:line="240" w:lineRule="auto"/>
-              <w:ind w:firstLine="0"/>
-              <w:jc w:val="center"/>
-            </w:pPr>
-            <w:r>
-              <w:rPr>
-                <w:sz w:val="18"/>
+              <w:keepNext/>
+              <w:spacing w:line="240" w:lineRule="auto" w:before="20" w:after="20"/>
+              <w:ind w:firstLine="0"/>
+              <w:jc w:val="center"/>
+            </w:pPr>
+            <w:r>
+              <w:rPr>
+                <w:sz w:val="20"/>
               </w:rPr>
               <w:t>Q = ad + b</w:t>
             </w:r>
@@ -10097,13 +10617,14 @@
           </w:tcPr>
           <w:p>
             <w:pPr>
-              <w:spacing w:line="240" w:lineRule="auto"/>
-              <w:ind w:firstLine="0"/>
-              <w:jc w:val="center"/>
-            </w:pPr>
-            <w:r>
-              <w:rPr>
-                <w:sz w:val="18"/>
+              <w:keepNext/>
+              <w:spacing w:line="240" w:lineRule="auto" w:before="20" w:after="20"/>
+              <w:ind w:firstLine="0"/>
+              <w:jc w:val="center"/>
+            </w:pPr>
+            <w:r>
+              <w:rPr>
+                <w:sz w:val="20"/>
               </w:rPr>
               <w:t>g = (9,878 ± 0,007) m/s²</w:t>
             </w:r>
@@ -10122,13 +10643,14 @@
           </w:tcPr>
           <w:p>
             <w:pPr>
-              <w:spacing w:line="240" w:lineRule="auto"/>
-              <w:ind w:firstLine="0"/>
-              <w:jc w:val="center"/>
-            </w:pPr>
-            <w:r>
-              <w:rPr>
-                <w:sz w:val="18"/>
+              <w:keepNext/>
+              <w:spacing w:line="240" w:lineRule="auto" w:before="20" w:after="20"/>
+              <w:ind w:firstLine="0"/>
+              <w:jc w:val="center"/>
+            </w:pPr>
+            <w:r>
+              <w:rPr>
+                <w:sz w:val="20"/>
               </w:rPr>
               <w:t>3,08</w:t>
             </w:r>
@@ -10138,99 +10660,171 @@
     </w:tbl>
     <w:p>
       <w:pPr>
-        <w:spacing w:after="120" w:line="240" w:lineRule="auto"/>
+        <w:widowControl/>
+        <w:spacing w:after="160" w:line="240" w:lineRule="auto" w:before="60"/>
         <w:ind w:firstLine="0"/>
       </w:pPr>
       <w:r>
         <w:rPr>
+          <w:rFonts w:ascii="Times New Roman" w:hAnsi="Times New Roman"/>
           <w:sz w:val="18"/>
         </w:rPr>
         <w:t>Fonte: regressões ponderadas dos 17 pontos; incertezas formais sem reescala.</w:t>
       </w:r>
     </w:p>
     <w:p>
-      <w:r>
-        <w:br w:type="page"/>
+      <w:pPr>
+        <w:pStyle w:val="Heading2"/>
+        <w:widowControl/>
+      </w:pPr>
+      <w:r>
+        <w:rPr>
+          <w:rFonts w:ascii="Times New Roman" w:hAnsi="Times New Roman"/>
+        </w:rPr>
+        <w:lastRenderedPageBreak/>
+        <w:t>4.4 Interpretação dos resíduos</w:t>
       </w:r>
     </w:p>
     <w:p>
       <w:pPr>
-        <w:pStyle w:val="Heading2"/>
-      </w:pPr>
-      <w:r>
-        <w:lastRenderedPageBreak/>
-        <w:t>4.4 Interpretação dos resíduos</w:t>
+        <w:keepNext/>
+        <w:widowControl/>
+        <w:spacing w:before="0" w:after="0" w:line="360" w:lineRule="auto"/>
+        <w:jc w:val="both"/>
+      </w:pPr>
+      <w:r>
+        <w:t>Os dois ajustes com n = 2 deram valores próximos de g, mas usaram as mesmas medidas. Portanto, essa concordância não é uma confirmação independente. Em ambos, o qui-quadrado reduzido ficou muito alto: as diferenças entre pontos e modelo foram bem maiores do que as incertezas adotadas. Assim, a incerteza de 0,003 m/s² é apenas a incerteza calculada pelo ajuste, e não a precisão real demonstrada pelo experimento.</w:t>
       </w:r>
     </w:p>
     <w:p>
-      <w:r>
-        <w:t>Os dois ajustes com n = 2 deram valores próximos de g, mas usaram as mesmas medidas. Portanto, essa concordância não é uma confirmação independente. Em ambos, o qui-quadrado reduzido ficou muito alto: as diferenças entre pontos e modelo foram bem maiores do que as incertezas adotadas. Assim, a incerteza de 0,003 m/s² é apenas a incerteza calculada pelo ajuste, e não a precisão real demonstrada pelo experimento.</w:t>
+      <w:pPr>
+        <w:keepNext/>
+        <w:widowControl/>
+        <w:spacing w:before="0" w:after="0" w:line="360" w:lineRule="auto"/>
+        <w:jc w:val="both"/>
+      </w:pPr>
+      <w:r>
+        <w:t>Deixar o intercepto livre aproximou melhor a reta dos pontos. Esse intercepto pode estar ligado a um deslocamento da referência de altura ou a outro efeito não descrito pelo modelo simples, mas os dados não permitem descobrir sua causa. Não mudamos alturas nem retiramos pontos para melhorar o resultado. Medir a incerteza da altura e investigar possíveis atrasos na soltura ou na detecção ajudaria a entender a diferença.</w:t>
       </w:r>
     </w:p>
     <w:p>
-      <w:r>
-        <w:t>Deixar o intercepto livre aproximou melhor a reta dos pontos. Esse intercepto pode estar ligado a um deslocamento da referência de altura ou a outro efeito não descrito pelo modelo simples, mas os dados não permitem descobrir sua causa. Não mudamos alturas nem retiramos pontos para melhorar o resultado. Medir a incerteza da altura e investigar possíveis atrasos na soltura ou na detecção ajudaria a entender a diferença.</w:t>
+      <w:pPr>
+        <w:widowControl/>
+        <w:spacing w:before="0" w:after="0" w:line="360" w:lineRule="auto"/>
+        <w:jc w:val="both"/>
+      </w:pPr>
+      <w:r>
+        <w:t>A lei de potência com expoente livre descreve os tempos medidos, aproximadamente de 0,158 a 0,433 s. Quando n é diferente de 2, a aceleração calculada por essa lei muda com o tempo. Por isso, não há um único valor de g nesse ajuste. Os valores obtidos ao fixar n = 2 dependem dessa hipótese.</w:t>
       </w:r>
     </w:p>
     <w:p>
-      <w:r>
-        <w:t>A lei de potência com expoente livre descreve os tempos medidos, aproximadamente de 0,158 a 0,433 s. Quando n é diferente de 2, a aceleração calculada por essa lei muda com o tempo. Por isso, não há um único valor de g nesse ajuste. Os valores obtidos ao fixar n = 2 dependem dessa hipótese.</w:t>
+      <w:pPr>
+        <w:pStyle w:val="Heading1"/>
+        <w:widowControl/>
+      </w:pPr>
+      <w:r>
+        <w:rPr>
+          <w:rFonts w:ascii="Times New Roman" w:hAnsi="Times New Roman"/>
+        </w:rPr>
+        <w:lastRenderedPageBreak/>
+        <w:t>5 CONCLUSÃO</w:t>
       </w:r>
     </w:p>
     <w:p>
       <w:pPr>
-        <w:pStyle w:val="Heading1"/>
-      </w:pPr>
-      <w:r>
-        <w:lastRenderedPageBreak/>
-        <w:t>5 CONCLUSÃO</w:t>
+        <w:widowControl/>
+        <w:spacing w:before="0" w:after="0" w:line="360" w:lineRule="auto"/>
+        <w:jc w:val="both"/>
+      </w:pPr>
+      <w:r>
+        <w:t>As 51 medidas de tempo, feitas em 17 alturas, permitiram calcular médias e incertezas e construir os gráficos pedidos no capítulo 12. No ajuste de potência, encontramos n = 2,108 ± 0,002 e C = (5,31 ± 0,01) m. Ao usar o modelo quadrático, obtivemos g = (9,475 ± 0,003) m/s² pelo ajuste de t̄² que passa pela origem e g = (9,468 ± 0,003) m/s² pelo ajuste logarítmico com n = 2.</w:t>
       </w:r>
     </w:p>
     <w:p>
-      <w:r>
-        <w:t>As 51 medidas de tempo, feitas em 17 alturas, permitiram calcular médias e incertezas e construir os gráficos pedidos no capítulo 12. No ajuste de potência, encontramos n = 2,108 ± 0,002 e C = (5,31 ± 0,01) m. Ao usar o modelo quadrático, obtivemos g = (9,475 ± 0,003) m/s² pelo ajuste de t̄² que passa pela origem e g = (9,468 ± 0,003) m/s² pelo ajuste logarítmico com n = 2.</w:t>
+      <w:pPr>
+        <w:widowControl/>
+        <w:spacing w:before="0" w:after="0" w:line="360" w:lineRule="auto"/>
+        <w:jc w:val="both"/>
+      </w:pPr>
+      <w:r>
+        <w:t>Esses dois ajustes deixaram diferenças grandes entre os pontos e o modelo, por isso suas pequenas incertezas não representam toda a variação observada. Permitir um intercepto melhorou o ajuste, mas não revelou a causa da diferença. Em outra medição, seria útil avaliar a incerteza da altura e verificar se a soltura e a parada do cronômetro introduzem atrasos.</w:t>
       </w:r>
     </w:p>
     <w:p>
-      <w:r>
-        <w:t>Esses dois ajustes deixaram diferenças grandes entre os pontos e o modelo, por isso suas pequenas incertezas não representam toda a variação observada. Permitir um intercepto melhorou o ajuste, mas não revelou a causa da diferença. Em outra medição, seria útil avaliar a incerteza da altura e verificar se a soltura e a parada do cronômetro introduzem atrasos.</w:t>
+      <w:pPr>
+        <w:pStyle w:val="Heading1"/>
+        <w:widowControl/>
+      </w:pPr>
+      <w:r>
+        <w:rPr>
+          <w:rFonts w:ascii="Times New Roman" w:hAnsi="Times New Roman"/>
+        </w:rPr>
+        <w:lastRenderedPageBreak/>
+        <w:t>REFERÊNCIAS</w:t>
       </w:r>
     </w:p>
     <w:p>
       <w:pPr>
-        <w:pStyle w:val="Heading1"/>
-      </w:pPr>
-      <w:r>
-        <w:lastRenderedPageBreak/>
-        <w:t>REFERÊNCIAS</w:t>
+        <w:widowControl/>
+        <w:spacing w:before="0" w:after="240" w:line="240" w:lineRule="auto"/>
+        <w:ind w:firstLine="0"/>
+        <w:jc w:val="left"/>
+      </w:pPr>
+      <w:r>
+        <w:t>FERRAMENTA de criação de gráficos. [S. l.: s. n.], 2026. Software próprio. Disponível em: https://yheitor13.github.io/Fisica/calculadora-de-grafico/. Acesso em: 11 out. 2026.</w:t>
       </w:r>
     </w:p>
     <w:p>
-      <w:r>
-        <w:t>FERRAMENTA de criação de gráficos. [S. l.: s. n.], 2026. Software próprio. Disponível em: https://yheitor13.github.io/Fisica/calculadora-de-grafico/. Acesso em: 11 out. 2026.</w:t>
+      <w:pPr>
+        <w:widowControl/>
+        <w:spacing w:before="0" w:after="240" w:line="240" w:lineRule="auto"/>
+        <w:ind w:firstLine="0"/>
+        <w:jc w:val="left"/>
+      </w:pPr>
+      <w:r>
+        <w:t>FERNANDES, Arthur Borges et al. Relatório de Física Geral Experimental I: medidas dimensionais e determinação de volumes com propagação de incertezas. Uberlândia: Universidade Federal de Uberlândia, 2026. Trabalho 01.</w:t>
       </w:r>
     </w:p>
     <w:p>
-      <w:r>
-        <w:t>FERNANDES, Arthur Borges et al. Relatório de Física Geral Experimental I: medidas dimensionais e determinação de volumes com propagação de incertezas. Uberlândia: Universidade Federal de Uberlândia, 2026. Trabalho 01.</w:t>
+      <w:pPr>
+        <w:widowControl/>
+        <w:spacing w:before="0" w:after="240" w:line="240" w:lineRule="auto"/>
+        <w:ind w:firstLine="0"/>
+        <w:jc w:val="left"/>
+      </w:pPr>
+      <w:r>
+        <w:t>IWAMOTO, Wellington Akira; GUARANY, Cristiano Alves; FOSCHINI, Mauricio; DI LORENZO, Antonino. Guias e roteiros para Laboratório de Física Experimental I. 1. ed. Uberlândia: Instituto de Física, Universidade Federal de Uberlândia, 2014. Cap. 12.</w:t>
       </w:r>
     </w:p>
     <w:p>
-      <w:r>
-        <w:t>IWAMOTO, Wellington Akira; GUARANY, Cristiano Alves; FOSCHINI, Mauricio; DI LORENZO, Antonino. Guias e roteiros para Laboratório de Física Experimental I. 1. ed. Uberlândia: Instituto de Física, Universidade Federal de Uberlândia, 2014. Cap. 12.</w:t>
+      <w:pPr>
+        <w:widowControl/>
+        <w:spacing w:before="0" w:after="240" w:line="240" w:lineRule="auto"/>
+        <w:ind w:firstLine="0"/>
+        <w:jc w:val="left"/>
+      </w:pPr>
+      <w:r>
+        <w:t>ODASHIMA, Mariana M. Física Experimental 1: Lab Física: Mecânica. Aula 2: teoria de erros; erro instrumental, estatístico, total. Uberlândia: Instituto de Física, Universidade Federal de Uberlândia, [s. d.]b. 25 slides.</w:t>
       </w:r>
     </w:p>
     <w:p>
-      <w:r>
-        <w:t>ODASHIMA, Mariana M. Física Experimental 1: Lab Física: Mecânica. Aula 2: teoria de erros; erro instrumental, estatístico, total. Uberlândia: Instituto de Física, Universidade Federal de Uberlândia, [s. d.]b. 25 slides.</w:t>
+      <w:pPr>
+        <w:widowControl/>
+        <w:spacing w:before="0" w:after="240" w:line="240" w:lineRule="auto"/>
+        <w:ind w:firstLine="0"/>
+        <w:jc w:val="left"/>
+      </w:pPr>
+      <w:r>
+        <w:t>REGISTRO de medidas do trabalho 03 de Física Geral Experimental I. Uberlândia, 6 out. 2026. Planilha medidas_fisicaEX03.xlsx, duas fotografias das anotações e cinco fotografias da montagem. Medidas conferidas pelo grupo em 9 out. 2026; imagens da montagem fornecidas em 12 out. 2026.</w:t>
       </w:r>
     </w:p>
     <w:p>
-      <w:r>
-        <w:t>REGISTRO de medidas do trabalho 03 de Física Geral Experimental I. Uberlândia, 6 out. 2026. Planilha medidas_fisicaEX03.xlsx, duas fotografias das anotações e cinco fotografias da montagem. Medidas conferidas pelo grupo em 9 out. 2026; imagens da montagem fornecidas em 12 out. 2026.</w:t>
-      </w:r>
-    </w:p>
-    <w:p>
+      <w:pPr>
+        <w:widowControl/>
+        <w:spacing w:before="0" w:after="240" w:line="240" w:lineRule="auto"/>
+        <w:ind w:firstLine="0"/>
+        <w:jc w:val="left"/>
+      </w:pPr>
       <w:r>
         <w:t xml:space="preserve">SOUSA, Lucas Soares. Aula 2 – Laboratório de Física 1. </w:t>
       </w:r>
@@ -13354,6 +13948,7 @@
       <w:jc w:val="both"/>
     </w:pPr>
     <w:rPr>
+      <w:rFonts w:ascii="Times New Roman" w:hAnsi="Times New Roman" w:eastAsia="Times New Roman"/>
       <w:color w:val="000000"/>
       <w:sz w:val="24"/>
       <w:szCs w:val="24"/>
@@ -13368,12 +13963,13 @@
     <w:pPr>
       <w:keepNext/>
       <w:pageBreakBefore/>
-      <w:spacing w:before="280" w:after="180" w:line="360" w:lineRule="auto"/>
+      <w:spacing w:before="240" w:after="240" w:line="240" w:lineRule="auto"/>
+      <w:ind w:firstLine="0"/>
       <w:contextualSpacing/>
       <w:outlineLvl w:val="0"/>
     </w:pPr>
     <w:rPr>
-      <w:rFonts w:ascii="Arial" w:hAnsi="Arial"/>
+      <w:rFonts w:ascii="Times New Roman" w:hAnsi="Times New Roman" w:eastAsia="Times New Roman"/>
       <w:b/>
       <w:bCs/>
       <w:caps/>
@@ -13392,12 +13988,14 @@
     <w:rsid w:val="006725F4"/>
     <w:pPr>
       <w:keepNext/>
-      <w:spacing w:before="280" w:after="180" w:line="360" w:lineRule="auto"/>
+      <w:pageBreakBefore w:val="0"/>
+      <w:spacing w:before="240" w:after="120" w:line="240" w:lineRule="auto"/>
+      <w:ind w:firstLine="0"/>
       <w:contextualSpacing/>
       <w:outlineLvl w:val="1"/>
     </w:pPr>
     <w:rPr>
-      <w:rFonts w:ascii="Arial" w:hAnsi="Arial" w:cs="Arial"/>
+      <w:rFonts w:ascii="Times New Roman" w:hAnsi="Times New Roman" w:cs="Arial" w:eastAsia="Times New Roman"/>
       <w:b/>
       <w:bCs/>
       <w:color w:val="000000"/>
@@ -13967,6 +14565,7 @@
       <w:ind w:left="0" w:firstLine="0"/>
     </w:pPr>
     <w:rPr>
+      <w:rFonts w:ascii="Times New Roman" w:hAnsi="Times New Roman" w:eastAsia="Times New Roman"/>
       <w:b w:val="0"/>
       <w:color w:val="000000"/>
       <w:sz w:val="24"/>
